--- a/Documents/Paper/SVH_Paper.docx
+++ b/Documents/Paper/SVH_Paper.docx
@@ -22,7 +22,19 @@
           <w:sz w:val="36"/>
           <w:szCs w:val="36"/>
         </w:rPr>
-        <w:t>2. Materials and Methods</w:t>
+        <w:t xml:space="preserve">2. </w:t>
+      </w:r>
+      <w:bookmarkStart w:id="0" w:name="_GoBack"/>
+      <w:bookmarkEnd w:id="0"/>
+      <w:r>
+        <w:rPr>
+          <w:rFonts w:ascii="Times New Roman" w:eastAsia="Times New Roman" w:hAnsi="Times New Roman" w:cs="Times New Roman"/>
+          <w:b/>
+          <w:bCs/>
+          <w:sz w:val="36"/>
+          <w:szCs w:val="36"/>
+        </w:rPr>
+        <w:t>Methods</w:t>
       </w:r>
     </w:p>
     <w:p>
@@ -309,7 +321,15 @@
           <w:sz w:val="24"/>
           <w:szCs w:val="24"/>
         </w:rPr>
-        <w:t>.</w:t>
+        <w:t xml:space="preserve">. </w:t>
+      </w:r>
+      <w:r>
+        <w:rPr>
+          <w:rFonts w:ascii="Times New Roman" w:eastAsia="Times New Roman" w:hAnsi="Times New Roman" w:cs="Times New Roman"/>
+          <w:sz w:val="24"/>
+          <w:szCs w:val="24"/>
+        </w:rPr>
+        <w:t>These criteria resulted in 4,007 tree crowns representing 50 (Table)</w:t>
       </w:r>
       <w:r>
         <w:rPr>
@@ -325,22 +345,6 @@
           <w:sz w:val="24"/>
           <w:szCs w:val="24"/>
         </w:rPr>
-        <w:t>These criteria resulted in 4,007 tree crowns representing 50 (Table)</w:t>
-      </w:r>
-      <w:r>
-        <w:rPr>
-          <w:rFonts w:ascii="Times New Roman" w:eastAsia="Times New Roman" w:hAnsi="Times New Roman" w:cs="Times New Roman"/>
-          <w:sz w:val="24"/>
-          <w:szCs w:val="24"/>
-        </w:rPr>
-        <w:t xml:space="preserve"> </w:t>
-      </w:r>
-      <w:r>
-        <w:rPr>
-          <w:rFonts w:ascii="Times New Roman" w:eastAsia="Times New Roman" w:hAnsi="Times New Roman" w:cs="Times New Roman"/>
-          <w:sz w:val="24"/>
-          <w:szCs w:val="24"/>
-        </w:rPr>
         <w:t xml:space="preserve">species available </w:t>
       </w:r>
       <w:r>
@@ -351,7 +355,7 @@
         </w:rPr>
         <w:t xml:space="preserve">out of </w:t>
       </w:r>
-      <w:commentRangeStart w:id="0"/>
+      <w:commentRangeStart w:id="1"/>
       <w:r>
         <w:rPr>
           <w:rFonts w:ascii="Times New Roman" w:eastAsia="Times New Roman" w:hAnsi="Times New Roman" w:cs="Times New Roman"/>
@@ -360,12 +364,12 @@
         </w:rPr>
         <w:t>79</w:t>
       </w:r>
-      <w:commentRangeEnd w:id="0"/>
+      <w:commentRangeEnd w:id="1"/>
       <w:r>
         <w:rPr>
           <w:rStyle w:val="CommentReference"/>
         </w:rPr>
-        <w:commentReference w:id="0"/>
+        <w:commentReference w:id="1"/>
       </w:r>
       <w:r>
         <w:rPr>
@@ -393,7 +397,7 @@
         </w:rPr>
         <w:t xml:space="preserve">Individual tree crowns were represented as circular buffers centered on the current UTM coordinates of each tree. </w:t>
       </w:r>
-      <w:commentRangeStart w:id="1"/>
+      <w:commentRangeStart w:id="2"/>
       <w:r>
         <w:rPr>
           <w:rFonts w:ascii="Times New Roman" w:eastAsia="Times New Roman" w:hAnsi="Times New Roman" w:cs="Times New Roman"/>
@@ -410,12 +414,12 @@
         </w:rPr>
         <w:t xml:space="preserve"> by… </w:t>
       </w:r>
-      <w:commentRangeEnd w:id="1"/>
+      <w:commentRangeEnd w:id="2"/>
       <w:r>
         <w:rPr>
           <w:rStyle w:val="CommentReference"/>
         </w:rPr>
-        <w:commentReference w:id="1"/>
+        <w:commentReference w:id="2"/>
       </w:r>
       <w:r>
         <w:rPr>
@@ -659,7 +663,7 @@
         </w:rPr>
         <w:t>2.3.</w:t>
       </w:r>
-      <w:commentRangeStart w:id="2"/>
+      <w:commentRangeStart w:id="3"/>
       <w:r>
         <w:rPr>
           <w:rFonts w:ascii="Times New Roman" w:eastAsia="Times New Roman" w:hAnsi="Times New Roman" w:cs="Times New Roman"/>
@@ -670,12 +674,12 @@
         </w:rPr>
         <w:t xml:space="preserve"> Species and Phylogenetic Diversity</w:t>
       </w:r>
-      <w:commentRangeEnd w:id="2"/>
+      <w:commentRangeEnd w:id="3"/>
       <w:r>
         <w:rPr>
           <w:rStyle w:val="CommentReference"/>
         </w:rPr>
-        <w:commentReference w:id="2"/>
+        <w:commentReference w:id="3"/>
       </w:r>
     </w:p>
     <w:p>
@@ -1123,7 +1127,7 @@
         </w:rPr>
         <w:t xml:space="preserve">2.5. </w:t>
       </w:r>
-      <w:commentRangeStart w:id="3"/>
+      <w:commentRangeStart w:id="4"/>
       <w:r>
         <w:rPr>
           <w:rFonts w:ascii="Times New Roman" w:eastAsia="Times New Roman" w:hAnsi="Times New Roman" w:cs="Times New Roman"/>
@@ -1134,12 +1138,12 @@
         </w:rPr>
         <w:t>Spectral Heterogeneity</w:t>
       </w:r>
-      <w:commentRangeEnd w:id="3"/>
+      <w:commentRangeEnd w:id="4"/>
       <w:r>
         <w:rPr>
           <w:rStyle w:val="CommentReference"/>
         </w:rPr>
-        <w:commentReference w:id="3"/>
+        <w:commentReference w:id="4"/>
       </w:r>
     </w:p>
     <w:p>
@@ -1567,7 +1571,7 @@
         </w:rPr>
         <w:t xml:space="preserve">, making these calculations computationally </w:t>
       </w:r>
-      <w:commentRangeStart w:id="4"/>
+      <w:commentRangeStart w:id="5"/>
       <w:r>
         <w:rPr>
           <w:rFonts w:ascii="Times New Roman" w:eastAsia="Times New Roman" w:hAnsi="Times New Roman" w:cs="Times New Roman"/>
@@ -1576,12 +1580,12 @@
         </w:rPr>
         <w:t>reasonable</w:t>
       </w:r>
-      <w:commentRangeEnd w:id="4"/>
+      <w:commentRangeEnd w:id="5"/>
       <w:r>
         <w:rPr>
           <w:rStyle w:val="CommentReference"/>
         </w:rPr>
-        <w:commentReference w:id="4"/>
+        <w:commentReference w:id="5"/>
       </w:r>
       <w:r>
         <w:rPr>
@@ -2037,7 +2041,7 @@
         </w:rPr>
         <w:t>3</w:t>
       </w:r>
-      <w:bookmarkStart w:id="5" w:name="_Hlk236820504"/>
+      <w:bookmarkStart w:id="6" w:name="_Hlk236820504"/>
       <w:r>
         <w:rPr>
           <w:rFonts w:ascii="Times New Roman" w:eastAsia="Times New Roman" w:hAnsi="Times New Roman" w:cs="Times New Roman"/>
@@ -2048,7 +2052,7 @@
         </w:rPr>
         <w:t>. Results</w:t>
       </w:r>
-      <w:bookmarkEnd w:id="5"/>
+      <w:bookmarkEnd w:id="6"/>
     </w:p>
     <w:p>
       <w:pPr>
@@ -3540,8 +3544,6 @@
         </w:rPr>
         <w:t xml:space="preserve">These results indicate that 4,000 pixels provide a balance between numerical stability and computational efficiency for estimating mean spectral heterogeneity, </w:t>
       </w:r>
-      <w:bookmarkStart w:id="6" w:name="_GoBack"/>
-      <w:bookmarkEnd w:id="6"/>
       <w:r>
         <w:rPr>
           <w:rFonts w:ascii="Times New Roman" w:eastAsia="Times New Roman" w:hAnsi="Times New Roman" w:cs="Times New Roman"/>
@@ -4058,7 +4060,7 @@
 
 <file path=word/comments.xml><?xml version="1.0" encoding="utf-8"?>
 <w:comments xmlns:wpc="http://schemas.microsoft.com/office/word/2010/wordprocessingCanvas" xmlns:cx="http://schemas.microsoft.com/office/drawing/2014/chartex" xmlns:cx1="http://schemas.microsoft.com/office/drawing/2015/9/8/chartex" xmlns:cx2="http://schemas.microsoft.com/office/drawing/2015/10/21/chartex" xmlns:cx3="http://schemas.microsoft.com/office/drawing/2016/5/9/chartex" xmlns:cx4="http://schemas.microsoft.com/office/drawing/2016/5/10/chartex" xmlns:cx5="http://schemas.microsoft.com/office/drawing/2016/5/11/chartex" xmlns:cx6="http://schemas.microsoft.com/office/drawing/2016/5/12/chartex" xmlns:cx7="http://schemas.microsoft.com/office/drawing/2016/5/13/chartex" xmlns:cx8="http://schemas.microsoft.com/office/drawing/2016/5/14/chartex" xmlns:mc="http://schemas.openxmlformats.org/markup-compatibility/2006" xmlns:aink="http://schemas.microsoft.com/office/drawing/2016/ink" xmlns:am3d="http://schemas.microsoft.com/office/drawing/2017/model3d" xmlns:o="urn:schemas-microsoft-com:office:office" xmlns:r="http://schemas.openxmlformats.org/officeDocument/2006/relationships" xmlns:m="http://schemas.openxmlformats.org/officeDocument/2006/math" xmlns:v="urn:schemas-microsoft-com:vml" xmlns:wp14="http://schemas.microsoft.com/office/word/2010/wordprocessingDrawing" xmlns:wp="http://schemas.openxmlformats.org/drawingml/2006/wordprocessingDrawing" xmlns:w10="urn:schemas-microsoft-com:office:word" xmlns:w="http://schemas.openxmlformats.org/wordprocessingml/2006/main" xmlns:w14="http://schemas.microsoft.com/office/word/2010/wordml" xmlns:w15="http://schemas.microsoft.com/office/word/2012/wordml" xmlns:w16cid="http://schemas.microsoft.com/office/word/2016/wordml/cid" xmlns:w16se="http://schemas.microsoft.com/office/word/2015/wordml/symex" xmlns:wpg="http://schemas.microsoft.com/office/word/2010/wordprocessingGroup" xmlns:wpi="http://schemas.microsoft.com/office/word/2010/wordprocessingInk" xmlns:wne="http://schemas.microsoft.com/office/word/2006/wordml" xmlns:wps="http://schemas.microsoft.com/office/word/2010/wordprocessingShape" mc:Ignorable="w14 w15 w16se w16cid wp14">
-  <w:comment w:id="0" w:author="Evan Tenorio" w:date="2026-08-12T17:40:00Z" w:initials="P">
+  <w:comment w:id="1" w:author="Evan Tenorio" w:date="2026-08-12T17:40:00Z" w:initials="P">
     <w:p>
       <w:pPr>
         <w:pStyle w:val="CommentText"/>
@@ -4074,7 +4076,7 @@
       </w:r>
     </w:p>
   </w:comment>
-  <w:comment w:id="1" w:author="PaintRock" w:date="2026-08-12T13:50:00Z" w:initials="P">
+  <w:comment w:id="2" w:author="PaintRock" w:date="2026-08-12T13:50:00Z" w:initials="P">
     <w:p>
       <w:pPr>
         <w:pStyle w:val="CommentText"/>
@@ -4090,7 +4092,7 @@
       </w:r>
     </w:p>
   </w:comment>
-  <w:comment w:id="2" w:author="PaintRock" w:date="2026-08-12T13:59:00Z" w:initials="P">
+  <w:comment w:id="3" w:author="PaintRock" w:date="2026-08-12T13:59:00Z" w:initials="P">
     <w:p>
       <w:pPr>
         <w:pStyle w:val="CommentText"/>
@@ -4102,14 +4104,11 @@
         <w:annotationRef/>
       </w:r>
       <w:r>
-        <w:t>Included all measures but will narrow down to only what is used in the final anal</w:t>
-      </w:r>
-      <w:r>
-        <w:t>ysis. Currently just Standardized PCA Mean distance and Spectral ROA’s Q</w:t>
+        <w:t>Included all measures but will narrow down to only what is used in the final analysis. Currently just Standardized PCA Mean distance and Spectral ROA’s Q</w:t>
       </w:r>
     </w:p>
   </w:comment>
-  <w:comment w:id="3" w:author="PaintRock" w:date="2026-08-12T14:08:00Z" w:initials="P">
+  <w:comment w:id="4" w:author="PaintRock" w:date="2026-08-12T14:08:00Z" w:initials="P">
     <w:p>
       <w:pPr>
         <w:pStyle w:val="CommentText"/>
@@ -4121,14 +4120,11 @@
         <w:annotationRef/>
       </w:r>
       <w:r>
-        <w:t>Same here. Will narrow down once we confirm which metrics are used in final analysis.</w:t>
-      </w:r>
-      <w:r>
-        <w:t xml:space="preserve"> Currently only Abundance weighted Faith’s</w:t>
+        <w:t>Same here. Will narrow down once we confirm which metrics are used in final analysis. Currently only Abundance weighted Faith’s</w:t>
       </w:r>
     </w:p>
   </w:comment>
-  <w:comment w:id="4" w:author="PaintRock" w:date="2026-08-12T14:16:00Z" w:initials="P">
+  <w:comment w:id="5" w:author="PaintRock" w:date="2026-08-12T14:16:00Z" w:initials="P">
     <w:p>
       <w:pPr>
         <w:pStyle w:val="CommentText"/>

--- a/Documents/Paper/SVH_Paper.docx
+++ b/Documents/Paper/SVH_Paper.docx
@@ -264,16 +264,14 @@
         </w:rPr>
         <w:t>For this study, the 2024 tree census was filtered to retain individuals that represented the upper and intermediate canopy and could be reliably associated with the 2025 crown measurements. Trees were included when they had a DBH ≥200 mm and a crown position class of 3-5. These criteria resulted in 4,007 tree crowns representing 50 (Table) species available out of XX across the study site.</w:t>
       </w:r>
-    </w:p>
-    <w:p>
-      <w:pPr>
-        <w:spacing w:before="100" w:beforeAutospacing="1" w:after="100" w:afterAutospacing="1" w:line="240" w:lineRule="auto"/>
-        <w:rPr>
-          <w:rFonts w:ascii="Times New Roman" w:eastAsia="Times New Roman" w:hAnsi="Times New Roman" w:cs="Times New Roman"/>
-          <w:sz w:val="24"/>
-          <w:szCs w:val="24"/>
-        </w:rPr>
-      </w:pPr>
+      <w:r>
+        <w:rPr>
+          <w:rFonts w:ascii="Times New Roman" w:eastAsia="Times New Roman" w:hAnsi="Times New Roman" w:cs="Times New Roman"/>
+          <w:sz w:val="24"/>
+          <w:szCs w:val="24"/>
+        </w:rPr>
+        <w:t xml:space="preserve"> </w:t>
+      </w:r>
       <w:r>
         <w:rPr>
           <w:rFonts w:ascii="Times New Roman" w:eastAsia="Times New Roman" w:hAnsi="Times New Roman" w:cs="Times New Roman"/>
@@ -330,16 +328,14 @@
         </w:rPr>
         <w:t xml:space="preserve"> leaf spectral characteristics. The resulting values were a canopy-weighted representation of species abundance.</w:t>
       </w:r>
-    </w:p>
-    <w:p>
-      <w:pPr>
-        <w:spacing w:before="100" w:beforeAutospacing="1" w:after="100" w:afterAutospacing="1" w:line="240" w:lineRule="auto"/>
-        <w:rPr>
-          <w:rFonts w:ascii="Times New Roman" w:eastAsia="Times New Roman" w:hAnsi="Times New Roman" w:cs="Times New Roman"/>
-          <w:sz w:val="24"/>
-          <w:szCs w:val="24"/>
-        </w:rPr>
-      </w:pPr>
+      <w:r>
+        <w:rPr>
+          <w:rFonts w:ascii="Times New Roman" w:eastAsia="Times New Roman" w:hAnsi="Times New Roman" w:cs="Times New Roman"/>
+          <w:sz w:val="24"/>
+          <w:szCs w:val="24"/>
+        </w:rPr>
+        <w:t xml:space="preserve"> </w:t>
+      </w:r>
       <w:r>
         <w:rPr>
           <w:rFonts w:ascii="Times New Roman" w:eastAsia="Times New Roman" w:hAnsi="Times New Roman" w:cs="Times New Roman"/>
@@ -405,16 +401,7 @@
           <w:sz w:val="24"/>
           <w:szCs w:val="24"/>
         </w:rPr>
-        <w:t>Documented edge quadrats were excluded from the primary 10 and 20 m analyses because their incomplete spatial coverage could affect canopy composition. No equivalent 50 m edge-</w:t>
-      </w:r>
-      <w:r>
-        <w:rPr>
-          <w:rFonts w:ascii="Times New Roman" w:eastAsia="Times New Roman" w:hAnsi="Times New Roman" w:cs="Times New Roman"/>
-          <w:sz w:val="24"/>
-          <w:szCs w:val="24"/>
-        </w:rPr>
-        <w:lastRenderedPageBreak/>
-        <w:t>exclusion criterion was applied. In addition, quadrats affected by substantial illumination distortions, including cloud shadow interference, were excluded when insufficient sunlit spectral data remained for reliable spectral analysis.</w:t>
+        <w:t>Documented edge quadrats were excluded from the primary 10 and 20 m analyses because their incomplete spatial coverage could affect canopy composition. No equivalent 50 m edge-exclusion criterion was applied. In addition, quadrats affected by substantial illumination distortions, including cloud shadow interference, were excluded when insufficient sunlit spectral data remained for reliable spectral analysis.</w:t>
       </w:r>
     </w:p>
     <w:p>
@@ -437,6 +424,7 @@
           <w:sz w:val="27"/>
           <w:szCs w:val="27"/>
         </w:rPr>
+        <w:lastRenderedPageBreak/>
         <w:t>2.3.</w:t>
       </w:r>
       <w:commentRangeStart w:id="1"/>
@@ -1046,8 +1034,16 @@
           <w:sz w:val="24"/>
           <w:szCs w:val="24"/>
         </w:rPr>
+        <w:t xml:space="preserve">Drone-based hyperspectral imagery was collected over the study area in June 2024 using a Headwall Micro A-series visible and near-infrared push-broom imaging sensor. The sensor recorded reflectance from approximately 396 to 1002 nm across 328 spectral bands at an </w:t>
+      </w:r>
+      <w:r>
+        <w:rPr>
+          <w:rFonts w:ascii="Times New Roman" w:eastAsia="Times New Roman" w:hAnsi="Times New Roman" w:cs="Times New Roman"/>
+          <w:sz w:val="24"/>
+          <w:szCs w:val="24"/>
+        </w:rPr>
         <w:lastRenderedPageBreak/>
-        <w:t xml:space="preserve">Drone-based hyperspectral imagery was collected over the study area in June 2024 using a Headwall Micro A-series visible and near-infrared push-broom imaging sensor. The sensor recorded reflectance from approximately 396 to 1002 nm across 328 spectral bands at an approximate spectral resolution of 2 nm and a spatial resolution of 10 cm. The sensor was mounted on a DJI </w:t>
+        <w:t xml:space="preserve">approximate spectral resolution of 2 nm and a spatial resolution of 10 cm. The sensor was mounted on a DJI </w:t>
       </w:r>
       <w:proofErr w:type="spellStart"/>
       <w:r>
@@ -1373,8 +1369,16 @@
           <w:sz w:val="24"/>
           <w:szCs w:val="24"/>
         </w:rPr>
+        <w:t xml:space="preserve">Principal component analysis (PCA) was used to reduce the dimensionality of the hyperspectral data and to provide a common spectral coordinate system for calculating spectral heterogeneity. </w:t>
+      </w:r>
+      <w:r>
+        <w:rPr>
+          <w:rFonts w:ascii="Times New Roman" w:eastAsia="Times New Roman" w:hAnsi="Times New Roman" w:cs="Times New Roman"/>
+          <w:sz w:val="24"/>
+          <w:szCs w:val="24"/>
+        </w:rPr>
         <w:lastRenderedPageBreak/>
-        <w:t>Principal component analysis (PCA) was used to reduce the dimensionality of the hyperspectral data and to provide a common spectral coordinate system for calculating spectral heterogeneity. A common PCA basis was constructed from the 10 m spectral data and subsequently applied to spectra from all three quadrat grains. Using a common PCA space allowed spectral heterogeneity to be compared across spatial scales without fitting separate PCA models to each quadrat size.</w:t>
+        <w:t>A common PCA basis was constructed from the 10 m spectral data and subsequently applied to spectra from all three quadrat grains. Using a common PCA space allowed spectral heterogeneity to be compared across spatial scales without fitting separate PCA models to each quadrat size.</w:t>
       </w:r>
     </w:p>
     <w:p>
@@ -1797,7 +1801,6 @@
           <w:sz w:val="27"/>
           <w:szCs w:val="27"/>
         </w:rPr>
-        <w:lastRenderedPageBreak/>
         <w:t xml:space="preserve">2.7. </w:t>
       </w:r>
       <w:commentRangeStart w:id="6"/>
@@ -1835,6 +1838,7 @@
           <w:sz w:val="24"/>
           <w:szCs w:val="24"/>
         </w:rPr>
+        <w:lastRenderedPageBreak/>
         <w:t>Spectral heterogeneity was quantified using PCA-based measures of spectral dispersion. The PCA-based metrics were alpha-hull area, mean Euclidean distance from the quadrat spectral centroid, and spectral Rao's Q. Each metric was calculated in both the raw PCA space and the vector-normalized PCA space. The vector-normalized metrics were used as the primary PCA-based measures because they were designed to reduce the influence of overall spectral magnitude.</w:t>
       </w:r>
     </w:p>
@@ -3394,23 +3398,13 @@
         </w:rPr>
         <w:t xml:space="preserve"> </w:t>
       </w:r>
-      <w:proofErr w:type="gramStart"/>
-      <w:r>
-        <w:rPr>
-          <w:rFonts w:ascii="Times New Roman" w:eastAsia="Times New Roman" w:hAnsi="Times New Roman" w:cs="Times New Roman"/>
-          <w:sz w:val="24"/>
-          <w:szCs w:val="24"/>
-        </w:rPr>
-        <w:t>Spatial</w:t>
-      </w:r>
-      <w:proofErr w:type="gramEnd"/>
-      <w:r>
-        <w:rPr>
-          <w:rFonts w:ascii="Times New Roman" w:eastAsia="Times New Roman" w:hAnsi="Times New Roman" w:cs="Times New Roman"/>
-          <w:sz w:val="24"/>
-          <w:szCs w:val="24"/>
-        </w:rPr>
-        <w:t xml:space="preserve"> analyses were conducted in R using spatial-analysis packages “sf” and “</w:t>
+      <w:r>
+        <w:rPr>
+          <w:rFonts w:ascii="Times New Roman" w:eastAsia="Times New Roman" w:hAnsi="Times New Roman" w:cs="Times New Roman"/>
+          <w:sz w:val="24"/>
+          <w:szCs w:val="24"/>
+        </w:rPr>
+        <w:t>Spatial analyses were conducted in R using spatial-analysis packages “sf” and “</w:t>
       </w:r>
       <w:proofErr w:type="spellStart"/>
       <w:r>
@@ -5197,7 +5191,23 @@
           <w:sz w:val="24"/>
           <w:szCs w:val="24"/>
         </w:rPr>
-        <w:t>Across all three PCA metrics, relationship strength increased consistently from 10 m to 20 m and 50 m. The largest increases occurred for standardized PCA alpha hull and mean distance, with the strongest 50 m relationships explaining approximately 18–25% of variation in the corresponding spectral heterogeneity metric.</w:t>
+        <w:t>Across all three PCA metrics, relationship strength increased consistently from 10 m to 20 m and 50 m. The largest increases occurred for standardized PCA alpha hull and mean distance, with the strongest 50 m relationships explaining approximately 18</w:t>
+      </w:r>
+      <w:r>
+        <w:rPr>
+          <w:rFonts w:ascii="Times New Roman" w:eastAsia="Times New Roman" w:hAnsi="Times New Roman" w:cs="Times New Roman"/>
+          <w:sz w:val="24"/>
+          <w:szCs w:val="24"/>
+        </w:rPr>
+        <w:t>-</w:t>
+      </w:r>
+      <w:r>
+        <w:rPr>
+          <w:rFonts w:ascii="Times New Roman" w:eastAsia="Times New Roman" w:hAnsi="Times New Roman" w:cs="Times New Roman"/>
+          <w:sz w:val="24"/>
+          <w:szCs w:val="24"/>
+        </w:rPr>
+        <w:t>25% of variation in the corresponding spectral heterogeneity metric.</w:t>
       </w:r>
     </w:p>
     <w:p>
@@ -7548,8 +7558,6 @@
         <w:lastRenderedPageBreak/>
         <w:t>In contrast, Shannon diversity showed little relationship with any of the standardized PCA spectral metrics across scales, including near-zero correlations at 50 m. The increasing separation between Shannon diversity and abundance-weighted phylogenetic metrics with increasing spatial grain further distinguished the two biodiversity components. The strongest 50 m phylogenetic relationships also showed relatively weak residual spatial structure, whereas the corresponding Shannon-diversity relationships retained stronger spatial structure. Together, these patterns characterized a clear increase in the correspondence between spectral heterogeneity and phylogenetic biodiversity from 10 m to 50 m.</w:t>
       </w:r>
-      <w:bookmarkStart w:id="13" w:name="_GoBack"/>
-      <w:bookmarkEnd w:id="13"/>
     </w:p>
     <w:p>
       <w:pPr>
@@ -7594,25 +7602,43 @@
           <w:sz w:val="27"/>
           <w:szCs w:val="27"/>
         </w:rPr>
-        <w:t>4.1 Spectral metrics differ in their ability to capture phylogenetic diversity</w:t>
-      </w:r>
-    </w:p>
-    <w:p>
-      <w:pPr>
-        <w:spacing w:before="100" w:beforeAutospacing="1" w:after="100" w:afterAutospacing="1" w:line="240" w:lineRule="auto"/>
-        <w:rPr>
-          <w:rFonts w:ascii="Times New Roman" w:eastAsia="Times New Roman" w:hAnsi="Times New Roman" w:cs="Times New Roman"/>
-          <w:sz w:val="24"/>
-          <w:szCs w:val="24"/>
-        </w:rPr>
-      </w:pPr>
-      <w:r>
-        <w:rPr>
-          <w:rFonts w:ascii="Times New Roman" w:eastAsia="Times New Roman" w:hAnsi="Times New Roman" w:cs="Times New Roman"/>
-          <w:sz w:val="24"/>
-          <w:szCs w:val="24"/>
-        </w:rPr>
-        <w:t>The sampling analysis supports the use of 4,000 retained pixels to estimate mean spectral heterogeneity. Standardized PCA mean Euclidean distance stabilized at relatively small pixel sample sizes across all three quadrat scales, with mean absolute deviations from the 4,000-pixel reference of 0.00% to less than 0.3% at sampling levels of 1,250–2,000 pixels for 10 and 20 m quadrats and at 1% sampling for 50 m quadrats.</w:t>
+        <w:t>4.1 Scale determines how much of the biodiversity signal is expressed in spectral heterogeneity</w:t>
+      </w:r>
+    </w:p>
+    <w:p>
+      <w:pPr>
+        <w:spacing w:before="100" w:beforeAutospacing="1" w:after="100" w:afterAutospacing="1" w:line="240" w:lineRule="auto"/>
+        <w:rPr>
+          <w:rFonts w:ascii="Times New Roman" w:eastAsia="Times New Roman" w:hAnsi="Times New Roman" w:cs="Times New Roman"/>
+          <w:sz w:val="24"/>
+          <w:szCs w:val="24"/>
+        </w:rPr>
+      </w:pPr>
+      <w:r>
+        <w:rPr>
+          <w:rFonts w:ascii="Times New Roman" w:eastAsia="Times New Roman" w:hAnsi="Times New Roman" w:cs="Times New Roman"/>
+          <w:sz w:val="24"/>
+          <w:szCs w:val="24"/>
+        </w:rPr>
+        <w:t>The clearest pattern in this study was that the spectral-biodiversity relationship strengthened as quadrat size increased. This pattern appeared across the PCA-based spectral heterogeneity metrics and was strongest for the phylogenetic biodiversity measures. As quadrat size increased, the spectral metrics appeared to shift from describing mostly local canopy variation toward describing broader variation associated with canopy community composition.</w:t>
+      </w:r>
+    </w:p>
+    <w:p>
+      <w:pPr>
+        <w:spacing w:before="100" w:beforeAutospacing="1" w:after="100" w:afterAutospacing="1" w:line="240" w:lineRule="auto"/>
+        <w:rPr>
+          <w:rFonts w:ascii="Times New Roman" w:eastAsia="Times New Roman" w:hAnsi="Times New Roman" w:cs="Times New Roman"/>
+          <w:sz w:val="24"/>
+          <w:szCs w:val="24"/>
+        </w:rPr>
+      </w:pPr>
+      <w:r>
+        <w:rPr>
+          <w:rFonts w:ascii="Times New Roman" w:eastAsia="Times New Roman" w:hAnsi="Times New Roman" w:cs="Times New Roman"/>
+          <w:sz w:val="24"/>
+          <w:szCs w:val="24"/>
+        </w:rPr>
+        <w:t>At 10 m, each quadrat captured a small portion of the canopy. Individual crowns, leaf angle, and local canopy structure could strongly shape the spectral values within that quadrat. Because fewer crowns and canopy conditions contributed to each 10 m quadrat, a small number of unusual pixels could strongly influence the spectral heterogeneity value. As a result, spectral heterogeneity at this scale likely reflected fine-scale canopy variation that was not directly tied to community composition.</w:t>
       </w:r>
       <w:r>
         <w:rPr>
@@ -7628,164 +7654,169 @@
           <w:sz w:val="24"/>
           <w:szCs w:val="24"/>
         </w:rPr>
-        <w:t xml:space="preserve">Bootstrap variability also declined substantially with increasing sample size, with relatively little additional improvement beyond 4,000 pixels. This rapid stabilization suggests that mean Euclidean distance provides a </w:t>
-      </w:r>
-      <w:r>
-        <w:rPr>
-          <w:rFonts w:ascii="Times New Roman" w:eastAsia="Times New Roman" w:hAnsi="Times New Roman" w:cs="Times New Roman"/>
-          <w:sz w:val="24"/>
-          <w:szCs w:val="24"/>
-        </w:rPr>
-        <w:t>reliable</w:t>
-      </w:r>
-      <w:r>
-        <w:rPr>
-          <w:rFonts w:ascii="Times New Roman" w:eastAsia="Times New Roman" w:hAnsi="Times New Roman" w:cs="Times New Roman"/>
-          <w:sz w:val="24"/>
-          <w:szCs w:val="24"/>
-        </w:rPr>
-        <w:t xml:space="preserve"> summary of broad quadrat-level spectral dispersion and is not strongly dependent on individual rare pixels. The relatively high spatial redundancy of canopy spectra likely contributes to this pattern, as neighboring pixels may represent similar crowns, leaves, illumination conditions, or canopy surfaces, reducing the amount of independent spectral information gained from progressively larger samples. In contrast, Rao's Q remained more sensitive to sample size, particularly at larger quadrat scales, consistent with its greater weighting of pixels with large departures from the spectral centroid. </w:t>
-      </w:r>
-    </w:p>
-    <w:p>
-      <w:pPr>
-        <w:spacing w:before="100" w:beforeAutospacing="1" w:after="100" w:afterAutospacing="1" w:line="240" w:lineRule="auto"/>
-        <w:rPr>
-          <w:rFonts w:ascii="Times New Roman" w:eastAsia="Times New Roman" w:hAnsi="Times New Roman" w:cs="Times New Roman"/>
-          <w:sz w:val="24"/>
-          <w:szCs w:val="24"/>
-        </w:rPr>
-      </w:pPr>
-      <w:r>
-        <w:rPr>
-          <w:rFonts w:ascii="Times New Roman" w:eastAsia="Times New Roman" w:hAnsi="Times New Roman" w:cs="Times New Roman"/>
-          <w:sz w:val="24"/>
-          <w:szCs w:val="24"/>
-        </w:rPr>
-        <w:t xml:space="preserve">These results indicate that 4,000 pixels provide a balance between numerical stability and computational efficiency for estimating mean spectral heterogeneity, </w:t>
-      </w:r>
-      <w:r>
-        <w:rPr>
-          <w:rFonts w:ascii="Times New Roman" w:eastAsia="Times New Roman" w:hAnsi="Times New Roman" w:cs="Times New Roman"/>
-          <w:sz w:val="24"/>
-          <w:szCs w:val="24"/>
-        </w:rPr>
-        <w:t>especially</w:t>
-      </w:r>
-      <w:r>
-        <w:rPr>
-          <w:rFonts w:ascii="Times New Roman" w:eastAsia="Times New Roman" w:hAnsi="Times New Roman" w:cs="Times New Roman"/>
-          <w:sz w:val="24"/>
-          <w:szCs w:val="24"/>
-        </w:rPr>
-        <w:t xml:space="preserve"> for larger quadrats where calculating the metric from all retained pixels would substantially increase computational requirements. </w:t>
-      </w:r>
-      <w:r>
-        <w:rPr>
-          <w:rFonts w:ascii="Times New Roman" w:eastAsia="Times New Roman" w:hAnsi="Times New Roman" w:cs="Times New Roman"/>
-          <w:sz w:val="24"/>
-          <w:szCs w:val="24"/>
-        </w:rPr>
-        <w:t>R</w:t>
-      </w:r>
-      <w:r>
-        <w:rPr>
-          <w:rFonts w:ascii="Times New Roman" w:eastAsia="Times New Roman" w:hAnsi="Times New Roman" w:cs="Times New Roman"/>
-          <w:sz w:val="24"/>
-          <w:szCs w:val="24"/>
-        </w:rPr>
-        <w:t>are canopy features may remain underrepresented, but their influence on mean spectral heterogeneity appears limited at this sampling level.</w:t>
-      </w:r>
-    </w:p>
-    <w:p>
-      <w:pPr>
-        <w:spacing w:before="100" w:beforeAutospacing="1" w:after="100" w:afterAutospacing="1" w:line="240" w:lineRule="auto"/>
-        <w:rPr>
-          <w:rFonts w:ascii="Times New Roman" w:eastAsia="Times New Roman" w:hAnsi="Times New Roman" w:cs="Times New Roman"/>
-          <w:sz w:val="24"/>
-          <w:szCs w:val="24"/>
-        </w:rPr>
-      </w:pPr>
-      <w:r>
-        <w:rPr>
-          <w:rFonts w:ascii="Times New Roman" w:eastAsia="Times New Roman" w:hAnsi="Times New Roman" w:cs="Times New Roman"/>
-          <w:sz w:val="24"/>
-          <w:szCs w:val="24"/>
-        </w:rPr>
-        <w:t>Both spectral diversity metrics were positively associated with abundance-weighted Faith's phylogenetic diversity, but standardized PCA mean Euclidean distance consistently produced stronger relationships than spectral Rao's Q. Although both metrics are derived from the same PCA scores, they summarize spectral dispersion in fundamentally different ways.</w:t>
-      </w:r>
-    </w:p>
-    <w:p>
-      <w:pPr>
-        <w:spacing w:before="100" w:beforeAutospacing="1" w:after="100" w:afterAutospacing="1" w:line="240" w:lineRule="auto"/>
-        <w:rPr>
-          <w:rFonts w:ascii="Times New Roman" w:eastAsia="Times New Roman" w:hAnsi="Times New Roman" w:cs="Times New Roman"/>
-          <w:sz w:val="24"/>
-          <w:szCs w:val="24"/>
-        </w:rPr>
-      </w:pPr>
-      <w:r>
-        <w:rPr>
-          <w:rFonts w:ascii="Times New Roman" w:eastAsia="Times New Roman" w:hAnsi="Times New Roman" w:cs="Times New Roman"/>
-          <w:sz w:val="24"/>
-          <w:szCs w:val="24"/>
-        </w:rPr>
-        <w:t>Standardized PCA mean Euclidean distance is calculated as the mean Euclidean distance of pixels from the quadrat centroid in PCA space. In contrast, spectral Rao's Q is calculated as twice the mean squared distance from the centroid. For squared Euclidean distances, this centroid-based formulation is mathematically equivalent to the average pairwise squared Euclidean distance among all pixels when equal pixel weights are assumed. Thus, while the implementation avoids explicitly calculating every pairwise comparison, spectral Rao's Q remains conceptually a measure of pairwise spectral diversity.</w:t>
-      </w:r>
-    </w:p>
-    <w:p>
-      <w:pPr>
-        <w:spacing w:before="100" w:beforeAutospacing="1" w:after="100" w:afterAutospacing="1" w:line="240" w:lineRule="auto"/>
-        <w:rPr>
-          <w:rFonts w:ascii="Times New Roman" w:eastAsia="Times New Roman" w:hAnsi="Times New Roman" w:cs="Times New Roman"/>
-          <w:sz w:val="24"/>
-          <w:szCs w:val="24"/>
-        </w:rPr>
-      </w:pPr>
-      <w:r>
-        <w:rPr>
-          <w:rFonts w:ascii="Times New Roman" w:eastAsia="Times New Roman" w:hAnsi="Times New Roman" w:cs="Times New Roman"/>
-          <w:sz w:val="24"/>
-          <w:szCs w:val="24"/>
-        </w:rPr>
-        <w:lastRenderedPageBreak/>
-        <w:t>The distinction between the metrics lies in the treatment of spectral distance. Mean Euclidean distance summarizes the average magnitude of spectral dispersion around the centroid, whereas Rao's Q squares those distances before averaging. Squaring gives greater influence to pixels that lie farther from the centroid, making Rao's Q more sensitive to the tails of the distance distribution. As a result, relatively uncommon spectral observations contribute more strongly to Rao's Q than to the mean Euclidean distance.</w:t>
-      </w:r>
-    </w:p>
-    <w:p>
-      <w:pPr>
-        <w:spacing w:before="100" w:beforeAutospacing="1" w:after="100" w:afterAutospacing="1" w:line="240" w:lineRule="auto"/>
-        <w:rPr>
-          <w:rFonts w:ascii="Times New Roman" w:eastAsia="Times New Roman" w:hAnsi="Times New Roman" w:cs="Times New Roman"/>
-          <w:sz w:val="24"/>
-          <w:szCs w:val="24"/>
-        </w:rPr>
-      </w:pPr>
-      <w:r>
-        <w:rPr>
-          <w:rFonts w:ascii="Times New Roman" w:eastAsia="Times New Roman" w:hAnsi="Times New Roman" w:cs="Times New Roman"/>
-          <w:sz w:val="24"/>
-          <w:szCs w:val="24"/>
-        </w:rPr>
-        <w:t>Prior to principal component analysis, spectra were vector normalized to reduce variation associated with illumination intensity. This preprocessing removed approximately 90% of the illumination signal, allowing the principal components to primarily represent differences in spectral shape rather than overall brightness. However, vector normalization does not eliminate illumination effects entirely, and residual variation associated with shadowing, canopy geometry, or viewing conditions may still be represented within the PCA axes. Because Rao's Q emphasizes larger squared distances, these residual sources of variation are likely to have a greater influence on Rao's Q than on the mean Euclidean distance.</w:t>
-      </w:r>
-    </w:p>
-    <w:p>
-      <w:pPr>
-        <w:spacing w:before="100" w:beforeAutospacing="1" w:after="100" w:afterAutospacing="1" w:line="240" w:lineRule="auto"/>
-        <w:rPr>
-          <w:rFonts w:ascii="Times New Roman" w:eastAsia="Times New Roman" w:hAnsi="Times New Roman" w:cs="Times New Roman"/>
-          <w:sz w:val="24"/>
-          <w:szCs w:val="24"/>
-        </w:rPr>
-      </w:pPr>
-      <w:r>
-        <w:rPr>
-          <w:rFonts w:ascii="Times New Roman" w:eastAsia="Times New Roman" w:hAnsi="Times New Roman" w:cs="Times New Roman"/>
-          <w:sz w:val="24"/>
-          <w:szCs w:val="24"/>
-        </w:rPr>
-        <w:t>These differences provide one possible explanation for the stronger relationships observed for standardized PCA mean Euclidean distance. By weighting all pixel departures from the centroid linearly, the metric appears to better capture the dominant canopy spectral structure associated with abundance-weighted phylogenetic diversity. In contrast, Rao's Q places greater emphasis on larger spectral departures, making it more responsive to the full range of within-quadrat spectral variation, including variation arising from canopy structure and residual illumination effects in addition to biological differences.</w:t>
+        <w:t xml:space="preserve">As quadrat size increased, each quadrat included a larger sample of crowns and canopy conditions. This reduced the influence of any single crown or isolated spectral condition and allowed shared differences among canopy species or lineages to contribute more strongly to the spectral summary. Larger quadrats appeared to reduce local noise enough for community-level spectral differences to become more visible. </w:t>
+      </w:r>
+      <w:r>
+        <w:rPr>
+          <w:rFonts w:ascii="Times New Roman" w:eastAsia="Times New Roman" w:hAnsi="Times New Roman" w:cs="Times New Roman"/>
+          <w:sz w:val="24"/>
+          <w:szCs w:val="24"/>
+        </w:rPr>
+        <w:t>Which is supported by t</w:t>
+      </w:r>
+      <w:r>
+        <w:rPr>
+          <w:rFonts w:ascii="Times New Roman" w:eastAsia="Times New Roman" w:hAnsi="Times New Roman" w:cs="Times New Roman"/>
+          <w:sz w:val="24"/>
+          <w:szCs w:val="24"/>
+        </w:rPr>
+        <w:t xml:space="preserve">he stronger relationships at </w:t>
+      </w:r>
+      <w:r>
+        <w:rPr>
+          <w:rFonts w:ascii="Times New Roman" w:eastAsia="Times New Roman" w:hAnsi="Times New Roman" w:cs="Times New Roman"/>
+          <w:sz w:val="24"/>
+          <w:szCs w:val="24"/>
+        </w:rPr>
+        <w:t xml:space="preserve">the </w:t>
+      </w:r>
+      <w:r>
+        <w:rPr>
+          <w:rFonts w:ascii="Times New Roman" w:eastAsia="Times New Roman" w:hAnsi="Times New Roman" w:cs="Times New Roman"/>
+          <w:sz w:val="24"/>
+          <w:szCs w:val="24"/>
+        </w:rPr>
+        <w:t xml:space="preserve">50 m </w:t>
+      </w:r>
+      <w:r>
+        <w:rPr>
+          <w:rFonts w:ascii="Times New Roman" w:eastAsia="Times New Roman" w:hAnsi="Times New Roman" w:cs="Times New Roman"/>
+          <w:sz w:val="24"/>
+          <w:szCs w:val="24"/>
+        </w:rPr>
+        <w:t>quad scale</w:t>
+      </w:r>
+      <w:r>
+        <w:rPr>
+          <w:rFonts w:ascii="Times New Roman" w:eastAsia="Times New Roman" w:hAnsi="Times New Roman" w:cs="Times New Roman"/>
+          <w:sz w:val="24"/>
+          <w:szCs w:val="24"/>
+        </w:rPr>
+        <w:t>.</w:t>
+      </w:r>
+    </w:p>
+    <w:p>
+      <w:pPr>
+        <w:spacing w:before="100" w:beforeAutospacing="1" w:after="100" w:afterAutospacing="1" w:line="240" w:lineRule="auto"/>
+        <w:rPr>
+          <w:rFonts w:ascii="Times New Roman" w:eastAsia="Times New Roman" w:hAnsi="Times New Roman" w:cs="Times New Roman"/>
+          <w:sz w:val="24"/>
+          <w:szCs w:val="24"/>
+        </w:rPr>
+      </w:pPr>
+      <w:r>
+        <w:rPr>
+          <w:rFonts w:ascii="Times New Roman" w:eastAsia="Times New Roman" w:hAnsi="Times New Roman" w:cs="Times New Roman"/>
+          <w:sz w:val="24"/>
+          <w:szCs w:val="24"/>
+        </w:rPr>
+        <w:t>This scale effect is particularly relevant because the biodiversity measures represent communities rather than individual trees or pixels. A community-level metric such as abundance-weighted Faith's PD incorporates the combined species composition of the quadrat. It is therefore reasonable that its relationship with spectral heterogeneity would become stronger when the spectral measurement also integrates across a larger portion of the canopy. The strongest relationships at 50 m suggest that, within th</w:t>
+      </w:r>
+      <w:r>
+        <w:rPr>
+          <w:rFonts w:ascii="Times New Roman" w:eastAsia="Times New Roman" w:hAnsi="Times New Roman" w:cs="Times New Roman"/>
+          <w:sz w:val="24"/>
+          <w:szCs w:val="24"/>
+        </w:rPr>
+        <w:t xml:space="preserve">is range of scales, </w:t>
+      </w:r>
+      <w:r>
+        <w:rPr>
+          <w:rFonts w:ascii="Times New Roman" w:eastAsia="Times New Roman" w:hAnsi="Times New Roman" w:cs="Times New Roman"/>
+          <w:sz w:val="24"/>
+          <w:szCs w:val="24"/>
+        </w:rPr>
+        <w:t>the broader grain provided a better match between the spatial organization of the canop</w:t>
+      </w:r>
+      <w:r>
+        <w:rPr>
+          <w:rFonts w:ascii="Times New Roman" w:eastAsia="Times New Roman" w:hAnsi="Times New Roman" w:cs="Times New Roman"/>
+          <w:sz w:val="24"/>
+          <w:szCs w:val="24"/>
+        </w:rPr>
+        <w:t>ies</w:t>
+      </w:r>
+      <w:r>
+        <w:rPr>
+          <w:rFonts w:ascii="Times New Roman" w:eastAsia="Times New Roman" w:hAnsi="Times New Roman" w:cs="Times New Roman"/>
+          <w:sz w:val="24"/>
+          <w:szCs w:val="24"/>
+        </w:rPr>
+        <w:t xml:space="preserve"> and the biodiversity measurements.</w:t>
+      </w:r>
+      <w:r>
+        <w:rPr>
+          <w:rFonts w:ascii="Times New Roman" w:eastAsia="Times New Roman" w:hAnsi="Times New Roman" w:cs="Times New Roman"/>
+          <w:sz w:val="24"/>
+          <w:szCs w:val="24"/>
+        </w:rPr>
+        <w:t xml:space="preserve"> </w:t>
+      </w:r>
+      <w:r>
+        <w:rPr>
+          <w:rFonts w:ascii="Times New Roman" w:eastAsia="Times New Roman" w:hAnsi="Times New Roman" w:cs="Times New Roman"/>
+          <w:sz w:val="24"/>
+          <w:szCs w:val="24"/>
+        </w:rPr>
+        <w:t>Th</w:t>
+      </w:r>
+      <w:r>
+        <w:rPr>
+          <w:rFonts w:ascii="Times New Roman" w:eastAsia="Times New Roman" w:hAnsi="Times New Roman" w:cs="Times New Roman"/>
+          <w:sz w:val="24"/>
+          <w:szCs w:val="24"/>
+        </w:rPr>
+        <w:t>is</w:t>
+      </w:r>
+      <w:r>
+        <w:rPr>
+          <w:rFonts w:ascii="Times New Roman" w:eastAsia="Times New Roman" w:hAnsi="Times New Roman" w:cs="Times New Roman"/>
+          <w:sz w:val="24"/>
+          <w:szCs w:val="24"/>
+        </w:rPr>
+        <w:t xml:space="preserve"> scale effect may also explain why the relationship is not equally strong for all spectral heterogeneity metrics. Increasing quadrat size changes not only the number of pixels included, but also the distribution of spectral values within each quadrat. Metrics that respond strongly to the tails of that distribution may respond differently to aggregation than metrics that emphasize the typical spectral condition. Thus, the scale dependence of the biodiversity relationship is likely related to both ecological aggregation and the mathematical properties of </w:t>
+      </w:r>
+      <w:r>
+        <w:rPr>
+          <w:rFonts w:ascii="Times New Roman" w:eastAsia="Times New Roman" w:hAnsi="Times New Roman" w:cs="Times New Roman"/>
+          <w:sz w:val="24"/>
+          <w:szCs w:val="24"/>
+        </w:rPr>
+        <w:t xml:space="preserve">how </w:t>
+      </w:r>
+      <w:r>
+        <w:rPr>
+          <w:rFonts w:ascii="Times New Roman" w:eastAsia="Times New Roman" w:hAnsi="Times New Roman" w:cs="Times New Roman"/>
+          <w:sz w:val="24"/>
+          <w:szCs w:val="24"/>
+        </w:rPr>
+        <w:t>the spectral metric</w:t>
+      </w:r>
+      <w:r>
+        <w:rPr>
+          <w:rFonts w:ascii="Times New Roman" w:eastAsia="Times New Roman" w:hAnsi="Times New Roman" w:cs="Times New Roman"/>
+          <w:sz w:val="24"/>
+          <w:szCs w:val="24"/>
+        </w:rPr>
+        <w:t xml:space="preserve"> is calculated</w:t>
+      </w:r>
+      <w:r>
+        <w:rPr>
+          <w:rFonts w:ascii="Times New Roman" w:eastAsia="Times New Roman" w:hAnsi="Times New Roman" w:cs="Times New Roman"/>
+          <w:sz w:val="24"/>
+          <w:szCs w:val="24"/>
+        </w:rPr>
+        <w:t>.</w:t>
       </w:r>
     </w:p>
     <w:p>
@@ -7808,132 +7839,228 @@
           <w:sz w:val="27"/>
           <w:szCs w:val="27"/>
         </w:rPr>
-        <w:t>4.2 Scale dependence of the spectral-phylogenetic relationship</w:t>
-      </w:r>
-    </w:p>
-    <w:p>
-      <w:pPr>
-        <w:spacing w:before="100" w:beforeAutospacing="1" w:after="100" w:afterAutospacing="1" w:line="240" w:lineRule="auto"/>
-        <w:rPr>
-          <w:rFonts w:ascii="Times New Roman" w:eastAsia="Times New Roman" w:hAnsi="Times New Roman" w:cs="Times New Roman"/>
-          <w:sz w:val="24"/>
-          <w:szCs w:val="24"/>
-        </w:rPr>
-      </w:pPr>
-      <w:r>
-        <w:rPr>
-          <w:rFonts w:ascii="Times New Roman" w:eastAsia="Times New Roman" w:hAnsi="Times New Roman" w:cs="Times New Roman"/>
-          <w:sz w:val="24"/>
-          <w:szCs w:val="24"/>
-        </w:rPr>
-        <w:t xml:space="preserve">A consistent result across both spectral diversity metrics was the increase in correlation strength with quadrat size. For standardized PCA mean Euclidean distance, Pearson's </w:t>
-      </w:r>
-      <w:r>
-        <w:rPr>
-          <w:rFonts w:ascii="Times New Roman" w:eastAsia="Times New Roman" w:hAnsi="Times New Roman" w:cs="Times New Roman"/>
-          <w:i/>
-          <w:iCs/>
-          <w:sz w:val="24"/>
-          <w:szCs w:val="24"/>
-        </w:rPr>
-        <w:t>r</w:t>
-      </w:r>
-      <w:r>
-        <w:rPr>
-          <w:rFonts w:ascii="Times New Roman" w:eastAsia="Times New Roman" w:hAnsi="Times New Roman" w:cs="Times New Roman"/>
-          <w:sz w:val="24"/>
-          <w:szCs w:val="24"/>
-        </w:rPr>
-        <w:t xml:space="preserve"> increased from 0.106 at 10 m to 0.291 at 20 m and 0.419 at 50 m. Spectral Rao's Q exhibited the same general pattern, increasing from essentially no relationship at 10 m (</w:t>
-      </w:r>
-      <w:r>
-        <w:rPr>
-          <w:rFonts w:ascii="Times New Roman" w:eastAsia="Times New Roman" w:hAnsi="Times New Roman" w:cs="Times New Roman"/>
-          <w:i/>
-          <w:iCs/>
-          <w:sz w:val="24"/>
-          <w:szCs w:val="24"/>
-        </w:rPr>
-        <w:t>r</w:t>
-      </w:r>
-      <w:r>
-        <w:rPr>
-          <w:rFonts w:ascii="Times New Roman" w:eastAsia="Times New Roman" w:hAnsi="Times New Roman" w:cs="Times New Roman"/>
-          <w:sz w:val="24"/>
-          <w:szCs w:val="24"/>
-        </w:rPr>
-        <w:t xml:space="preserve"> = 0.003) to 0.112 at 20 m and 0.345 at 50 m.</w:t>
-      </w:r>
-    </w:p>
-    <w:p>
-      <w:pPr>
-        <w:spacing w:before="100" w:beforeAutospacing="1" w:after="100" w:afterAutospacing="1" w:line="240" w:lineRule="auto"/>
-        <w:rPr>
-          <w:rFonts w:ascii="Times New Roman" w:eastAsia="Times New Roman" w:hAnsi="Times New Roman" w:cs="Times New Roman"/>
-          <w:sz w:val="24"/>
-          <w:szCs w:val="24"/>
-        </w:rPr>
-      </w:pPr>
-      <w:r>
-        <w:rPr>
-          <w:rFonts w:ascii="Times New Roman" w:eastAsia="Times New Roman" w:hAnsi="Times New Roman" w:cs="Times New Roman"/>
-          <w:sz w:val="24"/>
-          <w:szCs w:val="24"/>
-        </w:rPr>
-        <w:t>This pattern suggests that the relationship between spectral heterogeneity and phylogenetic diversity is strongly scale dependent. At fine spatial grains, spectral variation is influenced by individual crowns, within-crown variability, canopy gaps, shadow geometry, and small positional differences between remotely sensed imagery and field observations. These sources of local variability can obscure broader community-level relationships.</w:t>
-      </w:r>
-    </w:p>
-    <w:p>
-      <w:pPr>
-        <w:spacing w:before="100" w:beforeAutospacing="1" w:after="100" w:afterAutospacing="1" w:line="240" w:lineRule="auto"/>
-        <w:rPr>
-          <w:rFonts w:ascii="Times New Roman" w:eastAsia="Times New Roman" w:hAnsi="Times New Roman" w:cs="Times New Roman"/>
-          <w:sz w:val="24"/>
-          <w:szCs w:val="24"/>
-        </w:rPr>
-      </w:pPr>
-      <w:r>
-        <w:rPr>
-          <w:rFonts w:ascii="Times New Roman" w:eastAsia="Times New Roman" w:hAnsi="Times New Roman" w:cs="Times New Roman"/>
-          <w:sz w:val="24"/>
-          <w:szCs w:val="24"/>
-        </w:rPr>
-        <w:t>As quadrat size increases, spectral measurements integrate across larger portions of the canopy and encompass a greater number of individuals and species. This spatial averaging reduces the influence of localized variation while better representing the dominant composition of the canopy community. Because abundance-weighted Faith's PD is itself a community-level metric, stronger relationships would be expected when the spatial grain more closely matches the scale at which canopy composition is expressed.</w:t>
-      </w:r>
-    </w:p>
-    <w:p>
-      <w:pPr>
-        <w:spacing w:before="100" w:beforeAutospacing="1" w:after="100" w:afterAutospacing="1" w:line="240" w:lineRule="auto"/>
-        <w:rPr>
-          <w:rFonts w:ascii="Times New Roman" w:eastAsia="Times New Roman" w:hAnsi="Times New Roman" w:cs="Times New Roman"/>
-          <w:sz w:val="24"/>
-          <w:szCs w:val="24"/>
-        </w:rPr>
-      </w:pPr>
-      <w:r>
-        <w:rPr>
-          <w:rFonts w:ascii="Times New Roman" w:eastAsia="Times New Roman" w:hAnsi="Times New Roman" w:cs="Times New Roman"/>
-          <w:sz w:val="24"/>
-          <w:szCs w:val="24"/>
-        </w:rPr>
         <w:lastRenderedPageBreak/>
-        <w:t xml:space="preserve">The observed scale dependence is consistent with the Spectral Variation Hypothesis, which proposes that greater spectral heterogeneity reflects greater biological diversity. </w:t>
-      </w:r>
-      <w:r>
-        <w:rPr>
-          <w:rFonts w:ascii="Times New Roman" w:eastAsia="Times New Roman" w:hAnsi="Times New Roman" w:cs="Times New Roman"/>
-          <w:sz w:val="24"/>
-          <w:szCs w:val="24"/>
-        </w:rPr>
-        <w:t>O</w:t>
-      </w:r>
-      <w:r>
-        <w:rPr>
-          <w:rFonts w:ascii="Times New Roman" w:eastAsia="Times New Roman" w:hAnsi="Times New Roman" w:cs="Times New Roman"/>
-          <w:sz w:val="24"/>
-          <w:szCs w:val="24"/>
-        </w:rPr>
-        <w:t>ur results demonstrate that the strength of this relationship depends on the spatial grain at which both biodiversity and spectral heterogeneity are quantified.</w:t>
+        <w:t>4.2 Metric sensitivity to extreme spectral values may influence the phylogenetic signal</w:t>
+      </w:r>
+    </w:p>
+    <w:p>
+      <w:pPr>
+        <w:rPr>
+          <w:rFonts w:ascii="Times New Roman" w:eastAsia="Times New Roman" w:hAnsi="Times New Roman" w:cs="Times New Roman"/>
+          <w:sz w:val="24"/>
+          <w:szCs w:val="24"/>
+        </w:rPr>
+      </w:pPr>
+      <w:r>
+        <w:rPr>
+          <w:rFonts w:ascii="Times New Roman" w:eastAsia="Times New Roman" w:hAnsi="Times New Roman" w:cs="Times New Roman"/>
+          <w:sz w:val="24"/>
+          <w:szCs w:val="24"/>
+        </w:rPr>
+        <w:t>The differences among alpha hull, mean distance, and Rao's Q provide a useful way to interpret why some representations of spectral heterogeneity were more strongly related to phylogenetic diversity than others. All three metrics are calculated from the same underlying pixel reflectance information after transformation into PCA space, so their differences arise largely from how those spectral observations are weighted and summarized.</w:t>
+      </w:r>
+      <w:r>
+        <w:rPr>
+          <w:rFonts w:ascii="Times New Roman" w:eastAsia="Times New Roman" w:hAnsi="Times New Roman" w:cs="Times New Roman"/>
+          <w:sz w:val="24"/>
+          <w:szCs w:val="24"/>
+        </w:rPr>
+        <w:t xml:space="preserve"> </w:t>
+      </w:r>
+    </w:p>
+    <w:p>
+      <w:pPr>
+        <w:rPr>
+          <w:rFonts w:ascii="Times New Roman" w:eastAsia="Times New Roman" w:hAnsi="Times New Roman" w:cs="Times New Roman"/>
+          <w:sz w:val="24"/>
+          <w:szCs w:val="24"/>
+        </w:rPr>
+      </w:pPr>
+      <w:r>
+        <w:rPr>
+          <w:rFonts w:ascii="Times New Roman" w:eastAsia="Times New Roman" w:hAnsi="Times New Roman" w:cs="Times New Roman"/>
+          <w:sz w:val="24"/>
+          <w:szCs w:val="24"/>
+        </w:rPr>
+        <w:t>Mean distance gives each pixel's distance from the spectral centroid a linear contribution to the quadrat-level measure. This makes it relatively responsive to the overall dispersion of the spectral distribution without giving extreme observations disproportionate influence. Rao's Q uses squared distance, so pixels that are far from the centroid contribute increasingly more to the final value. Alpha hull takes a different approach by describing the occupied boundary of spectral space. It is therefore influenced strongly by the outer portions of the distribution rather than by the average position of the pixels.</w:t>
+      </w:r>
+    </w:p>
+    <w:p>
+      <w:pPr>
+        <w:rPr>
+          <w:rFonts w:ascii="Times New Roman" w:eastAsia="Times New Roman" w:hAnsi="Times New Roman" w:cs="Times New Roman"/>
+          <w:sz w:val="24"/>
+          <w:szCs w:val="24"/>
+        </w:rPr>
+      </w:pPr>
+      <w:r>
+        <w:rPr>
+          <w:rFonts w:ascii="Times New Roman" w:eastAsia="Times New Roman" w:hAnsi="Times New Roman" w:cs="Times New Roman"/>
+          <w:sz w:val="24"/>
+          <w:szCs w:val="24"/>
+        </w:rPr>
+        <w:t xml:space="preserve">This distinction is important when interpreting the stronger performance of alpha hull and the </w:t>
+      </w:r>
+      <w:r>
+        <w:rPr>
+          <w:rFonts w:ascii="Times New Roman" w:eastAsia="Times New Roman" w:hAnsi="Times New Roman" w:cs="Times New Roman"/>
+          <w:sz w:val="24"/>
+          <w:szCs w:val="24"/>
+        </w:rPr>
+        <w:t xml:space="preserve">relatively </w:t>
+      </w:r>
+      <w:r>
+        <w:rPr>
+          <w:rFonts w:ascii="Times New Roman" w:eastAsia="Times New Roman" w:hAnsi="Times New Roman" w:cs="Times New Roman"/>
+          <w:sz w:val="24"/>
+          <w:szCs w:val="24"/>
+        </w:rPr>
+        <w:t>weaker performance of Rao's Q. Spectrally unusual pixels are not necessarily biologically unimportant. They may represent leaves, crowns, or canopy conditions associated with species that differ from the dominant vegetation. In that sense, retaining information from the outer portion of the spectral distribution could help preserve differences in community composition that would be reduced by a metric focused primarily on the average spectral condition.</w:t>
+      </w:r>
+      <w:r>
+        <w:rPr>
+          <w:rFonts w:ascii="Times New Roman" w:eastAsia="Times New Roman" w:hAnsi="Times New Roman" w:cs="Times New Roman"/>
+          <w:sz w:val="24"/>
+          <w:szCs w:val="24"/>
+        </w:rPr>
+        <w:t xml:space="preserve"> </w:t>
+      </w:r>
+      <w:r>
+        <w:rPr>
+          <w:rFonts w:ascii="Times New Roman" w:eastAsia="Times New Roman" w:hAnsi="Times New Roman" w:cs="Times New Roman"/>
+          <w:sz w:val="24"/>
+          <w:szCs w:val="24"/>
+        </w:rPr>
+        <w:t xml:space="preserve">At the same time, spectral extremes are not inherently biological. They can also arise from </w:t>
+      </w:r>
+      <w:r>
+        <w:rPr>
+          <w:rFonts w:ascii="Times New Roman" w:eastAsia="Times New Roman" w:hAnsi="Times New Roman" w:cs="Times New Roman"/>
+          <w:sz w:val="24"/>
+          <w:szCs w:val="24"/>
+        </w:rPr>
+        <w:t xml:space="preserve">individual crowns, within-crown variability, </w:t>
+      </w:r>
+      <w:r>
+        <w:rPr>
+          <w:rFonts w:ascii="Times New Roman" w:eastAsia="Times New Roman" w:hAnsi="Times New Roman" w:cs="Times New Roman"/>
+          <w:sz w:val="24"/>
+          <w:szCs w:val="24"/>
+        </w:rPr>
+        <w:t>viewing geometry, or other structural and environmental conditions. A metric that strongly emphasizes extreme values therefore has the potential to capture both biologically informative variation and nonbiological</w:t>
+      </w:r>
+      <w:r>
+        <w:rPr>
+          <w:rFonts w:ascii="Times New Roman" w:eastAsia="Times New Roman" w:hAnsi="Times New Roman" w:cs="Times New Roman"/>
+          <w:sz w:val="24"/>
+          <w:szCs w:val="24"/>
+        </w:rPr>
+        <w:t xml:space="preserve"> related</w:t>
+      </w:r>
+      <w:r>
+        <w:rPr>
+          <w:rFonts w:ascii="Times New Roman" w:eastAsia="Times New Roman" w:hAnsi="Times New Roman" w:cs="Times New Roman"/>
+          <w:sz w:val="24"/>
+          <w:szCs w:val="24"/>
+        </w:rPr>
+        <w:t xml:space="preserve"> variation. Rao's Q is particularly sensitive to this issue because squaring the distances increases the contribution of the most distant pixels. This may help explain why it did not produce relationships with phylogenetic diversity as strong as those observed for alpha hull and mean distance.</w:t>
+      </w:r>
+    </w:p>
+    <w:p>
+      <w:pPr>
+        <w:rPr>
+          <w:rFonts w:ascii="Times New Roman" w:eastAsia="Times New Roman" w:hAnsi="Times New Roman" w:cs="Times New Roman"/>
+          <w:sz w:val="24"/>
+          <w:szCs w:val="24"/>
+        </w:rPr>
+      </w:pPr>
+      <w:r>
+        <w:rPr>
+          <w:rFonts w:ascii="Times New Roman" w:eastAsia="Times New Roman" w:hAnsi="Times New Roman" w:cs="Times New Roman"/>
+          <w:sz w:val="24"/>
+          <w:szCs w:val="24"/>
+        </w:rPr>
+        <w:t xml:space="preserve">Alpha hull may retain a useful middle ground in this context. </w:t>
+      </w:r>
+      <w:r>
+        <w:rPr>
+          <w:rFonts w:ascii="Times New Roman" w:eastAsia="Times New Roman" w:hAnsi="Times New Roman" w:cs="Times New Roman"/>
+          <w:sz w:val="24"/>
+          <w:szCs w:val="24"/>
+        </w:rPr>
+        <w:t>Because it represents the extent of the spectral distribution, alpha hull may better preserve less common spectral positions that represent unique spectral reflectance within the canopy community, which could be associated with greater phylogenetic distance, without progressively increasing the influence of increasingly distant pixels as Rao's Q does.</w:t>
+      </w:r>
+      <w:r>
+        <w:rPr>
+          <w:rFonts w:ascii="Times New Roman" w:eastAsia="Times New Roman" w:hAnsi="Times New Roman" w:cs="Times New Roman"/>
+          <w:sz w:val="24"/>
+          <w:szCs w:val="24"/>
+        </w:rPr>
+        <w:t xml:space="preserve"> </w:t>
+      </w:r>
+      <w:r>
+        <w:rPr>
+          <w:rFonts w:ascii="Times New Roman" w:eastAsia="Times New Roman" w:hAnsi="Times New Roman" w:cs="Times New Roman"/>
+          <w:sz w:val="24"/>
+          <w:szCs w:val="24"/>
+        </w:rPr>
+        <w:t>Its stronger relationship with phylogenetic diversity is therefore</w:t>
+      </w:r>
+      <w:r>
+        <w:rPr>
+          <w:rFonts w:ascii="Times New Roman" w:eastAsia="Times New Roman" w:hAnsi="Times New Roman" w:cs="Times New Roman"/>
+          <w:sz w:val="24"/>
+          <w:szCs w:val="24"/>
+        </w:rPr>
+        <w:t xml:space="preserve"> </w:t>
+      </w:r>
+      <w:r>
+        <w:rPr>
+          <w:rFonts w:ascii="Times New Roman" w:eastAsia="Times New Roman" w:hAnsi="Times New Roman" w:cs="Times New Roman"/>
+          <w:sz w:val="24"/>
+          <w:szCs w:val="24"/>
+        </w:rPr>
+        <w:t xml:space="preserve">consistent with the possibility that the broader spectral envelope contains information </w:t>
+      </w:r>
+      <w:r>
+        <w:rPr>
+          <w:rFonts w:ascii="Times New Roman" w:eastAsia="Times New Roman" w:hAnsi="Times New Roman" w:cs="Times New Roman"/>
+          <w:sz w:val="24"/>
+          <w:szCs w:val="24"/>
+        </w:rPr>
+        <w:t>related to</w:t>
+      </w:r>
+      <w:r>
+        <w:rPr>
+          <w:rFonts w:ascii="Times New Roman" w:eastAsia="Times New Roman" w:hAnsi="Times New Roman" w:cs="Times New Roman"/>
+          <w:sz w:val="24"/>
+          <w:szCs w:val="24"/>
+        </w:rPr>
+        <w:t xml:space="preserve"> canopy composition. However, the present data cannot determine whether the </w:t>
+      </w:r>
+      <w:r>
+        <w:rPr>
+          <w:rFonts w:ascii="Times New Roman" w:eastAsia="Times New Roman" w:hAnsi="Times New Roman" w:cs="Times New Roman"/>
+          <w:sz w:val="24"/>
+          <w:szCs w:val="24"/>
+        </w:rPr>
+        <w:t xml:space="preserve">observed </w:t>
+      </w:r>
+      <w:r>
+        <w:rPr>
+          <w:rFonts w:ascii="Times New Roman" w:eastAsia="Times New Roman" w:hAnsi="Times New Roman" w:cs="Times New Roman"/>
+          <w:sz w:val="24"/>
+          <w:szCs w:val="24"/>
+        </w:rPr>
+        <w:t xml:space="preserve">spectra are specifically associated with rare species, particular lineages, or canopy structure. </w:t>
+      </w:r>
+      <w:r>
+        <w:rPr>
+          <w:rFonts w:ascii="Times New Roman" w:eastAsia="Times New Roman" w:hAnsi="Times New Roman" w:cs="Times New Roman"/>
+          <w:sz w:val="24"/>
+          <w:szCs w:val="24"/>
+        </w:rPr>
+        <w:t>The important inference is that the spectral space occupied by a community appears to be more sensitive to phylogenetic diversity and better captures the spectral heterogeneity associated with differences in phylogenetic composition than measures based on the dispersion of pixel spectra around the community centroid.</w:t>
       </w:r>
     </w:p>
     <w:p>
@@ -7956,112 +8083,155 @@
           <w:sz w:val="27"/>
           <w:szCs w:val="27"/>
         </w:rPr>
-        <w:t>4.3 Ecological interpretation of the spectral-phylogenetic relationship</w:t>
-      </w:r>
-    </w:p>
-    <w:p>
-      <w:pPr>
-        <w:spacing w:before="100" w:beforeAutospacing="1" w:after="100" w:afterAutospacing="1" w:line="240" w:lineRule="auto"/>
-        <w:rPr>
-          <w:rFonts w:ascii="Times New Roman" w:eastAsia="Times New Roman" w:hAnsi="Times New Roman" w:cs="Times New Roman"/>
-          <w:sz w:val="24"/>
-          <w:szCs w:val="24"/>
-        </w:rPr>
-      </w:pPr>
-      <w:r>
-        <w:rPr>
-          <w:rFonts w:ascii="Times New Roman" w:eastAsia="Times New Roman" w:hAnsi="Times New Roman" w:cs="Times New Roman"/>
-          <w:sz w:val="24"/>
-          <w:szCs w:val="24"/>
-        </w:rPr>
-        <w:t>Although both spectral diversity metrics exhibited positive relationships with abundance-weighted Faith's PD, the overall correlations remained moderate. This outcome is consistent with the expectation that phylogenetic diversity represents only one of several factors influencing canopy reflectance.</w:t>
-      </w:r>
-    </w:p>
-    <w:p>
-      <w:pPr>
-        <w:spacing w:before="100" w:beforeAutospacing="1" w:after="100" w:afterAutospacing="1" w:line="240" w:lineRule="auto"/>
-        <w:rPr>
-          <w:rFonts w:ascii="Times New Roman" w:eastAsia="Times New Roman" w:hAnsi="Times New Roman" w:cs="Times New Roman"/>
-          <w:sz w:val="24"/>
-          <w:szCs w:val="24"/>
-        </w:rPr>
-      </w:pPr>
-      <w:r>
-        <w:rPr>
-          <w:rFonts w:ascii="Times New Roman" w:eastAsia="Times New Roman" w:hAnsi="Times New Roman" w:cs="Times New Roman"/>
-          <w:sz w:val="24"/>
-          <w:szCs w:val="24"/>
-        </w:rPr>
-        <w:t>Evolutionary history shapes numerous leaf and canopy characteristics, including pigment concentrations, water content, internal leaf structure, and canopy architecture, all of which influence spectral reflectance. Closely related species often share similar functional traits because of common ancestry, whereas more distantly related lineages may exhibit greater functional divergence. Consequently, greater phylogenetic diversity can be expected to increase spectral heterogeneity.</w:t>
-      </w:r>
-    </w:p>
-    <w:p>
-      <w:pPr>
-        <w:spacing w:before="100" w:beforeAutospacing="1" w:after="100" w:afterAutospacing="1" w:line="240" w:lineRule="auto"/>
-        <w:rPr>
-          <w:rFonts w:ascii="Times New Roman" w:eastAsia="Times New Roman" w:hAnsi="Times New Roman" w:cs="Times New Roman"/>
-          <w:sz w:val="24"/>
-          <w:szCs w:val="24"/>
-        </w:rPr>
-      </w:pPr>
-      <w:r>
-        <w:rPr>
-          <w:rFonts w:ascii="Times New Roman" w:eastAsia="Times New Roman" w:hAnsi="Times New Roman" w:cs="Times New Roman"/>
-          <w:sz w:val="24"/>
-          <w:szCs w:val="24"/>
-        </w:rPr>
-        <w:t xml:space="preserve">At the same time, all tree species are constrained by similar physiological requirements. Regardless of evolutionary history, </w:t>
-      </w:r>
-      <w:r>
-        <w:rPr>
-          <w:rFonts w:ascii="Times New Roman" w:eastAsia="Times New Roman" w:hAnsi="Times New Roman" w:cs="Times New Roman"/>
-          <w:sz w:val="24"/>
-          <w:szCs w:val="24"/>
-          <w:highlight w:val="yellow"/>
-        </w:rPr>
-        <w:t>leaves must efficiently absorb photosynthetically active radiation, regulate water loss, maintain structural integrity, and perform similar biochemical functions. These shared constraints limit the range of viable spectral characteristics and reduce the extent to which spectral variation can increase with phylogenetic divergence.</w:t>
-      </w:r>
-      <w:r>
-        <w:rPr>
-          <w:rFonts w:ascii="Times New Roman" w:eastAsia="Times New Roman" w:hAnsi="Times New Roman" w:cs="Times New Roman"/>
-          <w:sz w:val="24"/>
-          <w:szCs w:val="24"/>
-        </w:rPr>
-        <w:t xml:space="preserve"> Furthermore, canopy reflectance is influenced by environmental factors including illumination conditions, topography, moisture availability, and canopy structure, all of which contribute variation unrelated to phylogenetic composition.</w:t>
-      </w:r>
-    </w:p>
-    <w:p>
-      <w:pPr>
-        <w:spacing w:before="100" w:beforeAutospacing="1" w:after="100" w:afterAutospacing="1" w:line="240" w:lineRule="auto"/>
-        <w:rPr>
-          <w:rFonts w:ascii="Times New Roman" w:eastAsia="Times New Roman" w:hAnsi="Times New Roman" w:cs="Times New Roman"/>
-          <w:sz w:val="24"/>
-          <w:szCs w:val="24"/>
-        </w:rPr>
-      </w:pPr>
-      <w:r>
-        <w:rPr>
-          <w:rFonts w:ascii="Times New Roman" w:eastAsia="Times New Roman" w:hAnsi="Times New Roman" w:cs="Times New Roman"/>
-          <w:sz w:val="24"/>
-          <w:szCs w:val="24"/>
-        </w:rPr>
-        <w:t xml:space="preserve">Together, these factors help explain why spectral heterogeneity captures a measurable but incomplete component of phylogenetic diversity. The observed relationships support the hypothesis that evolutionary history contributes to canopy spectral variation while also highlighting that remotely sensed spectral signals </w:t>
-      </w:r>
-      <w:r>
-        <w:rPr>
-          <w:rFonts w:ascii="Times New Roman" w:eastAsia="Times New Roman" w:hAnsi="Times New Roman" w:cs="Times New Roman"/>
-          <w:sz w:val="24"/>
-          <w:szCs w:val="24"/>
-        </w:rPr>
-        <w:t>capture</w:t>
-      </w:r>
-      <w:r>
-        <w:rPr>
-          <w:rFonts w:ascii="Times New Roman" w:eastAsia="Times New Roman" w:hAnsi="Times New Roman" w:cs="Times New Roman"/>
-          <w:sz w:val="24"/>
-          <w:szCs w:val="24"/>
-        </w:rPr>
-        <w:t xml:space="preserve"> multiple biological and environmental processes.</w:t>
+        <w:lastRenderedPageBreak/>
+        <w:t>4.3 Why spectral heterogeneity may be more closely related to phylogenetic diversity</w:t>
+      </w:r>
+    </w:p>
+    <w:p>
+      <w:pPr>
+        <w:rPr>
+          <w:rFonts w:ascii="Times New Roman" w:eastAsia="Times New Roman" w:hAnsi="Times New Roman" w:cs="Times New Roman"/>
+          <w:sz w:val="24"/>
+          <w:szCs w:val="24"/>
+        </w:rPr>
+      </w:pPr>
+      <w:r>
+        <w:rPr>
+          <w:rFonts w:ascii="Times New Roman" w:eastAsia="Times New Roman" w:hAnsi="Times New Roman" w:cs="Times New Roman"/>
+          <w:sz w:val="24"/>
+          <w:szCs w:val="24"/>
+        </w:rPr>
+        <w:t>The stronger relationship with phylogenetic diversity can be understood in terms of the biological constraints that shape vegetation spectra. Trees have evolved under a common requirement to capture light efficiently and maintain photosynthetic function. Leaves therefore share a broad set of characteristics that produce the familiar vegetation spectral signature. Most healthy leaves absorb strongly in portions of the visible spectrum and reflect strongly in the near-infrared, resulting in broadly similar spectral shapes across tree species.</w:t>
+      </w:r>
+      <w:r>
+        <w:rPr>
+          <w:rFonts w:ascii="Times New Roman" w:eastAsia="Times New Roman" w:hAnsi="Times New Roman" w:cs="Times New Roman"/>
+          <w:sz w:val="24"/>
+          <w:szCs w:val="24"/>
+        </w:rPr>
+        <w:t xml:space="preserve"> </w:t>
+      </w:r>
+      <w:r>
+        <w:rPr>
+          <w:rFonts w:ascii="Times New Roman" w:eastAsia="Times New Roman" w:hAnsi="Times New Roman" w:cs="Times New Roman"/>
+          <w:sz w:val="24"/>
+          <w:szCs w:val="24"/>
+        </w:rPr>
+        <w:t xml:space="preserve">This shared physiological constraint places limits on how different tree species can appear spectrally. Consequently, adding more species to a community does not necessarily produce a proportional increase </w:t>
+      </w:r>
+      <w:r>
+        <w:rPr>
+          <w:rFonts w:ascii="Times New Roman" w:eastAsia="Times New Roman" w:hAnsi="Times New Roman" w:cs="Times New Roman"/>
+          <w:sz w:val="24"/>
+          <w:szCs w:val="24"/>
+        </w:rPr>
+        <w:t>to</w:t>
+      </w:r>
+      <w:r>
+        <w:rPr>
+          <w:rFonts w:ascii="Times New Roman" w:eastAsia="Times New Roman" w:hAnsi="Times New Roman" w:cs="Times New Roman"/>
+          <w:sz w:val="24"/>
+          <w:szCs w:val="24"/>
+        </w:rPr>
+        <w:t xml:space="preserve"> spectral heterogeneity. Several species</w:t>
+      </w:r>
+      <w:r>
+        <w:rPr>
+          <w:rFonts w:ascii="Times New Roman" w:eastAsia="Times New Roman" w:hAnsi="Times New Roman" w:cs="Times New Roman"/>
+          <w:sz w:val="24"/>
+          <w:szCs w:val="24"/>
+        </w:rPr>
+        <w:t>, especially those with similar ancestral lineages,</w:t>
+      </w:r>
+      <w:r>
+        <w:rPr>
+          <w:rFonts w:ascii="Times New Roman" w:eastAsia="Times New Roman" w:hAnsi="Times New Roman" w:cs="Times New Roman"/>
+          <w:sz w:val="24"/>
+          <w:szCs w:val="24"/>
+        </w:rPr>
+        <w:t xml:space="preserve"> can occupy a quadrat while remaining relatively similar in their broad spectral characteristics. This provides one explanation for why species richness and Shannon diversity showed little relationship with the spectral metrics.</w:t>
+      </w:r>
+    </w:p>
+    <w:p>
+      <w:pPr>
+        <w:rPr>
+          <w:rFonts w:ascii="Times New Roman" w:eastAsia="Times New Roman" w:hAnsi="Times New Roman" w:cs="Times New Roman"/>
+          <w:sz w:val="24"/>
+          <w:szCs w:val="24"/>
+        </w:rPr>
+      </w:pPr>
+      <w:r>
+        <w:rPr>
+          <w:rFonts w:ascii="Times New Roman" w:eastAsia="Times New Roman" w:hAnsi="Times New Roman" w:cs="Times New Roman"/>
+          <w:sz w:val="24"/>
+          <w:szCs w:val="24"/>
+        </w:rPr>
+        <w:t>Evolutionary differences can nevertheless produce variation within those shared constraints. Species differ in pigments, water content, leaf structure, phenology, leaf morphology, and canopy architecture. Some of these characteristics are influenced by evolutionary history and may be more similar among closely related species than among species separated by greater evolutionary distances. A community containing species from more distantly related lineages may therefore have a greater opportunity to contain differences in the traits that influence canopy reflectance.</w:t>
+      </w:r>
+      <w:r>
+        <w:rPr>
+          <w:rFonts w:ascii="Times New Roman" w:eastAsia="Times New Roman" w:hAnsi="Times New Roman" w:cs="Times New Roman"/>
+          <w:sz w:val="24"/>
+          <w:szCs w:val="24"/>
+        </w:rPr>
+        <w:t xml:space="preserve"> </w:t>
+      </w:r>
+      <w:r>
+        <w:rPr>
+          <w:rFonts w:ascii="Times New Roman" w:eastAsia="Times New Roman" w:hAnsi="Times New Roman" w:cs="Times New Roman"/>
+          <w:sz w:val="24"/>
+          <w:szCs w:val="24"/>
+        </w:rPr>
+        <w:t xml:space="preserve">This does not imply that phylogenetically distant species are always spectrally more different, or that evolutionary distance directly determines reflectance. Trait evolution is not perfectly conserved, and environmental conditions can produce substantial variation within and among species. Rather, phylogenetic diversity provides information about the evolutionary structure of the community that conventional diversity measures do not retain. If some of the traits contributing to spectral differences have an evolutionary component, phylogenetic metrics can capture that component while richness and Shannon diversity </w:t>
+      </w:r>
+      <w:r>
+        <w:rPr>
+          <w:rFonts w:ascii="Times New Roman" w:eastAsia="Times New Roman" w:hAnsi="Times New Roman" w:cs="Times New Roman"/>
+          <w:sz w:val="24"/>
+          <w:szCs w:val="24"/>
+        </w:rPr>
+        <w:t>do not</w:t>
+      </w:r>
+      <w:r>
+        <w:rPr>
+          <w:rFonts w:ascii="Times New Roman" w:eastAsia="Times New Roman" w:hAnsi="Times New Roman" w:cs="Times New Roman"/>
+          <w:sz w:val="24"/>
+          <w:szCs w:val="24"/>
+        </w:rPr>
+        <w:t>.</w:t>
+      </w:r>
+    </w:p>
+    <w:p>
+      <w:pPr>
+        <w:rPr>
+          <w:rFonts w:ascii="Times New Roman" w:eastAsia="Times New Roman" w:hAnsi="Times New Roman" w:cs="Times New Roman"/>
+          <w:sz w:val="24"/>
+          <w:szCs w:val="24"/>
+        </w:rPr>
+      </w:pPr>
+      <w:r>
+        <w:rPr>
+          <w:rFonts w:ascii="Times New Roman" w:eastAsia="Times New Roman" w:hAnsi="Times New Roman" w:cs="Times New Roman"/>
+          <w:sz w:val="24"/>
+          <w:szCs w:val="24"/>
+        </w:rPr>
+        <w:t>This provides a plausible explanation for the pattern observed here. The spectral signal may not be responding to biodiversity as a count of species. Instead, it may be responding to the degree to which the canopy contains different combinations of traits and structural characteristics, some of which are associated with evolutionary differences among species. The stronger relationships with phylogenetic diversity are therefore consistent with the idea that spectral heterogeneity captures a partial expression of evolutionary and functional differences within canopy</w:t>
+      </w:r>
+      <w:r>
+        <w:rPr>
+          <w:rFonts w:ascii="Times New Roman" w:eastAsia="Times New Roman" w:hAnsi="Times New Roman" w:cs="Times New Roman"/>
+          <w:sz w:val="24"/>
+          <w:szCs w:val="24"/>
+        </w:rPr>
+        <w:t xml:space="preserve"> communities</w:t>
+      </w:r>
+      <w:r>
+        <w:rPr>
+          <w:rFonts w:ascii="Times New Roman" w:eastAsia="Times New Roman" w:hAnsi="Times New Roman" w:cs="Times New Roman"/>
+          <w:sz w:val="24"/>
+          <w:szCs w:val="24"/>
+        </w:rPr>
+        <w:t>.</w:t>
       </w:r>
     </w:p>
     <w:p>
@@ -8084,51 +8254,34 @@
           <w:sz w:val="27"/>
           <w:szCs w:val="27"/>
         </w:rPr>
-        <w:t>4.4 Implications for remote sensing of biodiversity</w:t>
-      </w:r>
-    </w:p>
-    <w:p>
-      <w:pPr>
-        <w:spacing w:before="100" w:beforeAutospacing="1" w:after="100" w:afterAutospacing="1" w:line="240" w:lineRule="auto"/>
-        <w:rPr>
-          <w:rFonts w:ascii="Times New Roman" w:eastAsia="Times New Roman" w:hAnsi="Times New Roman" w:cs="Times New Roman"/>
-          <w:sz w:val="24"/>
-          <w:szCs w:val="24"/>
-        </w:rPr>
-      </w:pPr>
-      <w:r>
-        <w:rPr>
-          <w:rFonts w:ascii="Times New Roman" w:eastAsia="Times New Roman" w:hAnsi="Times New Roman" w:cs="Times New Roman"/>
-          <w:sz w:val="24"/>
-          <w:szCs w:val="24"/>
-        </w:rPr>
-        <w:t>Our results demonstrate that both metric selection and spatial scale influence the ability of hyperspectral imagery to detect phylogenetic diversity. Across all spatial grains examined, standardized PCA mean Euclidean distance consistently outperformed spectral Rao's Q, suggesting that centroid-based measures of spectral dispersion may provide a more effective operational approach for estimating abundance-weighted phylogenetic diversity in closed-canopy temperate forests.</w:t>
-      </w:r>
-    </w:p>
-    <w:p>
-      <w:pPr>
-        <w:spacing w:before="100" w:beforeAutospacing="1" w:after="100" w:afterAutospacing="1" w:line="240" w:lineRule="auto"/>
-        <w:rPr>
-          <w:rFonts w:ascii="Times New Roman" w:eastAsia="Times New Roman" w:hAnsi="Times New Roman" w:cs="Times New Roman"/>
-          <w:sz w:val="24"/>
-          <w:szCs w:val="24"/>
-        </w:rPr>
-      </w:pPr>
-      <w:r>
-        <w:rPr>
-          <w:rFonts w:ascii="Times New Roman" w:eastAsia="Times New Roman" w:hAnsi="Times New Roman" w:cs="Times New Roman"/>
-          <w:sz w:val="24"/>
-          <w:szCs w:val="24"/>
-        </w:rPr>
-        <w:t>T</w:t>
-      </w:r>
-      <w:r>
-        <w:rPr>
-          <w:rFonts w:ascii="Times New Roman" w:eastAsia="Times New Roman" w:hAnsi="Times New Roman" w:cs="Times New Roman"/>
-          <w:sz w:val="24"/>
-          <w:szCs w:val="24"/>
-        </w:rPr>
-        <w:t xml:space="preserve">he increasing strength of the spectral-phylogenetic relationship with spatial grain indicates that biodiversity assessments based on hyperspectral imagery should explicitly consider scale when selecting analytical methods. A single spatial resolution is unlikely to be optimal across </w:t>
+        <w:t xml:space="preserve">4.4 Biodiversity metrics produce different relationships </w:t>
+      </w:r>
+      <w:r>
+        <w:rPr>
+          <w:rFonts w:ascii="Times New Roman" w:eastAsia="Times New Roman" w:hAnsi="Times New Roman" w:cs="Times New Roman"/>
+          <w:b/>
+          <w:bCs/>
+          <w:sz w:val="27"/>
+          <w:szCs w:val="27"/>
+        </w:rPr>
+        <w:t>based on how they describe canopy communities</w:t>
+      </w:r>
+    </w:p>
+    <w:p>
+      <w:pPr>
+        <w:rPr>
+          <w:rFonts w:ascii="Times New Roman" w:eastAsia="Times New Roman" w:hAnsi="Times New Roman" w:cs="Times New Roman"/>
+          <w:sz w:val="24"/>
+          <w:szCs w:val="24"/>
+        </w:rPr>
+      </w:pPr>
+      <w:r>
+        <w:rPr>
+          <w:rFonts w:ascii="Times New Roman" w:eastAsia="Times New Roman" w:hAnsi="Times New Roman" w:cs="Times New Roman"/>
+          <w:sz w:val="24"/>
+          <w:szCs w:val="24"/>
+        </w:rPr>
+        <w:t xml:space="preserve">The contrasting relationships among biodiversity metrics suggest that spectral heterogeneity is more closely associated with the evolutionary composition of the canopy than with species number or abundance structure alone. Species richness, Shannon diversity, and Simpson </w:t>
       </w:r>
       <w:r>
         <w:rPr>
@@ -8137,29 +8290,1083 @@
           <w:szCs w:val="24"/>
         </w:rPr>
         <w:lastRenderedPageBreak/>
-        <w:t>ecosystems or biodiversity metrics. Instead, spectral diversity metrics should be evaluated at spatial grains that correspond to the ecological organization of the communities being studied.</w:t>
-      </w:r>
-    </w:p>
-    <w:p>
-      <w:pPr>
-        <w:spacing w:before="100" w:beforeAutospacing="1" w:after="100" w:afterAutospacing="1" w:line="240" w:lineRule="auto"/>
-        <w:rPr>
-          <w:rFonts w:ascii="Times New Roman" w:eastAsia="Times New Roman" w:hAnsi="Times New Roman" w:cs="Times New Roman"/>
-          <w:sz w:val="24"/>
-          <w:szCs w:val="24"/>
-        </w:rPr>
-      </w:pPr>
-      <w:r>
-        <w:rPr>
-          <w:rFonts w:ascii="Times New Roman" w:eastAsia="Times New Roman" w:hAnsi="Times New Roman" w:cs="Times New Roman"/>
-          <w:sz w:val="24"/>
-          <w:szCs w:val="24"/>
-        </w:rPr>
-        <w:t>Future work integrating functional trait measurements, species-level spectral libraries, and environmental covariates will help determine the relative contributions of evolutionary history, canopy structure, and environmental variation to observed spectral heterogeneity. Such analyses will further improve the interpretation of hyperspectral data as a tool for monitoring forest biodiversity across landscapes.</w:t>
+        <w:t xml:space="preserve">diversity can distinguish communities based on the number and distribution of species, but they do not account for how those species are related. Consequently, communities with similar richness or evenness can differ in the evolutionary distance among species </w:t>
+      </w:r>
+      <w:r>
+        <w:rPr>
+          <w:rFonts w:ascii="Times New Roman" w:eastAsia="Times New Roman" w:hAnsi="Times New Roman" w:cs="Times New Roman"/>
+          <w:sz w:val="24"/>
+          <w:szCs w:val="24"/>
+        </w:rPr>
+        <w:t>present.</w:t>
+      </w:r>
+    </w:p>
+    <w:p>
+      <w:pPr>
+        <w:rPr>
+          <w:rFonts w:ascii="Times New Roman" w:eastAsia="Times New Roman" w:hAnsi="Times New Roman" w:cs="Times New Roman"/>
+          <w:sz w:val="24"/>
+          <w:szCs w:val="24"/>
+        </w:rPr>
+      </w:pPr>
+      <w:r>
+        <w:rPr>
+          <w:rFonts w:ascii="Times New Roman" w:eastAsia="Times New Roman" w:hAnsi="Times New Roman" w:cs="Times New Roman"/>
+          <w:sz w:val="24"/>
+          <w:szCs w:val="24"/>
+        </w:rPr>
+        <w:t>The stronger relationships with phylogenetic metrics suggest that these differences in evolutionary composition may be more relevant to the spectral signal. Species that are more distantly related may differ in leaf and canopy traits that influence reflectance, creating greater spectral separation within canopy communities. In contrast, communities composed of more closely related species may contain substantial species diversity while remaining relatively similar in their spectral characteristics. Phylogenetic diversity can capture this distinction, whereas conventional diversity metrics do not.</w:t>
+      </w:r>
+      <w:r>
+        <w:rPr>
+          <w:rFonts w:ascii="Times New Roman" w:eastAsia="Times New Roman" w:hAnsi="Times New Roman" w:cs="Times New Roman"/>
+          <w:sz w:val="24"/>
+          <w:szCs w:val="24"/>
+        </w:rPr>
+        <w:t xml:space="preserve"> </w:t>
+      </w:r>
+      <w:r>
+        <w:rPr>
+          <w:rFonts w:ascii="Times New Roman" w:eastAsia="Times New Roman" w:hAnsi="Times New Roman" w:cs="Times New Roman"/>
+          <w:sz w:val="24"/>
+          <w:szCs w:val="24"/>
+        </w:rPr>
+        <w:t>This distinction provides a plausible explanation for the stronger relationships between spectral heterogeneity and phylogenetic diversity. Although tree species share broad spectral characteristics because of common physiological requirements for photosynthesis, differences in traits such as pigments, water content, leaf structure, and canopy architecture can produce variation in reflectance among species. If some of this trait variation is associated with evolutionary history, communities containing more phylogenetically distinct species may occupy a broader or more differentiated spectral space than communities composed of more closely related species. The spectral signal would therefore reflect differences in evolutionary composition without necessarily increasing with species richness.</w:t>
+      </w:r>
+    </w:p>
+    <w:p>
+      <w:pPr>
+        <w:rPr>
+          <w:rFonts w:ascii="Times New Roman" w:eastAsia="Times New Roman" w:hAnsi="Times New Roman" w:cs="Times New Roman"/>
+          <w:sz w:val="24"/>
+          <w:szCs w:val="24"/>
+        </w:rPr>
+      </w:pPr>
+      <w:r>
+        <w:rPr>
+          <w:rFonts w:ascii="Times New Roman" w:eastAsia="Times New Roman" w:hAnsi="Times New Roman" w:cs="Times New Roman"/>
+          <w:sz w:val="24"/>
+          <w:szCs w:val="24"/>
+        </w:rPr>
+        <w:t xml:space="preserve">The abundance-weighted phylogenetic metrics further align this interpretation with the remotely sensed signal because they account for the amount of canopy contributed by different species. This may be particularly important at broader spatial grains, where the increasing separation between abundance-weighted Faith's PD and Shannon diversity indicates that the two metrics are capturing increasingly distinct aspects of community composition. The stronger spectral relationships with the phylogenetic metrics at these scales therefore suggest that spectral heterogeneity is more responsive to differences in the evolutionary composition of the canopy than to </w:t>
+      </w:r>
+      <w:r>
+        <w:rPr>
+          <w:rFonts w:ascii="Times New Roman" w:eastAsia="Times New Roman" w:hAnsi="Times New Roman" w:cs="Times New Roman"/>
+          <w:sz w:val="24"/>
+          <w:szCs w:val="24"/>
+        </w:rPr>
+        <w:t>the number of species</w:t>
+      </w:r>
+      <w:r>
+        <w:rPr>
+          <w:rFonts w:ascii="Times New Roman" w:eastAsia="Times New Roman" w:hAnsi="Times New Roman" w:cs="Times New Roman"/>
+          <w:sz w:val="24"/>
+          <w:szCs w:val="24"/>
+        </w:rPr>
+        <w:t xml:space="preserve"> or</w:t>
+      </w:r>
+      <w:r>
+        <w:rPr>
+          <w:rFonts w:ascii="Times New Roman" w:eastAsia="Times New Roman" w:hAnsi="Times New Roman" w:cs="Times New Roman"/>
+          <w:sz w:val="24"/>
+          <w:szCs w:val="24"/>
+        </w:rPr>
+        <w:t xml:space="preserve"> species</w:t>
+      </w:r>
+      <w:r>
+        <w:rPr>
+          <w:rFonts w:ascii="Times New Roman" w:eastAsia="Times New Roman" w:hAnsi="Times New Roman" w:cs="Times New Roman"/>
+          <w:sz w:val="24"/>
+          <w:szCs w:val="24"/>
+        </w:rPr>
+        <w:t xml:space="preserve"> abundance evenness alone.</w:t>
+      </w:r>
+    </w:p>
+    <w:p>
+      <w:pPr>
+        <w:spacing w:before="100" w:beforeAutospacing="1" w:after="100" w:afterAutospacing="1" w:line="240" w:lineRule="auto"/>
+        <w:outlineLvl w:val="2"/>
+        <w:rPr>
+          <w:b/>
+          <w:bCs/>
+        </w:rPr>
+      </w:pPr>
+      <w:r>
+        <w:rPr>
+          <w:rFonts w:ascii="Times New Roman" w:eastAsia="Times New Roman" w:hAnsi="Times New Roman" w:cs="Times New Roman"/>
+          <w:b/>
+          <w:bCs/>
+          <w:sz w:val="27"/>
+          <w:szCs w:val="27"/>
+        </w:rPr>
+        <w:t xml:space="preserve">4.5 </w:t>
+      </w:r>
+      <w:r>
+        <w:rPr>
+          <w:rFonts w:ascii="Times New Roman" w:eastAsia="Times New Roman" w:hAnsi="Times New Roman" w:cs="Times New Roman"/>
+          <w:b/>
+          <w:bCs/>
+          <w:sz w:val="27"/>
+          <w:szCs w:val="27"/>
+        </w:rPr>
+        <w:t>Pixel</w:t>
+      </w:r>
+      <w:r>
+        <w:rPr>
+          <w:rFonts w:ascii="Times New Roman" w:eastAsia="Times New Roman" w:hAnsi="Times New Roman" w:cs="Times New Roman"/>
+          <w:b/>
+          <w:bCs/>
+          <w:sz w:val="27"/>
+          <w:szCs w:val="27"/>
+        </w:rPr>
+        <w:t xml:space="preserve"> reflectance </w:t>
+      </w:r>
+      <w:r>
+        <w:rPr>
+          <w:rFonts w:ascii="Times New Roman" w:eastAsia="Times New Roman" w:hAnsi="Times New Roman" w:cs="Times New Roman"/>
+          <w:b/>
+          <w:bCs/>
+          <w:sz w:val="27"/>
+          <w:szCs w:val="27"/>
+        </w:rPr>
+        <w:t>is</w:t>
+      </w:r>
+      <w:r>
+        <w:rPr>
+          <w:rFonts w:ascii="Times New Roman" w:eastAsia="Times New Roman" w:hAnsi="Times New Roman" w:cs="Times New Roman"/>
+          <w:b/>
+          <w:bCs/>
+          <w:sz w:val="27"/>
+          <w:szCs w:val="27"/>
+        </w:rPr>
+        <w:t xml:space="preserve"> the underlying driver of all spectral heterogeneity metrics</w:t>
+      </w:r>
+    </w:p>
+    <w:p>
+      <w:pPr>
+        <w:rPr>
+          <w:rFonts w:ascii="Times New Roman" w:eastAsia="Times New Roman" w:hAnsi="Times New Roman" w:cs="Times New Roman"/>
+          <w:sz w:val="24"/>
+          <w:szCs w:val="24"/>
+        </w:rPr>
+      </w:pPr>
+      <w:r>
+        <w:rPr>
+          <w:rFonts w:ascii="Times New Roman" w:eastAsia="Times New Roman" w:hAnsi="Times New Roman" w:cs="Times New Roman"/>
+          <w:sz w:val="24"/>
+          <w:szCs w:val="24"/>
+        </w:rPr>
+        <w:t>The differences among the spectral metrics ultimately originate from the same underlying information: pixel-level reflectance. Every spectral heterogeneity measure begins with differences among the spectral signatures of individual pixels. The metric determines how those differences are transformed into a single description of that quadrat.</w:t>
+      </w:r>
+    </w:p>
+    <w:p>
+      <w:pPr>
+        <w:rPr>
+          <w:rFonts w:ascii="Times New Roman" w:eastAsia="Times New Roman" w:hAnsi="Times New Roman" w:cs="Times New Roman"/>
+          <w:sz w:val="24"/>
+          <w:szCs w:val="24"/>
+        </w:rPr>
+      </w:pPr>
+      <w:r>
+        <w:rPr>
+          <w:rFonts w:ascii="Times New Roman" w:eastAsia="Times New Roman" w:hAnsi="Times New Roman" w:cs="Times New Roman"/>
+          <w:sz w:val="24"/>
+          <w:szCs w:val="24"/>
+        </w:rPr>
+        <w:t>This makes the observed relationships with spectral-region brightness important for interpretation. The positive relationships between alpha hull and green brightness</w:t>
+      </w:r>
+      <w:r>
+        <w:rPr>
+          <w:rFonts w:ascii="Times New Roman" w:eastAsia="Times New Roman" w:hAnsi="Times New Roman" w:cs="Times New Roman"/>
+          <w:sz w:val="24"/>
+          <w:szCs w:val="24"/>
+        </w:rPr>
+        <w:t xml:space="preserve"> </w:t>
+      </w:r>
+      <w:r>
+        <w:rPr>
+          <w:rFonts w:ascii="Times New Roman" w:eastAsia="Times New Roman" w:hAnsi="Times New Roman" w:cs="Times New Roman"/>
+          <w:sz w:val="24"/>
+          <w:szCs w:val="24"/>
+        </w:rPr>
+        <w:t xml:space="preserve">suggest that variation in the visible portion of the spectrum contributes to differences in the occupied spectral space. This variation may reflect differences in leaf pigments and </w:t>
+      </w:r>
+      <w:r>
+        <w:rPr>
+          <w:rFonts w:ascii="Times New Roman" w:eastAsia="Times New Roman" w:hAnsi="Times New Roman" w:cs="Times New Roman"/>
+          <w:sz w:val="24"/>
+          <w:szCs w:val="24"/>
+        </w:rPr>
+        <w:t>leaf conditions</w:t>
+      </w:r>
+      <w:r>
+        <w:rPr>
+          <w:rFonts w:ascii="Times New Roman" w:eastAsia="Times New Roman" w:hAnsi="Times New Roman" w:cs="Times New Roman"/>
+          <w:sz w:val="24"/>
+          <w:szCs w:val="24"/>
+        </w:rPr>
+        <w:t>, while also incorporating changes in illumination and canopy structure. In contrast, the consistently negative relationships between near-infrared brightness and both alpha hull and mean distance suggest that changes in the structural component of canopy reflectance also influence spectral heterogeneity.</w:t>
+      </w:r>
+      <w:r>
+        <w:rPr>
+          <w:rFonts w:ascii="Times New Roman" w:eastAsia="Times New Roman" w:hAnsi="Times New Roman" w:cs="Times New Roman"/>
+          <w:sz w:val="24"/>
+          <w:szCs w:val="24"/>
+        </w:rPr>
+        <w:t xml:space="preserve"> </w:t>
+      </w:r>
+      <w:r>
+        <w:rPr>
+          <w:rFonts w:ascii="Times New Roman" w:eastAsia="Times New Roman" w:hAnsi="Times New Roman" w:cs="Times New Roman"/>
+          <w:sz w:val="24"/>
+          <w:szCs w:val="24"/>
+        </w:rPr>
+        <w:t xml:space="preserve">The near-infrared relationships are particularly relevant because NIR reflectance </w:t>
+      </w:r>
+      <w:r>
+        <w:rPr>
+          <w:rFonts w:ascii="Times New Roman" w:eastAsia="Times New Roman" w:hAnsi="Times New Roman" w:cs="Times New Roman"/>
+          <w:sz w:val="24"/>
+          <w:szCs w:val="24"/>
+        </w:rPr>
+        <w:lastRenderedPageBreak/>
+        <w:t xml:space="preserve">is strongly influenced by leaf and canopy </w:t>
+      </w:r>
+      <w:commentRangeStart w:id="13"/>
+      <w:r>
+        <w:rPr>
+          <w:rFonts w:ascii="Times New Roman" w:eastAsia="Times New Roman" w:hAnsi="Times New Roman" w:cs="Times New Roman"/>
+          <w:sz w:val="24"/>
+          <w:szCs w:val="24"/>
+        </w:rPr>
+        <w:t>structure</w:t>
+      </w:r>
+      <w:commentRangeEnd w:id="13"/>
+      <w:r>
+        <w:rPr>
+          <w:rFonts w:ascii="Times New Roman" w:eastAsia="Times New Roman" w:hAnsi="Times New Roman" w:cs="Times New Roman"/>
+          <w:sz w:val="24"/>
+          <w:szCs w:val="24"/>
+        </w:rPr>
+        <w:commentReference w:id="13"/>
+      </w:r>
+      <w:r>
+        <w:rPr>
+          <w:rFonts w:ascii="Times New Roman" w:eastAsia="Times New Roman" w:hAnsi="Times New Roman" w:cs="Times New Roman"/>
+          <w:sz w:val="24"/>
+          <w:szCs w:val="24"/>
+        </w:rPr>
+        <w:t>. Differences in crown structure, leaf arrangement, canopy density, and shadow can therefore alter the spectral distribution independently of species composition. The fact that NIR brightness was related to spectral heterogeneity across all three scales indicates that the spectral metrics are responding to structural variation as wel</w:t>
+      </w:r>
+      <w:r>
+        <w:rPr>
+          <w:rFonts w:ascii="Times New Roman" w:eastAsia="Times New Roman" w:hAnsi="Times New Roman" w:cs="Times New Roman"/>
+          <w:sz w:val="24"/>
+          <w:szCs w:val="24"/>
+        </w:rPr>
+        <w:t>l.</w:t>
+      </w:r>
+    </w:p>
+    <w:p>
+      <w:pPr>
+        <w:rPr>
+          <w:rFonts w:ascii="Times New Roman" w:eastAsia="Times New Roman" w:hAnsi="Times New Roman" w:cs="Times New Roman"/>
+          <w:sz w:val="24"/>
+          <w:szCs w:val="24"/>
+        </w:rPr>
+      </w:pPr>
+      <w:r>
+        <w:rPr>
+          <w:rFonts w:ascii="Times New Roman" w:eastAsia="Times New Roman" w:hAnsi="Times New Roman" w:cs="Times New Roman"/>
+          <w:sz w:val="24"/>
+          <w:szCs w:val="24"/>
+        </w:rPr>
+        <w:t>These relationships help explain why the spectral metrics do not represent a purely biological measure of biodiversity. Pixel reflectance is the underlying source of the spectral variation, and that reflectance integrates leaf properties, canopy structure, illumination, and environmental conditions. Differences in how the metrics respond to this shared spectral distribution then determine which components of that variation are retained. Alpha hull may be particularly responsive to differences in the less common portions of the spectral distribution, which could include spectral signatures associated with canopy species that differ from the dominant community. Mean distance instead reflects broader changes in the distribution of spectra, while Rao's Q places greater influence on the most distant observations. If extreme pixels are more strongly affected by structural or illumination effects, this additional weighting can introduce variation that is less closely related to biodiversity.</w:t>
+      </w:r>
+      <w:r>
+        <w:rPr>
+          <w:rFonts w:ascii="Times New Roman" w:eastAsia="Times New Roman" w:hAnsi="Times New Roman" w:cs="Times New Roman"/>
+          <w:sz w:val="24"/>
+          <w:szCs w:val="24"/>
+        </w:rPr>
+        <w:t xml:space="preserve"> </w:t>
+      </w:r>
+      <w:r>
+        <w:rPr>
+          <w:rFonts w:ascii="Times New Roman" w:eastAsia="Times New Roman" w:hAnsi="Times New Roman" w:cs="Times New Roman"/>
+          <w:sz w:val="24"/>
+          <w:szCs w:val="24"/>
+        </w:rPr>
+        <w:t>This is also why the shadow diagnostic is relevant to interpreting the spectral metrics. The strong separation between shadowed and sunlit pixels demonstrates that illumination state is a major source of spectral differentiation in the imagery. Although vector normalization reduced the influence of overall brightness, it could not be expected to remove every effect associated with canopy geometry and illumination. Some of the remaining spectral heterogeneity therefore likely represents a combination of biological and physical canopy variation.</w:t>
+      </w:r>
+    </w:p>
+    <w:p>
+      <w:pPr>
+        <w:spacing w:before="100" w:beforeAutospacing="1" w:after="100" w:afterAutospacing="1" w:line="240" w:lineRule="auto"/>
+        <w:outlineLvl w:val="2"/>
+        <w:rPr>
+          <w:rFonts w:ascii="Times New Roman" w:eastAsia="Times New Roman" w:hAnsi="Times New Roman" w:cs="Times New Roman"/>
+          <w:b/>
+          <w:bCs/>
+          <w:sz w:val="27"/>
+          <w:szCs w:val="27"/>
+        </w:rPr>
+      </w:pPr>
+      <w:r>
+        <w:rPr>
+          <w:rFonts w:ascii="Times New Roman" w:eastAsia="Times New Roman" w:hAnsi="Times New Roman" w:cs="Times New Roman"/>
+          <w:b/>
+          <w:bCs/>
+          <w:sz w:val="27"/>
+          <w:szCs w:val="27"/>
+        </w:rPr>
+        <w:t>4.6 Vector normalization suggests that spectral shape contains more biodiversity information than overall brightness</w:t>
+      </w:r>
+    </w:p>
+    <w:p>
+      <w:pPr>
+        <w:rPr>
+          <w:rFonts w:ascii="Times New Roman" w:eastAsia="Times New Roman" w:hAnsi="Times New Roman" w:cs="Times New Roman"/>
+          <w:sz w:val="24"/>
+          <w:szCs w:val="24"/>
+        </w:rPr>
+      </w:pPr>
+      <w:r>
+        <w:rPr>
+          <w:rFonts w:ascii="Times New Roman" w:eastAsia="Times New Roman" w:hAnsi="Times New Roman" w:cs="Times New Roman"/>
+          <w:sz w:val="24"/>
+          <w:szCs w:val="24"/>
+        </w:rPr>
+        <w:t>The comparison between raw and vector-normalized PCA provides a further clue about what part of the spectral signal is most relevant to phylogenetic diversity. In the raw PCA, PC1 was strongly associated with mean reflectance, indicating that much of the dominant variation in the original spectral space was related to overall brightness. After vector normalization, this relationship became substantially weaker.</w:t>
+      </w:r>
+    </w:p>
+    <w:p>
+      <w:pPr>
+        <w:rPr>
+          <w:rFonts w:ascii="Times New Roman" w:eastAsia="Times New Roman" w:hAnsi="Times New Roman" w:cs="Times New Roman"/>
+          <w:sz w:val="24"/>
+          <w:szCs w:val="24"/>
+        </w:rPr>
+      </w:pPr>
+      <w:r>
+        <w:rPr>
+          <w:rFonts w:ascii="Times New Roman" w:eastAsia="Times New Roman" w:hAnsi="Times New Roman" w:cs="Times New Roman"/>
+          <w:sz w:val="24"/>
+          <w:szCs w:val="24"/>
+        </w:rPr>
+        <w:t xml:space="preserve">This change matters because two spectra can differ in overall magnitude while retaining a similar spectral shape. Differences in brightness can arise from illumination and canopy conditions without necessarily </w:t>
+      </w:r>
+      <w:r>
+        <w:rPr>
+          <w:rFonts w:ascii="Times New Roman" w:eastAsia="Times New Roman" w:hAnsi="Times New Roman" w:cs="Times New Roman"/>
+          <w:sz w:val="24"/>
+          <w:szCs w:val="24"/>
+        </w:rPr>
+        <w:t>inferring</w:t>
+      </w:r>
+      <w:r>
+        <w:rPr>
+          <w:rFonts w:ascii="Times New Roman" w:eastAsia="Times New Roman" w:hAnsi="Times New Roman" w:cs="Times New Roman"/>
+          <w:sz w:val="24"/>
+          <w:szCs w:val="24"/>
+        </w:rPr>
+        <w:t xml:space="preserve"> differences in leaf traits or species composition. By scaling each spectrum before PCA, vector normalization reduces the contribution of overall magnitude and gives greater relative importance to the pattern of reflectance across wavelengths.</w:t>
+      </w:r>
+    </w:p>
+    <w:p>
+      <w:pPr>
+        <w:rPr>
+          <w:rFonts w:ascii="Times New Roman" w:eastAsia="Times New Roman" w:hAnsi="Times New Roman" w:cs="Times New Roman"/>
+          <w:sz w:val="24"/>
+          <w:szCs w:val="24"/>
+        </w:rPr>
+      </w:pPr>
+      <w:r>
+        <w:rPr>
+          <w:rFonts w:ascii="Times New Roman" w:eastAsia="Times New Roman" w:hAnsi="Times New Roman" w:cs="Times New Roman"/>
+          <w:sz w:val="24"/>
+          <w:szCs w:val="24"/>
+        </w:rPr>
+        <w:t>The stronger relationships between the standardized PCA metrics and phylogenetic diversity are consistent with the idea that this spectral shape information contains more of the biologically relevant variation. If species differ in pigments, water content, leaf structure, or other traits that alter the relative shape of their spectral signatures, preserving those differences should provide a better opportunity to detect variation associated with community composition than a representation dominated by brightness.</w:t>
+      </w:r>
+    </w:p>
+    <w:p>
+      <w:pPr>
+        <w:rPr>
+          <w:rFonts w:ascii="Times New Roman" w:eastAsia="Times New Roman" w:hAnsi="Times New Roman" w:cs="Times New Roman"/>
+          <w:sz w:val="24"/>
+          <w:szCs w:val="24"/>
+        </w:rPr>
+      </w:pPr>
+      <w:r>
+        <w:rPr>
+          <w:rFonts w:ascii="Times New Roman" w:eastAsia="Times New Roman" w:hAnsi="Times New Roman" w:cs="Times New Roman"/>
+          <w:sz w:val="24"/>
+          <w:szCs w:val="24"/>
+        </w:rPr>
+        <w:lastRenderedPageBreak/>
+        <w:t>The improvement is particularly informative because it occurred alongside a substantial reduction in the association between PC1 and mean reflectance. The result does not demonstrate that spectral shape is exclusively biological, since environmental and structural factors can also alter spectral shape. It does, however, suggest that removing much of the broad brightness component allowed other spectral differences to contribute more strongly to the PCA representation used to calculate heterogeneity.</w:t>
+      </w:r>
+    </w:p>
+    <w:p>
+      <w:pPr>
+        <w:rPr>
+          <w:rFonts w:ascii="Times New Roman" w:eastAsia="Times New Roman" w:hAnsi="Times New Roman" w:cs="Times New Roman"/>
+          <w:sz w:val="24"/>
+          <w:szCs w:val="24"/>
+        </w:rPr>
+      </w:pPr>
+      <w:r>
+        <w:rPr>
+          <w:rFonts w:ascii="Times New Roman" w:eastAsia="Times New Roman" w:hAnsi="Times New Roman" w:cs="Times New Roman"/>
+          <w:sz w:val="24"/>
+          <w:szCs w:val="24"/>
+        </w:rPr>
+        <w:t>The exception observed for Rao's Q at 50 m further emphasizes that this interpretation is not simply a matter of standardization always improving the biodiversity relationship. The effect of preprocessing depends on how the resulting spectral distribution is subsequently summarized. Nevertheless, the stronger standardized alpha hull and mean-distance relationships support the interpretation that spectral shape carries useful information about phylogenetic composition that is partly obscured when overall brightness dominates the spectral space.</w:t>
+      </w:r>
+    </w:p>
+    <w:p>
+      <w:pPr>
+        <w:spacing w:before="100" w:beforeAutospacing="1" w:after="100" w:afterAutospacing="1" w:line="240" w:lineRule="auto"/>
+        <w:outlineLvl w:val="2"/>
+        <w:rPr>
+          <w:rFonts w:ascii="Times New Roman" w:eastAsia="Times New Roman" w:hAnsi="Times New Roman" w:cs="Times New Roman"/>
+          <w:b/>
+          <w:bCs/>
+          <w:sz w:val="27"/>
+          <w:szCs w:val="27"/>
+        </w:rPr>
+      </w:pPr>
+      <w:r>
+        <w:rPr>
+          <w:rFonts w:ascii="Times New Roman" w:eastAsia="Times New Roman" w:hAnsi="Times New Roman" w:cs="Times New Roman"/>
+          <w:b/>
+          <w:bCs/>
+          <w:sz w:val="27"/>
+          <w:szCs w:val="27"/>
+        </w:rPr>
+        <w:t>4.7 Nonlinearity is more apparent at smaller spatial scales</w:t>
+      </w:r>
+    </w:p>
+    <w:p>
+      <w:pPr>
+        <w:rPr>
+          <w:rFonts w:ascii="Times New Roman" w:eastAsia="Times New Roman" w:hAnsi="Times New Roman" w:cs="Times New Roman"/>
+          <w:sz w:val="24"/>
+          <w:szCs w:val="24"/>
+        </w:rPr>
+      </w:pPr>
+      <w:r>
+        <w:rPr>
+          <w:rFonts w:ascii="Times New Roman" w:eastAsia="Times New Roman" w:hAnsi="Times New Roman" w:cs="Times New Roman"/>
+          <w:sz w:val="24"/>
+          <w:szCs w:val="24"/>
+        </w:rPr>
+        <w:t>The biodiversity power transformation provides another piece of evidence for the importance of spatial scale. Its effects were most apparent among the weaker relationships at 10 m and 20 m, whereas the strongest relationships at 50 m changed very little</w:t>
+      </w:r>
+      <w:r>
+        <w:rPr>
+          <w:rFonts w:ascii="Times New Roman" w:eastAsia="Times New Roman" w:hAnsi="Times New Roman" w:cs="Times New Roman"/>
+          <w:sz w:val="24"/>
+          <w:szCs w:val="24"/>
+        </w:rPr>
+        <w:t xml:space="preserve"> if at all</w:t>
+      </w:r>
+      <w:r>
+        <w:rPr>
+          <w:rFonts w:ascii="Times New Roman" w:eastAsia="Times New Roman" w:hAnsi="Times New Roman" w:cs="Times New Roman"/>
+          <w:sz w:val="24"/>
+          <w:szCs w:val="24"/>
+        </w:rPr>
+        <w:t>. This suggests that the relationship between biodiversity and spectral heterogeneity is not equally linear at all spatial grains.</w:t>
+      </w:r>
+    </w:p>
+    <w:p>
+      <w:pPr>
+        <w:rPr>
+          <w:rFonts w:ascii="Times New Roman" w:eastAsia="Times New Roman" w:hAnsi="Times New Roman" w:cs="Times New Roman"/>
+          <w:sz w:val="24"/>
+          <w:szCs w:val="24"/>
+        </w:rPr>
+      </w:pPr>
+      <w:r>
+        <w:rPr>
+          <w:rFonts w:ascii="Times New Roman" w:eastAsia="Times New Roman" w:hAnsi="Times New Roman" w:cs="Times New Roman"/>
+          <w:sz w:val="24"/>
+          <w:szCs w:val="24"/>
+        </w:rPr>
+        <w:t>At small scales, a quadrat may contain only a limited number of individuals and species, while spectral heterogeneity can still vary substantially because of individual crowns, crown boundaries</w:t>
+      </w:r>
+      <w:r>
+        <w:rPr>
+          <w:rFonts w:ascii="Times New Roman" w:eastAsia="Times New Roman" w:hAnsi="Times New Roman" w:cs="Times New Roman"/>
+          <w:sz w:val="24"/>
+          <w:szCs w:val="24"/>
+        </w:rPr>
+        <w:t xml:space="preserve">, </w:t>
+      </w:r>
+      <w:r>
+        <w:rPr>
+          <w:rFonts w:ascii="Times New Roman" w:eastAsia="Times New Roman" w:hAnsi="Times New Roman" w:cs="Times New Roman"/>
+          <w:sz w:val="24"/>
+          <w:szCs w:val="24"/>
+        </w:rPr>
+        <w:t>and other local conditions. Under these circumstances, a small increase in biodiversity may not correspond to a proportional increase in spectral heterogeneity. The relationship can instead contain thresholds or nonlinear changes as additional species or canopy types enter the quadrat.</w:t>
+      </w:r>
+    </w:p>
+    <w:p>
+      <w:pPr>
+        <w:rPr>
+          <w:rFonts w:ascii="Times New Roman" w:eastAsia="Times New Roman" w:hAnsi="Times New Roman" w:cs="Times New Roman"/>
+          <w:sz w:val="24"/>
+          <w:szCs w:val="24"/>
+        </w:rPr>
+      </w:pPr>
+      <w:r>
+        <w:rPr>
+          <w:rFonts w:ascii="Times New Roman" w:eastAsia="Times New Roman" w:hAnsi="Times New Roman" w:cs="Times New Roman"/>
+          <w:sz w:val="24"/>
+          <w:szCs w:val="24"/>
+        </w:rPr>
+        <w:t xml:space="preserve">The power transformation can make these differences more apparent because it expands the numerical separation among higher biodiversity values. Its greater effect at smaller scales is therefore consistent with the idea that fine-scale relationships contain more nonlinear structure. At broader scales, more individuals and species are already integrated into each quadrat, and the relationship becomes more stable and closer to the broader community-level pattern. </w:t>
+      </w:r>
+      <w:r>
+        <w:rPr>
+          <w:rFonts w:ascii="Times New Roman" w:eastAsia="Times New Roman" w:hAnsi="Times New Roman" w:cs="Times New Roman"/>
+          <w:sz w:val="24"/>
+          <w:szCs w:val="24"/>
+        </w:rPr>
+        <w:t>Ultimately, there</w:t>
+      </w:r>
+      <w:r>
+        <w:rPr>
+          <w:rFonts w:ascii="Times New Roman" w:eastAsia="Times New Roman" w:hAnsi="Times New Roman" w:cs="Times New Roman"/>
+          <w:sz w:val="24"/>
+          <w:szCs w:val="24"/>
+        </w:rPr>
+        <w:t xml:space="preserve"> is less for the transformation to reveal.</w:t>
+      </w:r>
+      <w:r>
+        <w:rPr>
+          <w:rFonts w:ascii="Times New Roman" w:eastAsia="Times New Roman" w:hAnsi="Times New Roman" w:cs="Times New Roman"/>
+          <w:sz w:val="24"/>
+          <w:szCs w:val="24"/>
+        </w:rPr>
+        <w:t xml:space="preserve"> Also</w:t>
+      </w:r>
+      <w:r>
+        <w:rPr>
+          <w:rFonts w:ascii="Times New Roman" w:eastAsia="Times New Roman" w:hAnsi="Times New Roman" w:cs="Times New Roman"/>
+          <w:sz w:val="24"/>
+          <w:szCs w:val="24"/>
+        </w:rPr>
+        <w:t xml:space="preserve">, the transformation did not fundamentally change the strongest relationships. This suggests that the broad-scale spectral-phylogenetic signal is not dependent on the transformation, while the transformation is more useful for revealing structure within the weaker fine-scale relationships. </w:t>
+      </w:r>
+      <w:r>
+        <w:rPr>
+          <w:rFonts w:ascii="Times New Roman" w:eastAsia="Times New Roman" w:hAnsi="Times New Roman" w:cs="Times New Roman"/>
+          <w:sz w:val="24"/>
+          <w:szCs w:val="24"/>
+        </w:rPr>
+        <w:t>Therefore,</w:t>
+      </w:r>
+      <w:r>
+        <w:rPr>
+          <w:rFonts w:ascii="Times New Roman" w:eastAsia="Times New Roman" w:hAnsi="Times New Roman" w:cs="Times New Roman"/>
+          <w:sz w:val="24"/>
+          <w:szCs w:val="24"/>
+        </w:rPr>
+        <w:t xml:space="preserve"> scale influences not only the strength of the relationship but also its functional form.</w:t>
+      </w:r>
+    </w:p>
+    <w:p>
+      <w:pPr>
+        <w:spacing w:before="100" w:beforeAutospacing="1" w:after="100" w:afterAutospacing="1" w:line="240" w:lineRule="auto"/>
+        <w:outlineLvl w:val="2"/>
+        <w:rPr>
+          <w:b/>
+          <w:bCs/>
+        </w:rPr>
+      </w:pPr>
+      <w:r>
+        <w:rPr>
+          <w:rFonts w:ascii="Times New Roman" w:eastAsia="Times New Roman" w:hAnsi="Times New Roman" w:cs="Times New Roman"/>
+          <w:b/>
+          <w:bCs/>
+          <w:sz w:val="27"/>
+          <w:szCs w:val="27"/>
+        </w:rPr>
+        <w:t>4.8 Integrating the spectral and biodiversity patterns</w:t>
+      </w:r>
+    </w:p>
+    <w:p>
+      <w:pPr>
+        <w:rPr>
+          <w:rFonts w:ascii="Times New Roman" w:eastAsia="Times New Roman" w:hAnsi="Times New Roman" w:cs="Times New Roman"/>
+          <w:sz w:val="24"/>
+          <w:szCs w:val="24"/>
+        </w:rPr>
+      </w:pPr>
+      <w:r>
+        <w:rPr>
+          <w:rFonts w:ascii="Times New Roman" w:eastAsia="Times New Roman" w:hAnsi="Times New Roman" w:cs="Times New Roman"/>
+          <w:sz w:val="24"/>
+          <w:szCs w:val="24"/>
+        </w:rPr>
+        <w:t xml:space="preserve">Taken together, the results suggest a common explanation for several patterns that initially appear separate. At small scales, spectral heterogeneity is strongly influenced by individual pixels, crowns, and local canopy conditions. At larger scales, these local differences become part </w:t>
+      </w:r>
+      <w:r>
+        <w:rPr>
+          <w:rFonts w:ascii="Times New Roman" w:eastAsia="Times New Roman" w:hAnsi="Times New Roman" w:cs="Times New Roman"/>
+          <w:sz w:val="24"/>
+          <w:szCs w:val="24"/>
+        </w:rPr>
+        <w:lastRenderedPageBreak/>
+        <w:t xml:space="preserve">of a broader distribution of canopy spectra, allowing variation associated with community composition to become more </w:t>
+      </w:r>
+      <w:r>
+        <w:rPr>
+          <w:rFonts w:ascii="Times New Roman" w:eastAsia="Times New Roman" w:hAnsi="Times New Roman" w:cs="Times New Roman"/>
+          <w:sz w:val="24"/>
+          <w:szCs w:val="24"/>
+        </w:rPr>
+        <w:t>apparent</w:t>
+      </w:r>
+      <w:r>
+        <w:rPr>
+          <w:rFonts w:ascii="Times New Roman" w:eastAsia="Times New Roman" w:hAnsi="Times New Roman" w:cs="Times New Roman"/>
+          <w:sz w:val="24"/>
+          <w:szCs w:val="24"/>
+        </w:rPr>
+        <w:t>. The extent to which that biological signal is retained then depends on the spectral metric and on how the underlying reflectance values are weighted.</w:t>
+      </w:r>
+      <w:r>
+        <w:rPr>
+          <w:rFonts w:ascii="Times New Roman" w:eastAsia="Times New Roman" w:hAnsi="Times New Roman" w:cs="Times New Roman"/>
+          <w:sz w:val="24"/>
+          <w:szCs w:val="24"/>
+        </w:rPr>
+        <w:t xml:space="preserve"> The resulting spectral differences may be subtle at the level of individual species but become more apparent when multiple individuals and species are integrated across a larger quadrat.</w:t>
+      </w:r>
+    </w:p>
+    <w:p>
+      <w:pPr>
+        <w:rPr>
+          <w:rFonts w:ascii="Times New Roman" w:eastAsia="Times New Roman" w:hAnsi="Times New Roman" w:cs="Times New Roman"/>
+          <w:sz w:val="24"/>
+          <w:szCs w:val="24"/>
+        </w:rPr>
+      </w:pPr>
+      <w:r>
+        <w:rPr>
+          <w:rFonts w:ascii="Times New Roman" w:eastAsia="Times New Roman" w:hAnsi="Times New Roman" w:cs="Times New Roman"/>
+          <w:sz w:val="24"/>
+          <w:szCs w:val="24"/>
+        </w:rPr>
+        <w:t xml:space="preserve">This framework also explains why phylogenetic diversity can show stronger relationships than conventional </w:t>
+      </w:r>
+      <w:r>
+        <w:rPr>
+          <w:rFonts w:ascii="Times New Roman" w:eastAsia="Times New Roman" w:hAnsi="Times New Roman" w:cs="Times New Roman"/>
+          <w:sz w:val="24"/>
+          <w:szCs w:val="24"/>
+        </w:rPr>
+        <w:t xml:space="preserve">species </w:t>
+      </w:r>
+      <w:r>
+        <w:rPr>
+          <w:rFonts w:ascii="Times New Roman" w:eastAsia="Times New Roman" w:hAnsi="Times New Roman" w:cs="Times New Roman"/>
+          <w:sz w:val="24"/>
+          <w:szCs w:val="24"/>
+        </w:rPr>
+        <w:t>diversity</w:t>
+      </w:r>
+      <w:r>
+        <w:rPr>
+          <w:rFonts w:ascii="Times New Roman" w:eastAsia="Times New Roman" w:hAnsi="Times New Roman" w:cs="Times New Roman"/>
+          <w:sz w:val="24"/>
+          <w:szCs w:val="24"/>
+        </w:rPr>
+        <w:t xml:space="preserve"> metrics</w:t>
+      </w:r>
+      <w:r>
+        <w:rPr>
+          <w:rFonts w:ascii="Times New Roman" w:eastAsia="Times New Roman" w:hAnsi="Times New Roman" w:cs="Times New Roman"/>
+          <w:sz w:val="24"/>
+          <w:szCs w:val="24"/>
+        </w:rPr>
+        <w:t xml:space="preserve">. Species share many of the spectral characteristics imposed by the basic requirements of photosynthesis, so simply adding species does not necessarily produce a large increase in spectral heterogeneity. Greater evolutionary differentiation, however, can be associated with differences in the traits and </w:t>
+      </w:r>
+      <w:r>
+        <w:rPr>
+          <w:rFonts w:ascii="Times New Roman" w:eastAsia="Times New Roman" w:hAnsi="Times New Roman" w:cs="Times New Roman"/>
+          <w:sz w:val="24"/>
+          <w:szCs w:val="24"/>
+        </w:rPr>
+        <w:t>s</w:t>
+      </w:r>
+      <w:r>
+        <w:rPr>
+          <w:rFonts w:ascii="Times New Roman" w:eastAsia="Times New Roman" w:hAnsi="Times New Roman" w:cs="Times New Roman"/>
+          <w:sz w:val="24"/>
+          <w:szCs w:val="24"/>
+        </w:rPr>
+        <w:t xml:space="preserve">tructures that influence reflectance. The stronger performance of alpha hull and mean distance is consistent with these relationships. Both </w:t>
+      </w:r>
+      <w:proofErr w:type="gramStart"/>
+      <w:r>
+        <w:rPr>
+          <w:rFonts w:ascii="Times New Roman" w:eastAsia="Times New Roman" w:hAnsi="Times New Roman" w:cs="Times New Roman"/>
+          <w:sz w:val="24"/>
+          <w:szCs w:val="24"/>
+        </w:rPr>
+        <w:t>metrics</w:t>
+      </w:r>
+      <w:proofErr w:type="gramEnd"/>
+      <w:r>
+        <w:rPr>
+          <w:rFonts w:ascii="Times New Roman" w:eastAsia="Times New Roman" w:hAnsi="Times New Roman" w:cs="Times New Roman"/>
+          <w:sz w:val="24"/>
+          <w:szCs w:val="24"/>
+        </w:rPr>
+        <w:t xml:space="preserve"> retain information about the overall spread of the spectral distribution, while Rao's Q places greater emphasis on the most extreme observations. If the biodiversity signal is distributed across the broader spectral composition of the canopy rather than concentrated exclusively in the most extreme pixels, a metric that emphasizes overall dispersion or spectral extent may provide a more stable representation of that signal.</w:t>
+      </w:r>
+      <w:r>
+        <w:rPr>
+          <w:rFonts w:ascii="Times New Roman" w:eastAsia="Times New Roman" w:hAnsi="Times New Roman" w:cs="Times New Roman"/>
+          <w:sz w:val="24"/>
+          <w:szCs w:val="24"/>
+        </w:rPr>
+        <w:t xml:space="preserve"> </w:t>
+      </w:r>
+      <w:r>
+        <w:rPr>
+          <w:rFonts w:ascii="Times New Roman" w:eastAsia="Times New Roman" w:hAnsi="Times New Roman" w:cs="Times New Roman"/>
+          <w:sz w:val="24"/>
+          <w:szCs w:val="24"/>
+        </w:rPr>
+        <w:t xml:space="preserve">The PCA results provide another part of the same explanation. When overall brightness dominated the spectral representation, variation associated with illumination and reflectance magnitude contributed strongly to the distances among pixels. Vector normalization reduced that dominance and strengthened the relationship with phylogenetic diversity, suggesting that the relative shape of the spectral signature contains information that is </w:t>
+      </w:r>
+      <w:r>
+        <w:rPr>
+          <w:rFonts w:ascii="Times New Roman" w:eastAsia="Times New Roman" w:hAnsi="Times New Roman" w:cs="Times New Roman"/>
+          <w:sz w:val="24"/>
+          <w:szCs w:val="24"/>
+        </w:rPr>
+        <w:t>biologically relevant</w:t>
+      </w:r>
+      <w:r>
+        <w:rPr>
+          <w:rFonts w:ascii="Times New Roman" w:eastAsia="Times New Roman" w:hAnsi="Times New Roman" w:cs="Times New Roman"/>
+          <w:sz w:val="24"/>
+          <w:szCs w:val="24"/>
+        </w:rPr>
+        <w:t>.</w:t>
+      </w:r>
+    </w:p>
+    <w:p>
+      <w:pPr>
+        <w:rPr>
+          <w:rFonts w:ascii="Times New Roman" w:eastAsia="Times New Roman" w:hAnsi="Times New Roman" w:cs="Times New Roman"/>
+          <w:sz w:val="24"/>
+          <w:szCs w:val="24"/>
+        </w:rPr>
+      </w:pPr>
+      <w:r>
+        <w:rPr>
+          <w:rFonts w:ascii="Times New Roman" w:eastAsia="Times New Roman" w:hAnsi="Times New Roman" w:cs="Times New Roman"/>
+          <w:sz w:val="24"/>
+          <w:szCs w:val="24"/>
+        </w:rPr>
+        <w:t>Ultimately</w:t>
+      </w:r>
+      <w:r>
+        <w:rPr>
+          <w:rFonts w:ascii="Times New Roman" w:eastAsia="Times New Roman" w:hAnsi="Times New Roman" w:cs="Times New Roman"/>
+          <w:sz w:val="24"/>
+          <w:szCs w:val="24"/>
+        </w:rPr>
+        <w:t>, the scale, metric, and preprocessing results are not independent findings. They point toward the same general interpretation: the biodiversity signal in canopy spectra is subtle and distributed across the spectral composition of the canopy, while local brightness, structure, and extreme observations can obscure or distort that signal</w:t>
+      </w:r>
+      <w:r>
+        <w:rPr>
+          <w:rFonts w:ascii="Times New Roman" w:eastAsia="Times New Roman" w:hAnsi="Times New Roman" w:cs="Times New Roman"/>
+          <w:sz w:val="24"/>
+          <w:szCs w:val="24"/>
+        </w:rPr>
+        <w:t xml:space="preserve">, especially at </w:t>
+      </w:r>
+      <w:r>
+        <w:rPr>
+          <w:rFonts w:ascii="Times New Roman" w:eastAsia="Times New Roman" w:hAnsi="Times New Roman" w:cs="Times New Roman"/>
+          <w:sz w:val="24"/>
+          <w:szCs w:val="24"/>
+        </w:rPr>
+        <w:t>fine scales.</w:t>
+      </w:r>
+    </w:p>
+    <w:p>
+      <w:pPr>
+        <w:spacing w:before="100" w:beforeAutospacing="1" w:after="100" w:afterAutospacing="1" w:line="240" w:lineRule="auto"/>
+        <w:outlineLvl w:val="2"/>
+        <w:rPr>
+          <w:rFonts w:ascii="Times New Roman" w:eastAsia="Times New Roman" w:hAnsi="Times New Roman" w:cs="Times New Roman"/>
+          <w:b/>
+          <w:bCs/>
+          <w:sz w:val="27"/>
+          <w:szCs w:val="27"/>
+        </w:rPr>
+      </w:pPr>
+      <w:r>
+        <w:rPr>
+          <w:rFonts w:ascii="Times New Roman" w:eastAsia="Times New Roman" w:hAnsi="Times New Roman" w:cs="Times New Roman"/>
+          <w:b/>
+          <w:bCs/>
+          <w:sz w:val="27"/>
+          <w:szCs w:val="27"/>
+        </w:rPr>
+        <w:t>4.9 Implications for remote sensing of biodiversity</w:t>
+      </w:r>
+    </w:p>
+    <w:p>
+      <w:pPr>
+        <w:rPr>
+          <w:rFonts w:ascii="Times New Roman" w:eastAsia="Times New Roman" w:hAnsi="Times New Roman" w:cs="Times New Roman"/>
+          <w:sz w:val="24"/>
+          <w:szCs w:val="24"/>
+        </w:rPr>
+      </w:pPr>
+      <w:r>
+        <w:rPr>
+          <w:rFonts w:ascii="Times New Roman" w:eastAsia="Times New Roman" w:hAnsi="Times New Roman" w:cs="Times New Roman"/>
+          <w:sz w:val="24"/>
+          <w:szCs w:val="24"/>
+        </w:rPr>
+        <w:t xml:space="preserve">The results indicate that hyperspectral remote sensing can detect a component of forest biodiversity associated with canopy composition and evolutionary diversity, but the strength of that signal depends strongly on how the spectral and biological data are represented. The most informative relationships occurred when spectral heterogeneity was measured from vector-normalized spectra, evaluated at broader spatial grains, and compared with phylogenetic </w:t>
+      </w:r>
+      <w:r>
+        <w:rPr>
+          <w:rFonts w:ascii="Times New Roman" w:eastAsia="Times New Roman" w:hAnsi="Times New Roman" w:cs="Times New Roman"/>
+          <w:sz w:val="24"/>
+          <w:szCs w:val="24"/>
+        </w:rPr>
+        <w:t xml:space="preserve">or canopy </w:t>
+      </w:r>
+      <w:r>
+        <w:rPr>
+          <w:rFonts w:ascii="Times New Roman" w:eastAsia="Times New Roman" w:hAnsi="Times New Roman" w:cs="Times New Roman"/>
+          <w:sz w:val="24"/>
+          <w:szCs w:val="24"/>
+        </w:rPr>
+        <w:t>abundance-weighted measures of biodiversity.</w:t>
+      </w:r>
+    </w:p>
+    <w:p>
+      <w:pPr>
+        <w:rPr>
+          <w:rFonts w:ascii="Times New Roman" w:eastAsia="Times New Roman" w:hAnsi="Times New Roman" w:cs="Times New Roman"/>
+          <w:sz w:val="24"/>
+          <w:szCs w:val="24"/>
+        </w:rPr>
+      </w:pPr>
+      <w:r>
+        <w:rPr>
+          <w:rFonts w:ascii="Times New Roman" w:eastAsia="Times New Roman" w:hAnsi="Times New Roman" w:cs="Times New Roman"/>
+          <w:sz w:val="24"/>
+          <w:szCs w:val="24"/>
+        </w:rPr>
+        <w:t>This has practical implications for biodiversity mapping. Fine</w:t>
+      </w:r>
+      <w:r>
+        <w:rPr>
+          <w:rFonts w:ascii="Times New Roman" w:eastAsia="Times New Roman" w:hAnsi="Times New Roman" w:cs="Times New Roman"/>
+          <w:sz w:val="24"/>
+          <w:szCs w:val="24"/>
+        </w:rPr>
+        <w:t xml:space="preserve"> scale </w:t>
+      </w:r>
+      <w:r>
+        <w:rPr>
+          <w:rFonts w:ascii="Times New Roman" w:eastAsia="Times New Roman" w:hAnsi="Times New Roman" w:cs="Times New Roman"/>
+          <w:sz w:val="24"/>
+          <w:szCs w:val="24"/>
+        </w:rPr>
+        <w:t>spectral data contain considerable information, but the smallest possible spatial unit is not necessarily the most biologically informative one. Aggregating spectra across larger portions of the canopy can reduce the influence of individual crowns and local illumination conditions and allow the community-level signal</w:t>
+      </w:r>
+      <w:r>
+        <w:rPr>
+          <w:rFonts w:ascii="Times New Roman" w:eastAsia="Times New Roman" w:hAnsi="Times New Roman" w:cs="Times New Roman"/>
+          <w:sz w:val="24"/>
+          <w:szCs w:val="24"/>
+        </w:rPr>
+        <w:t>s</w:t>
+      </w:r>
+      <w:r>
+        <w:rPr>
+          <w:rFonts w:ascii="Times New Roman" w:eastAsia="Times New Roman" w:hAnsi="Times New Roman" w:cs="Times New Roman"/>
+          <w:sz w:val="24"/>
+          <w:szCs w:val="24"/>
+        </w:rPr>
+        <w:t xml:space="preserve"> to become more apparent. The appropriate scale will likely vary among ecosystems, canopy structures, and biodiversity measures, so spatial grain should be treated as part of the ecological design rather than simply a property of the imagery.</w:t>
+      </w:r>
+    </w:p>
+    <w:p>
+      <w:pPr>
+        <w:rPr>
+          <w:rFonts w:ascii="Times New Roman" w:eastAsia="Times New Roman" w:hAnsi="Times New Roman" w:cs="Times New Roman"/>
+          <w:sz w:val="24"/>
+          <w:szCs w:val="24"/>
+        </w:rPr>
+      </w:pPr>
+      <w:r>
+        <w:rPr>
+          <w:rFonts w:ascii="Times New Roman" w:eastAsia="Times New Roman" w:hAnsi="Times New Roman" w:cs="Times New Roman"/>
+          <w:sz w:val="24"/>
+          <w:szCs w:val="24"/>
+        </w:rPr>
+        <w:lastRenderedPageBreak/>
+        <w:t>Metric selection is similarly important. A spectral metric that is highly sensitive to extreme observations may detect biologically meaningful differences, but it may also amplify canopy or illumination artifacts. Conversely, a metric that strongly smooths the spectral distribution may be more stable but can lose information contained in less common canopy conditions. The results here suggest that alpha hull and mean distance provided a useful balance for detecting phylogenetic biodiversity, while Rao's Q was more sensitive to the extreme portion of the spectral distribution.</w:t>
+      </w:r>
+    </w:p>
+    <w:p>
+      <w:pPr>
+        <w:rPr>
+          <w:rFonts w:ascii="Times New Roman" w:eastAsia="Times New Roman" w:hAnsi="Times New Roman" w:cs="Times New Roman"/>
+          <w:sz w:val="24"/>
+          <w:szCs w:val="24"/>
+        </w:rPr>
+      </w:pPr>
+      <w:r>
+        <w:rPr>
+          <w:rFonts w:ascii="Times New Roman" w:eastAsia="Times New Roman" w:hAnsi="Times New Roman" w:cs="Times New Roman"/>
+          <w:sz w:val="24"/>
+          <w:szCs w:val="24"/>
+        </w:rPr>
+        <w:t>The moderate strength of the relationships also places an important limit on interpretation. Spectral heterogeneity does not provide a direct measurement of biodiversity. It represents an integrated response to leaf traits, canopy structure, illumination, environmental conditions, and species composition. The value of hyperspectral remote sensing is therefore not that it replaces field-based biodiversity measurements, but that it can provide spatially continuous information about ecological variation that is difficult to measure across large areas using field surveys alone.</w:t>
+      </w:r>
+    </w:p>
+    <w:p>
+      <w:pPr>
+        <w:rPr>
+          <w:rFonts w:ascii="Times New Roman" w:eastAsia="Times New Roman" w:hAnsi="Times New Roman" w:cs="Times New Roman"/>
+          <w:sz w:val="24"/>
+          <w:szCs w:val="24"/>
+        </w:rPr>
+      </w:pPr>
+      <w:r>
+        <w:rPr>
+          <w:rFonts w:ascii="Times New Roman" w:eastAsia="Times New Roman" w:hAnsi="Times New Roman" w:cs="Times New Roman"/>
+          <w:sz w:val="24"/>
+          <w:szCs w:val="24"/>
+        </w:rPr>
+        <w:t xml:space="preserve">Future work that combines spectral data with functional traits, species-level spectral </w:t>
+      </w:r>
+      <w:r>
+        <w:rPr>
+          <w:rFonts w:ascii="Times New Roman" w:eastAsia="Times New Roman" w:hAnsi="Times New Roman" w:cs="Times New Roman"/>
+          <w:sz w:val="24"/>
+          <w:szCs w:val="24"/>
+        </w:rPr>
+        <w:t>libraries</w:t>
+      </w:r>
+      <w:r>
+        <w:rPr>
+          <w:rFonts w:ascii="Times New Roman" w:eastAsia="Times New Roman" w:hAnsi="Times New Roman" w:cs="Times New Roman"/>
+          <w:sz w:val="24"/>
+          <w:szCs w:val="24"/>
+        </w:rPr>
+        <w:t xml:space="preserve">, canopy structure, environmental covariates, and spatially explicit validation would help determine which components of the observed spectral variation are most closely tied to evolutionary and functional diversity. In particular, linking phylogenetic differences to the specific leaf and canopy traits responsible for spectral differences would provide a stronger mechanistic test of the </w:t>
+      </w:r>
+      <w:r>
+        <w:rPr>
+          <w:rFonts w:ascii="Times New Roman" w:eastAsia="Times New Roman" w:hAnsi="Times New Roman" w:cs="Times New Roman"/>
+          <w:sz w:val="24"/>
+          <w:szCs w:val="24"/>
+        </w:rPr>
+        <w:t xml:space="preserve">patterns found </w:t>
+      </w:r>
+      <w:r>
+        <w:rPr>
+          <w:rFonts w:ascii="Times New Roman" w:eastAsia="Times New Roman" w:hAnsi="Times New Roman" w:cs="Times New Roman"/>
+          <w:sz w:val="24"/>
+          <w:szCs w:val="24"/>
+        </w:rPr>
+        <w:t>here</w:t>
+      </w:r>
+      <w:r>
+        <w:rPr>
+          <w:rFonts w:ascii="Times New Roman" w:eastAsia="Times New Roman" w:hAnsi="Times New Roman" w:cs="Times New Roman"/>
+          <w:sz w:val="24"/>
+          <w:szCs w:val="24"/>
+        </w:rPr>
+        <w:t>.</w:t>
+      </w:r>
+    </w:p>
+    <w:p>
+      <w:pPr>
+        <w:rPr>
+          <w:rFonts w:ascii="Times New Roman" w:eastAsia="Times New Roman" w:hAnsi="Times New Roman" w:cs="Times New Roman"/>
+          <w:sz w:val="24"/>
+          <w:szCs w:val="24"/>
+        </w:rPr>
+      </w:pPr>
+      <w:r>
+        <w:rPr>
+          <w:rFonts w:ascii="Times New Roman" w:eastAsia="Times New Roman" w:hAnsi="Times New Roman" w:cs="Times New Roman"/>
+          <w:sz w:val="24"/>
+          <w:szCs w:val="24"/>
+        </w:rPr>
+        <w:t>Overall, the results suggest that spectral heterogeneity is most informative about biodiversity when the spectral measurement captures the broader composition of the canopy rather than the variation of individual pixels or crowns. The increasing relationship with spatial grain, stronger correspondence with phylogenetic diversity, sensitivity to the way extreme spectral values are treated, and improved relationships following vector normalization all point toward the same conclusion. The biodiversity signal is present in the spectral data, but it is embedded within substantial variation caused by canopy structure and illumination</w:t>
+      </w:r>
+      <w:r>
+        <w:rPr>
+          <w:rFonts w:ascii="Times New Roman" w:eastAsia="Times New Roman" w:hAnsi="Times New Roman" w:cs="Times New Roman"/>
+          <w:sz w:val="24"/>
+          <w:szCs w:val="24"/>
+        </w:rPr>
+        <w:t xml:space="preserve"> conditions</w:t>
+      </w:r>
+      <w:r>
+        <w:rPr>
+          <w:rFonts w:ascii="Times New Roman" w:eastAsia="Times New Roman" w:hAnsi="Times New Roman" w:cs="Times New Roman"/>
+          <w:sz w:val="24"/>
+          <w:szCs w:val="24"/>
+        </w:rPr>
+        <w:t>. Appropriate spatial aggregation, spectral preprocessing, and metric selection can make that biological signal more apparent without assuming that spectral heterogeneity itself is a direct measure of biodiversity.</w:t>
       </w:r>
     </w:p>
     <w:p/>
-    <w:p/>
+    <w:p>
+      <w:pPr>
+        <w:spacing w:before="100" w:beforeAutospacing="1" w:after="100" w:afterAutospacing="1" w:line="240" w:lineRule="auto"/>
+        <w:outlineLvl w:val="1"/>
+        <w:rPr>
+          <w:rFonts w:ascii="Times New Roman" w:eastAsia="Times New Roman" w:hAnsi="Times New Roman" w:cs="Times New Roman"/>
+          <w:b/>
+          <w:bCs/>
+          <w:sz w:val="36"/>
+          <w:szCs w:val="36"/>
+        </w:rPr>
+      </w:pPr>
+      <w:r>
+        <w:rPr>
+          <w:rFonts w:ascii="Times New Roman" w:eastAsia="Times New Roman" w:hAnsi="Times New Roman" w:cs="Times New Roman"/>
+          <w:b/>
+          <w:bCs/>
+          <w:sz w:val="36"/>
+          <w:szCs w:val="36"/>
+        </w:rPr>
+        <w:t>5. Conclusion</w:t>
+      </w:r>
+    </w:p>
+    <w:p>
+      <w:r>
+        <w:t>hj</w:t>
+      </w:r>
+      <w:bookmarkStart w:id="14" w:name="_GoBack"/>
+      <w:bookmarkEnd w:id="14"/>
+    </w:p>
     <w:sectPr>
       <w:pgSz w:w="12240" w:h="15840"/>
       <w:pgMar w:top="1440" w:right="1440" w:bottom="1440" w:left="1440" w:header="720" w:footer="720" w:gutter="0"/>
@@ -8257,6 +9464,22 @@
       </w:r>
     </w:p>
   </w:comment>
+  <w:comment w:id="13" w:author="Evan Tenorio" w:date="2026-08-27T13:46:00Z" w:initials="P">
+    <w:p>
+      <w:pPr>
+        <w:pStyle w:val="CommentText"/>
+      </w:pPr>
+      <w:r>
+        <w:rPr>
+          <w:rStyle w:val="CommentReference"/>
+        </w:rPr>
+        <w:annotationRef/>
+      </w:r>
+      <w:r>
+        <w:t>Reference</w:t>
+      </w:r>
+    </w:p>
+  </w:comment>
 </w:comments>
 </file>
 
@@ -8267,6 +9490,7 @@
   <w15:commentEx w15:paraId="5C4FF3E2" w15:done="1"/>
   <w15:commentEx w15:paraId="024C1187" w15:done="0"/>
   <w15:commentEx w15:paraId="3B491527" w15:done="0"/>
+  <w15:commentEx w15:paraId="3D6BA0FF" w15:done="0"/>
 </w15:commentsEx>
 </file>
 
@@ -8277,6 +9501,7 @@
   <w16cid:commentId w16cid:paraId="5C4FF3E2" w16cid:durableId="2E26FCDD"/>
   <w16cid:commentId w16cid:paraId="024C1187" w16cid:durableId="2E32EEDF"/>
   <w16cid:commentId w16cid:paraId="3B491527" w16cid:durableId="2E32EFA3"/>
+  <w16cid:commentId w16cid:paraId="3D6BA0FF" w16cid:durableId="2E3ABE41"/>
 </w16cid:commentsIds>
 </file>
 
@@ -8688,7 +9913,30 @@
   <w:style w:type="paragraph" w:default="1" w:styleId="Normal">
     <w:name w:val="Normal"/>
     <w:qFormat/>
-    <w:rsid w:val="005F02DF"/>
+    <w:rsid w:val="001A3157"/>
+  </w:style>
+  <w:style w:type="paragraph" w:styleId="Heading2">
+    <w:name w:val="heading 2"/>
+    <w:basedOn w:val="Normal"/>
+    <w:next w:val="Normal"/>
+    <w:link w:val="Heading2Char"/>
+    <w:uiPriority w:val="9"/>
+    <w:semiHidden/>
+    <w:unhideWhenUsed/>
+    <w:qFormat/>
+    <w:rsid w:val="0025484E"/>
+    <w:pPr>
+      <w:keepNext/>
+      <w:keepLines/>
+      <w:spacing w:before="40" w:after="0"/>
+      <w:outlineLvl w:val="1"/>
+    </w:pPr>
+    <w:rPr>
+      <w:rFonts w:asciiTheme="majorHAnsi" w:eastAsiaTheme="majorEastAsia" w:hAnsiTheme="majorHAnsi" w:cstheme="majorBidi"/>
+      <w:color w:val="2F5496" w:themeColor="accent1" w:themeShade="BF"/>
+      <w:sz w:val="26"/>
+      <w:szCs w:val="26"/>
+    </w:rPr>
   </w:style>
   <w:style w:type="paragraph" w:styleId="Heading3">
     <w:name w:val="heading 3"/>
@@ -8712,7 +9960,6 @@
   <w:style w:type="character" w:default="1" w:styleId="DefaultParagraphFont">
     <w:name w:val="Default Paragraph Font"/>
     <w:uiPriority w:val="1"/>
-    <w:semiHidden/>
     <w:unhideWhenUsed/>
   </w:style>
   <w:style w:type="table" w:default="1" w:styleId="TableNormal">
@@ -8875,6 +10122,20 @@
       <w:bCs/>
       <w:sz w:val="20"/>
       <w:szCs w:val="20"/>
+    </w:rPr>
+  </w:style>
+  <w:style w:type="character" w:customStyle="1" w:styleId="Heading2Char">
+    <w:name w:val="Heading 2 Char"/>
+    <w:basedOn w:val="DefaultParagraphFont"/>
+    <w:link w:val="Heading2"/>
+    <w:uiPriority w:val="9"/>
+    <w:semiHidden/>
+    <w:rsid w:val="0025484E"/>
+    <w:rPr>
+      <w:rFonts w:asciiTheme="majorHAnsi" w:eastAsiaTheme="majorEastAsia" w:hAnsiTheme="majorHAnsi" w:cstheme="majorBidi"/>
+      <w:color w:val="2F5496" w:themeColor="accent1" w:themeShade="BF"/>
+      <w:sz w:val="26"/>
+      <w:szCs w:val="26"/>
     </w:rPr>
   </w:style>
 </w:styles>

--- a/Documents/Paper/SVH_Paper.docx
+++ b/Documents/Paper/SVH_Paper.docx
@@ -5,6 +5,119 @@
     <w:p>
       <w:pPr>
         <w:spacing w:before="100" w:beforeAutospacing="1" w:after="100" w:afterAutospacing="1" w:line="240" w:lineRule="auto"/>
+        <w:rPr>
+          <w:rFonts w:ascii="Times New Roman" w:eastAsia="Times New Roman" w:hAnsi="Times New Roman" w:cs="Times New Roman"/>
+          <w:b/>
+          <w:sz w:val="24"/>
+          <w:szCs w:val="24"/>
+        </w:rPr>
+      </w:pPr>
+      <w:bookmarkStart w:id="0" w:name="_Hlk237448418"/>
+      <w:r>
+        <w:rPr>
+          <w:rFonts w:ascii="Times New Roman" w:eastAsia="Times New Roman" w:hAnsi="Times New Roman" w:cs="Times New Roman"/>
+          <w:b/>
+          <w:sz w:val="24"/>
+          <w:szCs w:val="24"/>
+        </w:rPr>
+        <w:t>Abstract</w:t>
+      </w:r>
+    </w:p>
+    <w:p>
+      <w:pPr>
+        <w:spacing w:before="100" w:beforeAutospacing="1" w:after="100" w:afterAutospacing="1" w:line="240" w:lineRule="auto"/>
+        <w:rPr>
+          <w:rFonts w:ascii="Times New Roman" w:eastAsia="Times New Roman" w:hAnsi="Times New Roman" w:cs="Times New Roman"/>
+          <w:sz w:val="24"/>
+          <w:szCs w:val="24"/>
+        </w:rPr>
+      </w:pPr>
+      <w:r>
+        <w:rPr>
+          <w:rFonts w:ascii="Times New Roman" w:eastAsia="Times New Roman" w:hAnsi="Times New Roman" w:cs="Times New Roman"/>
+          <w:sz w:val="24"/>
+          <w:szCs w:val="24"/>
+        </w:rPr>
+        <w:t>Forest biodiversity supports ecosystem function, but measuring its spatial structure across large areas remains difficult with field inventories alone. Hyperspectral remote sensing offers a way to extend plot-based biodiversity information because vegetation spectra integrate leaf chemistry, canopy structure, illumination, and species composition. However, spectral heterogeneity is not a direct measure of biodiversity, and its relationship with forest diversity may depend on spatial grain, spectral preprocessing, and the biodiversity metric being compared. We tested these relationships in the 20 ha Paint Rock Forest Dynamics Plot, a mixed hardwood-pine forest in northern Alabama, using June 2024 drone-acquired visible-near-infrared hyperspectral imagery and 2024 completed forest census data. We identified 4,007 canopy and intermediate-canopy trees representing 5</w:t>
+      </w:r>
+      <w:r>
+        <w:rPr>
+          <w:rFonts w:ascii="Times New Roman" w:eastAsia="Times New Roman" w:hAnsi="Times New Roman" w:cs="Times New Roman"/>
+          <w:sz w:val="24"/>
+          <w:szCs w:val="24"/>
+        </w:rPr>
+        <w:t>0</w:t>
+      </w:r>
+      <w:r>
+        <w:rPr>
+          <w:rFonts w:ascii="Times New Roman" w:eastAsia="Times New Roman" w:hAnsi="Times New Roman" w:cs="Times New Roman"/>
+          <w:sz w:val="24"/>
+          <w:szCs w:val="24"/>
+        </w:rPr>
+        <w:t xml:space="preserve"> species and used crown-overlap abundance to calculate species and phylogenetic diversity at 10, 20, and 50 m quadrat grains. Spectral heterogeneity was quantified from raw and vector-normalized PCA spaces using alpha hull area, mean distance to the spectral centroid, and spectral Rao's Q.</w:t>
+      </w:r>
+      <w:r>
+        <w:rPr>
+          <w:rFonts w:ascii="Times New Roman" w:eastAsia="Times New Roman" w:hAnsi="Times New Roman" w:cs="Times New Roman"/>
+          <w:sz w:val="24"/>
+          <w:szCs w:val="24"/>
+        </w:rPr>
+        <w:t xml:space="preserve"> </w:t>
+      </w:r>
+      <w:r>
+        <w:rPr>
+          <w:rFonts w:ascii="Times New Roman" w:eastAsia="Times New Roman" w:hAnsi="Times New Roman" w:cs="Times New Roman"/>
+          <w:sz w:val="24"/>
+          <w:szCs w:val="24"/>
+        </w:rPr>
+        <w:t>Spectral-biodiversity relationships strengthened with spatial grain and were consistently stronger for phylogenetic biodiversity than for conventional species diversity. This pattern was clearest for abundance-weighted Faith's phylogenetic diversity: its relationship with vector-normalized PCA alpha hull increased from r = 0.188 at 10 m to r = 0.384 at 20 m and r = 0.497 at 50 m. Vector-normalized PCA mean distance showed the same scale-dependent pattern with abundance-weighted Faith's phylogenetic diversity, increasing from r = 0.122 at 10 m to r = 0.301 at 20 m and r = 0.419 at 50 m. In contrast, Shannon diversity showed little relationship with</w:t>
+      </w:r>
+      <w:r>
+        <w:rPr>
+          <w:rFonts w:ascii="Times New Roman" w:eastAsia="Times New Roman" w:hAnsi="Times New Roman" w:cs="Times New Roman"/>
+          <w:sz w:val="24"/>
+          <w:szCs w:val="24"/>
+        </w:rPr>
+        <w:t xml:space="preserve"> any</w:t>
+      </w:r>
+      <w:r>
+        <w:rPr>
+          <w:rFonts w:ascii="Times New Roman" w:eastAsia="Times New Roman" w:hAnsi="Times New Roman" w:cs="Times New Roman"/>
+          <w:sz w:val="24"/>
+          <w:szCs w:val="24"/>
+        </w:rPr>
+        <w:t xml:space="preserve"> standardized PCA spectral heterogeneity</w:t>
+      </w:r>
+      <w:r>
+        <w:rPr>
+          <w:rFonts w:ascii="Times New Roman" w:eastAsia="Times New Roman" w:hAnsi="Times New Roman" w:cs="Times New Roman"/>
+          <w:sz w:val="24"/>
+          <w:szCs w:val="24"/>
+        </w:rPr>
+        <w:t xml:space="preserve"> metric</w:t>
+      </w:r>
+      <w:r>
+        <w:rPr>
+          <w:rFonts w:ascii="Times New Roman" w:eastAsia="Times New Roman" w:hAnsi="Times New Roman" w:cs="Times New Roman"/>
+          <w:sz w:val="24"/>
+          <w:szCs w:val="24"/>
+        </w:rPr>
+        <w:t xml:space="preserve"> at any scale, including near-zero correlations at 50 m. Vector normalization reduced the dominance of overall brightness in PCA space and generally improved relationships with phylogenetic metrics, suggesting that spectral shape carried more biodiversity-relevant information than reflectance magnitude alone. Spectral metrics still remained sensitive to brightness, near-infrared reflectance, and the way each metric calculation treated extreme spectral values. These results support a scale-aware interpretation of the Spectral Variation Hypothesis: canopy spectral heterogeneity can detect a measurable component of forest biodiversity, but the clearest signal emerges when spectral measurements integrate multiple crowns, emphasize spectral shape, and are compared with biodiversity metrics that retain evolutionary structure.</w:t>
+      </w:r>
+    </w:p>
+    <w:p>
+      <w:pPr>
+        <w:spacing w:before="100" w:beforeAutospacing="1" w:after="100" w:afterAutospacing="1" w:line="240" w:lineRule="auto"/>
+        <w:rPr>
+          <w:rFonts w:ascii="Times New Roman" w:eastAsia="Times New Roman" w:hAnsi="Times New Roman" w:cs="Times New Roman"/>
+          <w:sz w:val="24"/>
+          <w:szCs w:val="24"/>
+        </w:rPr>
+      </w:pPr>
+    </w:p>
+    <w:p>
+      <w:pPr>
+        <w:spacing w:before="100" w:beforeAutospacing="1" w:after="100" w:afterAutospacing="1" w:line="240" w:lineRule="auto"/>
         <w:outlineLvl w:val="1"/>
         <w:rPr>
           <w:rFonts w:ascii="Times New Roman" w:eastAsia="Times New Roman" w:hAnsi="Times New Roman" w:cs="Times New Roman"/>
@@ -14,7 +127,6 @@
           <w:szCs w:val="36"/>
         </w:rPr>
       </w:pPr>
-      <w:bookmarkStart w:id="0" w:name="_Hlk237448418"/>
       <w:r>
         <w:rPr>
           <w:rFonts w:ascii="Times New Roman" w:eastAsia="Times New Roman" w:hAnsi="Times New Roman" w:cs="Times New Roman"/>
@@ -23,9 +135,1521 @@
           <w:sz w:val="36"/>
           <w:szCs w:val="36"/>
         </w:rPr>
+        <w:t>1.</w:t>
+      </w:r>
+      <w:r>
+        <w:rPr>
+          <w:rFonts w:ascii="Times New Roman" w:eastAsia="Times New Roman" w:hAnsi="Times New Roman" w:cs="Times New Roman"/>
+          <w:b/>
+          <w:bCs/>
+          <w:sz w:val="36"/>
+          <w:szCs w:val="36"/>
+        </w:rPr>
+        <w:t xml:space="preserve"> </w:t>
+      </w:r>
+      <w:r>
+        <w:rPr>
+          <w:rFonts w:ascii="Times New Roman" w:eastAsia="Times New Roman" w:hAnsi="Times New Roman" w:cs="Times New Roman"/>
+          <w:b/>
+          <w:bCs/>
+          <w:sz w:val="36"/>
+          <w:szCs w:val="36"/>
+        </w:rPr>
+        <w:t>Introduction</w:t>
+      </w:r>
+    </w:p>
+    <w:p>
+      <w:pPr>
+        <w:spacing w:before="100" w:beforeAutospacing="1" w:after="100" w:afterAutospacing="1" w:line="240" w:lineRule="auto"/>
+        <w:rPr>
+          <w:rFonts w:ascii="Times New Roman" w:eastAsia="Times New Roman" w:hAnsi="Times New Roman" w:cs="Times New Roman"/>
+          <w:sz w:val="24"/>
+          <w:szCs w:val="24"/>
+        </w:rPr>
+      </w:pPr>
+      <w:r>
+        <w:rPr>
+          <w:rFonts w:ascii="Times New Roman" w:eastAsia="Times New Roman" w:hAnsi="Times New Roman" w:cs="Times New Roman"/>
+          <w:sz w:val="24"/>
+          <w:szCs w:val="24"/>
+        </w:rPr>
+        <w:t>Forests are a crucial component of</w:t>
+      </w:r>
+      <w:r>
+        <w:rPr>
+          <w:rFonts w:ascii="Times New Roman" w:eastAsia="Times New Roman" w:hAnsi="Times New Roman" w:cs="Times New Roman"/>
+          <w:sz w:val="24"/>
+          <w:szCs w:val="24"/>
+        </w:rPr>
+        <w:t xml:space="preserve"> our</w:t>
+      </w:r>
+      <w:r>
+        <w:rPr>
+          <w:rFonts w:ascii="Times New Roman" w:eastAsia="Times New Roman" w:hAnsi="Times New Roman" w:cs="Times New Roman"/>
+          <w:sz w:val="24"/>
+          <w:szCs w:val="24"/>
+        </w:rPr>
+        <w:t xml:space="preserve"> ecosystems, providing habitat for a wide range of species while also providing resources and ecosystem services that support human well-being.</w:t>
+      </w:r>
+      <w:r>
+        <w:rPr>
+          <w:rFonts w:ascii="Times New Roman" w:eastAsia="Times New Roman" w:hAnsi="Times New Roman" w:cs="Times New Roman"/>
+          <w:sz w:val="24"/>
+          <w:szCs w:val="24"/>
+        </w:rPr>
+        <w:t xml:space="preserve"> </w:t>
+      </w:r>
+      <w:r>
+        <w:rPr>
+          <w:rFonts w:ascii="Times New Roman" w:eastAsia="Times New Roman" w:hAnsi="Times New Roman" w:cs="Times New Roman"/>
+          <w:sz w:val="24"/>
+          <w:szCs w:val="24"/>
+        </w:rPr>
+        <w:t xml:space="preserve">They store carbon, regulate water and energy exchange, support soil formation and nutrient cycling, provide habitat for a large portion of terrestrial biodiversity, and buffer many of the disturbances that </w:t>
+      </w:r>
+      <w:r>
+        <w:rPr>
+          <w:rFonts w:ascii="Times New Roman" w:eastAsia="Times New Roman" w:hAnsi="Times New Roman" w:cs="Times New Roman"/>
+          <w:sz w:val="24"/>
+          <w:szCs w:val="24"/>
+        </w:rPr>
+        <w:t>impact</w:t>
+      </w:r>
+      <w:r>
+        <w:rPr>
+          <w:rFonts w:ascii="Times New Roman" w:eastAsia="Times New Roman" w:hAnsi="Times New Roman" w:cs="Times New Roman"/>
+          <w:sz w:val="24"/>
+          <w:szCs w:val="24"/>
+        </w:rPr>
+        <w:t xml:space="preserve"> communities. These functions depend not only on the presence of trees, but also on the diversity, structure, and ecological condition of the forest community. Forest biodiversity can influence productivity, carbon storage, resistance to pests, recovery after disturbance, and the stability of ecosystem functions through time (</w:t>
+      </w:r>
+      <w:proofErr w:type="spellStart"/>
+      <w:r>
+        <w:rPr>
+          <w:rFonts w:ascii="Times New Roman" w:eastAsia="Times New Roman" w:hAnsi="Times New Roman" w:cs="Times New Roman"/>
+          <w:sz w:val="24"/>
+          <w:szCs w:val="24"/>
+        </w:rPr>
+        <w:t>Gamfeldt</w:t>
+      </w:r>
+      <w:proofErr w:type="spellEnd"/>
+      <w:r>
+        <w:rPr>
+          <w:rFonts w:ascii="Times New Roman" w:eastAsia="Times New Roman" w:hAnsi="Times New Roman" w:cs="Times New Roman"/>
+          <w:sz w:val="24"/>
+          <w:szCs w:val="24"/>
+        </w:rPr>
+        <w:t xml:space="preserve"> et al. 2013; </w:t>
+      </w:r>
+      <w:proofErr w:type="spellStart"/>
+      <w:r>
+        <w:rPr>
+          <w:rFonts w:ascii="Times New Roman" w:eastAsia="Times New Roman" w:hAnsi="Times New Roman" w:cs="Times New Roman"/>
+          <w:sz w:val="24"/>
+          <w:szCs w:val="24"/>
+        </w:rPr>
+        <w:t>Brockerhoff</w:t>
+      </w:r>
+      <w:proofErr w:type="spellEnd"/>
+      <w:r>
+        <w:rPr>
+          <w:rFonts w:ascii="Times New Roman" w:eastAsia="Times New Roman" w:hAnsi="Times New Roman" w:cs="Times New Roman"/>
+          <w:sz w:val="24"/>
+          <w:szCs w:val="24"/>
+        </w:rPr>
+        <w:t xml:space="preserve"> et al. 2017; Isbell et al. 2015; Mori et al. 2017). As forests respond to climate change, </w:t>
+      </w:r>
+      <w:r>
+        <w:rPr>
+          <w:rFonts w:ascii="Times New Roman" w:eastAsia="Times New Roman" w:hAnsi="Times New Roman" w:cs="Times New Roman"/>
+          <w:sz w:val="24"/>
+          <w:szCs w:val="24"/>
+        </w:rPr>
+        <w:t xml:space="preserve">altered </w:t>
+      </w:r>
+      <w:r>
+        <w:rPr>
+          <w:rFonts w:ascii="Times New Roman" w:eastAsia="Times New Roman" w:hAnsi="Times New Roman" w:cs="Times New Roman"/>
+          <w:sz w:val="24"/>
+          <w:szCs w:val="24"/>
+        </w:rPr>
+        <w:t xml:space="preserve">land-use, invasive species, pathogens, altered disturbance regimes, and other anthropogenic pressures, </w:t>
+      </w:r>
+      <w:r>
+        <w:rPr>
+          <w:rFonts w:ascii="Times New Roman" w:eastAsia="Times New Roman" w:hAnsi="Times New Roman" w:cs="Times New Roman"/>
+          <w:sz w:val="24"/>
+          <w:szCs w:val="24"/>
+        </w:rPr>
+        <w:lastRenderedPageBreak/>
+        <w:t xml:space="preserve">monitoring forest biodiversity becomes a central part of understanding whether forests can continue to support </w:t>
+      </w:r>
+      <w:r>
+        <w:rPr>
+          <w:rFonts w:ascii="Times New Roman" w:eastAsia="Times New Roman" w:hAnsi="Times New Roman" w:cs="Times New Roman"/>
+          <w:sz w:val="24"/>
+          <w:szCs w:val="24"/>
+        </w:rPr>
+        <w:t xml:space="preserve">our </w:t>
+      </w:r>
+      <w:r>
+        <w:rPr>
+          <w:rFonts w:ascii="Times New Roman" w:eastAsia="Times New Roman" w:hAnsi="Times New Roman" w:cs="Times New Roman"/>
+          <w:sz w:val="24"/>
+          <w:szCs w:val="24"/>
+        </w:rPr>
+        <w:t>ecosystem</w:t>
+      </w:r>
+      <w:r>
+        <w:rPr>
+          <w:rFonts w:ascii="Times New Roman" w:eastAsia="Times New Roman" w:hAnsi="Times New Roman" w:cs="Times New Roman"/>
+          <w:sz w:val="24"/>
+          <w:szCs w:val="24"/>
+        </w:rPr>
+        <w:t>s</w:t>
+      </w:r>
+      <w:r>
+        <w:rPr>
+          <w:rFonts w:ascii="Times New Roman" w:eastAsia="Times New Roman" w:hAnsi="Times New Roman" w:cs="Times New Roman"/>
+          <w:sz w:val="24"/>
+          <w:szCs w:val="24"/>
+        </w:rPr>
+        <w:t xml:space="preserve"> (</w:t>
+      </w:r>
+      <w:proofErr w:type="spellStart"/>
+      <w:r>
+        <w:rPr>
+          <w:rFonts w:ascii="Times New Roman" w:eastAsia="Times New Roman" w:hAnsi="Times New Roman" w:cs="Times New Roman"/>
+          <w:sz w:val="24"/>
+          <w:szCs w:val="24"/>
+        </w:rPr>
+        <w:t>Pettorelli</w:t>
+      </w:r>
+      <w:proofErr w:type="spellEnd"/>
+      <w:r>
+        <w:rPr>
+          <w:rFonts w:ascii="Times New Roman" w:eastAsia="Times New Roman" w:hAnsi="Times New Roman" w:cs="Times New Roman"/>
+          <w:sz w:val="24"/>
+          <w:szCs w:val="24"/>
+        </w:rPr>
+        <w:t xml:space="preserve"> et al. 2016; Wang and </w:t>
+      </w:r>
+      <w:proofErr w:type="spellStart"/>
+      <w:r>
+        <w:rPr>
+          <w:rFonts w:ascii="Times New Roman" w:eastAsia="Times New Roman" w:hAnsi="Times New Roman" w:cs="Times New Roman"/>
+          <w:sz w:val="24"/>
+          <w:szCs w:val="24"/>
+        </w:rPr>
+        <w:t>Gamon</w:t>
+      </w:r>
+      <w:proofErr w:type="spellEnd"/>
+      <w:r>
+        <w:rPr>
+          <w:rFonts w:ascii="Times New Roman" w:eastAsia="Times New Roman" w:hAnsi="Times New Roman" w:cs="Times New Roman"/>
+          <w:sz w:val="24"/>
+          <w:szCs w:val="24"/>
+        </w:rPr>
+        <w:t xml:space="preserve"> 2019; </w:t>
+      </w:r>
+      <w:proofErr w:type="spellStart"/>
+      <w:r>
+        <w:rPr>
+          <w:rFonts w:ascii="Times New Roman" w:eastAsia="Times New Roman" w:hAnsi="Times New Roman" w:cs="Times New Roman"/>
+          <w:sz w:val="24"/>
+          <w:szCs w:val="24"/>
+        </w:rPr>
+        <w:t>Torresani</w:t>
+      </w:r>
+      <w:proofErr w:type="spellEnd"/>
+      <w:r>
+        <w:rPr>
+          <w:rFonts w:ascii="Times New Roman" w:eastAsia="Times New Roman" w:hAnsi="Times New Roman" w:cs="Times New Roman"/>
+          <w:sz w:val="24"/>
+          <w:szCs w:val="24"/>
+        </w:rPr>
+        <w:t xml:space="preserve"> et al. 2024).</w:t>
+      </w:r>
+    </w:p>
+    <w:p>
+      <w:pPr>
+        <w:spacing w:before="100" w:beforeAutospacing="1" w:after="100" w:afterAutospacing="1" w:line="240" w:lineRule="auto"/>
+        <w:rPr>
+          <w:rFonts w:ascii="Times New Roman" w:eastAsia="Times New Roman" w:hAnsi="Times New Roman" w:cs="Times New Roman"/>
+          <w:sz w:val="24"/>
+          <w:szCs w:val="24"/>
+        </w:rPr>
+      </w:pPr>
+      <w:r>
+        <w:rPr>
+          <w:rFonts w:ascii="Times New Roman" w:eastAsia="Times New Roman" w:hAnsi="Times New Roman" w:cs="Times New Roman"/>
+          <w:sz w:val="24"/>
+          <w:szCs w:val="24"/>
+        </w:rPr>
+        <w:t>Temperate</w:t>
+      </w:r>
+      <w:r>
+        <w:rPr>
+          <w:rFonts w:ascii="Times New Roman" w:eastAsia="Times New Roman" w:hAnsi="Times New Roman" w:cs="Times New Roman"/>
+          <w:sz w:val="24"/>
+          <w:szCs w:val="24"/>
+        </w:rPr>
+        <w:t xml:space="preserve"> subtropical</w:t>
+      </w:r>
+      <w:r>
+        <w:rPr>
+          <w:rFonts w:ascii="Times New Roman" w:eastAsia="Times New Roman" w:hAnsi="Times New Roman" w:cs="Times New Roman"/>
+          <w:sz w:val="24"/>
+          <w:szCs w:val="24"/>
+        </w:rPr>
+        <w:t xml:space="preserve"> forests such as the Paint Rock Forest Dynamics Plot provide an important setting for this question. Paint Rock is a mixed hardwood-pine forest in northern Alabama that regenerated after logging during the late nineteenth and early twentieth centuries and now contains a diverse canopy community, including </w:t>
+      </w:r>
+      <w:r>
+        <w:rPr>
+          <w:rFonts w:ascii="Times New Roman" w:eastAsia="Times New Roman" w:hAnsi="Times New Roman" w:cs="Times New Roman"/>
+          <w:i/>
+          <w:sz w:val="24"/>
+          <w:szCs w:val="24"/>
+        </w:rPr>
+        <w:t xml:space="preserve">Liriodendron </w:t>
+      </w:r>
+      <w:proofErr w:type="spellStart"/>
+      <w:r>
+        <w:rPr>
+          <w:rFonts w:ascii="Times New Roman" w:eastAsia="Times New Roman" w:hAnsi="Times New Roman" w:cs="Times New Roman"/>
+          <w:i/>
+          <w:sz w:val="24"/>
+          <w:szCs w:val="24"/>
+        </w:rPr>
+        <w:t>tulipifera</w:t>
+      </w:r>
+      <w:proofErr w:type="spellEnd"/>
+      <w:r>
+        <w:rPr>
+          <w:rFonts w:ascii="Times New Roman" w:eastAsia="Times New Roman" w:hAnsi="Times New Roman" w:cs="Times New Roman"/>
+          <w:i/>
+          <w:sz w:val="24"/>
+          <w:szCs w:val="24"/>
+        </w:rPr>
+        <w:t xml:space="preserve">, Liquidambar </w:t>
+      </w:r>
+      <w:proofErr w:type="spellStart"/>
+      <w:r>
+        <w:rPr>
+          <w:rFonts w:ascii="Times New Roman" w:eastAsia="Times New Roman" w:hAnsi="Times New Roman" w:cs="Times New Roman"/>
+          <w:i/>
+          <w:sz w:val="24"/>
+          <w:szCs w:val="24"/>
+        </w:rPr>
+        <w:t>styraciflua</w:t>
+      </w:r>
+      <w:proofErr w:type="spellEnd"/>
+      <w:r>
+        <w:rPr>
+          <w:rFonts w:ascii="Times New Roman" w:eastAsia="Times New Roman" w:hAnsi="Times New Roman" w:cs="Times New Roman"/>
+          <w:i/>
+          <w:sz w:val="24"/>
+          <w:szCs w:val="24"/>
+        </w:rPr>
+        <w:t xml:space="preserve">, Fraxinus </w:t>
+      </w:r>
+      <w:proofErr w:type="spellStart"/>
+      <w:r>
+        <w:rPr>
+          <w:rFonts w:ascii="Times New Roman" w:eastAsia="Times New Roman" w:hAnsi="Times New Roman" w:cs="Times New Roman"/>
+          <w:i/>
+          <w:sz w:val="24"/>
+          <w:szCs w:val="24"/>
+        </w:rPr>
+        <w:t>americana</w:t>
+      </w:r>
+      <w:proofErr w:type="spellEnd"/>
+      <w:r>
+        <w:rPr>
+          <w:rFonts w:ascii="Times New Roman" w:eastAsia="Times New Roman" w:hAnsi="Times New Roman" w:cs="Times New Roman"/>
+          <w:i/>
+          <w:sz w:val="24"/>
+          <w:szCs w:val="24"/>
+        </w:rPr>
+        <w:t xml:space="preserve">, </w:t>
+      </w:r>
+      <w:proofErr w:type="spellStart"/>
+      <w:r>
+        <w:rPr>
+          <w:rFonts w:ascii="Times New Roman" w:eastAsia="Times New Roman" w:hAnsi="Times New Roman" w:cs="Times New Roman"/>
+          <w:i/>
+          <w:sz w:val="24"/>
+          <w:szCs w:val="24"/>
+        </w:rPr>
+        <w:t>Carya</w:t>
+      </w:r>
+      <w:proofErr w:type="spellEnd"/>
+      <w:r>
+        <w:rPr>
+          <w:rFonts w:ascii="Times New Roman" w:eastAsia="Times New Roman" w:hAnsi="Times New Roman" w:cs="Times New Roman"/>
+          <w:i/>
+          <w:sz w:val="24"/>
+          <w:szCs w:val="24"/>
+        </w:rPr>
+        <w:t xml:space="preserve"> </w:t>
+      </w:r>
+      <w:proofErr w:type="spellStart"/>
+      <w:r>
+        <w:rPr>
+          <w:rFonts w:ascii="Times New Roman" w:eastAsia="Times New Roman" w:hAnsi="Times New Roman" w:cs="Times New Roman"/>
+          <w:i/>
+          <w:sz w:val="24"/>
+          <w:szCs w:val="24"/>
+        </w:rPr>
+        <w:t>cordiformis</w:t>
+      </w:r>
+      <w:proofErr w:type="spellEnd"/>
+      <w:r>
+        <w:rPr>
+          <w:rFonts w:ascii="Times New Roman" w:eastAsia="Times New Roman" w:hAnsi="Times New Roman" w:cs="Times New Roman"/>
+          <w:i/>
+          <w:sz w:val="24"/>
+          <w:szCs w:val="24"/>
+        </w:rPr>
+        <w:t>, Quercus alba</w:t>
+      </w:r>
+      <w:r>
+        <w:rPr>
+          <w:rFonts w:ascii="Times New Roman" w:eastAsia="Times New Roman" w:hAnsi="Times New Roman" w:cs="Times New Roman"/>
+          <w:sz w:val="24"/>
+          <w:szCs w:val="24"/>
+        </w:rPr>
+        <w:t xml:space="preserve">, and </w:t>
+      </w:r>
+      <w:r>
+        <w:rPr>
+          <w:rFonts w:ascii="Times New Roman" w:eastAsia="Times New Roman" w:hAnsi="Times New Roman" w:cs="Times New Roman"/>
+          <w:i/>
+          <w:sz w:val="24"/>
+          <w:szCs w:val="24"/>
+        </w:rPr>
+        <w:t xml:space="preserve">Quercus </w:t>
+      </w:r>
+      <w:proofErr w:type="spellStart"/>
+      <w:r>
+        <w:rPr>
+          <w:rFonts w:ascii="Times New Roman" w:eastAsia="Times New Roman" w:hAnsi="Times New Roman" w:cs="Times New Roman"/>
+          <w:i/>
+          <w:sz w:val="24"/>
+          <w:szCs w:val="24"/>
+        </w:rPr>
+        <w:t>shumardii</w:t>
+      </w:r>
+      <w:proofErr w:type="spellEnd"/>
+      <w:r>
+        <w:rPr>
+          <w:rFonts w:ascii="Times New Roman" w:eastAsia="Times New Roman" w:hAnsi="Times New Roman" w:cs="Times New Roman"/>
+          <w:sz w:val="24"/>
+          <w:szCs w:val="24"/>
+        </w:rPr>
+        <w:t>, among other species (Lemke et al. 2025). This kind of forest represents both a recovery landscape and a living record of ecological filtering. Species composition, canopy structure, topography, soils, disturbance history, and environmental gradients all influence which trees occur together and how their crowns occupy the canopy. These same factors also</w:t>
+      </w:r>
+      <w:r>
+        <w:rPr>
+          <w:rFonts w:ascii="Times New Roman" w:eastAsia="Times New Roman" w:hAnsi="Times New Roman" w:cs="Times New Roman"/>
+          <w:sz w:val="24"/>
+          <w:szCs w:val="24"/>
+        </w:rPr>
+        <w:t xml:space="preserve"> believed to</w:t>
+      </w:r>
+      <w:r>
+        <w:rPr>
+          <w:rFonts w:ascii="Times New Roman" w:eastAsia="Times New Roman" w:hAnsi="Times New Roman" w:cs="Times New Roman"/>
+          <w:sz w:val="24"/>
+          <w:szCs w:val="24"/>
+        </w:rPr>
+        <w:t xml:space="preserve"> influence the reflectance signal measured from above. As a result, a forest like Paint Rock is not only important as a biodiversity reservoir, but also as a useful test case for asking how well remotely sensed spectral variation can describe the biological variation that field surveys measure directly.</w:t>
+      </w:r>
+    </w:p>
+    <w:p>
+      <w:pPr>
+        <w:spacing w:before="100" w:beforeAutospacing="1" w:after="100" w:afterAutospacing="1" w:line="240" w:lineRule="auto"/>
+        <w:rPr>
+          <w:rFonts w:ascii="Times New Roman" w:eastAsia="Times New Roman" w:hAnsi="Times New Roman" w:cs="Times New Roman"/>
+          <w:sz w:val="24"/>
+          <w:szCs w:val="24"/>
+        </w:rPr>
+      </w:pPr>
+      <w:r>
+        <w:rPr>
+          <w:rFonts w:ascii="Times New Roman" w:eastAsia="Times New Roman" w:hAnsi="Times New Roman" w:cs="Times New Roman"/>
+          <w:sz w:val="24"/>
+          <w:szCs w:val="24"/>
+        </w:rPr>
+        <w:t>Field-based forest inventories remain essential because they</w:t>
+      </w:r>
+      <w:r>
+        <w:rPr>
+          <w:rFonts w:ascii="Times New Roman" w:eastAsia="Times New Roman" w:hAnsi="Times New Roman" w:cs="Times New Roman"/>
+          <w:sz w:val="24"/>
+          <w:szCs w:val="24"/>
+        </w:rPr>
+        <w:t xml:space="preserve"> can</w:t>
+      </w:r>
+      <w:r>
+        <w:rPr>
+          <w:rFonts w:ascii="Times New Roman" w:eastAsia="Times New Roman" w:hAnsi="Times New Roman" w:cs="Times New Roman"/>
+          <w:sz w:val="24"/>
+          <w:szCs w:val="24"/>
+        </w:rPr>
+        <w:t xml:space="preserve"> provide species identity, stem location, diameter, canopy position, and other ecological information that remote sensing cannot yet replace. However, field inventories are expensive, spatially limited, and difficult to repeat across large areas at short time intervals. Remote sensing helps address this limitation by providing repeated, spatially continuous observations of vegetation structure and condition. Satellite sensors have made regional and global monitoring possible, airborne imaging spectroscopy has improved the ability to map canopy chemistry and functional traits, and unmanned aerial systems now allow very high spatial resolution data collection over field plots and conservation areas (Turner et al. 2003; </w:t>
+      </w:r>
+      <w:proofErr w:type="spellStart"/>
+      <w:r>
+        <w:rPr>
+          <w:rFonts w:ascii="Times New Roman" w:eastAsia="Times New Roman" w:hAnsi="Times New Roman" w:cs="Times New Roman"/>
+          <w:sz w:val="24"/>
+          <w:szCs w:val="24"/>
+        </w:rPr>
+        <w:t>Pettorelli</w:t>
+      </w:r>
+      <w:proofErr w:type="spellEnd"/>
+      <w:r>
+        <w:rPr>
+          <w:rFonts w:ascii="Times New Roman" w:eastAsia="Times New Roman" w:hAnsi="Times New Roman" w:cs="Times New Roman"/>
+          <w:sz w:val="24"/>
+          <w:szCs w:val="24"/>
+        </w:rPr>
+        <w:t xml:space="preserve"> et al. 2016; Wang and </w:t>
+      </w:r>
+      <w:proofErr w:type="spellStart"/>
+      <w:r>
+        <w:rPr>
+          <w:rFonts w:ascii="Times New Roman" w:eastAsia="Times New Roman" w:hAnsi="Times New Roman" w:cs="Times New Roman"/>
+          <w:sz w:val="24"/>
+          <w:szCs w:val="24"/>
+        </w:rPr>
+        <w:t>Gamon</w:t>
+      </w:r>
+      <w:proofErr w:type="spellEnd"/>
+      <w:r>
+        <w:rPr>
+          <w:rFonts w:ascii="Times New Roman" w:eastAsia="Times New Roman" w:hAnsi="Times New Roman" w:cs="Times New Roman"/>
+          <w:sz w:val="24"/>
+          <w:szCs w:val="24"/>
+        </w:rPr>
+        <w:t xml:space="preserve"> 2019; Schweiger and </w:t>
+      </w:r>
+      <w:proofErr w:type="spellStart"/>
+      <w:r>
+        <w:rPr>
+          <w:rFonts w:ascii="Times New Roman" w:eastAsia="Times New Roman" w:hAnsi="Times New Roman" w:cs="Times New Roman"/>
+          <w:sz w:val="24"/>
+          <w:szCs w:val="24"/>
+        </w:rPr>
+        <w:t>Laliberte</w:t>
+      </w:r>
+      <w:proofErr w:type="spellEnd"/>
+      <w:r>
+        <w:rPr>
+          <w:rFonts w:ascii="Times New Roman" w:eastAsia="Times New Roman" w:hAnsi="Times New Roman" w:cs="Times New Roman"/>
+          <w:sz w:val="24"/>
+          <w:szCs w:val="24"/>
+        </w:rPr>
+        <w:t xml:space="preserve"> 2022</w:t>
+      </w:r>
+      <w:r>
+        <w:rPr>
+          <w:rFonts w:ascii="Times New Roman" w:eastAsia="Times New Roman" w:hAnsi="Times New Roman" w:cs="Times New Roman"/>
+          <w:sz w:val="24"/>
+          <w:szCs w:val="24"/>
+        </w:rPr>
+        <w:t xml:space="preserve">; </w:t>
+      </w:r>
+      <w:r>
+        <w:rPr>
+          <w:rFonts w:ascii="Times New Roman" w:eastAsia="Times New Roman" w:hAnsi="Times New Roman" w:cs="Times New Roman"/>
+          <w:sz w:val="24"/>
+          <w:szCs w:val="24"/>
+        </w:rPr>
+        <w:t>Nelson et al., 2024</w:t>
+      </w:r>
+      <w:r>
+        <w:rPr>
+          <w:rFonts w:ascii="Times New Roman" w:eastAsia="Times New Roman" w:hAnsi="Times New Roman" w:cs="Times New Roman"/>
+          <w:sz w:val="24"/>
+          <w:szCs w:val="24"/>
+        </w:rPr>
+        <w:t>). These advances do not remove the need for field data. Instead, they create an opportunity to link plot measurements with spectral information in a way that can extend biodiversity monitoring beyond the footprint of direct field sampling.</w:t>
+      </w:r>
+    </w:p>
+    <w:p>
+      <w:pPr>
+        <w:spacing w:before="100" w:beforeAutospacing="1" w:after="100" w:afterAutospacing="1" w:line="240" w:lineRule="auto"/>
+        <w:rPr>
+          <w:rFonts w:ascii="Times New Roman" w:eastAsia="Times New Roman" w:hAnsi="Times New Roman" w:cs="Times New Roman"/>
+          <w:sz w:val="24"/>
+          <w:szCs w:val="24"/>
+        </w:rPr>
+      </w:pPr>
+      <w:r>
+        <w:rPr>
+          <w:rFonts w:ascii="Times New Roman" w:eastAsia="Times New Roman" w:hAnsi="Times New Roman" w:cs="Times New Roman"/>
+          <w:sz w:val="24"/>
+          <w:szCs w:val="24"/>
+        </w:rPr>
+        <w:t xml:space="preserve">Hyperspectral remote sensing is especially useful for this purpose because it measures reflectance across many narrow, contiguous wavelength bands. Vegetation spectra contain information about plant-light interactions that are controlled by leaf chemistry, leaf structure, canopy architecture, water status, pigments, phenology, and illumination geometry. In the visible region, reflectance is strongly shaped by photosynthetic pigments such as chlorophylls and </w:t>
+      </w:r>
+      <w:commentRangeStart w:id="1"/>
+      <w:r>
+        <w:rPr>
+          <w:rFonts w:ascii="Times New Roman" w:eastAsia="Times New Roman" w:hAnsi="Times New Roman" w:cs="Times New Roman"/>
+          <w:sz w:val="24"/>
+          <w:szCs w:val="24"/>
+        </w:rPr>
+        <w:t>carotenoids</w:t>
+      </w:r>
+      <w:commentRangeEnd w:id="1"/>
+      <w:r>
+        <w:rPr>
+          <w:rStyle w:val="CommentReference"/>
+        </w:rPr>
+        <w:commentReference w:id="1"/>
+      </w:r>
+      <w:r>
+        <w:rPr>
+          <w:rFonts w:ascii="Times New Roman" w:eastAsia="Times New Roman" w:hAnsi="Times New Roman" w:cs="Times New Roman"/>
+          <w:sz w:val="24"/>
+          <w:szCs w:val="24"/>
+        </w:rPr>
+        <w:t xml:space="preserve">. Red-edge behavior reflects transitions between visible absorption and near-infrared scattering. Near-infrared reflectance is strongly influenced by internal leaf structure, leaf angle, canopy density, and </w:t>
+      </w:r>
+      <w:r>
+        <w:rPr>
+          <w:rFonts w:ascii="Times New Roman" w:eastAsia="Times New Roman" w:hAnsi="Times New Roman" w:cs="Times New Roman"/>
+          <w:sz w:val="24"/>
+          <w:szCs w:val="24"/>
+        </w:rPr>
+        <w:t>back</w:t>
+      </w:r>
+      <w:r>
+        <w:rPr>
+          <w:rFonts w:ascii="Times New Roman" w:eastAsia="Times New Roman" w:hAnsi="Times New Roman" w:cs="Times New Roman"/>
+          <w:sz w:val="24"/>
+          <w:szCs w:val="24"/>
+        </w:rPr>
+        <w:t xml:space="preserve"> scattering </w:t>
+      </w:r>
+      <w:r>
+        <w:rPr>
+          <w:rFonts w:ascii="Times New Roman" w:eastAsia="Times New Roman" w:hAnsi="Times New Roman" w:cs="Times New Roman"/>
+          <w:sz w:val="24"/>
+          <w:szCs w:val="24"/>
+        </w:rPr>
+        <w:t>within canopies</w:t>
+      </w:r>
+      <w:r>
+        <w:rPr>
+          <w:rFonts w:ascii="Times New Roman" w:eastAsia="Times New Roman" w:hAnsi="Times New Roman" w:cs="Times New Roman"/>
+          <w:sz w:val="24"/>
+          <w:szCs w:val="24"/>
+        </w:rPr>
+        <w:t xml:space="preserve">, while shortwave-infrared regions are sensitive to water and </w:t>
+      </w:r>
+      <w:r>
+        <w:rPr>
+          <w:rFonts w:ascii="Times New Roman" w:eastAsia="Times New Roman" w:hAnsi="Times New Roman" w:cs="Times New Roman"/>
+          <w:sz w:val="24"/>
+          <w:szCs w:val="24"/>
+        </w:rPr>
+        <w:t>leaf composition</w:t>
+      </w:r>
+      <w:r>
+        <w:rPr>
+          <w:rFonts w:ascii="Times New Roman" w:eastAsia="Times New Roman" w:hAnsi="Times New Roman" w:cs="Times New Roman"/>
+          <w:sz w:val="24"/>
+          <w:szCs w:val="24"/>
+        </w:rPr>
+        <w:t xml:space="preserve"> (</w:t>
+      </w:r>
+      <w:proofErr w:type="spellStart"/>
+      <w:r>
+        <w:rPr>
+          <w:rFonts w:ascii="Times New Roman" w:eastAsia="Times New Roman" w:hAnsi="Times New Roman" w:cs="Times New Roman"/>
+          <w:sz w:val="24"/>
+          <w:szCs w:val="24"/>
+        </w:rPr>
+        <w:t>Jacquemoud</w:t>
+      </w:r>
+      <w:proofErr w:type="spellEnd"/>
+      <w:r>
+        <w:rPr>
+          <w:rFonts w:ascii="Times New Roman" w:eastAsia="Times New Roman" w:hAnsi="Times New Roman" w:cs="Times New Roman"/>
+          <w:sz w:val="24"/>
+          <w:szCs w:val="24"/>
+        </w:rPr>
+        <w:t xml:space="preserve"> and </w:t>
+      </w:r>
+      <w:proofErr w:type="spellStart"/>
+      <w:r>
+        <w:rPr>
+          <w:rFonts w:ascii="Times New Roman" w:eastAsia="Times New Roman" w:hAnsi="Times New Roman" w:cs="Times New Roman"/>
+          <w:sz w:val="24"/>
+          <w:szCs w:val="24"/>
+        </w:rPr>
+        <w:t>Baret</w:t>
+      </w:r>
+      <w:proofErr w:type="spellEnd"/>
+      <w:r>
+        <w:rPr>
+          <w:rFonts w:ascii="Times New Roman" w:eastAsia="Times New Roman" w:hAnsi="Times New Roman" w:cs="Times New Roman"/>
+          <w:sz w:val="24"/>
+          <w:szCs w:val="24"/>
+        </w:rPr>
+        <w:t xml:space="preserve"> 1990; </w:t>
+      </w:r>
+      <w:proofErr w:type="spellStart"/>
+      <w:r>
+        <w:rPr>
+          <w:rFonts w:ascii="Times New Roman" w:eastAsia="Times New Roman" w:hAnsi="Times New Roman" w:cs="Times New Roman"/>
+          <w:sz w:val="24"/>
+          <w:szCs w:val="24"/>
+        </w:rPr>
+        <w:t>Ustin</w:t>
+      </w:r>
+      <w:proofErr w:type="spellEnd"/>
+      <w:r>
+        <w:rPr>
+          <w:rFonts w:ascii="Times New Roman" w:eastAsia="Times New Roman" w:hAnsi="Times New Roman" w:cs="Times New Roman"/>
+          <w:sz w:val="24"/>
+          <w:szCs w:val="24"/>
+        </w:rPr>
+        <w:t xml:space="preserve"> and </w:t>
+      </w:r>
+      <w:proofErr w:type="spellStart"/>
+      <w:r>
+        <w:rPr>
+          <w:rFonts w:ascii="Times New Roman" w:eastAsia="Times New Roman" w:hAnsi="Times New Roman" w:cs="Times New Roman"/>
+          <w:sz w:val="24"/>
+          <w:szCs w:val="24"/>
+        </w:rPr>
+        <w:t>Gamon</w:t>
+      </w:r>
+      <w:proofErr w:type="spellEnd"/>
+      <w:r>
+        <w:rPr>
+          <w:rFonts w:ascii="Times New Roman" w:eastAsia="Times New Roman" w:hAnsi="Times New Roman" w:cs="Times New Roman"/>
+          <w:sz w:val="24"/>
+          <w:szCs w:val="24"/>
+        </w:rPr>
+        <w:t xml:space="preserve"> 2010; Cavender-Bares et al. 2017; Kothari and Schweiger 2022). Even when a sensor records only the visible and near-infrared region, as in the present study,</w:t>
+      </w:r>
+      <w:r>
+        <w:rPr>
+          <w:rFonts w:ascii="Times New Roman" w:eastAsia="Times New Roman" w:hAnsi="Times New Roman" w:cs="Times New Roman"/>
+          <w:sz w:val="24"/>
+          <w:szCs w:val="24"/>
+        </w:rPr>
+        <w:t xml:space="preserve"> observed</w:t>
+      </w:r>
+      <w:r>
+        <w:rPr>
+          <w:rFonts w:ascii="Times New Roman" w:eastAsia="Times New Roman" w:hAnsi="Times New Roman" w:cs="Times New Roman"/>
+          <w:sz w:val="24"/>
+          <w:szCs w:val="24"/>
+        </w:rPr>
+        <w:t xml:space="preserve"> spectra </w:t>
+      </w:r>
+      <w:r>
+        <w:rPr>
+          <w:rFonts w:ascii="Times New Roman" w:eastAsia="Times New Roman" w:hAnsi="Times New Roman" w:cs="Times New Roman"/>
+          <w:sz w:val="24"/>
+          <w:szCs w:val="24"/>
+        </w:rPr>
+        <w:t>combine signals from leaf pigments, green reflectance, red-edge behavior, near-infrared scattering, canopy shadows, and crown structure</w:t>
+      </w:r>
+      <w:r>
+        <w:rPr>
+          <w:rFonts w:ascii="Times New Roman" w:eastAsia="Times New Roman" w:hAnsi="Times New Roman" w:cs="Times New Roman"/>
+          <w:sz w:val="24"/>
+          <w:szCs w:val="24"/>
+        </w:rPr>
+        <w:t>.</w:t>
+      </w:r>
+      <w:r>
+        <w:rPr>
+          <w:rFonts w:ascii="Times New Roman" w:eastAsia="Times New Roman" w:hAnsi="Times New Roman" w:cs="Times New Roman"/>
+          <w:sz w:val="24"/>
+          <w:szCs w:val="24"/>
+        </w:rPr>
+        <w:t xml:space="preserve"> This makes hyperspectral data biologically rich but also difficult to </w:t>
+      </w:r>
+      <w:r>
+        <w:rPr>
+          <w:rFonts w:ascii="Times New Roman" w:eastAsia="Times New Roman" w:hAnsi="Times New Roman" w:cs="Times New Roman"/>
+          <w:sz w:val="24"/>
+          <w:szCs w:val="24"/>
+        </w:rPr>
+        <w:lastRenderedPageBreak/>
+        <w:t xml:space="preserve">interpret, because the same spectral differences can reflect species identity, functional traits, environmental effects, or </w:t>
+      </w:r>
+      <w:r>
+        <w:rPr>
+          <w:rFonts w:ascii="Times New Roman" w:eastAsia="Times New Roman" w:hAnsi="Times New Roman" w:cs="Times New Roman"/>
+          <w:sz w:val="24"/>
+          <w:szCs w:val="24"/>
+        </w:rPr>
+        <w:t>other variables that effect the observed spectra</w:t>
+      </w:r>
+      <w:r>
+        <w:rPr>
+          <w:rFonts w:ascii="Times New Roman" w:eastAsia="Times New Roman" w:hAnsi="Times New Roman" w:cs="Times New Roman"/>
+          <w:sz w:val="24"/>
+          <w:szCs w:val="24"/>
+        </w:rPr>
+        <w:t>.</w:t>
+      </w:r>
+    </w:p>
+    <w:p>
+      <w:pPr>
+        <w:spacing w:before="100" w:beforeAutospacing="1" w:after="100" w:afterAutospacing="1" w:line="240" w:lineRule="auto"/>
+        <w:rPr>
+          <w:rFonts w:ascii="Times New Roman" w:eastAsia="Times New Roman" w:hAnsi="Times New Roman" w:cs="Times New Roman"/>
+          <w:sz w:val="24"/>
+          <w:szCs w:val="24"/>
+        </w:rPr>
+      </w:pPr>
+      <w:r>
+        <w:rPr>
+          <w:rFonts w:ascii="Times New Roman" w:eastAsia="Times New Roman" w:hAnsi="Times New Roman" w:cs="Times New Roman"/>
+          <w:sz w:val="24"/>
+          <w:szCs w:val="24"/>
+        </w:rPr>
+        <w:t xml:space="preserve">Tree species are not spectrally identical. Clark and Roberts (2012) showed that hyperspectral metrics derived from narrowband indices, derivative features, absorption measures, and spectral mixture analysis could distinguish seven tropical rainforest tree species across leaf, bark, pixel, and crown scales. Their best crown-scale classification accuracy reached 87.4% using a pixel-majority approach, and they emphasized that spectral separability depended on chemistry, structure, phenology, and the scale at which spectra were summarized. Similar work in tropical forests used high-fidelity imaging spectroscopy to estimate canopy diversity, with </w:t>
+      </w:r>
+      <w:proofErr w:type="spellStart"/>
+      <w:r>
+        <w:rPr>
+          <w:rFonts w:ascii="Times New Roman" w:eastAsia="Times New Roman" w:hAnsi="Times New Roman" w:cs="Times New Roman"/>
+          <w:sz w:val="24"/>
+          <w:szCs w:val="24"/>
+        </w:rPr>
+        <w:t>Feret</w:t>
+      </w:r>
+      <w:proofErr w:type="spellEnd"/>
+      <w:r>
+        <w:rPr>
+          <w:rFonts w:ascii="Times New Roman" w:eastAsia="Times New Roman" w:hAnsi="Times New Roman" w:cs="Times New Roman"/>
+          <w:sz w:val="24"/>
+          <w:szCs w:val="24"/>
+        </w:rPr>
+        <w:t xml:space="preserve"> and Asner (2014) reporting strong agreement between remotely sensed and field-measured alpha diversity for the Shannon index (r = 0.86) and moderate to strong agreement for beta diversity based on Bray-Curtis dissimilarity (r = 0.61-0.76). These studies show why hyperspectral imagery can be useful for biodiversity monitoring, but they also show why the relationship is not simple.</w:t>
+      </w:r>
+    </w:p>
+    <w:p>
+      <w:pPr>
+        <w:spacing w:before="100" w:beforeAutospacing="1" w:after="100" w:afterAutospacing="1" w:line="240" w:lineRule="auto"/>
+        <w:rPr>
+          <w:rFonts w:ascii="Times New Roman" w:eastAsia="Times New Roman" w:hAnsi="Times New Roman" w:cs="Times New Roman"/>
+          <w:sz w:val="24"/>
+          <w:szCs w:val="24"/>
+        </w:rPr>
+      </w:pPr>
+      <w:r>
+        <w:rPr>
+          <w:rFonts w:ascii="Times New Roman" w:eastAsia="Times New Roman" w:hAnsi="Times New Roman" w:cs="Times New Roman"/>
+          <w:sz w:val="24"/>
+          <w:szCs w:val="24"/>
+        </w:rPr>
+        <w:t xml:space="preserve">The Spectral Variation Hypothesis (SVH) provides one of the main conceptual frameworks for linking spectral heterogeneity to biodiversity. Palmer et al. (2002) originally framed spectral variation as a way to improve species lists by using remotely sensed heterogeneity as an indicator of environmental and biological variation. </w:t>
+      </w:r>
+      <w:proofErr w:type="spellStart"/>
+      <w:r>
+        <w:rPr>
+          <w:rFonts w:ascii="Times New Roman" w:eastAsia="Times New Roman" w:hAnsi="Times New Roman" w:cs="Times New Roman"/>
+          <w:sz w:val="24"/>
+          <w:szCs w:val="24"/>
+        </w:rPr>
+        <w:t>Ustin</w:t>
+      </w:r>
+      <w:proofErr w:type="spellEnd"/>
+      <w:r>
+        <w:rPr>
+          <w:rFonts w:ascii="Times New Roman" w:eastAsia="Times New Roman" w:hAnsi="Times New Roman" w:cs="Times New Roman"/>
+          <w:sz w:val="24"/>
+          <w:szCs w:val="24"/>
+        </w:rPr>
+        <w:t xml:space="preserve"> and </w:t>
+      </w:r>
+      <w:proofErr w:type="spellStart"/>
+      <w:r>
+        <w:rPr>
+          <w:rFonts w:ascii="Times New Roman" w:eastAsia="Times New Roman" w:hAnsi="Times New Roman" w:cs="Times New Roman"/>
+          <w:sz w:val="24"/>
+          <w:szCs w:val="24"/>
+        </w:rPr>
+        <w:t>Gamon</w:t>
+      </w:r>
+      <w:proofErr w:type="spellEnd"/>
+      <w:r>
+        <w:rPr>
+          <w:rFonts w:ascii="Times New Roman" w:eastAsia="Times New Roman" w:hAnsi="Times New Roman" w:cs="Times New Roman"/>
+          <w:sz w:val="24"/>
+          <w:szCs w:val="24"/>
+        </w:rPr>
+        <w:t xml:space="preserve"> (2010) later helped connect this idea to plant functional types and optical traits, emphasizing that plant spectra reflect structural, physiological, and phenological properties. In its common form, the SVH predicts that areas with greater spectral heterogeneity should contain greater biological diversity because more species, traits, habitats, or canopy conditions create a broader range of reflectance values (</w:t>
+      </w:r>
+      <w:proofErr w:type="spellStart"/>
+      <w:r>
+        <w:rPr>
+          <w:rFonts w:ascii="Times New Roman" w:eastAsia="Times New Roman" w:hAnsi="Times New Roman" w:cs="Times New Roman"/>
+          <w:sz w:val="24"/>
+          <w:szCs w:val="24"/>
+        </w:rPr>
+        <w:t>Rocchini</w:t>
+      </w:r>
+      <w:proofErr w:type="spellEnd"/>
+      <w:r>
+        <w:rPr>
+          <w:rFonts w:ascii="Times New Roman" w:eastAsia="Times New Roman" w:hAnsi="Times New Roman" w:cs="Times New Roman"/>
+          <w:sz w:val="24"/>
+          <w:szCs w:val="24"/>
+        </w:rPr>
+        <w:t xml:space="preserve"> et al. 2010; Wang and </w:t>
+      </w:r>
+      <w:proofErr w:type="spellStart"/>
+      <w:r>
+        <w:rPr>
+          <w:rFonts w:ascii="Times New Roman" w:eastAsia="Times New Roman" w:hAnsi="Times New Roman" w:cs="Times New Roman"/>
+          <w:sz w:val="24"/>
+          <w:szCs w:val="24"/>
+        </w:rPr>
+        <w:t>Gamon</w:t>
+      </w:r>
+      <w:proofErr w:type="spellEnd"/>
+      <w:r>
+        <w:rPr>
+          <w:rFonts w:ascii="Times New Roman" w:eastAsia="Times New Roman" w:hAnsi="Times New Roman" w:cs="Times New Roman"/>
+          <w:sz w:val="24"/>
+          <w:szCs w:val="24"/>
+        </w:rPr>
+        <w:t xml:space="preserve"> 2019; </w:t>
+      </w:r>
+      <w:proofErr w:type="spellStart"/>
+      <w:r>
+        <w:rPr>
+          <w:rFonts w:ascii="Times New Roman" w:eastAsia="Times New Roman" w:hAnsi="Times New Roman" w:cs="Times New Roman"/>
+          <w:sz w:val="24"/>
+          <w:szCs w:val="24"/>
+        </w:rPr>
+        <w:t>Torresani</w:t>
+      </w:r>
+      <w:proofErr w:type="spellEnd"/>
+      <w:r>
+        <w:rPr>
+          <w:rFonts w:ascii="Times New Roman" w:eastAsia="Times New Roman" w:hAnsi="Times New Roman" w:cs="Times New Roman"/>
+          <w:sz w:val="24"/>
+          <w:szCs w:val="24"/>
+        </w:rPr>
+        <w:t xml:space="preserve"> et al. 2024). Spectral heterogeneity can therefore be treated as the variation in pixel reflectance within a defined area, while spectral diversity metrics describe that variation using quantities such as variance, coefficient of variation, spectral distance, convex hull volume, alpha-hull area, or Rao's Q.</w:t>
+      </w:r>
+    </w:p>
+    <w:p>
+      <w:pPr>
+        <w:spacing w:before="100" w:beforeAutospacing="1" w:after="100" w:afterAutospacing="1" w:line="240" w:lineRule="auto"/>
+        <w:rPr>
+          <w:rFonts w:ascii="Times New Roman" w:eastAsia="Times New Roman" w:hAnsi="Times New Roman" w:cs="Times New Roman"/>
+          <w:sz w:val="24"/>
+          <w:szCs w:val="24"/>
+        </w:rPr>
+      </w:pPr>
+      <w:r>
+        <w:rPr>
+          <w:rFonts w:ascii="Times New Roman" w:eastAsia="Times New Roman" w:hAnsi="Times New Roman" w:cs="Times New Roman"/>
+          <w:sz w:val="24"/>
+          <w:szCs w:val="24"/>
+        </w:rPr>
+        <w:t xml:space="preserve">After two decades of work, support for the SVH is best described as promising but context dependent. </w:t>
+      </w:r>
+      <w:proofErr w:type="spellStart"/>
+      <w:r>
+        <w:rPr>
+          <w:rFonts w:ascii="Times New Roman" w:eastAsia="Times New Roman" w:hAnsi="Times New Roman" w:cs="Times New Roman"/>
+          <w:sz w:val="24"/>
+          <w:szCs w:val="24"/>
+        </w:rPr>
+        <w:t>Rocchini</w:t>
+      </w:r>
+      <w:proofErr w:type="spellEnd"/>
+      <w:r>
+        <w:rPr>
+          <w:rFonts w:ascii="Times New Roman" w:eastAsia="Times New Roman" w:hAnsi="Times New Roman" w:cs="Times New Roman"/>
+          <w:sz w:val="24"/>
+          <w:szCs w:val="24"/>
+        </w:rPr>
+        <w:t xml:space="preserve"> et al. (2010) reviewed early applications and emphasized several problems that remain central today, including scale matching between field and image data, choice of spectral heterogeneity metric, choice of biodiversity metric, and the distinction between taxonomic, genetic, and environmental sources of spectral variation. Wang and </w:t>
+      </w:r>
+      <w:proofErr w:type="spellStart"/>
+      <w:r>
+        <w:rPr>
+          <w:rFonts w:ascii="Times New Roman" w:eastAsia="Times New Roman" w:hAnsi="Times New Roman" w:cs="Times New Roman"/>
+          <w:sz w:val="24"/>
+          <w:szCs w:val="24"/>
+        </w:rPr>
+        <w:t>Gamon</w:t>
+      </w:r>
+      <w:proofErr w:type="spellEnd"/>
+      <w:r>
+        <w:rPr>
+          <w:rFonts w:ascii="Times New Roman" w:eastAsia="Times New Roman" w:hAnsi="Times New Roman" w:cs="Times New Roman"/>
+          <w:sz w:val="24"/>
+          <w:szCs w:val="24"/>
+        </w:rPr>
+        <w:t xml:space="preserve"> (2019) similarly argued that spectral diversity has strong potential for biodiversity monitoring but that its use depends on understanding the drivers of plant optical properties and the scale dependence of spectral diversity-biodiversity relationships. </w:t>
+      </w:r>
+      <w:proofErr w:type="spellStart"/>
+      <w:r>
+        <w:rPr>
+          <w:rFonts w:ascii="Times New Roman" w:eastAsia="Times New Roman" w:hAnsi="Times New Roman" w:cs="Times New Roman"/>
+          <w:sz w:val="24"/>
+          <w:szCs w:val="24"/>
+        </w:rPr>
+        <w:t>Torresani</w:t>
+      </w:r>
+      <w:proofErr w:type="spellEnd"/>
+      <w:r>
+        <w:rPr>
+          <w:rFonts w:ascii="Times New Roman" w:eastAsia="Times New Roman" w:hAnsi="Times New Roman" w:cs="Times New Roman"/>
+          <w:sz w:val="24"/>
+          <w:szCs w:val="24"/>
+        </w:rPr>
+        <w:t xml:space="preserve"> et al. (2024) reviewed more than 130 SVH-related publications and described a field that has expanded from a simple positive species-richness expectation toward a more complex set of questions about ecosystem type, sensor characteristics, spatial resolution, spectral transformations, metrics, and biodiversity dimensions.</w:t>
+      </w:r>
+    </w:p>
+    <w:p>
+      <w:pPr>
+        <w:spacing w:before="100" w:beforeAutospacing="1" w:after="100" w:afterAutospacing="1" w:line="240" w:lineRule="auto"/>
+        <w:rPr>
+          <w:rFonts w:ascii="Times New Roman" w:eastAsia="Times New Roman" w:hAnsi="Times New Roman" w:cs="Times New Roman"/>
+          <w:sz w:val="24"/>
+          <w:szCs w:val="24"/>
+        </w:rPr>
+      </w:pPr>
+      <w:r>
+        <w:rPr>
+          <w:rFonts w:ascii="Times New Roman" w:eastAsia="Times New Roman" w:hAnsi="Times New Roman" w:cs="Times New Roman"/>
+          <w:sz w:val="24"/>
+          <w:szCs w:val="24"/>
+        </w:rPr>
+        <w:t xml:space="preserve">Recent studies reinforce this more cautious interpretation. Crofts et al. (2024) linked airborne hyperspectral data to canopy tree biodiversity along a temperate-to-boreal forest gradient in southern Quebec. They found support for the SVH, but the strength of association depended on the method used to quantify spectral and field-based community properties. Spectral composition was moderately associated with field-based composition in multivariate comparisons, with </w:t>
+      </w:r>
+      <w:r>
+        <w:rPr>
+          <w:rFonts w:ascii="Times New Roman" w:eastAsia="Times New Roman" w:hAnsi="Times New Roman" w:cs="Times New Roman"/>
+          <w:sz w:val="24"/>
+          <w:szCs w:val="24"/>
+        </w:rPr>
+        <w:lastRenderedPageBreak/>
+        <w:t xml:space="preserve">Procrustes correlations of approximately r = 0.50-0.59. Spectral diversity was generally positively related to taxonomic and functional diversity, with average correlations of approximately r = 0.319 for taxonomic diversity and r = 0.327 for functional diversity, and the strongest relationships occurred for functional richness and divergence. Donnini et al. (2024) likewise framed spectral diversity as a forest-monitoring tool while emphasizing that forest type, environmental conditions, and metric choice can complicate the use of spectral diversity as a consistent predictor of tree diversity. Schweiger and </w:t>
+      </w:r>
+      <w:proofErr w:type="spellStart"/>
+      <w:r>
+        <w:rPr>
+          <w:rFonts w:ascii="Times New Roman" w:eastAsia="Times New Roman" w:hAnsi="Times New Roman" w:cs="Times New Roman"/>
+          <w:sz w:val="24"/>
+          <w:szCs w:val="24"/>
+        </w:rPr>
+        <w:t>Laliberte</w:t>
+      </w:r>
+      <w:proofErr w:type="spellEnd"/>
+      <w:r>
+        <w:rPr>
+          <w:rFonts w:ascii="Times New Roman" w:eastAsia="Times New Roman" w:hAnsi="Times New Roman" w:cs="Times New Roman"/>
+          <w:sz w:val="24"/>
+          <w:szCs w:val="24"/>
+        </w:rPr>
+        <w:t xml:space="preserve"> (2022) also showed that scale matters. Using NEON imaging spectroscopy, they found that spectral beta diversity captured changes in plant species composition across major biomes, with significant covariance between spectral and vegetation ordinations at 23 of 30 sites and an average of 47% of plant-inventory variation explained by spectra. However, local alpha-diversity relationships were positive mainly in sites with higher canopy density and larger plant-to-pixel size ratios. These results suggest that spectral diversity can represent biodiversity most clearly when the scale of spectral measurement matches the biological organization being measured.</w:t>
+      </w:r>
+    </w:p>
+    <w:p>
+      <w:pPr>
+        <w:spacing w:before="100" w:beforeAutospacing="1" w:after="100" w:afterAutospacing="1" w:line="240" w:lineRule="auto"/>
+        <w:rPr>
+          <w:rFonts w:ascii="Times New Roman" w:eastAsia="Times New Roman" w:hAnsi="Times New Roman" w:cs="Times New Roman"/>
+          <w:sz w:val="24"/>
+          <w:szCs w:val="24"/>
+        </w:rPr>
+      </w:pPr>
+      <w:r>
+        <w:rPr>
+          <w:rFonts w:ascii="Times New Roman" w:eastAsia="Times New Roman" w:hAnsi="Times New Roman" w:cs="Times New Roman"/>
+          <w:sz w:val="24"/>
+          <w:szCs w:val="24"/>
+        </w:rPr>
+        <w:t>Scale dependence is especially important in forests because a remote sensor does not observe biodiversity directly. It observes reflected light from pixels that may contain sunlit leaves, shaded leaves, branches, gaps, mixed crowns, and species with different canopy positions. At very fine spatial grains, spectral heterogeneity may be dominated by individual crowns, leaf angle, shadows, crown edges, and within-crown variation. At broader grains, those local effects can be averaged into a community-level spectral distribution that better corresponds to species composition, functional composition, or phylogenetic structure. This is why spatial grain should be treated as part of the ecological design of an SVH analysis rather than as only a technical property of the imagery. Recent work has emphasized this point across multiple systems. Hayden et al. (2026) evaluated scaling behavior in NEON imaging spectroscopy and argued that biodiversity metrics derived from remote sensing are inherently scale dependent. Wallis et al. (2025) found that spatial resolution, shadow filtering, illumination correction, and spectral transformations all affected spectral-plant diversity relationships, with spectral transformations and illumination corrections sometimes changing both the strength and direction of observed correlations. Drone-based studies show the same issue at smaller scales: in the Brazilian Atlantic Forest, Pinon et al. (2024) reported strong SVH support using illuminated 1 m hyperspectral pixels, but model performance decreased when pixels were coarsened to 10 m and when shaded pixels were included.</w:t>
+      </w:r>
+    </w:p>
+    <w:p>
+      <w:pPr>
+        <w:spacing w:before="100" w:beforeAutospacing="1" w:after="100" w:afterAutospacing="1" w:line="240" w:lineRule="auto"/>
+        <w:rPr>
+          <w:rFonts w:ascii="Times New Roman" w:eastAsia="Times New Roman" w:hAnsi="Times New Roman" w:cs="Times New Roman"/>
+          <w:sz w:val="24"/>
+          <w:szCs w:val="24"/>
+        </w:rPr>
+      </w:pPr>
+      <w:r>
+        <w:rPr>
+          <w:rFonts w:ascii="Times New Roman" w:eastAsia="Times New Roman" w:hAnsi="Times New Roman" w:cs="Times New Roman"/>
+          <w:sz w:val="24"/>
+          <w:szCs w:val="24"/>
+        </w:rPr>
+        <w:t>The way spectral heterogeneity is calculated also affects what the metric means. Variance and coefficient of variation summarize dispersion in individual bands or indices. Convex hull and alpha-hull metrics describe the occupied region of spectral space and can be sensitive to the outer envelope of pixel values. Spectral Rao's Q uses pairwise spectral distances and provides a diversity-theory framework for measuring dissimilarity among pixels, but it can also emphasize extreme observations depending on the distance definition and weighting scheme (</w:t>
+      </w:r>
+      <w:proofErr w:type="spellStart"/>
+      <w:r>
+        <w:rPr>
+          <w:rFonts w:ascii="Times New Roman" w:eastAsia="Times New Roman" w:hAnsi="Times New Roman" w:cs="Times New Roman"/>
+          <w:sz w:val="24"/>
+          <w:szCs w:val="24"/>
+        </w:rPr>
+        <w:t>Rocchini</w:t>
+      </w:r>
+      <w:proofErr w:type="spellEnd"/>
+      <w:r>
+        <w:rPr>
+          <w:rFonts w:ascii="Times New Roman" w:eastAsia="Times New Roman" w:hAnsi="Times New Roman" w:cs="Times New Roman"/>
+          <w:sz w:val="24"/>
+          <w:szCs w:val="24"/>
+        </w:rPr>
+        <w:t xml:space="preserve"> et al. 2017). Principal component analysis (PCA) provides a practical way to reduce high-dimensional hyperspectral data into a smaller multivariate space before calculating spectral heterogeneity. PCA-based approaches can retain the dominant axes of spectral variation, reduce computational complexity, and allow metrics such as centroid distance, Rao's Q, and hull area to be calculated in a common coordinate system. At the same time, PCA does not decide which part of the signal is biological. If the first PCA axis is dominated by brightness, then distances in PCA space may </w:t>
+      </w:r>
+      <w:r>
+        <w:rPr>
+          <w:rFonts w:ascii="Times New Roman" w:eastAsia="Times New Roman" w:hAnsi="Times New Roman" w:cs="Times New Roman"/>
+          <w:sz w:val="24"/>
+          <w:szCs w:val="24"/>
+        </w:rPr>
+        <w:lastRenderedPageBreak/>
+        <w:t>strongly reflect illumination, shadow, or canopy openness. Preprocessing choices such as vector normalization can reduce the influence of overall magnitude and give greater weight to spectral shape, but cannot remove all environmental, structural, or sensor-related variation (Clark and Roberts 2012; Wallis et al. 2025).</w:t>
+      </w:r>
+    </w:p>
+    <w:p>
+      <w:pPr>
+        <w:spacing w:before="100" w:beforeAutospacing="1" w:after="100" w:afterAutospacing="1" w:line="240" w:lineRule="auto"/>
+        <w:rPr>
+          <w:rFonts w:ascii="Times New Roman" w:eastAsia="Times New Roman" w:hAnsi="Times New Roman" w:cs="Times New Roman"/>
+          <w:sz w:val="24"/>
+          <w:szCs w:val="24"/>
+        </w:rPr>
+      </w:pPr>
+      <w:r>
+        <w:rPr>
+          <w:rFonts w:ascii="Times New Roman" w:eastAsia="Times New Roman" w:hAnsi="Times New Roman" w:cs="Times New Roman"/>
+          <w:sz w:val="24"/>
+          <w:szCs w:val="24"/>
+        </w:rPr>
+        <w:t xml:space="preserve">This distinction matters because plant spectra integrate multiple biological and physical processes at the same time. Leaf chemistry can change with pigments, nitrogen, lignin, cellulose, water content, and stress. Leaf structure can alter near-infrared scattering through mesophyll organization, leaf mass per area, and air-water </w:t>
+      </w:r>
+      <w:r>
+        <w:rPr>
+          <w:rFonts w:ascii="Times New Roman" w:eastAsia="Times New Roman" w:hAnsi="Times New Roman" w:cs="Times New Roman"/>
+          <w:sz w:val="24"/>
+          <w:szCs w:val="24"/>
+        </w:rPr>
+        <w:t>interactions</w:t>
+      </w:r>
+      <w:r>
+        <w:rPr>
+          <w:rFonts w:ascii="Times New Roman" w:eastAsia="Times New Roman" w:hAnsi="Times New Roman" w:cs="Times New Roman"/>
+          <w:sz w:val="24"/>
+          <w:szCs w:val="24"/>
+        </w:rPr>
+        <w:t>. Canopy architecture can amplify or dampen leaf-level differences through crown shape, foliage density, leaf clumping, and branch structure. Environmental conditions such as soil moisture, nutrient availability, topography, temperature, and drought can</w:t>
+      </w:r>
+      <w:r>
+        <w:rPr>
+          <w:rFonts w:ascii="Times New Roman" w:eastAsia="Times New Roman" w:hAnsi="Times New Roman" w:cs="Times New Roman"/>
+          <w:sz w:val="24"/>
+          <w:szCs w:val="24"/>
+        </w:rPr>
+        <w:t xml:space="preserve"> also</w:t>
+      </w:r>
+      <w:r>
+        <w:rPr>
+          <w:rFonts w:ascii="Times New Roman" w:eastAsia="Times New Roman" w:hAnsi="Times New Roman" w:cs="Times New Roman"/>
+          <w:sz w:val="24"/>
+          <w:szCs w:val="24"/>
+        </w:rPr>
+        <w:t xml:space="preserve"> shift leaf traits and canopy condition. Anthropogenic effects, including past logging, fragmentation, invasive species, nitrogen deposition, altered fire regimes, and climate-driven stress, can change species composition and canopy structure while also changing spectral reflectance. Thornley et al. (2022) showed in grasslands that phenological stage can confound spectral variance-species diversity relationships and that mature-leaf dominance and its interaction with species diversity explained 15-25% of model variance depending on spectral region. </w:t>
+      </w:r>
+      <w:proofErr w:type="spellStart"/>
+      <w:r>
+        <w:rPr>
+          <w:rFonts w:ascii="Times New Roman" w:eastAsia="Times New Roman" w:hAnsi="Times New Roman" w:cs="Times New Roman"/>
+          <w:sz w:val="24"/>
+          <w:szCs w:val="24"/>
+        </w:rPr>
+        <w:t>Fassnacht</w:t>
+      </w:r>
+      <w:proofErr w:type="spellEnd"/>
+      <w:r>
+        <w:rPr>
+          <w:rFonts w:ascii="Times New Roman" w:eastAsia="Times New Roman" w:hAnsi="Times New Roman" w:cs="Times New Roman"/>
+          <w:sz w:val="24"/>
+          <w:szCs w:val="24"/>
+        </w:rPr>
+        <w:t xml:space="preserve"> et al. (2022) similarly argued that species-driven spectral variation can be subtle relative to seasonality, physiological condition, and other non-taxonomic factors</w:t>
+      </w:r>
+      <w:r>
+        <w:rPr>
+          <w:rFonts w:ascii="Times New Roman" w:eastAsia="Times New Roman" w:hAnsi="Times New Roman" w:cs="Times New Roman"/>
+          <w:sz w:val="24"/>
+          <w:szCs w:val="24"/>
+        </w:rPr>
+        <w:t>.</w:t>
+      </w:r>
+    </w:p>
+    <w:p>
+      <w:pPr>
+        <w:spacing w:before="100" w:beforeAutospacing="1" w:after="100" w:afterAutospacing="1" w:line="240" w:lineRule="auto"/>
+        <w:rPr>
+          <w:rFonts w:ascii="Times New Roman" w:eastAsia="Times New Roman" w:hAnsi="Times New Roman" w:cs="Times New Roman"/>
+          <w:sz w:val="24"/>
+          <w:szCs w:val="24"/>
+        </w:rPr>
+      </w:pPr>
+      <w:r>
+        <w:rPr>
+          <w:rFonts w:ascii="Times New Roman" w:eastAsia="Times New Roman" w:hAnsi="Times New Roman" w:cs="Times New Roman"/>
+          <w:sz w:val="24"/>
+          <w:szCs w:val="24"/>
+        </w:rPr>
+        <w:t>Phylogenetic diversity provides a useful bridge between taxonomic diversity and spectral variation because it retains information about evolutionary relatedness among species. Conventional diversity metrics such as species richness, Shannon diversity, Simpson diversity, and evenness summarize how many species occur in a community and how abundance is distributed among them. These metrics are ecologically important, but they treat species identities as interchangeable. A quadrat dominated by closely related canopy species and a quadrat dominated by distantly related canopy species can therefore have similar Shannon diversity while differing strongly in evolutionary composition. Faith's phylogenetic diversity measures the total branch length represented by the species in a community and was introduced as a conservation metric for preserving evolutionary feature diversity (Faith 1992). Phylogenetic Rao's Q extends the same idea into an abundance-weighted dissimilarity framework by combining species abundances with phylogenetic distances among species.</w:t>
+      </w:r>
+    </w:p>
+    <w:p>
+      <w:pPr>
+        <w:spacing w:before="100" w:beforeAutospacing="1" w:after="100" w:afterAutospacing="1" w:line="240" w:lineRule="auto"/>
+        <w:rPr>
+          <w:rFonts w:ascii="Times New Roman" w:eastAsia="Times New Roman" w:hAnsi="Times New Roman" w:cs="Times New Roman"/>
+          <w:sz w:val="24"/>
+          <w:szCs w:val="24"/>
+        </w:rPr>
+      </w:pPr>
+      <w:r>
+        <w:rPr>
+          <w:rFonts w:ascii="Times New Roman" w:eastAsia="Times New Roman" w:hAnsi="Times New Roman" w:cs="Times New Roman"/>
+          <w:sz w:val="24"/>
+          <w:szCs w:val="24"/>
+        </w:rPr>
+        <w:t xml:space="preserve">The link between phylogeny and spectra is not automatic, but it is biologically plausible. Plant lineages can share traits because of common ancestry, and those traits can include leaf pigments, water content, leaf mass per area, phenology, crown architecture, and other properties that influence reflectance. Cavender-Bares et al. (2016) tested this idea in oaks and found that full-range leaf spectra significantly differentiated populations, species, and clades, with spectral similarity associated with phylogenetic similarity. Schweiger et al. (2018) showed that spectral diversity integrated functional and phylogenetic components of biodiversity and explained 51% of variation in productivity in the Cedar Creek biodiversity experiment, similar to taxonomic, functional, and phylogenetic diversity metrics. Blanchard et al. (2024) further showed that foliar spectra can distinguish most temperate tree species and contain strong phylogenetic signal. These studies support the idea that spectral variation may be more closely tied to trait and lineage </w:t>
+      </w:r>
+      <w:r>
+        <w:rPr>
+          <w:rFonts w:ascii="Times New Roman" w:eastAsia="Times New Roman" w:hAnsi="Times New Roman" w:cs="Times New Roman"/>
+          <w:sz w:val="24"/>
+          <w:szCs w:val="24"/>
+        </w:rPr>
+        <w:lastRenderedPageBreak/>
+        <w:t>differences than to species counts alone, particularly when closely related species share optical traits or when distantly related lineages occupy different portions of spectral space.</w:t>
+      </w:r>
+    </w:p>
+    <w:p>
+      <w:pPr>
+        <w:spacing w:before="100" w:beforeAutospacing="1" w:after="100" w:afterAutospacing="1" w:line="240" w:lineRule="auto"/>
+        <w:rPr>
+          <w:rFonts w:ascii="Times New Roman" w:eastAsia="Times New Roman" w:hAnsi="Times New Roman" w:cs="Times New Roman"/>
+          <w:sz w:val="24"/>
+          <w:szCs w:val="24"/>
+        </w:rPr>
+      </w:pPr>
+      <w:r>
+        <w:rPr>
+          <w:rFonts w:ascii="Times New Roman" w:eastAsia="Times New Roman" w:hAnsi="Times New Roman" w:cs="Times New Roman"/>
+          <w:sz w:val="24"/>
+          <w:szCs w:val="24"/>
+        </w:rPr>
+        <w:t>This phylogenetic framing is important for remote sensing of forests because canopy biodiversity is not just a list of species. It is a spatially structured mixture of species identities, crown sizes, abundances, lineages, traits, and environmental responses. Schneider et al. (2017) mapped functional diversity in a temperate mixed forest by combining airborne laser scanning and imaging spectroscopy to estimate morphological and physiological traits, showing how remotely sensed trait spaces can describe forest functional structure without requiring direct identification of every species. Villa et al. (2025) extended a similar spectral-phylogenetic logic to aquatic plant communities and found that machine-learning models estimated functional diversity from drone-based hyperspectral features with R2 values of 0.90-0.92, while combining spectral and phylogenetic features improved functional richness and divergence models to R2 = 0.95-0.96. Although these systems differ from Paint Rock, they illustrate a shared principle: spectral data can become more ecologically interpretable when they are connected to functional and evolutionary structure rather than only to taxonomic counts.</w:t>
+      </w:r>
+    </w:p>
+    <w:p>
+      <w:pPr>
+        <w:spacing w:before="100" w:beforeAutospacing="1" w:after="100" w:afterAutospacing="1" w:line="240" w:lineRule="auto"/>
+        <w:rPr>
+          <w:rFonts w:ascii="Times New Roman" w:eastAsia="Times New Roman" w:hAnsi="Times New Roman" w:cs="Times New Roman"/>
+          <w:sz w:val="24"/>
+          <w:szCs w:val="24"/>
+        </w:rPr>
+      </w:pPr>
+      <w:r>
+        <w:rPr>
+          <w:rFonts w:ascii="Times New Roman" w:eastAsia="Times New Roman" w:hAnsi="Times New Roman" w:cs="Times New Roman"/>
+          <w:sz w:val="24"/>
+          <w:szCs w:val="24"/>
+        </w:rPr>
+        <w:t>The present study tests these ideas in the Paint Rock Forest Dynamics Plot using drone-acquired visible-near-infrared hyperspectral imagery and field-derived canopy biodiversity metrics. We use</w:t>
+      </w:r>
+      <w:r>
+        <w:rPr>
+          <w:rFonts w:ascii="Times New Roman" w:eastAsia="Times New Roman" w:hAnsi="Times New Roman" w:cs="Times New Roman"/>
+          <w:sz w:val="24"/>
+          <w:szCs w:val="24"/>
+        </w:rPr>
+        <w:t>d</w:t>
+      </w:r>
+      <w:r>
+        <w:rPr>
+          <w:rFonts w:ascii="Times New Roman" w:eastAsia="Times New Roman" w:hAnsi="Times New Roman" w:cs="Times New Roman"/>
+          <w:sz w:val="24"/>
+          <w:szCs w:val="24"/>
+        </w:rPr>
+        <w:t xml:space="preserve"> a 2024 forest census to build canopy-weighted species abundance matrices at 10, 20, and 50 m quadrat grains. We calculate conventional species diversity metrics, including species richness, Shannon diversity, Simpson diversity, and evenness, and compare them with phylogenetic metrics, including Faith's phylogenetic diversity, phylogenetic Rao's Q, and abundance-weighted Faith's phylogenetic diversity. We then quantify spectral heterogeneity from hyperspectral pixels using PCA-based metrics calculated in both raw reflectance PCA space and vector-normalized PCA space. These metrics include alpha-hull area, mean Euclidean distance from the quadrat spectral centroid, and spectral Rao's Q. By using a common PCA space across quadrat scales, we evaluate how spectral heterogeneity changes with spatial grain</w:t>
+      </w:r>
+      <w:r>
+        <w:rPr>
+          <w:rFonts w:ascii="Times New Roman" w:eastAsia="Times New Roman" w:hAnsi="Times New Roman" w:cs="Times New Roman"/>
+          <w:sz w:val="24"/>
+          <w:szCs w:val="24"/>
+        </w:rPr>
+        <w:t>.</w:t>
+      </w:r>
+    </w:p>
+    <w:p>
+      <w:pPr>
+        <w:spacing w:before="100" w:beforeAutospacing="1" w:after="100" w:afterAutospacing="1" w:line="240" w:lineRule="auto"/>
+        <w:rPr>
+          <w:rFonts w:ascii="Times New Roman" w:eastAsia="Times New Roman" w:hAnsi="Times New Roman" w:cs="Times New Roman"/>
+          <w:sz w:val="24"/>
+          <w:szCs w:val="24"/>
+        </w:rPr>
+      </w:pPr>
+      <w:r>
+        <w:rPr>
+          <w:rFonts w:ascii="Times New Roman" w:eastAsia="Times New Roman" w:hAnsi="Times New Roman" w:cs="Times New Roman"/>
+          <w:sz w:val="24"/>
+          <w:szCs w:val="24"/>
+        </w:rPr>
+        <w:t xml:space="preserve">This design follows the main uncertainties </w:t>
+      </w:r>
+      <w:r>
+        <w:rPr>
+          <w:rFonts w:ascii="Times New Roman" w:eastAsia="Times New Roman" w:hAnsi="Times New Roman" w:cs="Times New Roman"/>
+          <w:sz w:val="24"/>
+          <w:szCs w:val="24"/>
+        </w:rPr>
+        <w:t>of the SVH</w:t>
+      </w:r>
+      <w:r>
+        <w:rPr>
+          <w:rFonts w:ascii="Times New Roman" w:eastAsia="Times New Roman" w:hAnsi="Times New Roman" w:cs="Times New Roman"/>
+          <w:sz w:val="24"/>
+          <w:szCs w:val="24"/>
+        </w:rPr>
+        <w:t>. First, we ask</w:t>
+      </w:r>
+      <w:r>
+        <w:rPr>
+          <w:rFonts w:ascii="Times New Roman" w:eastAsia="Times New Roman" w:hAnsi="Times New Roman" w:cs="Times New Roman"/>
+          <w:sz w:val="24"/>
+          <w:szCs w:val="24"/>
+        </w:rPr>
+        <w:t>ed</w:t>
+      </w:r>
+      <w:r>
+        <w:rPr>
+          <w:rFonts w:ascii="Times New Roman" w:eastAsia="Times New Roman" w:hAnsi="Times New Roman" w:cs="Times New Roman"/>
+          <w:sz w:val="24"/>
+          <w:szCs w:val="24"/>
+        </w:rPr>
+        <w:t xml:space="preserve"> whether the spectral-biodiversity relationship strengthens when the spatial grain of the spectral measurement better matches the community-level biodiversity metrics. Second, we ask</w:t>
+      </w:r>
+      <w:r>
+        <w:rPr>
+          <w:rFonts w:ascii="Times New Roman" w:eastAsia="Times New Roman" w:hAnsi="Times New Roman" w:cs="Times New Roman"/>
+          <w:sz w:val="24"/>
+          <w:szCs w:val="24"/>
+        </w:rPr>
+        <w:t>ed</w:t>
+      </w:r>
+      <w:r>
+        <w:rPr>
+          <w:rFonts w:ascii="Times New Roman" w:eastAsia="Times New Roman" w:hAnsi="Times New Roman" w:cs="Times New Roman"/>
+          <w:sz w:val="24"/>
+          <w:szCs w:val="24"/>
+        </w:rPr>
+        <w:t xml:space="preserve"> whether phylogenetic diversity shows stronger relationships with spectral heterogeneity than conventional species diversity. Third, we ask</w:t>
+      </w:r>
+      <w:r>
+        <w:rPr>
+          <w:rFonts w:ascii="Times New Roman" w:eastAsia="Times New Roman" w:hAnsi="Times New Roman" w:cs="Times New Roman"/>
+          <w:sz w:val="24"/>
+          <w:szCs w:val="24"/>
+        </w:rPr>
+        <w:t>ed</w:t>
+      </w:r>
+      <w:r>
+        <w:rPr>
+          <w:rFonts w:ascii="Times New Roman" w:eastAsia="Times New Roman" w:hAnsi="Times New Roman" w:cs="Times New Roman"/>
+          <w:sz w:val="24"/>
+          <w:szCs w:val="24"/>
+        </w:rPr>
+        <w:t xml:space="preserve"> whether vector-normalized PCA metrics provide stronger biodiversity relationships than raw PCA metrics by reducing the dominance of overall brightness and preserving more </w:t>
+      </w:r>
+      <w:r>
+        <w:rPr>
+          <w:rFonts w:ascii="Times New Roman" w:eastAsia="Times New Roman" w:hAnsi="Times New Roman" w:cs="Times New Roman"/>
+          <w:sz w:val="24"/>
+          <w:szCs w:val="24"/>
+        </w:rPr>
+        <w:t>of the</w:t>
+      </w:r>
+      <w:r>
+        <w:rPr>
+          <w:rFonts w:ascii="Times New Roman" w:eastAsia="Times New Roman" w:hAnsi="Times New Roman" w:cs="Times New Roman"/>
+          <w:sz w:val="24"/>
+          <w:szCs w:val="24"/>
+        </w:rPr>
+        <w:t xml:space="preserve"> spectral shape. Fourth, we ask</w:t>
+      </w:r>
+      <w:r>
+        <w:rPr>
+          <w:rFonts w:ascii="Times New Roman" w:eastAsia="Times New Roman" w:hAnsi="Times New Roman" w:cs="Times New Roman"/>
+          <w:sz w:val="24"/>
+          <w:szCs w:val="24"/>
+        </w:rPr>
+        <w:t>ed</w:t>
+      </w:r>
+      <w:r>
+        <w:rPr>
+          <w:rFonts w:ascii="Times New Roman" w:eastAsia="Times New Roman" w:hAnsi="Times New Roman" w:cs="Times New Roman"/>
+          <w:sz w:val="24"/>
+          <w:szCs w:val="24"/>
+        </w:rPr>
+        <w:t xml:space="preserve"> whether spectral metrics differ because they emphasize different parts of the same pixel-level reflectance distribution: typical dispersion for mean distance, pairwise squared dissimilarity for Rao's Q, and the occupied spectral envelope for alpha-hull area. Finally, we evaluate</w:t>
+      </w:r>
+      <w:r>
+        <w:rPr>
+          <w:rFonts w:ascii="Times New Roman" w:eastAsia="Times New Roman" w:hAnsi="Times New Roman" w:cs="Times New Roman"/>
+          <w:sz w:val="24"/>
+          <w:szCs w:val="24"/>
+        </w:rPr>
+        <w:t>d</w:t>
+      </w:r>
+      <w:r>
+        <w:rPr>
+          <w:rFonts w:ascii="Times New Roman" w:eastAsia="Times New Roman" w:hAnsi="Times New Roman" w:cs="Times New Roman"/>
+          <w:sz w:val="24"/>
+          <w:szCs w:val="24"/>
+        </w:rPr>
+        <w:t xml:space="preserve"> how brightness, spectral-region reflectance,</w:t>
+      </w:r>
+      <w:r>
+        <w:rPr>
+          <w:rFonts w:ascii="Times New Roman" w:eastAsia="Times New Roman" w:hAnsi="Times New Roman" w:cs="Times New Roman"/>
+          <w:sz w:val="24"/>
+          <w:szCs w:val="24"/>
+        </w:rPr>
+        <w:t xml:space="preserve"> </w:t>
+      </w:r>
+      <w:r>
+        <w:rPr>
+          <w:rFonts w:ascii="Times New Roman" w:eastAsia="Times New Roman" w:hAnsi="Times New Roman" w:cs="Times New Roman"/>
+          <w:sz w:val="24"/>
+          <w:szCs w:val="24"/>
+        </w:rPr>
+        <w:t>transformation sensitivity, and spatial structure influence interpretation of the observed relationships.</w:t>
+      </w:r>
+    </w:p>
+    <w:p>
+      <w:pPr>
+        <w:spacing w:before="100" w:beforeAutospacing="1" w:after="100" w:afterAutospacing="1" w:line="240" w:lineRule="auto"/>
+        <w:rPr>
+          <w:rFonts w:ascii="Times New Roman" w:eastAsia="Times New Roman" w:hAnsi="Times New Roman" w:cs="Times New Roman"/>
+          <w:sz w:val="24"/>
+          <w:szCs w:val="24"/>
+        </w:rPr>
+      </w:pPr>
+      <w:r>
+        <w:rPr>
+          <w:rFonts w:ascii="Times New Roman" w:eastAsia="Times New Roman" w:hAnsi="Times New Roman" w:cs="Times New Roman"/>
+          <w:sz w:val="24"/>
+          <w:szCs w:val="24"/>
+        </w:rPr>
+        <w:t xml:space="preserve">We do not treat spectral heterogeneity as a direct replacement for forest inventory data. Instead, we evaluate whether PCA-based canopy spectral heterogeneity captures a measurable component of forest biodiversity and whether that component is more closely aligned with evolutionary structure than with species diversity alone. If spectral heterogeneity is responding to the broader </w:t>
+      </w:r>
+      <w:r>
+        <w:rPr>
+          <w:rFonts w:ascii="Times New Roman" w:eastAsia="Times New Roman" w:hAnsi="Times New Roman" w:cs="Times New Roman"/>
+          <w:sz w:val="24"/>
+          <w:szCs w:val="24"/>
+        </w:rPr>
+        <w:lastRenderedPageBreak/>
+        <w:t xml:space="preserve">composition of the canopy, the strongest relationships should appear at spatial grains that integrate multiple crowns and canopy conditions. If phylogenetic diversity retains reflectance-relevant information that Shannon diversity does not, then phylogenetic metrics should show </w:t>
+      </w:r>
+      <w:r>
+        <w:rPr>
+          <w:rFonts w:ascii="Times New Roman" w:eastAsia="Times New Roman" w:hAnsi="Times New Roman" w:cs="Times New Roman"/>
+          <w:sz w:val="24"/>
+          <w:szCs w:val="24"/>
+        </w:rPr>
+        <w:t>stronger</w:t>
+      </w:r>
+      <w:r>
+        <w:rPr>
+          <w:rFonts w:ascii="Times New Roman" w:eastAsia="Times New Roman" w:hAnsi="Times New Roman" w:cs="Times New Roman"/>
+          <w:sz w:val="24"/>
+          <w:szCs w:val="24"/>
+        </w:rPr>
+        <w:t xml:space="preserve"> relationships with spectral heterogeneity than conventional species diversity metrics. By testing these expectations across 10, 20, and 50 m quadrats in a mixed temperate forest, this study contributes to a more scale and metric</w:t>
+      </w:r>
+      <w:r>
+        <w:rPr>
+          <w:rFonts w:ascii="Times New Roman" w:eastAsia="Times New Roman" w:hAnsi="Times New Roman" w:cs="Times New Roman"/>
+          <w:sz w:val="24"/>
+          <w:szCs w:val="24"/>
+        </w:rPr>
+        <w:t xml:space="preserve"> informed</w:t>
+      </w:r>
+      <w:r>
+        <w:rPr>
+          <w:rFonts w:ascii="Times New Roman" w:eastAsia="Times New Roman" w:hAnsi="Times New Roman" w:cs="Times New Roman"/>
+          <w:sz w:val="24"/>
+          <w:szCs w:val="24"/>
+        </w:rPr>
+        <w:t xml:space="preserve"> understanding of the Spectral Variation Hypothesis for drone-based hyperspectral biodiversity monitoring.</w:t>
+      </w:r>
+    </w:p>
+    <w:p>
+      <w:pPr>
+        <w:spacing w:before="100" w:beforeAutospacing="1" w:after="100" w:afterAutospacing="1" w:line="240" w:lineRule="auto"/>
+        <w:rPr>
+          <w:rFonts w:ascii="Times New Roman" w:eastAsia="Times New Roman" w:hAnsi="Times New Roman" w:cs="Times New Roman"/>
+          <w:sz w:val="24"/>
+          <w:szCs w:val="24"/>
+        </w:rPr>
+      </w:pPr>
+    </w:p>
+    <w:p>
+      <w:pPr>
+        <w:spacing w:before="100" w:beforeAutospacing="1" w:after="100" w:afterAutospacing="1" w:line="240" w:lineRule="auto"/>
+        <w:outlineLvl w:val="1"/>
+        <w:rPr>
+          <w:rFonts w:ascii="Times New Roman" w:eastAsia="Times New Roman" w:hAnsi="Times New Roman" w:cs="Times New Roman"/>
+          <w:b/>
+          <w:bCs/>
+          <w:sz w:val="36"/>
+          <w:szCs w:val="36"/>
+        </w:rPr>
+      </w:pPr>
+      <w:bookmarkStart w:id="2" w:name="_Hlk238739552"/>
+      <w:r>
+        <w:rPr>
+          <w:rFonts w:ascii="Times New Roman" w:eastAsia="Times New Roman" w:hAnsi="Times New Roman" w:cs="Times New Roman"/>
+          <w:b/>
+          <w:bCs/>
+          <w:sz w:val="36"/>
+          <w:szCs w:val="36"/>
+        </w:rPr>
         <w:t>2. Methods</w:t>
       </w:r>
     </w:p>
+    <w:bookmarkEnd w:id="2"/>
     <w:p>
       <w:pPr>
         <w:spacing w:before="100" w:beforeAutospacing="1" w:after="100" w:afterAutospacing="1" w:line="240" w:lineRule="auto"/>
@@ -64,7 +1688,23 @@
           <w:sz w:val="24"/>
           <w:szCs w:val="24"/>
         </w:rPr>
-        <w:t xml:space="preserve">This study was conducted in the Paint Rock Forest Dynamics Plot, a 20-ha forest located in Jackson County, Alabama, USA (Figure). The study area is a mixed hardwood–pine temperate deciduous forest that regenerated following logging during the late nineteenth and early twentieth centuries (Lemke et al. 2025). The forest contains a diverse canopy community, including </w:t>
+        <w:t>This study was conducted in the Paint Rock Forest Dynamics Plot, a 20-ha forest located in Jackson County, Alabama, USA (Figure). The study area is a mixed hardwood</w:t>
+      </w:r>
+      <w:r>
+        <w:rPr>
+          <w:rFonts w:ascii="Times New Roman" w:eastAsia="Times New Roman" w:hAnsi="Times New Roman" w:cs="Times New Roman"/>
+          <w:sz w:val="24"/>
+          <w:szCs w:val="24"/>
+        </w:rPr>
+        <w:t>-</w:t>
+      </w:r>
+      <w:r>
+        <w:rPr>
+          <w:rFonts w:ascii="Times New Roman" w:eastAsia="Times New Roman" w:hAnsi="Times New Roman" w:cs="Times New Roman"/>
+          <w:sz w:val="24"/>
+          <w:szCs w:val="24"/>
+        </w:rPr>
+        <w:t xml:space="preserve">pine temperate deciduous forest that regenerated following logging during the late nineteenth and early twentieth centuries (Lemke et al. 2025). The forest contains a diverse canopy community, including </w:t>
       </w:r>
       <w:r>
         <w:rPr>
@@ -262,7 +1902,7 @@
           <w:sz w:val="24"/>
           <w:szCs w:val="24"/>
         </w:rPr>
-        <w:t>For this study, the 2024 tree census was filtered to retain individuals that represented the upper and intermediate canopy and could be reliably associated with the 2025 crown measurements. Trees were included when they had a DBH ≥200 mm and a crown position class of 3-5. These criteria resulted in 4,007 tree crowns representing 50 (Table) species available out of XX across the study site.</w:t>
+        <w:t>For this study, the 2024 tree census was filtered to retain individuals that represented the upper and intermediate canopy and could be reliably associated with the 2025 crown measurements. Trees were included when they had a DBH ≥200 mm and a crown position class of 3-5. These criteria resulted in 4,007 tree crowns representing 50 species</w:t>
       </w:r>
       <w:r>
         <w:rPr>
@@ -278,6 +1918,30 @@
           <w:sz w:val="24"/>
           <w:szCs w:val="24"/>
         </w:rPr>
+        <w:t xml:space="preserve">(Table) </w:t>
+      </w:r>
+      <w:r>
+        <w:rPr>
+          <w:rFonts w:ascii="Times New Roman" w:eastAsia="Times New Roman" w:hAnsi="Times New Roman" w:cs="Times New Roman"/>
+          <w:sz w:val="24"/>
+          <w:szCs w:val="24"/>
+        </w:rPr>
+        <w:t>across the study site.</w:t>
+      </w:r>
+      <w:r>
+        <w:rPr>
+          <w:rFonts w:ascii="Times New Roman" w:eastAsia="Times New Roman" w:hAnsi="Times New Roman" w:cs="Times New Roman"/>
+          <w:sz w:val="24"/>
+          <w:szCs w:val="24"/>
+        </w:rPr>
+        <w:t xml:space="preserve"> </w:t>
+      </w:r>
+      <w:r>
+        <w:rPr>
+          <w:rFonts w:ascii="Times New Roman" w:eastAsia="Times New Roman" w:hAnsi="Times New Roman" w:cs="Times New Roman"/>
+          <w:sz w:val="24"/>
+          <w:szCs w:val="24"/>
+        </w:rPr>
         <w:t xml:space="preserve">Individual tree crowns were represented as circular buffers centered on the current UTM coordinates of each tree. Crown width was estimated for each tree cluster using diameter crown allometric relationships derived from empirical studies of eastern North American forests. Crown diameter was modeled as a function of diameter at breast height (DBH) for the primary stem following species-based relationships reported by </w:t>
       </w:r>
       <w:r>
@@ -344,6 +2008,3588 @@
         </w:rPr>
         <w:t>Spatial operations involving tree crowns and quadrats were conducted in R using the sf package. The resulting canopy-weighted species abundance matrices were used for all subsequent species and phylogenetic diversity calculations.</w:t>
       </w:r>
+    </w:p>
+    <w:p>
+      <w:pPr>
+        <w:spacing w:before="100" w:beforeAutospacing="1" w:after="100" w:afterAutospacing="1" w:line="240" w:lineRule="auto"/>
+        <w:rPr>
+          <w:rFonts w:ascii="Times New Roman" w:eastAsia="Times New Roman" w:hAnsi="Times New Roman" w:cs="Times New Roman"/>
+          <w:sz w:val="24"/>
+          <w:szCs w:val="24"/>
+        </w:rPr>
+      </w:pPr>
+      <w:r>
+        <w:rPr>
+          <w:rFonts w:ascii="Times New Roman" w:eastAsia="Times New Roman" w:hAnsi="Times New Roman" w:cs="Times New Roman"/>
+          <w:b/>
+          <w:bCs/>
+          <w:sz w:val="24"/>
+          <w:szCs w:val="24"/>
+        </w:rPr>
+        <w:t>Table 1</w:t>
+      </w:r>
+    </w:p>
+    <w:p>
+      <w:pPr>
+        <w:spacing w:before="100" w:beforeAutospacing="1" w:after="100" w:afterAutospacing="1" w:line="240" w:lineRule="auto"/>
+        <w:rPr>
+          <w:rFonts w:ascii="Times New Roman" w:eastAsia="Times New Roman" w:hAnsi="Times New Roman" w:cs="Times New Roman"/>
+          <w:sz w:val="24"/>
+          <w:szCs w:val="24"/>
+        </w:rPr>
+      </w:pPr>
+      <w:r>
+        <w:rPr>
+          <w:rFonts w:ascii="Times New Roman" w:eastAsia="Times New Roman" w:hAnsi="Times New Roman" w:cs="Times New Roman"/>
+          <w:i/>
+          <w:iCs/>
+          <w:sz w:val="24"/>
+          <w:szCs w:val="24"/>
+        </w:rPr>
+        <w:t>Number of Individuals by Genus and Species</w:t>
+      </w:r>
+    </w:p>
+    <w:tbl>
+      <w:tblPr>
+        <w:tblW w:w="0" w:type="auto"/>
+        <w:tblCellSpacing w:w="15" w:type="dxa"/>
+        <w:tblCellMar>
+          <w:top w:w="15" w:type="dxa"/>
+          <w:left w:w="15" w:type="dxa"/>
+          <w:bottom w:w="15" w:type="dxa"/>
+          <w:right w:w="15" w:type="dxa"/>
+        </w:tblCellMar>
+        <w:tblLook w:val="04A0" w:firstRow="1" w:lastRow="0" w:firstColumn="1" w:lastColumn="0" w:noHBand="0" w:noVBand="1"/>
+      </w:tblPr>
+      <w:tblGrid>
+        <w:gridCol w:w="3656"/>
+        <w:gridCol w:w="2950"/>
+      </w:tblGrid>
+      <w:tr>
+        <w:trPr>
+          <w:tblHeader/>
+          <w:tblCellSpacing w:w="15" w:type="dxa"/>
+        </w:trPr>
+        <w:tc>
+          <w:tcPr>
+            <w:tcW w:w="0" w:type="auto"/>
+            <w:vAlign w:val="center"/>
+            <w:hideMark/>
+          </w:tcPr>
+          <w:p>
+            <w:pPr>
+              <w:spacing w:before="100" w:beforeAutospacing="1" w:after="100" w:afterAutospacing="1" w:line="240" w:lineRule="auto"/>
+              <w:rPr>
+                <w:rFonts w:ascii="Times New Roman" w:eastAsia="Times New Roman" w:hAnsi="Times New Roman" w:cs="Times New Roman"/>
+                <w:b/>
+                <w:bCs/>
+                <w:sz w:val="24"/>
+                <w:szCs w:val="24"/>
+              </w:rPr>
+            </w:pPr>
+            <w:r>
+              <w:rPr>
+                <w:rFonts w:ascii="Times New Roman" w:eastAsia="Times New Roman" w:hAnsi="Times New Roman" w:cs="Times New Roman"/>
+                <w:b/>
+                <w:bCs/>
+                <w:sz w:val="24"/>
+                <w:szCs w:val="24"/>
+              </w:rPr>
+              <w:lastRenderedPageBreak/>
+              <w:t>Genus and species</w:t>
+            </w:r>
+          </w:p>
+        </w:tc>
+        <w:tc>
+          <w:tcPr>
+            <w:tcW w:w="0" w:type="auto"/>
+            <w:vAlign w:val="center"/>
+            <w:hideMark/>
+          </w:tcPr>
+          <w:p>
+            <w:pPr>
+              <w:spacing w:before="100" w:beforeAutospacing="1" w:after="100" w:afterAutospacing="1" w:line="240" w:lineRule="auto"/>
+              <w:rPr>
+                <w:rFonts w:ascii="Times New Roman" w:eastAsia="Times New Roman" w:hAnsi="Times New Roman" w:cs="Times New Roman"/>
+                <w:b/>
+                <w:bCs/>
+                <w:sz w:val="24"/>
+                <w:szCs w:val="24"/>
+              </w:rPr>
+            </w:pPr>
+            <w:r>
+              <w:rPr>
+                <w:rFonts w:ascii="Times New Roman" w:eastAsia="Times New Roman" w:hAnsi="Times New Roman" w:cs="Times New Roman"/>
+                <w:b/>
+                <w:bCs/>
+                <w:sz w:val="24"/>
+                <w:szCs w:val="24"/>
+              </w:rPr>
+              <w:t>Total number of individuals</w:t>
+            </w:r>
+          </w:p>
+        </w:tc>
+      </w:tr>
+      <w:tr>
+        <w:trPr>
+          <w:tblCellSpacing w:w="15" w:type="dxa"/>
+        </w:trPr>
+        <w:tc>
+          <w:tcPr>
+            <w:tcW w:w="0" w:type="auto"/>
+            <w:vAlign w:val="center"/>
+            <w:hideMark/>
+          </w:tcPr>
+          <w:p>
+            <w:pPr>
+              <w:spacing w:before="100" w:beforeAutospacing="1" w:after="100" w:afterAutospacing="1" w:line="240" w:lineRule="auto"/>
+              <w:rPr>
+                <w:rFonts w:ascii="Times New Roman" w:eastAsia="Times New Roman" w:hAnsi="Times New Roman" w:cs="Times New Roman"/>
+                <w:i/>
+                <w:sz w:val="24"/>
+                <w:szCs w:val="24"/>
+              </w:rPr>
+            </w:pPr>
+            <w:r>
+              <w:rPr>
+                <w:rFonts w:ascii="Times New Roman" w:eastAsia="Times New Roman" w:hAnsi="Times New Roman" w:cs="Times New Roman"/>
+                <w:i/>
+                <w:sz w:val="24"/>
+                <w:szCs w:val="24"/>
+              </w:rPr>
+              <w:t xml:space="preserve">Liriodendron </w:t>
+            </w:r>
+            <w:proofErr w:type="spellStart"/>
+            <w:r>
+              <w:rPr>
+                <w:rFonts w:ascii="Times New Roman" w:eastAsia="Times New Roman" w:hAnsi="Times New Roman" w:cs="Times New Roman"/>
+                <w:i/>
+                <w:sz w:val="24"/>
+                <w:szCs w:val="24"/>
+              </w:rPr>
+              <w:t>tulipifera</w:t>
+            </w:r>
+            <w:proofErr w:type="spellEnd"/>
+          </w:p>
+        </w:tc>
+        <w:tc>
+          <w:tcPr>
+            <w:tcW w:w="0" w:type="auto"/>
+            <w:vAlign w:val="center"/>
+            <w:hideMark/>
+          </w:tcPr>
+          <w:p>
+            <w:pPr>
+              <w:spacing w:before="100" w:beforeAutospacing="1" w:after="100" w:afterAutospacing="1" w:line="240" w:lineRule="auto"/>
+              <w:rPr>
+                <w:rFonts w:ascii="Times New Roman" w:eastAsia="Times New Roman" w:hAnsi="Times New Roman" w:cs="Times New Roman"/>
+                <w:sz w:val="24"/>
+                <w:szCs w:val="24"/>
+              </w:rPr>
+            </w:pPr>
+            <w:r>
+              <w:rPr>
+                <w:rFonts w:ascii="Times New Roman" w:eastAsia="Times New Roman" w:hAnsi="Times New Roman" w:cs="Times New Roman"/>
+                <w:sz w:val="24"/>
+                <w:szCs w:val="24"/>
+              </w:rPr>
+              <w:t>359</w:t>
+            </w:r>
+          </w:p>
+        </w:tc>
+      </w:tr>
+      <w:tr>
+        <w:trPr>
+          <w:tblCellSpacing w:w="15" w:type="dxa"/>
+        </w:trPr>
+        <w:tc>
+          <w:tcPr>
+            <w:tcW w:w="0" w:type="auto"/>
+            <w:vAlign w:val="center"/>
+            <w:hideMark/>
+          </w:tcPr>
+          <w:p>
+            <w:pPr>
+              <w:spacing w:before="100" w:beforeAutospacing="1" w:after="100" w:afterAutospacing="1" w:line="240" w:lineRule="auto"/>
+              <w:rPr>
+                <w:rFonts w:ascii="Times New Roman" w:eastAsia="Times New Roman" w:hAnsi="Times New Roman" w:cs="Times New Roman"/>
+                <w:i/>
+                <w:sz w:val="24"/>
+                <w:szCs w:val="24"/>
+              </w:rPr>
+            </w:pPr>
+            <w:r>
+              <w:rPr>
+                <w:rFonts w:ascii="Times New Roman" w:eastAsia="Times New Roman" w:hAnsi="Times New Roman" w:cs="Times New Roman"/>
+                <w:i/>
+                <w:sz w:val="24"/>
+                <w:szCs w:val="24"/>
+              </w:rPr>
+              <w:t xml:space="preserve">Fraxinus </w:t>
+            </w:r>
+            <w:proofErr w:type="spellStart"/>
+            <w:r>
+              <w:rPr>
+                <w:rFonts w:ascii="Times New Roman" w:eastAsia="Times New Roman" w:hAnsi="Times New Roman" w:cs="Times New Roman"/>
+                <w:i/>
+                <w:sz w:val="24"/>
+                <w:szCs w:val="24"/>
+              </w:rPr>
+              <w:t>americana</w:t>
+            </w:r>
+            <w:proofErr w:type="spellEnd"/>
+          </w:p>
+        </w:tc>
+        <w:tc>
+          <w:tcPr>
+            <w:tcW w:w="0" w:type="auto"/>
+            <w:vAlign w:val="center"/>
+            <w:hideMark/>
+          </w:tcPr>
+          <w:p>
+            <w:pPr>
+              <w:spacing w:before="100" w:beforeAutospacing="1" w:after="100" w:afterAutospacing="1" w:line="240" w:lineRule="auto"/>
+              <w:rPr>
+                <w:rFonts w:ascii="Times New Roman" w:eastAsia="Times New Roman" w:hAnsi="Times New Roman" w:cs="Times New Roman"/>
+                <w:sz w:val="24"/>
+                <w:szCs w:val="24"/>
+              </w:rPr>
+            </w:pPr>
+            <w:r>
+              <w:rPr>
+                <w:rFonts w:ascii="Times New Roman" w:eastAsia="Times New Roman" w:hAnsi="Times New Roman" w:cs="Times New Roman"/>
+                <w:sz w:val="24"/>
+                <w:szCs w:val="24"/>
+              </w:rPr>
+              <w:t>343</w:t>
+            </w:r>
+          </w:p>
+        </w:tc>
+      </w:tr>
+      <w:tr>
+        <w:trPr>
+          <w:tblCellSpacing w:w="15" w:type="dxa"/>
+        </w:trPr>
+        <w:tc>
+          <w:tcPr>
+            <w:tcW w:w="0" w:type="auto"/>
+            <w:vAlign w:val="center"/>
+            <w:hideMark/>
+          </w:tcPr>
+          <w:p>
+            <w:pPr>
+              <w:spacing w:before="100" w:beforeAutospacing="1" w:after="100" w:afterAutospacing="1" w:line="240" w:lineRule="auto"/>
+              <w:rPr>
+                <w:rFonts w:ascii="Times New Roman" w:eastAsia="Times New Roman" w:hAnsi="Times New Roman" w:cs="Times New Roman"/>
+                <w:i/>
+                <w:sz w:val="24"/>
+                <w:szCs w:val="24"/>
+              </w:rPr>
+            </w:pPr>
+            <w:r>
+              <w:rPr>
+                <w:rFonts w:ascii="Times New Roman" w:eastAsia="Times New Roman" w:hAnsi="Times New Roman" w:cs="Times New Roman"/>
+                <w:i/>
+                <w:sz w:val="24"/>
+                <w:szCs w:val="24"/>
+              </w:rPr>
+              <w:t>Quercus alba</w:t>
+            </w:r>
+          </w:p>
+        </w:tc>
+        <w:tc>
+          <w:tcPr>
+            <w:tcW w:w="0" w:type="auto"/>
+            <w:vAlign w:val="center"/>
+            <w:hideMark/>
+          </w:tcPr>
+          <w:p>
+            <w:pPr>
+              <w:spacing w:before="100" w:beforeAutospacing="1" w:after="100" w:afterAutospacing="1" w:line="240" w:lineRule="auto"/>
+              <w:rPr>
+                <w:rFonts w:ascii="Times New Roman" w:eastAsia="Times New Roman" w:hAnsi="Times New Roman" w:cs="Times New Roman"/>
+                <w:sz w:val="24"/>
+                <w:szCs w:val="24"/>
+              </w:rPr>
+            </w:pPr>
+            <w:r>
+              <w:rPr>
+                <w:rFonts w:ascii="Times New Roman" w:eastAsia="Times New Roman" w:hAnsi="Times New Roman" w:cs="Times New Roman"/>
+                <w:sz w:val="24"/>
+                <w:szCs w:val="24"/>
+              </w:rPr>
+              <w:t>335</w:t>
+            </w:r>
+          </w:p>
+        </w:tc>
+      </w:tr>
+      <w:tr>
+        <w:trPr>
+          <w:tblCellSpacing w:w="15" w:type="dxa"/>
+        </w:trPr>
+        <w:tc>
+          <w:tcPr>
+            <w:tcW w:w="0" w:type="auto"/>
+            <w:vAlign w:val="center"/>
+            <w:hideMark/>
+          </w:tcPr>
+          <w:p>
+            <w:pPr>
+              <w:spacing w:before="100" w:beforeAutospacing="1" w:after="100" w:afterAutospacing="1" w:line="240" w:lineRule="auto"/>
+              <w:rPr>
+                <w:rFonts w:ascii="Times New Roman" w:eastAsia="Times New Roman" w:hAnsi="Times New Roman" w:cs="Times New Roman"/>
+                <w:i/>
+                <w:sz w:val="24"/>
+                <w:szCs w:val="24"/>
+              </w:rPr>
+            </w:pPr>
+            <w:r>
+              <w:rPr>
+                <w:rFonts w:ascii="Times New Roman" w:eastAsia="Times New Roman" w:hAnsi="Times New Roman" w:cs="Times New Roman"/>
+                <w:i/>
+                <w:sz w:val="24"/>
+                <w:szCs w:val="24"/>
+              </w:rPr>
+              <w:t>Acer saccharum</w:t>
+            </w:r>
+          </w:p>
+        </w:tc>
+        <w:tc>
+          <w:tcPr>
+            <w:tcW w:w="0" w:type="auto"/>
+            <w:vAlign w:val="center"/>
+            <w:hideMark/>
+          </w:tcPr>
+          <w:p>
+            <w:pPr>
+              <w:spacing w:before="100" w:beforeAutospacing="1" w:after="100" w:afterAutospacing="1" w:line="240" w:lineRule="auto"/>
+              <w:rPr>
+                <w:rFonts w:ascii="Times New Roman" w:eastAsia="Times New Roman" w:hAnsi="Times New Roman" w:cs="Times New Roman"/>
+                <w:sz w:val="24"/>
+                <w:szCs w:val="24"/>
+              </w:rPr>
+            </w:pPr>
+            <w:r>
+              <w:rPr>
+                <w:rFonts w:ascii="Times New Roman" w:eastAsia="Times New Roman" w:hAnsi="Times New Roman" w:cs="Times New Roman"/>
+                <w:sz w:val="24"/>
+                <w:szCs w:val="24"/>
+              </w:rPr>
+              <w:t>334</w:t>
+            </w:r>
+          </w:p>
+        </w:tc>
+      </w:tr>
+      <w:tr>
+        <w:trPr>
+          <w:tblCellSpacing w:w="15" w:type="dxa"/>
+        </w:trPr>
+        <w:tc>
+          <w:tcPr>
+            <w:tcW w:w="0" w:type="auto"/>
+            <w:vAlign w:val="center"/>
+            <w:hideMark/>
+          </w:tcPr>
+          <w:p>
+            <w:pPr>
+              <w:spacing w:before="100" w:beforeAutospacing="1" w:after="100" w:afterAutospacing="1" w:line="240" w:lineRule="auto"/>
+              <w:rPr>
+                <w:rFonts w:ascii="Times New Roman" w:eastAsia="Times New Roman" w:hAnsi="Times New Roman" w:cs="Times New Roman"/>
+                <w:i/>
+                <w:sz w:val="24"/>
+                <w:szCs w:val="24"/>
+              </w:rPr>
+            </w:pPr>
+            <w:r>
+              <w:rPr>
+                <w:rFonts w:ascii="Times New Roman" w:eastAsia="Times New Roman" w:hAnsi="Times New Roman" w:cs="Times New Roman"/>
+                <w:i/>
+                <w:sz w:val="24"/>
+                <w:szCs w:val="24"/>
+              </w:rPr>
+              <w:t xml:space="preserve">Liquidambar </w:t>
+            </w:r>
+            <w:proofErr w:type="spellStart"/>
+            <w:r>
+              <w:rPr>
+                <w:rFonts w:ascii="Times New Roman" w:eastAsia="Times New Roman" w:hAnsi="Times New Roman" w:cs="Times New Roman"/>
+                <w:i/>
+                <w:sz w:val="24"/>
+                <w:szCs w:val="24"/>
+              </w:rPr>
+              <w:t>styraciflua</w:t>
+            </w:r>
+            <w:proofErr w:type="spellEnd"/>
+          </w:p>
+        </w:tc>
+        <w:tc>
+          <w:tcPr>
+            <w:tcW w:w="0" w:type="auto"/>
+            <w:vAlign w:val="center"/>
+            <w:hideMark/>
+          </w:tcPr>
+          <w:p>
+            <w:pPr>
+              <w:spacing w:before="100" w:beforeAutospacing="1" w:after="100" w:afterAutospacing="1" w:line="240" w:lineRule="auto"/>
+              <w:rPr>
+                <w:rFonts w:ascii="Times New Roman" w:eastAsia="Times New Roman" w:hAnsi="Times New Roman" w:cs="Times New Roman"/>
+                <w:sz w:val="24"/>
+                <w:szCs w:val="24"/>
+              </w:rPr>
+            </w:pPr>
+            <w:r>
+              <w:rPr>
+                <w:rFonts w:ascii="Times New Roman" w:eastAsia="Times New Roman" w:hAnsi="Times New Roman" w:cs="Times New Roman"/>
+                <w:sz w:val="24"/>
+                <w:szCs w:val="24"/>
+              </w:rPr>
+              <w:t>324</w:t>
+            </w:r>
+          </w:p>
+        </w:tc>
+      </w:tr>
+      <w:tr>
+        <w:trPr>
+          <w:tblCellSpacing w:w="15" w:type="dxa"/>
+        </w:trPr>
+        <w:tc>
+          <w:tcPr>
+            <w:tcW w:w="0" w:type="auto"/>
+            <w:vAlign w:val="center"/>
+            <w:hideMark/>
+          </w:tcPr>
+          <w:p>
+            <w:pPr>
+              <w:spacing w:before="100" w:beforeAutospacing="1" w:after="100" w:afterAutospacing="1" w:line="240" w:lineRule="auto"/>
+              <w:rPr>
+                <w:rFonts w:ascii="Times New Roman" w:eastAsia="Times New Roman" w:hAnsi="Times New Roman" w:cs="Times New Roman"/>
+                <w:i/>
+                <w:sz w:val="24"/>
+                <w:szCs w:val="24"/>
+              </w:rPr>
+            </w:pPr>
+            <w:proofErr w:type="spellStart"/>
+            <w:r>
+              <w:rPr>
+                <w:rFonts w:ascii="Times New Roman" w:eastAsia="Times New Roman" w:hAnsi="Times New Roman" w:cs="Times New Roman"/>
+                <w:i/>
+                <w:sz w:val="24"/>
+                <w:szCs w:val="24"/>
+              </w:rPr>
+              <w:t>Carpinus</w:t>
+            </w:r>
+            <w:proofErr w:type="spellEnd"/>
+            <w:r>
+              <w:rPr>
+                <w:rFonts w:ascii="Times New Roman" w:eastAsia="Times New Roman" w:hAnsi="Times New Roman" w:cs="Times New Roman"/>
+                <w:i/>
+                <w:sz w:val="24"/>
+                <w:szCs w:val="24"/>
+              </w:rPr>
+              <w:t xml:space="preserve"> </w:t>
+            </w:r>
+            <w:proofErr w:type="spellStart"/>
+            <w:r>
+              <w:rPr>
+                <w:rFonts w:ascii="Times New Roman" w:eastAsia="Times New Roman" w:hAnsi="Times New Roman" w:cs="Times New Roman"/>
+                <w:i/>
+                <w:sz w:val="24"/>
+                <w:szCs w:val="24"/>
+              </w:rPr>
+              <w:t>caroliniana-septentrionalis</w:t>
+            </w:r>
+            <w:proofErr w:type="spellEnd"/>
+          </w:p>
+        </w:tc>
+        <w:tc>
+          <w:tcPr>
+            <w:tcW w:w="0" w:type="auto"/>
+            <w:vAlign w:val="center"/>
+            <w:hideMark/>
+          </w:tcPr>
+          <w:p>
+            <w:pPr>
+              <w:spacing w:before="100" w:beforeAutospacing="1" w:after="100" w:afterAutospacing="1" w:line="240" w:lineRule="auto"/>
+              <w:rPr>
+                <w:rFonts w:ascii="Times New Roman" w:eastAsia="Times New Roman" w:hAnsi="Times New Roman" w:cs="Times New Roman"/>
+                <w:sz w:val="24"/>
+                <w:szCs w:val="24"/>
+              </w:rPr>
+            </w:pPr>
+            <w:r>
+              <w:rPr>
+                <w:rFonts w:ascii="Times New Roman" w:eastAsia="Times New Roman" w:hAnsi="Times New Roman" w:cs="Times New Roman"/>
+                <w:sz w:val="24"/>
+                <w:szCs w:val="24"/>
+              </w:rPr>
+              <w:t>320</w:t>
+            </w:r>
+          </w:p>
+        </w:tc>
+      </w:tr>
+      <w:tr>
+        <w:trPr>
+          <w:tblCellSpacing w:w="15" w:type="dxa"/>
+        </w:trPr>
+        <w:tc>
+          <w:tcPr>
+            <w:tcW w:w="0" w:type="auto"/>
+            <w:vAlign w:val="center"/>
+            <w:hideMark/>
+          </w:tcPr>
+          <w:p>
+            <w:pPr>
+              <w:spacing w:before="100" w:beforeAutospacing="1" w:after="100" w:afterAutospacing="1" w:line="240" w:lineRule="auto"/>
+              <w:rPr>
+                <w:rFonts w:ascii="Times New Roman" w:eastAsia="Times New Roman" w:hAnsi="Times New Roman" w:cs="Times New Roman"/>
+                <w:i/>
+                <w:sz w:val="24"/>
+                <w:szCs w:val="24"/>
+              </w:rPr>
+            </w:pPr>
+            <w:r>
+              <w:rPr>
+                <w:rFonts w:ascii="Times New Roman" w:eastAsia="Times New Roman" w:hAnsi="Times New Roman" w:cs="Times New Roman"/>
+                <w:i/>
+                <w:sz w:val="24"/>
+                <w:szCs w:val="24"/>
+              </w:rPr>
+              <w:t xml:space="preserve">Quercus </w:t>
+            </w:r>
+            <w:proofErr w:type="spellStart"/>
+            <w:r>
+              <w:rPr>
+                <w:rFonts w:ascii="Times New Roman" w:eastAsia="Times New Roman" w:hAnsi="Times New Roman" w:cs="Times New Roman"/>
+                <w:i/>
+                <w:sz w:val="24"/>
+                <w:szCs w:val="24"/>
+              </w:rPr>
+              <w:t>muehlenbergii</w:t>
+            </w:r>
+            <w:proofErr w:type="spellEnd"/>
+          </w:p>
+        </w:tc>
+        <w:tc>
+          <w:tcPr>
+            <w:tcW w:w="0" w:type="auto"/>
+            <w:vAlign w:val="center"/>
+            <w:hideMark/>
+          </w:tcPr>
+          <w:p>
+            <w:pPr>
+              <w:spacing w:before="100" w:beforeAutospacing="1" w:after="100" w:afterAutospacing="1" w:line="240" w:lineRule="auto"/>
+              <w:rPr>
+                <w:rFonts w:ascii="Times New Roman" w:eastAsia="Times New Roman" w:hAnsi="Times New Roman" w:cs="Times New Roman"/>
+                <w:sz w:val="24"/>
+                <w:szCs w:val="24"/>
+              </w:rPr>
+            </w:pPr>
+            <w:r>
+              <w:rPr>
+                <w:rFonts w:ascii="Times New Roman" w:eastAsia="Times New Roman" w:hAnsi="Times New Roman" w:cs="Times New Roman"/>
+                <w:sz w:val="24"/>
+                <w:szCs w:val="24"/>
+              </w:rPr>
+              <w:t>225</w:t>
+            </w:r>
+          </w:p>
+        </w:tc>
+      </w:tr>
+      <w:tr>
+        <w:trPr>
+          <w:tblCellSpacing w:w="15" w:type="dxa"/>
+        </w:trPr>
+        <w:tc>
+          <w:tcPr>
+            <w:tcW w:w="0" w:type="auto"/>
+            <w:vAlign w:val="center"/>
+            <w:hideMark/>
+          </w:tcPr>
+          <w:p>
+            <w:pPr>
+              <w:spacing w:before="100" w:beforeAutospacing="1" w:after="100" w:afterAutospacing="1" w:line="240" w:lineRule="auto"/>
+              <w:rPr>
+                <w:rFonts w:ascii="Times New Roman" w:eastAsia="Times New Roman" w:hAnsi="Times New Roman" w:cs="Times New Roman"/>
+                <w:i/>
+                <w:sz w:val="24"/>
+                <w:szCs w:val="24"/>
+              </w:rPr>
+            </w:pPr>
+            <w:r>
+              <w:rPr>
+                <w:rFonts w:ascii="Times New Roman" w:eastAsia="Times New Roman" w:hAnsi="Times New Roman" w:cs="Times New Roman"/>
+                <w:i/>
+                <w:sz w:val="24"/>
+                <w:szCs w:val="24"/>
+              </w:rPr>
+              <w:t xml:space="preserve">Fagus </w:t>
+            </w:r>
+            <w:proofErr w:type="spellStart"/>
+            <w:r>
+              <w:rPr>
+                <w:rFonts w:ascii="Times New Roman" w:eastAsia="Times New Roman" w:hAnsi="Times New Roman" w:cs="Times New Roman"/>
+                <w:i/>
+                <w:sz w:val="24"/>
+                <w:szCs w:val="24"/>
+              </w:rPr>
+              <w:t>grandifolia</w:t>
+            </w:r>
+            <w:proofErr w:type="spellEnd"/>
+          </w:p>
+        </w:tc>
+        <w:tc>
+          <w:tcPr>
+            <w:tcW w:w="0" w:type="auto"/>
+            <w:vAlign w:val="center"/>
+            <w:hideMark/>
+          </w:tcPr>
+          <w:p>
+            <w:pPr>
+              <w:spacing w:before="100" w:beforeAutospacing="1" w:after="100" w:afterAutospacing="1" w:line="240" w:lineRule="auto"/>
+              <w:rPr>
+                <w:rFonts w:ascii="Times New Roman" w:eastAsia="Times New Roman" w:hAnsi="Times New Roman" w:cs="Times New Roman"/>
+                <w:sz w:val="24"/>
+                <w:szCs w:val="24"/>
+              </w:rPr>
+            </w:pPr>
+            <w:r>
+              <w:rPr>
+                <w:rFonts w:ascii="Times New Roman" w:eastAsia="Times New Roman" w:hAnsi="Times New Roman" w:cs="Times New Roman"/>
+                <w:sz w:val="24"/>
+                <w:szCs w:val="24"/>
+              </w:rPr>
+              <w:t>204</w:t>
+            </w:r>
+          </w:p>
+        </w:tc>
+      </w:tr>
+      <w:tr>
+        <w:trPr>
+          <w:tblCellSpacing w:w="15" w:type="dxa"/>
+        </w:trPr>
+        <w:tc>
+          <w:tcPr>
+            <w:tcW w:w="0" w:type="auto"/>
+            <w:vAlign w:val="center"/>
+            <w:hideMark/>
+          </w:tcPr>
+          <w:p>
+            <w:pPr>
+              <w:spacing w:before="100" w:beforeAutospacing="1" w:after="100" w:afterAutospacing="1" w:line="240" w:lineRule="auto"/>
+              <w:rPr>
+                <w:rFonts w:ascii="Times New Roman" w:eastAsia="Times New Roman" w:hAnsi="Times New Roman" w:cs="Times New Roman"/>
+                <w:i/>
+                <w:sz w:val="24"/>
+                <w:szCs w:val="24"/>
+              </w:rPr>
+            </w:pPr>
+            <w:proofErr w:type="spellStart"/>
+            <w:r>
+              <w:rPr>
+                <w:rFonts w:ascii="Times New Roman" w:eastAsia="Times New Roman" w:hAnsi="Times New Roman" w:cs="Times New Roman"/>
+                <w:i/>
+                <w:sz w:val="24"/>
+                <w:szCs w:val="24"/>
+              </w:rPr>
+              <w:t>Carya</w:t>
+            </w:r>
+            <w:proofErr w:type="spellEnd"/>
+            <w:r>
+              <w:rPr>
+                <w:rFonts w:ascii="Times New Roman" w:eastAsia="Times New Roman" w:hAnsi="Times New Roman" w:cs="Times New Roman"/>
+                <w:i/>
+                <w:sz w:val="24"/>
+                <w:szCs w:val="24"/>
+              </w:rPr>
+              <w:t xml:space="preserve"> ovata</w:t>
+            </w:r>
+          </w:p>
+        </w:tc>
+        <w:tc>
+          <w:tcPr>
+            <w:tcW w:w="0" w:type="auto"/>
+            <w:vAlign w:val="center"/>
+            <w:hideMark/>
+          </w:tcPr>
+          <w:p>
+            <w:pPr>
+              <w:spacing w:before="100" w:beforeAutospacing="1" w:after="100" w:afterAutospacing="1" w:line="240" w:lineRule="auto"/>
+              <w:rPr>
+                <w:rFonts w:ascii="Times New Roman" w:eastAsia="Times New Roman" w:hAnsi="Times New Roman" w:cs="Times New Roman"/>
+                <w:sz w:val="24"/>
+                <w:szCs w:val="24"/>
+              </w:rPr>
+            </w:pPr>
+            <w:r>
+              <w:rPr>
+                <w:rFonts w:ascii="Times New Roman" w:eastAsia="Times New Roman" w:hAnsi="Times New Roman" w:cs="Times New Roman"/>
+                <w:sz w:val="24"/>
+                <w:szCs w:val="24"/>
+              </w:rPr>
+              <w:t>140</w:t>
+            </w:r>
+          </w:p>
+        </w:tc>
+      </w:tr>
+      <w:tr>
+        <w:trPr>
+          <w:tblCellSpacing w:w="15" w:type="dxa"/>
+        </w:trPr>
+        <w:tc>
+          <w:tcPr>
+            <w:tcW w:w="0" w:type="auto"/>
+            <w:vAlign w:val="center"/>
+            <w:hideMark/>
+          </w:tcPr>
+          <w:p>
+            <w:pPr>
+              <w:spacing w:before="100" w:beforeAutospacing="1" w:after="100" w:afterAutospacing="1" w:line="240" w:lineRule="auto"/>
+              <w:rPr>
+                <w:rFonts w:ascii="Times New Roman" w:eastAsia="Times New Roman" w:hAnsi="Times New Roman" w:cs="Times New Roman"/>
+                <w:i/>
+                <w:sz w:val="24"/>
+                <w:szCs w:val="24"/>
+              </w:rPr>
+            </w:pPr>
+            <w:r>
+              <w:rPr>
+                <w:rFonts w:ascii="Times New Roman" w:eastAsia="Times New Roman" w:hAnsi="Times New Roman" w:cs="Times New Roman"/>
+                <w:i/>
+                <w:sz w:val="24"/>
+                <w:szCs w:val="24"/>
+              </w:rPr>
+              <w:t>Aesculus flava</w:t>
+            </w:r>
+          </w:p>
+        </w:tc>
+        <w:tc>
+          <w:tcPr>
+            <w:tcW w:w="0" w:type="auto"/>
+            <w:vAlign w:val="center"/>
+            <w:hideMark/>
+          </w:tcPr>
+          <w:p>
+            <w:pPr>
+              <w:spacing w:before="100" w:beforeAutospacing="1" w:after="100" w:afterAutospacing="1" w:line="240" w:lineRule="auto"/>
+              <w:rPr>
+                <w:rFonts w:ascii="Times New Roman" w:eastAsia="Times New Roman" w:hAnsi="Times New Roman" w:cs="Times New Roman"/>
+                <w:sz w:val="24"/>
+                <w:szCs w:val="24"/>
+              </w:rPr>
+            </w:pPr>
+            <w:r>
+              <w:rPr>
+                <w:rFonts w:ascii="Times New Roman" w:eastAsia="Times New Roman" w:hAnsi="Times New Roman" w:cs="Times New Roman"/>
+                <w:sz w:val="24"/>
+                <w:szCs w:val="24"/>
+              </w:rPr>
+              <w:t>126</w:t>
+            </w:r>
+          </w:p>
+        </w:tc>
+      </w:tr>
+      <w:tr>
+        <w:trPr>
+          <w:tblCellSpacing w:w="15" w:type="dxa"/>
+        </w:trPr>
+        <w:tc>
+          <w:tcPr>
+            <w:tcW w:w="0" w:type="auto"/>
+            <w:vAlign w:val="center"/>
+            <w:hideMark/>
+          </w:tcPr>
+          <w:p>
+            <w:pPr>
+              <w:spacing w:before="100" w:beforeAutospacing="1" w:after="100" w:afterAutospacing="1" w:line="240" w:lineRule="auto"/>
+              <w:rPr>
+                <w:rFonts w:ascii="Times New Roman" w:eastAsia="Times New Roman" w:hAnsi="Times New Roman" w:cs="Times New Roman"/>
+                <w:i/>
+                <w:sz w:val="24"/>
+                <w:szCs w:val="24"/>
+              </w:rPr>
+            </w:pPr>
+            <w:proofErr w:type="spellStart"/>
+            <w:r>
+              <w:rPr>
+                <w:rFonts w:ascii="Times New Roman" w:eastAsia="Times New Roman" w:hAnsi="Times New Roman" w:cs="Times New Roman"/>
+                <w:i/>
+                <w:sz w:val="24"/>
+                <w:szCs w:val="24"/>
+              </w:rPr>
+              <w:t>Tilia</w:t>
+            </w:r>
+            <w:proofErr w:type="spellEnd"/>
+            <w:r>
+              <w:rPr>
+                <w:rFonts w:ascii="Times New Roman" w:eastAsia="Times New Roman" w:hAnsi="Times New Roman" w:cs="Times New Roman"/>
+                <w:i/>
+                <w:sz w:val="24"/>
+                <w:szCs w:val="24"/>
+              </w:rPr>
+              <w:t xml:space="preserve"> </w:t>
+            </w:r>
+            <w:proofErr w:type="spellStart"/>
+            <w:r>
+              <w:rPr>
+                <w:rFonts w:ascii="Times New Roman" w:eastAsia="Times New Roman" w:hAnsi="Times New Roman" w:cs="Times New Roman"/>
+                <w:i/>
+                <w:sz w:val="24"/>
+                <w:szCs w:val="24"/>
+              </w:rPr>
+              <w:t>americana</w:t>
+            </w:r>
+            <w:proofErr w:type="spellEnd"/>
+          </w:p>
+        </w:tc>
+        <w:tc>
+          <w:tcPr>
+            <w:tcW w:w="0" w:type="auto"/>
+            <w:vAlign w:val="center"/>
+            <w:hideMark/>
+          </w:tcPr>
+          <w:p>
+            <w:pPr>
+              <w:spacing w:before="100" w:beforeAutospacing="1" w:after="100" w:afterAutospacing="1" w:line="240" w:lineRule="auto"/>
+              <w:rPr>
+                <w:rFonts w:ascii="Times New Roman" w:eastAsia="Times New Roman" w:hAnsi="Times New Roman" w:cs="Times New Roman"/>
+                <w:sz w:val="24"/>
+                <w:szCs w:val="24"/>
+              </w:rPr>
+            </w:pPr>
+            <w:r>
+              <w:rPr>
+                <w:rFonts w:ascii="Times New Roman" w:eastAsia="Times New Roman" w:hAnsi="Times New Roman" w:cs="Times New Roman"/>
+                <w:sz w:val="24"/>
+                <w:szCs w:val="24"/>
+              </w:rPr>
+              <w:t>106</w:t>
+            </w:r>
+          </w:p>
+        </w:tc>
+      </w:tr>
+      <w:tr>
+        <w:trPr>
+          <w:tblCellSpacing w:w="15" w:type="dxa"/>
+        </w:trPr>
+        <w:tc>
+          <w:tcPr>
+            <w:tcW w:w="0" w:type="auto"/>
+            <w:vAlign w:val="center"/>
+            <w:hideMark/>
+          </w:tcPr>
+          <w:p>
+            <w:pPr>
+              <w:spacing w:before="100" w:beforeAutospacing="1" w:after="100" w:afterAutospacing="1" w:line="240" w:lineRule="auto"/>
+              <w:rPr>
+                <w:rFonts w:ascii="Times New Roman" w:eastAsia="Times New Roman" w:hAnsi="Times New Roman" w:cs="Times New Roman"/>
+                <w:i/>
+                <w:sz w:val="24"/>
+                <w:szCs w:val="24"/>
+              </w:rPr>
+            </w:pPr>
+            <w:proofErr w:type="spellStart"/>
+            <w:r>
+              <w:rPr>
+                <w:rFonts w:ascii="Times New Roman" w:eastAsia="Times New Roman" w:hAnsi="Times New Roman" w:cs="Times New Roman"/>
+                <w:i/>
+                <w:sz w:val="24"/>
+                <w:szCs w:val="24"/>
+              </w:rPr>
+              <w:t>Carya</w:t>
+            </w:r>
+            <w:proofErr w:type="spellEnd"/>
+            <w:r>
+              <w:rPr>
+                <w:rFonts w:ascii="Times New Roman" w:eastAsia="Times New Roman" w:hAnsi="Times New Roman" w:cs="Times New Roman"/>
+                <w:i/>
+                <w:sz w:val="24"/>
+                <w:szCs w:val="24"/>
+              </w:rPr>
+              <w:t xml:space="preserve"> glabra</w:t>
+            </w:r>
+          </w:p>
+        </w:tc>
+        <w:tc>
+          <w:tcPr>
+            <w:tcW w:w="0" w:type="auto"/>
+            <w:vAlign w:val="center"/>
+            <w:hideMark/>
+          </w:tcPr>
+          <w:p>
+            <w:pPr>
+              <w:spacing w:before="100" w:beforeAutospacing="1" w:after="100" w:afterAutospacing="1" w:line="240" w:lineRule="auto"/>
+              <w:rPr>
+                <w:rFonts w:ascii="Times New Roman" w:eastAsia="Times New Roman" w:hAnsi="Times New Roman" w:cs="Times New Roman"/>
+                <w:sz w:val="24"/>
+                <w:szCs w:val="24"/>
+              </w:rPr>
+            </w:pPr>
+            <w:r>
+              <w:rPr>
+                <w:rFonts w:ascii="Times New Roman" w:eastAsia="Times New Roman" w:hAnsi="Times New Roman" w:cs="Times New Roman"/>
+                <w:sz w:val="24"/>
+                <w:szCs w:val="24"/>
+              </w:rPr>
+              <w:t>102</w:t>
+            </w:r>
+          </w:p>
+        </w:tc>
+      </w:tr>
+      <w:tr>
+        <w:trPr>
+          <w:tblCellSpacing w:w="15" w:type="dxa"/>
+        </w:trPr>
+        <w:tc>
+          <w:tcPr>
+            <w:tcW w:w="0" w:type="auto"/>
+            <w:vAlign w:val="center"/>
+            <w:hideMark/>
+          </w:tcPr>
+          <w:p>
+            <w:pPr>
+              <w:spacing w:before="100" w:beforeAutospacing="1" w:after="100" w:afterAutospacing="1" w:line="240" w:lineRule="auto"/>
+              <w:rPr>
+                <w:rFonts w:ascii="Times New Roman" w:eastAsia="Times New Roman" w:hAnsi="Times New Roman" w:cs="Times New Roman"/>
+                <w:i/>
+                <w:sz w:val="24"/>
+                <w:szCs w:val="24"/>
+              </w:rPr>
+            </w:pPr>
+            <w:r>
+              <w:rPr>
+                <w:rFonts w:ascii="Times New Roman" w:eastAsia="Times New Roman" w:hAnsi="Times New Roman" w:cs="Times New Roman"/>
+                <w:i/>
+                <w:sz w:val="24"/>
+                <w:szCs w:val="24"/>
+              </w:rPr>
+              <w:t xml:space="preserve">Quercus </w:t>
+            </w:r>
+            <w:proofErr w:type="spellStart"/>
+            <w:r>
+              <w:rPr>
+                <w:rFonts w:ascii="Times New Roman" w:eastAsia="Times New Roman" w:hAnsi="Times New Roman" w:cs="Times New Roman"/>
+                <w:i/>
+                <w:sz w:val="24"/>
+                <w:szCs w:val="24"/>
+              </w:rPr>
+              <w:t>shumardii</w:t>
+            </w:r>
+            <w:proofErr w:type="spellEnd"/>
+          </w:p>
+        </w:tc>
+        <w:tc>
+          <w:tcPr>
+            <w:tcW w:w="0" w:type="auto"/>
+            <w:vAlign w:val="center"/>
+            <w:hideMark/>
+          </w:tcPr>
+          <w:p>
+            <w:pPr>
+              <w:spacing w:before="100" w:beforeAutospacing="1" w:after="100" w:afterAutospacing="1" w:line="240" w:lineRule="auto"/>
+              <w:rPr>
+                <w:rFonts w:ascii="Times New Roman" w:eastAsia="Times New Roman" w:hAnsi="Times New Roman" w:cs="Times New Roman"/>
+                <w:sz w:val="24"/>
+                <w:szCs w:val="24"/>
+              </w:rPr>
+            </w:pPr>
+            <w:r>
+              <w:rPr>
+                <w:rFonts w:ascii="Times New Roman" w:eastAsia="Times New Roman" w:hAnsi="Times New Roman" w:cs="Times New Roman"/>
+                <w:sz w:val="24"/>
+                <w:szCs w:val="24"/>
+              </w:rPr>
+              <w:t>95</w:t>
+            </w:r>
+          </w:p>
+        </w:tc>
+      </w:tr>
+      <w:tr>
+        <w:trPr>
+          <w:tblCellSpacing w:w="15" w:type="dxa"/>
+        </w:trPr>
+        <w:tc>
+          <w:tcPr>
+            <w:tcW w:w="0" w:type="auto"/>
+            <w:vAlign w:val="center"/>
+            <w:hideMark/>
+          </w:tcPr>
+          <w:p>
+            <w:pPr>
+              <w:spacing w:before="100" w:beforeAutospacing="1" w:after="100" w:afterAutospacing="1" w:line="240" w:lineRule="auto"/>
+              <w:rPr>
+                <w:rFonts w:ascii="Times New Roman" w:eastAsia="Times New Roman" w:hAnsi="Times New Roman" w:cs="Times New Roman"/>
+                <w:i/>
+                <w:sz w:val="24"/>
+                <w:szCs w:val="24"/>
+              </w:rPr>
+            </w:pPr>
+            <w:proofErr w:type="spellStart"/>
+            <w:r>
+              <w:rPr>
+                <w:rFonts w:ascii="Times New Roman" w:eastAsia="Times New Roman" w:hAnsi="Times New Roman" w:cs="Times New Roman"/>
+                <w:i/>
+                <w:sz w:val="24"/>
+                <w:szCs w:val="24"/>
+              </w:rPr>
+              <w:t>Celtis</w:t>
+            </w:r>
+            <w:proofErr w:type="spellEnd"/>
+            <w:r>
+              <w:rPr>
+                <w:rFonts w:ascii="Times New Roman" w:eastAsia="Times New Roman" w:hAnsi="Times New Roman" w:cs="Times New Roman"/>
+                <w:i/>
+                <w:sz w:val="24"/>
+                <w:szCs w:val="24"/>
+              </w:rPr>
+              <w:t xml:space="preserve"> laevigata</w:t>
+            </w:r>
+          </w:p>
+        </w:tc>
+        <w:tc>
+          <w:tcPr>
+            <w:tcW w:w="0" w:type="auto"/>
+            <w:vAlign w:val="center"/>
+            <w:hideMark/>
+          </w:tcPr>
+          <w:p>
+            <w:pPr>
+              <w:spacing w:before="100" w:beforeAutospacing="1" w:after="100" w:afterAutospacing="1" w:line="240" w:lineRule="auto"/>
+              <w:rPr>
+                <w:rFonts w:ascii="Times New Roman" w:eastAsia="Times New Roman" w:hAnsi="Times New Roman" w:cs="Times New Roman"/>
+                <w:sz w:val="24"/>
+                <w:szCs w:val="24"/>
+              </w:rPr>
+            </w:pPr>
+            <w:r>
+              <w:rPr>
+                <w:rFonts w:ascii="Times New Roman" w:eastAsia="Times New Roman" w:hAnsi="Times New Roman" w:cs="Times New Roman"/>
+                <w:sz w:val="24"/>
+                <w:szCs w:val="24"/>
+              </w:rPr>
+              <w:t>88</w:t>
+            </w:r>
+          </w:p>
+        </w:tc>
+      </w:tr>
+      <w:tr>
+        <w:trPr>
+          <w:tblCellSpacing w:w="15" w:type="dxa"/>
+        </w:trPr>
+        <w:tc>
+          <w:tcPr>
+            <w:tcW w:w="0" w:type="auto"/>
+            <w:vAlign w:val="center"/>
+            <w:hideMark/>
+          </w:tcPr>
+          <w:p>
+            <w:pPr>
+              <w:spacing w:before="100" w:beforeAutospacing="1" w:after="100" w:afterAutospacing="1" w:line="240" w:lineRule="auto"/>
+              <w:rPr>
+                <w:rFonts w:ascii="Times New Roman" w:eastAsia="Times New Roman" w:hAnsi="Times New Roman" w:cs="Times New Roman"/>
+                <w:i/>
+                <w:sz w:val="24"/>
+                <w:szCs w:val="24"/>
+              </w:rPr>
+            </w:pPr>
+            <w:r>
+              <w:rPr>
+                <w:rFonts w:ascii="Times New Roman" w:eastAsia="Times New Roman" w:hAnsi="Times New Roman" w:cs="Times New Roman"/>
+                <w:i/>
+                <w:sz w:val="24"/>
+                <w:szCs w:val="24"/>
+              </w:rPr>
+              <w:t>Quercus rubra</w:t>
+            </w:r>
+          </w:p>
+        </w:tc>
+        <w:tc>
+          <w:tcPr>
+            <w:tcW w:w="0" w:type="auto"/>
+            <w:vAlign w:val="center"/>
+            <w:hideMark/>
+          </w:tcPr>
+          <w:p>
+            <w:pPr>
+              <w:spacing w:before="100" w:beforeAutospacing="1" w:after="100" w:afterAutospacing="1" w:line="240" w:lineRule="auto"/>
+              <w:rPr>
+                <w:rFonts w:ascii="Times New Roman" w:eastAsia="Times New Roman" w:hAnsi="Times New Roman" w:cs="Times New Roman"/>
+                <w:sz w:val="24"/>
+                <w:szCs w:val="24"/>
+              </w:rPr>
+            </w:pPr>
+            <w:r>
+              <w:rPr>
+                <w:rFonts w:ascii="Times New Roman" w:eastAsia="Times New Roman" w:hAnsi="Times New Roman" w:cs="Times New Roman"/>
+                <w:sz w:val="24"/>
+                <w:szCs w:val="24"/>
+              </w:rPr>
+              <w:t>85</w:t>
+            </w:r>
+          </w:p>
+        </w:tc>
+      </w:tr>
+      <w:tr>
+        <w:trPr>
+          <w:tblCellSpacing w:w="15" w:type="dxa"/>
+        </w:trPr>
+        <w:tc>
+          <w:tcPr>
+            <w:tcW w:w="0" w:type="auto"/>
+            <w:vAlign w:val="center"/>
+            <w:hideMark/>
+          </w:tcPr>
+          <w:p>
+            <w:pPr>
+              <w:spacing w:before="100" w:beforeAutospacing="1" w:after="100" w:afterAutospacing="1" w:line="240" w:lineRule="auto"/>
+              <w:rPr>
+                <w:rFonts w:ascii="Times New Roman" w:eastAsia="Times New Roman" w:hAnsi="Times New Roman" w:cs="Times New Roman"/>
+                <w:i/>
+                <w:sz w:val="24"/>
+                <w:szCs w:val="24"/>
+              </w:rPr>
+            </w:pPr>
+            <w:proofErr w:type="spellStart"/>
+            <w:r>
+              <w:rPr>
+                <w:rFonts w:ascii="Times New Roman" w:eastAsia="Times New Roman" w:hAnsi="Times New Roman" w:cs="Times New Roman"/>
+                <w:i/>
+                <w:sz w:val="24"/>
+                <w:szCs w:val="24"/>
+              </w:rPr>
+              <w:t>Carya</w:t>
+            </w:r>
+            <w:proofErr w:type="spellEnd"/>
+            <w:r>
+              <w:rPr>
+                <w:rFonts w:ascii="Times New Roman" w:eastAsia="Times New Roman" w:hAnsi="Times New Roman" w:cs="Times New Roman"/>
+                <w:i/>
+                <w:sz w:val="24"/>
+                <w:szCs w:val="24"/>
+              </w:rPr>
+              <w:t xml:space="preserve"> </w:t>
+            </w:r>
+            <w:proofErr w:type="spellStart"/>
+            <w:r>
+              <w:rPr>
+                <w:rFonts w:ascii="Times New Roman" w:eastAsia="Times New Roman" w:hAnsi="Times New Roman" w:cs="Times New Roman"/>
+                <w:i/>
+                <w:sz w:val="24"/>
+                <w:szCs w:val="24"/>
+              </w:rPr>
+              <w:t>tomentosa</w:t>
+            </w:r>
+            <w:proofErr w:type="spellEnd"/>
+          </w:p>
+        </w:tc>
+        <w:tc>
+          <w:tcPr>
+            <w:tcW w:w="0" w:type="auto"/>
+            <w:vAlign w:val="center"/>
+            <w:hideMark/>
+          </w:tcPr>
+          <w:p>
+            <w:pPr>
+              <w:spacing w:before="100" w:beforeAutospacing="1" w:after="100" w:afterAutospacing="1" w:line="240" w:lineRule="auto"/>
+              <w:rPr>
+                <w:rFonts w:ascii="Times New Roman" w:eastAsia="Times New Roman" w:hAnsi="Times New Roman" w:cs="Times New Roman"/>
+                <w:sz w:val="24"/>
+                <w:szCs w:val="24"/>
+              </w:rPr>
+            </w:pPr>
+            <w:r>
+              <w:rPr>
+                <w:rFonts w:ascii="Times New Roman" w:eastAsia="Times New Roman" w:hAnsi="Times New Roman" w:cs="Times New Roman"/>
+                <w:sz w:val="24"/>
+                <w:szCs w:val="24"/>
+              </w:rPr>
+              <w:t>74</w:t>
+            </w:r>
+          </w:p>
+        </w:tc>
+      </w:tr>
+      <w:tr>
+        <w:trPr>
+          <w:tblCellSpacing w:w="15" w:type="dxa"/>
+        </w:trPr>
+        <w:tc>
+          <w:tcPr>
+            <w:tcW w:w="0" w:type="auto"/>
+            <w:vAlign w:val="center"/>
+            <w:hideMark/>
+          </w:tcPr>
+          <w:p>
+            <w:pPr>
+              <w:spacing w:before="100" w:beforeAutospacing="1" w:after="100" w:afterAutospacing="1" w:line="240" w:lineRule="auto"/>
+              <w:rPr>
+                <w:rFonts w:ascii="Times New Roman" w:eastAsia="Times New Roman" w:hAnsi="Times New Roman" w:cs="Times New Roman"/>
+                <w:i/>
+                <w:sz w:val="24"/>
+                <w:szCs w:val="24"/>
+              </w:rPr>
+            </w:pPr>
+            <w:proofErr w:type="spellStart"/>
+            <w:r>
+              <w:rPr>
+                <w:rFonts w:ascii="Times New Roman" w:eastAsia="Times New Roman" w:hAnsi="Times New Roman" w:cs="Times New Roman"/>
+                <w:i/>
+                <w:sz w:val="24"/>
+                <w:szCs w:val="24"/>
+              </w:rPr>
+              <w:t>Juniperus</w:t>
+            </w:r>
+            <w:proofErr w:type="spellEnd"/>
+            <w:r>
+              <w:rPr>
+                <w:rFonts w:ascii="Times New Roman" w:eastAsia="Times New Roman" w:hAnsi="Times New Roman" w:cs="Times New Roman"/>
+                <w:i/>
+                <w:sz w:val="24"/>
+                <w:szCs w:val="24"/>
+              </w:rPr>
+              <w:t xml:space="preserve"> virginiana</w:t>
+            </w:r>
+          </w:p>
+        </w:tc>
+        <w:tc>
+          <w:tcPr>
+            <w:tcW w:w="0" w:type="auto"/>
+            <w:vAlign w:val="center"/>
+            <w:hideMark/>
+          </w:tcPr>
+          <w:p>
+            <w:pPr>
+              <w:spacing w:before="100" w:beforeAutospacing="1" w:after="100" w:afterAutospacing="1" w:line="240" w:lineRule="auto"/>
+              <w:rPr>
+                <w:rFonts w:ascii="Times New Roman" w:eastAsia="Times New Roman" w:hAnsi="Times New Roman" w:cs="Times New Roman"/>
+                <w:sz w:val="24"/>
+                <w:szCs w:val="24"/>
+              </w:rPr>
+            </w:pPr>
+            <w:r>
+              <w:rPr>
+                <w:rFonts w:ascii="Times New Roman" w:eastAsia="Times New Roman" w:hAnsi="Times New Roman" w:cs="Times New Roman"/>
+                <w:sz w:val="24"/>
+                <w:szCs w:val="24"/>
+              </w:rPr>
+              <w:t>73</w:t>
+            </w:r>
+          </w:p>
+        </w:tc>
+      </w:tr>
+      <w:tr>
+        <w:trPr>
+          <w:tblCellSpacing w:w="15" w:type="dxa"/>
+        </w:trPr>
+        <w:tc>
+          <w:tcPr>
+            <w:tcW w:w="0" w:type="auto"/>
+            <w:vAlign w:val="center"/>
+            <w:hideMark/>
+          </w:tcPr>
+          <w:p>
+            <w:pPr>
+              <w:spacing w:before="100" w:beforeAutospacing="1" w:after="100" w:afterAutospacing="1" w:line="240" w:lineRule="auto"/>
+              <w:rPr>
+                <w:rFonts w:ascii="Times New Roman" w:eastAsia="Times New Roman" w:hAnsi="Times New Roman" w:cs="Times New Roman"/>
+                <w:i/>
+                <w:sz w:val="24"/>
+                <w:szCs w:val="24"/>
+              </w:rPr>
+            </w:pPr>
+            <w:r>
+              <w:rPr>
+                <w:rFonts w:ascii="Times New Roman" w:eastAsia="Times New Roman" w:hAnsi="Times New Roman" w:cs="Times New Roman"/>
+                <w:i/>
+                <w:sz w:val="24"/>
+                <w:szCs w:val="24"/>
+              </w:rPr>
+              <w:t>Diospyros virginiana</w:t>
+            </w:r>
+          </w:p>
+        </w:tc>
+        <w:tc>
+          <w:tcPr>
+            <w:tcW w:w="0" w:type="auto"/>
+            <w:vAlign w:val="center"/>
+            <w:hideMark/>
+          </w:tcPr>
+          <w:p>
+            <w:pPr>
+              <w:spacing w:before="100" w:beforeAutospacing="1" w:after="100" w:afterAutospacing="1" w:line="240" w:lineRule="auto"/>
+              <w:rPr>
+                <w:rFonts w:ascii="Times New Roman" w:eastAsia="Times New Roman" w:hAnsi="Times New Roman" w:cs="Times New Roman"/>
+                <w:sz w:val="24"/>
+                <w:szCs w:val="24"/>
+              </w:rPr>
+            </w:pPr>
+            <w:r>
+              <w:rPr>
+                <w:rFonts w:ascii="Times New Roman" w:eastAsia="Times New Roman" w:hAnsi="Times New Roman" w:cs="Times New Roman"/>
+                <w:sz w:val="24"/>
+                <w:szCs w:val="24"/>
+              </w:rPr>
+              <w:t>69</w:t>
+            </w:r>
+          </w:p>
+        </w:tc>
+      </w:tr>
+      <w:tr>
+        <w:trPr>
+          <w:tblCellSpacing w:w="15" w:type="dxa"/>
+        </w:trPr>
+        <w:tc>
+          <w:tcPr>
+            <w:tcW w:w="0" w:type="auto"/>
+            <w:vAlign w:val="center"/>
+            <w:hideMark/>
+          </w:tcPr>
+          <w:p>
+            <w:pPr>
+              <w:spacing w:before="100" w:beforeAutospacing="1" w:after="100" w:afterAutospacing="1" w:line="240" w:lineRule="auto"/>
+              <w:rPr>
+                <w:rFonts w:ascii="Times New Roman" w:eastAsia="Times New Roman" w:hAnsi="Times New Roman" w:cs="Times New Roman"/>
+                <w:i/>
+                <w:sz w:val="24"/>
+                <w:szCs w:val="24"/>
+              </w:rPr>
+            </w:pPr>
+            <w:r>
+              <w:rPr>
+                <w:rFonts w:ascii="Times New Roman" w:eastAsia="Times New Roman" w:hAnsi="Times New Roman" w:cs="Times New Roman"/>
+                <w:i/>
+                <w:sz w:val="24"/>
+                <w:szCs w:val="24"/>
+              </w:rPr>
+              <w:t xml:space="preserve">Magnolia </w:t>
+            </w:r>
+            <w:proofErr w:type="spellStart"/>
+            <w:r>
+              <w:rPr>
+                <w:rFonts w:ascii="Times New Roman" w:eastAsia="Times New Roman" w:hAnsi="Times New Roman" w:cs="Times New Roman"/>
+                <w:i/>
+                <w:sz w:val="24"/>
+                <w:szCs w:val="24"/>
+              </w:rPr>
+              <w:t>acuminata</w:t>
+            </w:r>
+            <w:proofErr w:type="spellEnd"/>
+          </w:p>
+        </w:tc>
+        <w:tc>
+          <w:tcPr>
+            <w:tcW w:w="0" w:type="auto"/>
+            <w:vAlign w:val="center"/>
+            <w:hideMark/>
+          </w:tcPr>
+          <w:p>
+            <w:pPr>
+              <w:spacing w:before="100" w:beforeAutospacing="1" w:after="100" w:afterAutospacing="1" w:line="240" w:lineRule="auto"/>
+              <w:rPr>
+                <w:rFonts w:ascii="Times New Roman" w:eastAsia="Times New Roman" w:hAnsi="Times New Roman" w:cs="Times New Roman"/>
+                <w:sz w:val="24"/>
+                <w:szCs w:val="24"/>
+              </w:rPr>
+            </w:pPr>
+            <w:r>
+              <w:rPr>
+                <w:rFonts w:ascii="Times New Roman" w:eastAsia="Times New Roman" w:hAnsi="Times New Roman" w:cs="Times New Roman"/>
+                <w:sz w:val="24"/>
+                <w:szCs w:val="24"/>
+              </w:rPr>
+              <w:t>68</w:t>
+            </w:r>
+          </w:p>
+        </w:tc>
+      </w:tr>
+      <w:tr>
+        <w:trPr>
+          <w:tblCellSpacing w:w="15" w:type="dxa"/>
+        </w:trPr>
+        <w:tc>
+          <w:tcPr>
+            <w:tcW w:w="0" w:type="auto"/>
+            <w:vAlign w:val="center"/>
+            <w:hideMark/>
+          </w:tcPr>
+          <w:p>
+            <w:pPr>
+              <w:spacing w:before="100" w:beforeAutospacing="1" w:after="100" w:afterAutospacing="1" w:line="240" w:lineRule="auto"/>
+              <w:rPr>
+                <w:rFonts w:ascii="Times New Roman" w:eastAsia="Times New Roman" w:hAnsi="Times New Roman" w:cs="Times New Roman"/>
+                <w:i/>
+                <w:sz w:val="24"/>
+                <w:szCs w:val="24"/>
+              </w:rPr>
+            </w:pPr>
+            <w:r>
+              <w:rPr>
+                <w:rFonts w:ascii="Times New Roman" w:eastAsia="Times New Roman" w:hAnsi="Times New Roman" w:cs="Times New Roman"/>
+                <w:i/>
+                <w:sz w:val="24"/>
+                <w:szCs w:val="24"/>
+              </w:rPr>
+              <w:t>Acer negundo</w:t>
+            </w:r>
+          </w:p>
+        </w:tc>
+        <w:tc>
+          <w:tcPr>
+            <w:tcW w:w="0" w:type="auto"/>
+            <w:vAlign w:val="center"/>
+            <w:hideMark/>
+          </w:tcPr>
+          <w:p>
+            <w:pPr>
+              <w:spacing w:before="100" w:beforeAutospacing="1" w:after="100" w:afterAutospacing="1" w:line="240" w:lineRule="auto"/>
+              <w:rPr>
+                <w:rFonts w:ascii="Times New Roman" w:eastAsia="Times New Roman" w:hAnsi="Times New Roman" w:cs="Times New Roman"/>
+                <w:sz w:val="24"/>
+                <w:szCs w:val="24"/>
+              </w:rPr>
+            </w:pPr>
+            <w:r>
+              <w:rPr>
+                <w:rFonts w:ascii="Times New Roman" w:eastAsia="Times New Roman" w:hAnsi="Times New Roman" w:cs="Times New Roman"/>
+                <w:sz w:val="24"/>
+                <w:szCs w:val="24"/>
+              </w:rPr>
+              <w:t>60</w:t>
+            </w:r>
+          </w:p>
+        </w:tc>
+      </w:tr>
+      <w:tr>
+        <w:trPr>
+          <w:tblCellSpacing w:w="15" w:type="dxa"/>
+        </w:trPr>
+        <w:tc>
+          <w:tcPr>
+            <w:tcW w:w="0" w:type="auto"/>
+            <w:vAlign w:val="center"/>
+            <w:hideMark/>
+          </w:tcPr>
+          <w:p>
+            <w:pPr>
+              <w:spacing w:before="100" w:beforeAutospacing="1" w:after="100" w:afterAutospacing="1" w:line="240" w:lineRule="auto"/>
+              <w:rPr>
+                <w:rFonts w:ascii="Times New Roman" w:eastAsia="Times New Roman" w:hAnsi="Times New Roman" w:cs="Times New Roman"/>
+                <w:i/>
+                <w:sz w:val="24"/>
+                <w:szCs w:val="24"/>
+              </w:rPr>
+            </w:pPr>
+            <w:r>
+              <w:rPr>
+                <w:rFonts w:ascii="Times New Roman" w:eastAsia="Times New Roman" w:hAnsi="Times New Roman" w:cs="Times New Roman"/>
+                <w:i/>
+                <w:sz w:val="24"/>
+                <w:szCs w:val="24"/>
+              </w:rPr>
+              <w:t xml:space="preserve">Pinus </w:t>
+            </w:r>
+            <w:proofErr w:type="spellStart"/>
+            <w:r>
+              <w:rPr>
+                <w:rFonts w:ascii="Times New Roman" w:eastAsia="Times New Roman" w:hAnsi="Times New Roman" w:cs="Times New Roman"/>
+                <w:i/>
+                <w:sz w:val="24"/>
+                <w:szCs w:val="24"/>
+              </w:rPr>
+              <w:t>echinata</w:t>
+            </w:r>
+            <w:proofErr w:type="spellEnd"/>
+          </w:p>
+        </w:tc>
+        <w:tc>
+          <w:tcPr>
+            <w:tcW w:w="0" w:type="auto"/>
+            <w:vAlign w:val="center"/>
+            <w:hideMark/>
+          </w:tcPr>
+          <w:p>
+            <w:pPr>
+              <w:spacing w:before="100" w:beforeAutospacing="1" w:after="100" w:afterAutospacing="1" w:line="240" w:lineRule="auto"/>
+              <w:rPr>
+                <w:rFonts w:ascii="Times New Roman" w:eastAsia="Times New Roman" w:hAnsi="Times New Roman" w:cs="Times New Roman"/>
+                <w:sz w:val="24"/>
+                <w:szCs w:val="24"/>
+              </w:rPr>
+            </w:pPr>
+            <w:r>
+              <w:rPr>
+                <w:rFonts w:ascii="Times New Roman" w:eastAsia="Times New Roman" w:hAnsi="Times New Roman" w:cs="Times New Roman"/>
+                <w:sz w:val="24"/>
+                <w:szCs w:val="24"/>
+              </w:rPr>
+              <w:t>58</w:t>
+            </w:r>
+          </w:p>
+        </w:tc>
+      </w:tr>
+      <w:tr>
+        <w:trPr>
+          <w:tblCellSpacing w:w="15" w:type="dxa"/>
+        </w:trPr>
+        <w:tc>
+          <w:tcPr>
+            <w:tcW w:w="0" w:type="auto"/>
+            <w:vAlign w:val="center"/>
+            <w:hideMark/>
+          </w:tcPr>
+          <w:p>
+            <w:pPr>
+              <w:spacing w:before="100" w:beforeAutospacing="1" w:after="100" w:afterAutospacing="1" w:line="240" w:lineRule="auto"/>
+              <w:rPr>
+                <w:rFonts w:ascii="Times New Roman" w:eastAsia="Times New Roman" w:hAnsi="Times New Roman" w:cs="Times New Roman"/>
+                <w:i/>
+                <w:sz w:val="24"/>
+                <w:szCs w:val="24"/>
+              </w:rPr>
+            </w:pPr>
+            <w:r>
+              <w:rPr>
+                <w:rFonts w:ascii="Times New Roman" w:eastAsia="Times New Roman" w:hAnsi="Times New Roman" w:cs="Times New Roman"/>
+                <w:i/>
+                <w:sz w:val="24"/>
+                <w:szCs w:val="24"/>
+              </w:rPr>
+              <w:t xml:space="preserve">Juglans </w:t>
+            </w:r>
+            <w:proofErr w:type="spellStart"/>
+            <w:r>
+              <w:rPr>
+                <w:rFonts w:ascii="Times New Roman" w:eastAsia="Times New Roman" w:hAnsi="Times New Roman" w:cs="Times New Roman"/>
+                <w:i/>
+                <w:sz w:val="24"/>
+                <w:szCs w:val="24"/>
+              </w:rPr>
+              <w:t>nigra</w:t>
+            </w:r>
+            <w:proofErr w:type="spellEnd"/>
+          </w:p>
+        </w:tc>
+        <w:tc>
+          <w:tcPr>
+            <w:tcW w:w="0" w:type="auto"/>
+            <w:vAlign w:val="center"/>
+            <w:hideMark/>
+          </w:tcPr>
+          <w:p>
+            <w:pPr>
+              <w:spacing w:before="100" w:beforeAutospacing="1" w:after="100" w:afterAutospacing="1" w:line="240" w:lineRule="auto"/>
+              <w:rPr>
+                <w:rFonts w:ascii="Times New Roman" w:eastAsia="Times New Roman" w:hAnsi="Times New Roman" w:cs="Times New Roman"/>
+                <w:sz w:val="24"/>
+                <w:szCs w:val="24"/>
+              </w:rPr>
+            </w:pPr>
+            <w:r>
+              <w:rPr>
+                <w:rFonts w:ascii="Times New Roman" w:eastAsia="Times New Roman" w:hAnsi="Times New Roman" w:cs="Times New Roman"/>
+                <w:sz w:val="24"/>
+                <w:szCs w:val="24"/>
+              </w:rPr>
+              <w:t>52</w:t>
+            </w:r>
+          </w:p>
+        </w:tc>
+      </w:tr>
+      <w:tr>
+        <w:trPr>
+          <w:tblCellSpacing w:w="15" w:type="dxa"/>
+        </w:trPr>
+        <w:tc>
+          <w:tcPr>
+            <w:tcW w:w="0" w:type="auto"/>
+            <w:vAlign w:val="center"/>
+            <w:hideMark/>
+          </w:tcPr>
+          <w:p>
+            <w:pPr>
+              <w:spacing w:before="100" w:beforeAutospacing="1" w:after="100" w:afterAutospacing="1" w:line="240" w:lineRule="auto"/>
+              <w:rPr>
+                <w:rFonts w:ascii="Times New Roman" w:eastAsia="Times New Roman" w:hAnsi="Times New Roman" w:cs="Times New Roman"/>
+                <w:i/>
+                <w:sz w:val="24"/>
+                <w:szCs w:val="24"/>
+              </w:rPr>
+            </w:pPr>
+            <w:r>
+              <w:rPr>
+                <w:rFonts w:ascii="Times New Roman" w:eastAsia="Times New Roman" w:hAnsi="Times New Roman" w:cs="Times New Roman"/>
+                <w:i/>
+                <w:sz w:val="24"/>
+                <w:szCs w:val="24"/>
+              </w:rPr>
+              <w:t xml:space="preserve">Prunus </w:t>
+            </w:r>
+            <w:proofErr w:type="spellStart"/>
+            <w:r>
+              <w:rPr>
+                <w:rFonts w:ascii="Times New Roman" w:eastAsia="Times New Roman" w:hAnsi="Times New Roman" w:cs="Times New Roman"/>
+                <w:i/>
+                <w:sz w:val="24"/>
+                <w:szCs w:val="24"/>
+              </w:rPr>
+              <w:t>serotina</w:t>
+            </w:r>
+            <w:proofErr w:type="spellEnd"/>
+          </w:p>
+        </w:tc>
+        <w:tc>
+          <w:tcPr>
+            <w:tcW w:w="0" w:type="auto"/>
+            <w:vAlign w:val="center"/>
+            <w:hideMark/>
+          </w:tcPr>
+          <w:p>
+            <w:pPr>
+              <w:spacing w:before="100" w:beforeAutospacing="1" w:after="100" w:afterAutospacing="1" w:line="240" w:lineRule="auto"/>
+              <w:rPr>
+                <w:rFonts w:ascii="Times New Roman" w:eastAsia="Times New Roman" w:hAnsi="Times New Roman" w:cs="Times New Roman"/>
+                <w:sz w:val="24"/>
+                <w:szCs w:val="24"/>
+              </w:rPr>
+            </w:pPr>
+            <w:r>
+              <w:rPr>
+                <w:rFonts w:ascii="Times New Roman" w:eastAsia="Times New Roman" w:hAnsi="Times New Roman" w:cs="Times New Roman"/>
+                <w:sz w:val="24"/>
+                <w:szCs w:val="24"/>
+              </w:rPr>
+              <w:t>39</w:t>
+            </w:r>
+          </w:p>
+        </w:tc>
+      </w:tr>
+      <w:tr>
+        <w:trPr>
+          <w:tblCellSpacing w:w="15" w:type="dxa"/>
+        </w:trPr>
+        <w:tc>
+          <w:tcPr>
+            <w:tcW w:w="0" w:type="auto"/>
+            <w:vAlign w:val="center"/>
+            <w:hideMark/>
+          </w:tcPr>
+          <w:p>
+            <w:pPr>
+              <w:spacing w:before="100" w:beforeAutospacing="1" w:after="100" w:afterAutospacing="1" w:line="240" w:lineRule="auto"/>
+              <w:rPr>
+                <w:rFonts w:ascii="Times New Roman" w:eastAsia="Times New Roman" w:hAnsi="Times New Roman" w:cs="Times New Roman"/>
+                <w:i/>
+                <w:sz w:val="24"/>
+                <w:szCs w:val="24"/>
+              </w:rPr>
+            </w:pPr>
+            <w:proofErr w:type="spellStart"/>
+            <w:r>
+              <w:rPr>
+                <w:rFonts w:ascii="Times New Roman" w:eastAsia="Times New Roman" w:hAnsi="Times New Roman" w:cs="Times New Roman"/>
+                <w:i/>
+                <w:sz w:val="24"/>
+                <w:szCs w:val="24"/>
+              </w:rPr>
+              <w:t>Ulmus</w:t>
+            </w:r>
+            <w:proofErr w:type="spellEnd"/>
+            <w:r>
+              <w:rPr>
+                <w:rFonts w:ascii="Times New Roman" w:eastAsia="Times New Roman" w:hAnsi="Times New Roman" w:cs="Times New Roman"/>
+                <w:i/>
+                <w:sz w:val="24"/>
+                <w:szCs w:val="24"/>
+              </w:rPr>
+              <w:t xml:space="preserve"> </w:t>
+            </w:r>
+            <w:proofErr w:type="spellStart"/>
+            <w:r>
+              <w:rPr>
+                <w:rFonts w:ascii="Times New Roman" w:eastAsia="Times New Roman" w:hAnsi="Times New Roman" w:cs="Times New Roman"/>
+                <w:i/>
+                <w:sz w:val="24"/>
+                <w:szCs w:val="24"/>
+              </w:rPr>
+              <w:t>alata</w:t>
+            </w:r>
+            <w:proofErr w:type="spellEnd"/>
+          </w:p>
+        </w:tc>
+        <w:tc>
+          <w:tcPr>
+            <w:tcW w:w="0" w:type="auto"/>
+            <w:vAlign w:val="center"/>
+            <w:hideMark/>
+          </w:tcPr>
+          <w:p>
+            <w:pPr>
+              <w:spacing w:before="100" w:beforeAutospacing="1" w:after="100" w:afterAutospacing="1" w:line="240" w:lineRule="auto"/>
+              <w:rPr>
+                <w:rFonts w:ascii="Times New Roman" w:eastAsia="Times New Roman" w:hAnsi="Times New Roman" w:cs="Times New Roman"/>
+                <w:sz w:val="24"/>
+                <w:szCs w:val="24"/>
+              </w:rPr>
+            </w:pPr>
+            <w:r>
+              <w:rPr>
+                <w:rFonts w:ascii="Times New Roman" w:eastAsia="Times New Roman" w:hAnsi="Times New Roman" w:cs="Times New Roman"/>
+                <w:sz w:val="24"/>
+                <w:szCs w:val="24"/>
+              </w:rPr>
+              <w:t>38</w:t>
+            </w:r>
+          </w:p>
+        </w:tc>
+      </w:tr>
+      <w:tr>
+        <w:trPr>
+          <w:tblCellSpacing w:w="15" w:type="dxa"/>
+        </w:trPr>
+        <w:tc>
+          <w:tcPr>
+            <w:tcW w:w="0" w:type="auto"/>
+            <w:vAlign w:val="center"/>
+            <w:hideMark/>
+          </w:tcPr>
+          <w:p>
+            <w:pPr>
+              <w:spacing w:before="100" w:beforeAutospacing="1" w:after="100" w:afterAutospacing="1" w:line="240" w:lineRule="auto"/>
+              <w:rPr>
+                <w:rFonts w:ascii="Times New Roman" w:eastAsia="Times New Roman" w:hAnsi="Times New Roman" w:cs="Times New Roman"/>
+                <w:i/>
+                <w:sz w:val="24"/>
+                <w:szCs w:val="24"/>
+              </w:rPr>
+            </w:pPr>
+            <w:proofErr w:type="spellStart"/>
+            <w:r>
+              <w:rPr>
+                <w:rFonts w:ascii="Times New Roman" w:eastAsia="Times New Roman" w:hAnsi="Times New Roman" w:cs="Times New Roman"/>
+                <w:i/>
+                <w:sz w:val="24"/>
+                <w:szCs w:val="24"/>
+              </w:rPr>
+              <w:t>Carya</w:t>
+            </w:r>
+            <w:proofErr w:type="spellEnd"/>
+            <w:r>
+              <w:rPr>
+                <w:rFonts w:ascii="Times New Roman" w:eastAsia="Times New Roman" w:hAnsi="Times New Roman" w:cs="Times New Roman"/>
+                <w:i/>
+                <w:sz w:val="24"/>
+                <w:szCs w:val="24"/>
+              </w:rPr>
+              <w:t xml:space="preserve"> </w:t>
+            </w:r>
+            <w:proofErr w:type="spellStart"/>
+            <w:r>
+              <w:rPr>
+                <w:rFonts w:ascii="Times New Roman" w:eastAsia="Times New Roman" w:hAnsi="Times New Roman" w:cs="Times New Roman"/>
+                <w:i/>
+                <w:sz w:val="24"/>
+                <w:szCs w:val="24"/>
+              </w:rPr>
+              <w:t>cordiformis</w:t>
+            </w:r>
+            <w:proofErr w:type="spellEnd"/>
+          </w:p>
+        </w:tc>
+        <w:tc>
+          <w:tcPr>
+            <w:tcW w:w="0" w:type="auto"/>
+            <w:vAlign w:val="center"/>
+            <w:hideMark/>
+          </w:tcPr>
+          <w:p>
+            <w:pPr>
+              <w:spacing w:before="100" w:beforeAutospacing="1" w:after="100" w:afterAutospacing="1" w:line="240" w:lineRule="auto"/>
+              <w:rPr>
+                <w:rFonts w:ascii="Times New Roman" w:eastAsia="Times New Roman" w:hAnsi="Times New Roman" w:cs="Times New Roman"/>
+                <w:sz w:val="24"/>
+                <w:szCs w:val="24"/>
+              </w:rPr>
+            </w:pPr>
+            <w:r>
+              <w:rPr>
+                <w:rFonts w:ascii="Times New Roman" w:eastAsia="Times New Roman" w:hAnsi="Times New Roman" w:cs="Times New Roman"/>
+                <w:sz w:val="24"/>
+                <w:szCs w:val="24"/>
+              </w:rPr>
+              <w:t>33</w:t>
+            </w:r>
+          </w:p>
+        </w:tc>
+      </w:tr>
+      <w:tr>
+        <w:trPr>
+          <w:tblCellSpacing w:w="15" w:type="dxa"/>
+        </w:trPr>
+        <w:tc>
+          <w:tcPr>
+            <w:tcW w:w="0" w:type="auto"/>
+            <w:vAlign w:val="center"/>
+            <w:hideMark/>
+          </w:tcPr>
+          <w:p>
+            <w:pPr>
+              <w:spacing w:before="100" w:beforeAutospacing="1" w:after="100" w:afterAutospacing="1" w:line="240" w:lineRule="auto"/>
+              <w:rPr>
+                <w:rFonts w:ascii="Times New Roman" w:eastAsia="Times New Roman" w:hAnsi="Times New Roman" w:cs="Times New Roman"/>
+                <w:i/>
+                <w:sz w:val="24"/>
+                <w:szCs w:val="24"/>
+              </w:rPr>
+            </w:pPr>
+            <w:r>
+              <w:rPr>
+                <w:rFonts w:ascii="Times New Roman" w:eastAsia="Times New Roman" w:hAnsi="Times New Roman" w:cs="Times New Roman"/>
+                <w:i/>
+                <w:sz w:val="24"/>
+                <w:szCs w:val="24"/>
+              </w:rPr>
+              <w:t>Quercus falcata</w:t>
+            </w:r>
+          </w:p>
+        </w:tc>
+        <w:tc>
+          <w:tcPr>
+            <w:tcW w:w="0" w:type="auto"/>
+            <w:vAlign w:val="center"/>
+            <w:hideMark/>
+          </w:tcPr>
+          <w:p>
+            <w:pPr>
+              <w:spacing w:before="100" w:beforeAutospacing="1" w:after="100" w:afterAutospacing="1" w:line="240" w:lineRule="auto"/>
+              <w:rPr>
+                <w:rFonts w:ascii="Times New Roman" w:eastAsia="Times New Roman" w:hAnsi="Times New Roman" w:cs="Times New Roman"/>
+                <w:sz w:val="24"/>
+                <w:szCs w:val="24"/>
+              </w:rPr>
+            </w:pPr>
+            <w:r>
+              <w:rPr>
+                <w:rFonts w:ascii="Times New Roman" w:eastAsia="Times New Roman" w:hAnsi="Times New Roman" w:cs="Times New Roman"/>
+                <w:sz w:val="24"/>
+                <w:szCs w:val="24"/>
+              </w:rPr>
+              <w:t>27</w:t>
+            </w:r>
+          </w:p>
+        </w:tc>
+      </w:tr>
+      <w:tr>
+        <w:trPr>
+          <w:tblCellSpacing w:w="15" w:type="dxa"/>
+        </w:trPr>
+        <w:tc>
+          <w:tcPr>
+            <w:tcW w:w="0" w:type="auto"/>
+            <w:vAlign w:val="center"/>
+            <w:hideMark/>
+          </w:tcPr>
+          <w:p>
+            <w:pPr>
+              <w:spacing w:before="100" w:beforeAutospacing="1" w:after="100" w:afterAutospacing="1" w:line="240" w:lineRule="auto"/>
+              <w:rPr>
+                <w:rFonts w:ascii="Times New Roman" w:eastAsia="Times New Roman" w:hAnsi="Times New Roman" w:cs="Times New Roman"/>
+                <w:i/>
+                <w:sz w:val="24"/>
+                <w:szCs w:val="24"/>
+              </w:rPr>
+            </w:pPr>
+            <w:r>
+              <w:rPr>
+                <w:rFonts w:ascii="Times New Roman" w:eastAsia="Times New Roman" w:hAnsi="Times New Roman" w:cs="Times New Roman"/>
+                <w:i/>
+                <w:sz w:val="24"/>
+                <w:szCs w:val="24"/>
+              </w:rPr>
+              <w:t xml:space="preserve">Quercus </w:t>
+            </w:r>
+            <w:proofErr w:type="spellStart"/>
+            <w:r>
+              <w:rPr>
+                <w:rFonts w:ascii="Times New Roman" w:eastAsia="Times New Roman" w:hAnsi="Times New Roman" w:cs="Times New Roman"/>
+                <w:i/>
+                <w:sz w:val="24"/>
+                <w:szCs w:val="24"/>
+              </w:rPr>
+              <w:t>velutina</w:t>
+            </w:r>
+            <w:proofErr w:type="spellEnd"/>
+          </w:p>
+        </w:tc>
+        <w:tc>
+          <w:tcPr>
+            <w:tcW w:w="0" w:type="auto"/>
+            <w:vAlign w:val="center"/>
+            <w:hideMark/>
+          </w:tcPr>
+          <w:p>
+            <w:pPr>
+              <w:spacing w:before="100" w:beforeAutospacing="1" w:after="100" w:afterAutospacing="1" w:line="240" w:lineRule="auto"/>
+              <w:rPr>
+                <w:rFonts w:ascii="Times New Roman" w:eastAsia="Times New Roman" w:hAnsi="Times New Roman" w:cs="Times New Roman"/>
+                <w:sz w:val="24"/>
+                <w:szCs w:val="24"/>
+              </w:rPr>
+            </w:pPr>
+            <w:r>
+              <w:rPr>
+                <w:rFonts w:ascii="Times New Roman" w:eastAsia="Times New Roman" w:hAnsi="Times New Roman" w:cs="Times New Roman"/>
+                <w:sz w:val="24"/>
+                <w:szCs w:val="24"/>
+              </w:rPr>
+              <w:t>23</w:t>
+            </w:r>
+          </w:p>
+        </w:tc>
+      </w:tr>
+      <w:tr>
+        <w:trPr>
+          <w:tblCellSpacing w:w="15" w:type="dxa"/>
+        </w:trPr>
+        <w:tc>
+          <w:tcPr>
+            <w:tcW w:w="0" w:type="auto"/>
+            <w:vAlign w:val="center"/>
+            <w:hideMark/>
+          </w:tcPr>
+          <w:p>
+            <w:pPr>
+              <w:spacing w:before="100" w:beforeAutospacing="1" w:after="100" w:afterAutospacing="1" w:line="240" w:lineRule="auto"/>
+              <w:rPr>
+                <w:rFonts w:ascii="Times New Roman" w:eastAsia="Times New Roman" w:hAnsi="Times New Roman" w:cs="Times New Roman"/>
+                <w:i/>
+                <w:sz w:val="24"/>
+                <w:szCs w:val="24"/>
+              </w:rPr>
+            </w:pPr>
+            <w:proofErr w:type="spellStart"/>
+            <w:r>
+              <w:rPr>
+                <w:rFonts w:ascii="Times New Roman" w:eastAsia="Times New Roman" w:hAnsi="Times New Roman" w:cs="Times New Roman"/>
+                <w:i/>
+                <w:sz w:val="24"/>
+                <w:szCs w:val="24"/>
+              </w:rPr>
+              <w:t>Oxydendrum</w:t>
+            </w:r>
+            <w:proofErr w:type="spellEnd"/>
+            <w:r>
+              <w:rPr>
+                <w:rFonts w:ascii="Times New Roman" w:eastAsia="Times New Roman" w:hAnsi="Times New Roman" w:cs="Times New Roman"/>
+                <w:i/>
+                <w:sz w:val="24"/>
+                <w:szCs w:val="24"/>
+              </w:rPr>
+              <w:t xml:space="preserve"> </w:t>
+            </w:r>
+            <w:proofErr w:type="spellStart"/>
+            <w:r>
+              <w:rPr>
+                <w:rFonts w:ascii="Times New Roman" w:eastAsia="Times New Roman" w:hAnsi="Times New Roman" w:cs="Times New Roman"/>
+                <w:i/>
+                <w:sz w:val="24"/>
+                <w:szCs w:val="24"/>
+              </w:rPr>
+              <w:t>arboreum</w:t>
+            </w:r>
+            <w:proofErr w:type="spellEnd"/>
+          </w:p>
+        </w:tc>
+        <w:tc>
+          <w:tcPr>
+            <w:tcW w:w="0" w:type="auto"/>
+            <w:vAlign w:val="center"/>
+            <w:hideMark/>
+          </w:tcPr>
+          <w:p>
+            <w:pPr>
+              <w:spacing w:before="100" w:beforeAutospacing="1" w:after="100" w:afterAutospacing="1" w:line="240" w:lineRule="auto"/>
+              <w:rPr>
+                <w:rFonts w:ascii="Times New Roman" w:eastAsia="Times New Roman" w:hAnsi="Times New Roman" w:cs="Times New Roman"/>
+                <w:sz w:val="24"/>
+                <w:szCs w:val="24"/>
+              </w:rPr>
+            </w:pPr>
+            <w:r>
+              <w:rPr>
+                <w:rFonts w:ascii="Times New Roman" w:eastAsia="Times New Roman" w:hAnsi="Times New Roman" w:cs="Times New Roman"/>
+                <w:sz w:val="24"/>
+                <w:szCs w:val="24"/>
+              </w:rPr>
+              <w:t>21</w:t>
+            </w:r>
+          </w:p>
+        </w:tc>
+      </w:tr>
+      <w:tr>
+        <w:trPr>
+          <w:tblCellSpacing w:w="15" w:type="dxa"/>
+        </w:trPr>
+        <w:tc>
+          <w:tcPr>
+            <w:tcW w:w="0" w:type="auto"/>
+            <w:vAlign w:val="center"/>
+            <w:hideMark/>
+          </w:tcPr>
+          <w:p>
+            <w:pPr>
+              <w:spacing w:before="100" w:beforeAutospacing="1" w:after="100" w:afterAutospacing="1" w:line="240" w:lineRule="auto"/>
+              <w:rPr>
+                <w:rFonts w:ascii="Times New Roman" w:eastAsia="Times New Roman" w:hAnsi="Times New Roman" w:cs="Times New Roman"/>
+                <w:i/>
+                <w:sz w:val="24"/>
+                <w:szCs w:val="24"/>
+              </w:rPr>
+            </w:pPr>
+            <w:r>
+              <w:rPr>
+                <w:rFonts w:ascii="Times New Roman" w:eastAsia="Times New Roman" w:hAnsi="Times New Roman" w:cs="Times New Roman"/>
+                <w:i/>
+                <w:sz w:val="24"/>
+                <w:szCs w:val="24"/>
+              </w:rPr>
+              <w:t xml:space="preserve">Quercus </w:t>
+            </w:r>
+            <w:proofErr w:type="spellStart"/>
+            <w:r>
+              <w:rPr>
+                <w:rFonts w:ascii="Times New Roman" w:eastAsia="Times New Roman" w:hAnsi="Times New Roman" w:cs="Times New Roman"/>
+                <w:i/>
+                <w:sz w:val="24"/>
+                <w:szCs w:val="24"/>
+              </w:rPr>
+              <w:t>montana</w:t>
+            </w:r>
+            <w:proofErr w:type="spellEnd"/>
+          </w:p>
+        </w:tc>
+        <w:tc>
+          <w:tcPr>
+            <w:tcW w:w="0" w:type="auto"/>
+            <w:vAlign w:val="center"/>
+            <w:hideMark/>
+          </w:tcPr>
+          <w:p>
+            <w:pPr>
+              <w:spacing w:before="100" w:beforeAutospacing="1" w:after="100" w:afterAutospacing="1" w:line="240" w:lineRule="auto"/>
+              <w:rPr>
+                <w:rFonts w:ascii="Times New Roman" w:eastAsia="Times New Roman" w:hAnsi="Times New Roman" w:cs="Times New Roman"/>
+                <w:sz w:val="24"/>
+                <w:szCs w:val="24"/>
+              </w:rPr>
+            </w:pPr>
+            <w:r>
+              <w:rPr>
+                <w:rFonts w:ascii="Times New Roman" w:eastAsia="Times New Roman" w:hAnsi="Times New Roman" w:cs="Times New Roman"/>
+                <w:sz w:val="24"/>
+                <w:szCs w:val="24"/>
+              </w:rPr>
+              <w:t>21</w:t>
+            </w:r>
+          </w:p>
+        </w:tc>
+      </w:tr>
+      <w:tr>
+        <w:trPr>
+          <w:tblCellSpacing w:w="15" w:type="dxa"/>
+        </w:trPr>
+        <w:tc>
+          <w:tcPr>
+            <w:tcW w:w="0" w:type="auto"/>
+            <w:vAlign w:val="center"/>
+            <w:hideMark/>
+          </w:tcPr>
+          <w:p>
+            <w:pPr>
+              <w:spacing w:before="100" w:beforeAutospacing="1" w:after="100" w:afterAutospacing="1" w:line="240" w:lineRule="auto"/>
+              <w:rPr>
+                <w:rFonts w:ascii="Times New Roman" w:eastAsia="Times New Roman" w:hAnsi="Times New Roman" w:cs="Times New Roman"/>
+                <w:i/>
+                <w:sz w:val="24"/>
+                <w:szCs w:val="24"/>
+              </w:rPr>
+            </w:pPr>
+            <w:proofErr w:type="spellStart"/>
+            <w:r>
+              <w:rPr>
+                <w:rFonts w:ascii="Times New Roman" w:eastAsia="Times New Roman" w:hAnsi="Times New Roman" w:cs="Times New Roman"/>
+                <w:i/>
+                <w:sz w:val="24"/>
+                <w:szCs w:val="24"/>
+              </w:rPr>
+              <w:t>Ulmus</w:t>
+            </w:r>
+            <w:proofErr w:type="spellEnd"/>
+            <w:r>
+              <w:rPr>
+                <w:rFonts w:ascii="Times New Roman" w:eastAsia="Times New Roman" w:hAnsi="Times New Roman" w:cs="Times New Roman"/>
+                <w:i/>
+                <w:sz w:val="24"/>
+                <w:szCs w:val="24"/>
+              </w:rPr>
+              <w:t xml:space="preserve"> </w:t>
+            </w:r>
+            <w:proofErr w:type="spellStart"/>
+            <w:r>
+              <w:rPr>
+                <w:rFonts w:ascii="Times New Roman" w:eastAsia="Times New Roman" w:hAnsi="Times New Roman" w:cs="Times New Roman"/>
+                <w:i/>
+                <w:sz w:val="24"/>
+                <w:szCs w:val="24"/>
+              </w:rPr>
+              <w:t>serotina</w:t>
+            </w:r>
+            <w:proofErr w:type="spellEnd"/>
+          </w:p>
+        </w:tc>
+        <w:tc>
+          <w:tcPr>
+            <w:tcW w:w="0" w:type="auto"/>
+            <w:vAlign w:val="center"/>
+            <w:hideMark/>
+          </w:tcPr>
+          <w:p>
+            <w:pPr>
+              <w:spacing w:before="100" w:beforeAutospacing="1" w:after="100" w:afterAutospacing="1" w:line="240" w:lineRule="auto"/>
+              <w:rPr>
+                <w:rFonts w:ascii="Times New Roman" w:eastAsia="Times New Roman" w:hAnsi="Times New Roman" w:cs="Times New Roman"/>
+                <w:sz w:val="24"/>
+                <w:szCs w:val="24"/>
+              </w:rPr>
+            </w:pPr>
+            <w:r>
+              <w:rPr>
+                <w:rFonts w:ascii="Times New Roman" w:eastAsia="Times New Roman" w:hAnsi="Times New Roman" w:cs="Times New Roman"/>
+                <w:sz w:val="24"/>
+                <w:szCs w:val="24"/>
+              </w:rPr>
+              <w:t>21</w:t>
+            </w:r>
+          </w:p>
+        </w:tc>
+      </w:tr>
+      <w:tr>
+        <w:trPr>
+          <w:tblCellSpacing w:w="15" w:type="dxa"/>
+        </w:trPr>
+        <w:tc>
+          <w:tcPr>
+            <w:tcW w:w="0" w:type="auto"/>
+            <w:vAlign w:val="center"/>
+            <w:hideMark/>
+          </w:tcPr>
+          <w:p>
+            <w:pPr>
+              <w:spacing w:before="100" w:beforeAutospacing="1" w:after="100" w:afterAutospacing="1" w:line="240" w:lineRule="auto"/>
+              <w:rPr>
+                <w:rFonts w:ascii="Times New Roman" w:eastAsia="Times New Roman" w:hAnsi="Times New Roman" w:cs="Times New Roman"/>
+                <w:i/>
+                <w:sz w:val="24"/>
+                <w:szCs w:val="24"/>
+              </w:rPr>
+            </w:pPr>
+            <w:proofErr w:type="spellStart"/>
+            <w:r>
+              <w:rPr>
+                <w:rFonts w:ascii="Times New Roman" w:eastAsia="Times New Roman" w:hAnsi="Times New Roman" w:cs="Times New Roman"/>
+                <w:i/>
+                <w:sz w:val="24"/>
+                <w:szCs w:val="24"/>
+              </w:rPr>
+              <w:t>Ulmus</w:t>
+            </w:r>
+            <w:proofErr w:type="spellEnd"/>
+            <w:r>
+              <w:rPr>
+                <w:rFonts w:ascii="Times New Roman" w:eastAsia="Times New Roman" w:hAnsi="Times New Roman" w:cs="Times New Roman"/>
+                <w:i/>
+                <w:sz w:val="24"/>
+                <w:szCs w:val="24"/>
+              </w:rPr>
+              <w:t xml:space="preserve"> </w:t>
+            </w:r>
+            <w:proofErr w:type="spellStart"/>
+            <w:r>
+              <w:rPr>
+                <w:rFonts w:ascii="Times New Roman" w:eastAsia="Times New Roman" w:hAnsi="Times New Roman" w:cs="Times New Roman"/>
+                <w:i/>
+                <w:sz w:val="24"/>
+                <w:szCs w:val="24"/>
+              </w:rPr>
+              <w:t>americana</w:t>
+            </w:r>
+            <w:proofErr w:type="spellEnd"/>
+          </w:p>
+        </w:tc>
+        <w:tc>
+          <w:tcPr>
+            <w:tcW w:w="0" w:type="auto"/>
+            <w:vAlign w:val="center"/>
+            <w:hideMark/>
+          </w:tcPr>
+          <w:p>
+            <w:pPr>
+              <w:spacing w:before="100" w:beforeAutospacing="1" w:after="100" w:afterAutospacing="1" w:line="240" w:lineRule="auto"/>
+              <w:rPr>
+                <w:rFonts w:ascii="Times New Roman" w:eastAsia="Times New Roman" w:hAnsi="Times New Roman" w:cs="Times New Roman"/>
+                <w:sz w:val="24"/>
+                <w:szCs w:val="24"/>
+              </w:rPr>
+            </w:pPr>
+            <w:r>
+              <w:rPr>
+                <w:rFonts w:ascii="Times New Roman" w:eastAsia="Times New Roman" w:hAnsi="Times New Roman" w:cs="Times New Roman"/>
+                <w:sz w:val="24"/>
+                <w:szCs w:val="24"/>
+              </w:rPr>
+              <w:t>19</w:t>
+            </w:r>
+          </w:p>
+        </w:tc>
+      </w:tr>
+      <w:tr>
+        <w:trPr>
+          <w:tblCellSpacing w:w="15" w:type="dxa"/>
+        </w:trPr>
+        <w:tc>
+          <w:tcPr>
+            <w:tcW w:w="0" w:type="auto"/>
+            <w:vAlign w:val="center"/>
+            <w:hideMark/>
+          </w:tcPr>
+          <w:p>
+            <w:pPr>
+              <w:spacing w:before="100" w:beforeAutospacing="1" w:after="100" w:afterAutospacing="1" w:line="240" w:lineRule="auto"/>
+              <w:rPr>
+                <w:rFonts w:ascii="Times New Roman" w:eastAsia="Times New Roman" w:hAnsi="Times New Roman" w:cs="Times New Roman"/>
+                <w:i/>
+                <w:sz w:val="24"/>
+                <w:szCs w:val="24"/>
+              </w:rPr>
+            </w:pPr>
+            <w:r>
+              <w:rPr>
+                <w:rFonts w:ascii="Times New Roman" w:eastAsia="Times New Roman" w:hAnsi="Times New Roman" w:cs="Times New Roman"/>
+                <w:i/>
+                <w:sz w:val="24"/>
+                <w:szCs w:val="24"/>
+              </w:rPr>
+              <w:t>Quercus pagoda</w:t>
+            </w:r>
+          </w:p>
+        </w:tc>
+        <w:tc>
+          <w:tcPr>
+            <w:tcW w:w="0" w:type="auto"/>
+            <w:vAlign w:val="center"/>
+            <w:hideMark/>
+          </w:tcPr>
+          <w:p>
+            <w:pPr>
+              <w:spacing w:before="100" w:beforeAutospacing="1" w:after="100" w:afterAutospacing="1" w:line="240" w:lineRule="auto"/>
+              <w:rPr>
+                <w:rFonts w:ascii="Times New Roman" w:eastAsia="Times New Roman" w:hAnsi="Times New Roman" w:cs="Times New Roman"/>
+                <w:sz w:val="24"/>
+                <w:szCs w:val="24"/>
+              </w:rPr>
+            </w:pPr>
+            <w:r>
+              <w:rPr>
+                <w:rFonts w:ascii="Times New Roman" w:eastAsia="Times New Roman" w:hAnsi="Times New Roman" w:cs="Times New Roman"/>
+                <w:sz w:val="24"/>
+                <w:szCs w:val="24"/>
+              </w:rPr>
+              <w:t>17</w:t>
+            </w:r>
+          </w:p>
+        </w:tc>
+      </w:tr>
+      <w:tr>
+        <w:trPr>
+          <w:tblCellSpacing w:w="15" w:type="dxa"/>
+        </w:trPr>
+        <w:tc>
+          <w:tcPr>
+            <w:tcW w:w="0" w:type="auto"/>
+            <w:vAlign w:val="center"/>
+            <w:hideMark/>
+          </w:tcPr>
+          <w:p>
+            <w:pPr>
+              <w:spacing w:before="100" w:beforeAutospacing="1" w:after="100" w:afterAutospacing="1" w:line="240" w:lineRule="auto"/>
+              <w:rPr>
+                <w:rFonts w:ascii="Times New Roman" w:eastAsia="Times New Roman" w:hAnsi="Times New Roman" w:cs="Times New Roman"/>
+                <w:i/>
+                <w:sz w:val="24"/>
+                <w:szCs w:val="24"/>
+              </w:rPr>
+            </w:pPr>
+            <w:proofErr w:type="spellStart"/>
+            <w:r>
+              <w:rPr>
+                <w:rFonts w:ascii="Times New Roman" w:eastAsia="Times New Roman" w:hAnsi="Times New Roman" w:cs="Times New Roman"/>
+                <w:i/>
+                <w:sz w:val="24"/>
+                <w:szCs w:val="24"/>
+              </w:rPr>
+              <w:t>Platanus</w:t>
+            </w:r>
+            <w:proofErr w:type="spellEnd"/>
+            <w:r>
+              <w:rPr>
+                <w:rFonts w:ascii="Times New Roman" w:eastAsia="Times New Roman" w:hAnsi="Times New Roman" w:cs="Times New Roman"/>
+                <w:i/>
+                <w:sz w:val="24"/>
+                <w:szCs w:val="24"/>
+              </w:rPr>
+              <w:t xml:space="preserve"> </w:t>
+            </w:r>
+            <w:proofErr w:type="spellStart"/>
+            <w:r>
+              <w:rPr>
+                <w:rFonts w:ascii="Times New Roman" w:eastAsia="Times New Roman" w:hAnsi="Times New Roman" w:cs="Times New Roman"/>
+                <w:i/>
+                <w:sz w:val="24"/>
+                <w:szCs w:val="24"/>
+              </w:rPr>
+              <w:t>occidentalis</w:t>
+            </w:r>
+            <w:proofErr w:type="spellEnd"/>
+          </w:p>
+        </w:tc>
+        <w:tc>
+          <w:tcPr>
+            <w:tcW w:w="0" w:type="auto"/>
+            <w:vAlign w:val="center"/>
+            <w:hideMark/>
+          </w:tcPr>
+          <w:p>
+            <w:pPr>
+              <w:spacing w:before="100" w:beforeAutospacing="1" w:after="100" w:afterAutospacing="1" w:line="240" w:lineRule="auto"/>
+              <w:rPr>
+                <w:rFonts w:ascii="Times New Roman" w:eastAsia="Times New Roman" w:hAnsi="Times New Roman" w:cs="Times New Roman"/>
+                <w:sz w:val="24"/>
+                <w:szCs w:val="24"/>
+              </w:rPr>
+            </w:pPr>
+            <w:r>
+              <w:rPr>
+                <w:rFonts w:ascii="Times New Roman" w:eastAsia="Times New Roman" w:hAnsi="Times New Roman" w:cs="Times New Roman"/>
+                <w:sz w:val="24"/>
+                <w:szCs w:val="24"/>
+              </w:rPr>
+              <w:t>15</w:t>
+            </w:r>
+          </w:p>
+        </w:tc>
+      </w:tr>
+      <w:tr>
+        <w:trPr>
+          <w:tblCellSpacing w:w="15" w:type="dxa"/>
+        </w:trPr>
+        <w:tc>
+          <w:tcPr>
+            <w:tcW w:w="0" w:type="auto"/>
+            <w:vAlign w:val="center"/>
+            <w:hideMark/>
+          </w:tcPr>
+          <w:p>
+            <w:pPr>
+              <w:spacing w:before="100" w:beforeAutospacing="1" w:after="100" w:afterAutospacing="1" w:line="240" w:lineRule="auto"/>
+              <w:rPr>
+                <w:rFonts w:ascii="Times New Roman" w:eastAsia="Times New Roman" w:hAnsi="Times New Roman" w:cs="Times New Roman"/>
+                <w:i/>
+                <w:sz w:val="24"/>
+                <w:szCs w:val="24"/>
+              </w:rPr>
+            </w:pPr>
+            <w:proofErr w:type="spellStart"/>
+            <w:r>
+              <w:rPr>
+                <w:rFonts w:ascii="Times New Roman" w:eastAsia="Times New Roman" w:hAnsi="Times New Roman" w:cs="Times New Roman"/>
+                <w:i/>
+                <w:sz w:val="24"/>
+                <w:szCs w:val="24"/>
+              </w:rPr>
+              <w:t>Carya</w:t>
+            </w:r>
+            <w:proofErr w:type="spellEnd"/>
+            <w:r>
+              <w:rPr>
+                <w:rFonts w:ascii="Times New Roman" w:eastAsia="Times New Roman" w:hAnsi="Times New Roman" w:cs="Times New Roman"/>
+                <w:i/>
+                <w:sz w:val="24"/>
+                <w:szCs w:val="24"/>
+              </w:rPr>
+              <w:t xml:space="preserve"> </w:t>
+            </w:r>
+            <w:proofErr w:type="spellStart"/>
+            <w:r>
+              <w:rPr>
+                <w:rFonts w:ascii="Times New Roman" w:eastAsia="Times New Roman" w:hAnsi="Times New Roman" w:cs="Times New Roman"/>
+                <w:i/>
+                <w:sz w:val="24"/>
+                <w:szCs w:val="24"/>
+              </w:rPr>
+              <w:t>laciniosa</w:t>
+            </w:r>
+            <w:proofErr w:type="spellEnd"/>
+          </w:p>
+        </w:tc>
+        <w:tc>
+          <w:tcPr>
+            <w:tcW w:w="0" w:type="auto"/>
+            <w:vAlign w:val="center"/>
+            <w:hideMark/>
+          </w:tcPr>
+          <w:p>
+            <w:pPr>
+              <w:spacing w:before="100" w:beforeAutospacing="1" w:after="100" w:afterAutospacing="1" w:line="240" w:lineRule="auto"/>
+              <w:rPr>
+                <w:rFonts w:ascii="Times New Roman" w:eastAsia="Times New Roman" w:hAnsi="Times New Roman" w:cs="Times New Roman"/>
+                <w:sz w:val="24"/>
+                <w:szCs w:val="24"/>
+              </w:rPr>
+            </w:pPr>
+            <w:r>
+              <w:rPr>
+                <w:rFonts w:ascii="Times New Roman" w:eastAsia="Times New Roman" w:hAnsi="Times New Roman" w:cs="Times New Roman"/>
+                <w:sz w:val="24"/>
+                <w:szCs w:val="24"/>
+              </w:rPr>
+              <w:t>14</w:t>
+            </w:r>
+          </w:p>
+        </w:tc>
+      </w:tr>
+      <w:tr>
+        <w:trPr>
+          <w:tblCellSpacing w:w="15" w:type="dxa"/>
+        </w:trPr>
+        <w:tc>
+          <w:tcPr>
+            <w:tcW w:w="0" w:type="auto"/>
+            <w:vAlign w:val="center"/>
+            <w:hideMark/>
+          </w:tcPr>
+          <w:p>
+            <w:pPr>
+              <w:spacing w:before="100" w:beforeAutospacing="1" w:after="100" w:afterAutospacing="1" w:line="240" w:lineRule="auto"/>
+              <w:rPr>
+                <w:rFonts w:ascii="Times New Roman" w:eastAsia="Times New Roman" w:hAnsi="Times New Roman" w:cs="Times New Roman"/>
+                <w:i/>
+                <w:sz w:val="24"/>
+                <w:szCs w:val="24"/>
+              </w:rPr>
+            </w:pPr>
+            <w:r>
+              <w:rPr>
+                <w:rFonts w:ascii="Times New Roman" w:eastAsia="Times New Roman" w:hAnsi="Times New Roman" w:cs="Times New Roman"/>
+                <w:i/>
+                <w:sz w:val="24"/>
+                <w:szCs w:val="24"/>
+              </w:rPr>
+              <w:t xml:space="preserve">Quercus </w:t>
+            </w:r>
+            <w:proofErr w:type="spellStart"/>
+            <w:r>
+              <w:rPr>
+                <w:rFonts w:ascii="Times New Roman" w:eastAsia="Times New Roman" w:hAnsi="Times New Roman" w:cs="Times New Roman"/>
+                <w:i/>
+                <w:sz w:val="24"/>
+                <w:szCs w:val="24"/>
+              </w:rPr>
+              <w:t>nigra</w:t>
+            </w:r>
+            <w:proofErr w:type="spellEnd"/>
+          </w:p>
+        </w:tc>
+        <w:tc>
+          <w:tcPr>
+            <w:tcW w:w="0" w:type="auto"/>
+            <w:vAlign w:val="center"/>
+            <w:hideMark/>
+          </w:tcPr>
+          <w:p>
+            <w:pPr>
+              <w:spacing w:before="100" w:beforeAutospacing="1" w:after="100" w:afterAutospacing="1" w:line="240" w:lineRule="auto"/>
+              <w:rPr>
+                <w:rFonts w:ascii="Times New Roman" w:eastAsia="Times New Roman" w:hAnsi="Times New Roman" w:cs="Times New Roman"/>
+                <w:sz w:val="24"/>
+                <w:szCs w:val="24"/>
+              </w:rPr>
+            </w:pPr>
+            <w:r>
+              <w:rPr>
+                <w:rFonts w:ascii="Times New Roman" w:eastAsia="Times New Roman" w:hAnsi="Times New Roman" w:cs="Times New Roman"/>
+                <w:sz w:val="24"/>
+                <w:szCs w:val="24"/>
+              </w:rPr>
+              <w:t>13</w:t>
+            </w:r>
+          </w:p>
+        </w:tc>
+      </w:tr>
+      <w:tr>
+        <w:trPr>
+          <w:tblCellSpacing w:w="15" w:type="dxa"/>
+        </w:trPr>
+        <w:tc>
+          <w:tcPr>
+            <w:tcW w:w="0" w:type="auto"/>
+            <w:vAlign w:val="center"/>
+            <w:hideMark/>
+          </w:tcPr>
+          <w:p>
+            <w:pPr>
+              <w:spacing w:before="100" w:beforeAutospacing="1" w:after="100" w:afterAutospacing="1" w:line="240" w:lineRule="auto"/>
+              <w:rPr>
+                <w:rFonts w:ascii="Times New Roman" w:eastAsia="Times New Roman" w:hAnsi="Times New Roman" w:cs="Times New Roman"/>
+                <w:i/>
+                <w:sz w:val="24"/>
+                <w:szCs w:val="24"/>
+              </w:rPr>
+            </w:pPr>
+            <w:proofErr w:type="spellStart"/>
+            <w:r>
+              <w:rPr>
+                <w:rFonts w:ascii="Times New Roman" w:eastAsia="Times New Roman" w:hAnsi="Times New Roman" w:cs="Times New Roman"/>
+                <w:i/>
+                <w:sz w:val="24"/>
+                <w:szCs w:val="24"/>
+              </w:rPr>
+              <w:t>Ulmus</w:t>
+            </w:r>
+            <w:proofErr w:type="spellEnd"/>
+            <w:r>
+              <w:rPr>
+                <w:rFonts w:ascii="Times New Roman" w:eastAsia="Times New Roman" w:hAnsi="Times New Roman" w:cs="Times New Roman"/>
+                <w:i/>
+                <w:sz w:val="24"/>
+                <w:szCs w:val="24"/>
+              </w:rPr>
+              <w:t xml:space="preserve"> rubra</w:t>
+            </w:r>
+          </w:p>
+        </w:tc>
+        <w:tc>
+          <w:tcPr>
+            <w:tcW w:w="0" w:type="auto"/>
+            <w:vAlign w:val="center"/>
+            <w:hideMark/>
+          </w:tcPr>
+          <w:p>
+            <w:pPr>
+              <w:spacing w:before="100" w:beforeAutospacing="1" w:after="100" w:afterAutospacing="1" w:line="240" w:lineRule="auto"/>
+              <w:rPr>
+                <w:rFonts w:ascii="Times New Roman" w:eastAsia="Times New Roman" w:hAnsi="Times New Roman" w:cs="Times New Roman"/>
+                <w:sz w:val="24"/>
+                <w:szCs w:val="24"/>
+              </w:rPr>
+            </w:pPr>
+            <w:r>
+              <w:rPr>
+                <w:rFonts w:ascii="Times New Roman" w:eastAsia="Times New Roman" w:hAnsi="Times New Roman" w:cs="Times New Roman"/>
+                <w:sz w:val="24"/>
+                <w:szCs w:val="24"/>
+              </w:rPr>
+              <w:t>13</w:t>
+            </w:r>
+          </w:p>
+        </w:tc>
+      </w:tr>
+      <w:tr>
+        <w:trPr>
+          <w:tblCellSpacing w:w="15" w:type="dxa"/>
+        </w:trPr>
+        <w:tc>
+          <w:tcPr>
+            <w:tcW w:w="0" w:type="auto"/>
+            <w:vAlign w:val="center"/>
+            <w:hideMark/>
+          </w:tcPr>
+          <w:p>
+            <w:pPr>
+              <w:spacing w:before="100" w:beforeAutospacing="1" w:after="100" w:afterAutospacing="1" w:line="240" w:lineRule="auto"/>
+              <w:rPr>
+                <w:rFonts w:ascii="Times New Roman" w:eastAsia="Times New Roman" w:hAnsi="Times New Roman" w:cs="Times New Roman"/>
+                <w:i/>
+                <w:sz w:val="24"/>
+                <w:szCs w:val="24"/>
+              </w:rPr>
+            </w:pPr>
+            <w:r>
+              <w:rPr>
+                <w:rFonts w:ascii="Times New Roman" w:eastAsia="Times New Roman" w:hAnsi="Times New Roman" w:cs="Times New Roman"/>
+                <w:i/>
+                <w:sz w:val="24"/>
+                <w:szCs w:val="24"/>
+              </w:rPr>
+              <w:t xml:space="preserve">Fraxinus </w:t>
+            </w:r>
+            <w:proofErr w:type="spellStart"/>
+            <w:r>
+              <w:rPr>
+                <w:rFonts w:ascii="Times New Roman" w:eastAsia="Times New Roman" w:hAnsi="Times New Roman" w:cs="Times New Roman"/>
+                <w:i/>
+                <w:sz w:val="24"/>
+                <w:szCs w:val="24"/>
+              </w:rPr>
+              <w:t>quadrangulata</w:t>
+            </w:r>
+            <w:proofErr w:type="spellEnd"/>
+          </w:p>
+        </w:tc>
+        <w:tc>
+          <w:tcPr>
+            <w:tcW w:w="0" w:type="auto"/>
+            <w:vAlign w:val="center"/>
+            <w:hideMark/>
+          </w:tcPr>
+          <w:p>
+            <w:pPr>
+              <w:spacing w:before="100" w:beforeAutospacing="1" w:after="100" w:afterAutospacing="1" w:line="240" w:lineRule="auto"/>
+              <w:rPr>
+                <w:rFonts w:ascii="Times New Roman" w:eastAsia="Times New Roman" w:hAnsi="Times New Roman" w:cs="Times New Roman"/>
+                <w:sz w:val="24"/>
+                <w:szCs w:val="24"/>
+              </w:rPr>
+            </w:pPr>
+            <w:r>
+              <w:rPr>
+                <w:rFonts w:ascii="Times New Roman" w:eastAsia="Times New Roman" w:hAnsi="Times New Roman" w:cs="Times New Roman"/>
+                <w:sz w:val="24"/>
+                <w:szCs w:val="24"/>
+              </w:rPr>
+              <w:t>12</w:t>
+            </w:r>
+          </w:p>
+        </w:tc>
+      </w:tr>
+      <w:tr>
+        <w:trPr>
+          <w:tblCellSpacing w:w="15" w:type="dxa"/>
+        </w:trPr>
+        <w:tc>
+          <w:tcPr>
+            <w:tcW w:w="0" w:type="auto"/>
+            <w:vAlign w:val="center"/>
+            <w:hideMark/>
+          </w:tcPr>
+          <w:p>
+            <w:pPr>
+              <w:spacing w:before="100" w:beforeAutospacing="1" w:after="100" w:afterAutospacing="1" w:line="240" w:lineRule="auto"/>
+              <w:rPr>
+                <w:rFonts w:ascii="Times New Roman" w:eastAsia="Times New Roman" w:hAnsi="Times New Roman" w:cs="Times New Roman"/>
+                <w:i/>
+                <w:sz w:val="24"/>
+                <w:szCs w:val="24"/>
+              </w:rPr>
+            </w:pPr>
+            <w:proofErr w:type="spellStart"/>
+            <w:r>
+              <w:rPr>
+                <w:rFonts w:ascii="Times New Roman" w:eastAsia="Times New Roman" w:hAnsi="Times New Roman" w:cs="Times New Roman"/>
+                <w:i/>
+                <w:sz w:val="24"/>
+                <w:szCs w:val="24"/>
+              </w:rPr>
+              <w:lastRenderedPageBreak/>
+              <w:t>Carya</w:t>
+            </w:r>
+            <w:proofErr w:type="spellEnd"/>
+            <w:r>
+              <w:rPr>
+                <w:rFonts w:ascii="Times New Roman" w:eastAsia="Times New Roman" w:hAnsi="Times New Roman" w:cs="Times New Roman"/>
+                <w:i/>
+                <w:sz w:val="24"/>
+                <w:szCs w:val="24"/>
+              </w:rPr>
+              <w:t xml:space="preserve"> ovalis</w:t>
+            </w:r>
+          </w:p>
+        </w:tc>
+        <w:tc>
+          <w:tcPr>
+            <w:tcW w:w="0" w:type="auto"/>
+            <w:vAlign w:val="center"/>
+            <w:hideMark/>
+          </w:tcPr>
+          <w:p>
+            <w:pPr>
+              <w:spacing w:before="100" w:beforeAutospacing="1" w:after="100" w:afterAutospacing="1" w:line="240" w:lineRule="auto"/>
+              <w:rPr>
+                <w:rFonts w:ascii="Times New Roman" w:eastAsia="Times New Roman" w:hAnsi="Times New Roman" w:cs="Times New Roman"/>
+                <w:sz w:val="24"/>
+                <w:szCs w:val="24"/>
+              </w:rPr>
+            </w:pPr>
+            <w:r>
+              <w:rPr>
+                <w:rFonts w:ascii="Times New Roman" w:eastAsia="Times New Roman" w:hAnsi="Times New Roman" w:cs="Times New Roman"/>
+                <w:sz w:val="24"/>
+                <w:szCs w:val="24"/>
+              </w:rPr>
+              <w:t>10</w:t>
+            </w:r>
+          </w:p>
+        </w:tc>
+      </w:tr>
+      <w:tr>
+        <w:trPr>
+          <w:tblCellSpacing w:w="15" w:type="dxa"/>
+        </w:trPr>
+        <w:tc>
+          <w:tcPr>
+            <w:tcW w:w="0" w:type="auto"/>
+            <w:vAlign w:val="center"/>
+            <w:hideMark/>
+          </w:tcPr>
+          <w:p>
+            <w:pPr>
+              <w:spacing w:before="100" w:beforeAutospacing="1" w:after="100" w:afterAutospacing="1" w:line="240" w:lineRule="auto"/>
+              <w:rPr>
+                <w:rFonts w:ascii="Times New Roman" w:eastAsia="Times New Roman" w:hAnsi="Times New Roman" w:cs="Times New Roman"/>
+                <w:i/>
+                <w:sz w:val="24"/>
+                <w:szCs w:val="24"/>
+              </w:rPr>
+            </w:pPr>
+            <w:proofErr w:type="spellStart"/>
+            <w:r>
+              <w:rPr>
+                <w:rFonts w:ascii="Times New Roman" w:eastAsia="Times New Roman" w:hAnsi="Times New Roman" w:cs="Times New Roman"/>
+                <w:i/>
+                <w:sz w:val="24"/>
+                <w:szCs w:val="24"/>
+              </w:rPr>
+              <w:t>Carpinus</w:t>
+            </w:r>
+            <w:proofErr w:type="spellEnd"/>
+            <w:r>
+              <w:rPr>
+                <w:rFonts w:ascii="Times New Roman" w:eastAsia="Times New Roman" w:hAnsi="Times New Roman" w:cs="Times New Roman"/>
+                <w:i/>
+                <w:sz w:val="24"/>
+                <w:szCs w:val="24"/>
+              </w:rPr>
+              <w:t xml:space="preserve"> </w:t>
+            </w:r>
+            <w:proofErr w:type="spellStart"/>
+            <w:r>
+              <w:rPr>
+                <w:rFonts w:ascii="Times New Roman" w:eastAsia="Times New Roman" w:hAnsi="Times New Roman" w:cs="Times New Roman"/>
+                <w:i/>
+                <w:sz w:val="24"/>
+                <w:szCs w:val="24"/>
+              </w:rPr>
+              <w:t>caroliniana</w:t>
+            </w:r>
+            <w:proofErr w:type="spellEnd"/>
+          </w:p>
+        </w:tc>
+        <w:tc>
+          <w:tcPr>
+            <w:tcW w:w="0" w:type="auto"/>
+            <w:vAlign w:val="center"/>
+            <w:hideMark/>
+          </w:tcPr>
+          <w:p>
+            <w:pPr>
+              <w:spacing w:before="100" w:beforeAutospacing="1" w:after="100" w:afterAutospacing="1" w:line="240" w:lineRule="auto"/>
+              <w:rPr>
+                <w:rFonts w:ascii="Times New Roman" w:eastAsia="Times New Roman" w:hAnsi="Times New Roman" w:cs="Times New Roman"/>
+                <w:sz w:val="24"/>
+                <w:szCs w:val="24"/>
+              </w:rPr>
+            </w:pPr>
+            <w:r>
+              <w:rPr>
+                <w:rFonts w:ascii="Times New Roman" w:eastAsia="Times New Roman" w:hAnsi="Times New Roman" w:cs="Times New Roman"/>
+                <w:sz w:val="24"/>
+                <w:szCs w:val="24"/>
+              </w:rPr>
+              <w:t>7</w:t>
+            </w:r>
+          </w:p>
+        </w:tc>
+      </w:tr>
+      <w:tr>
+        <w:trPr>
+          <w:tblCellSpacing w:w="15" w:type="dxa"/>
+        </w:trPr>
+        <w:tc>
+          <w:tcPr>
+            <w:tcW w:w="0" w:type="auto"/>
+            <w:vAlign w:val="center"/>
+            <w:hideMark/>
+          </w:tcPr>
+          <w:p>
+            <w:pPr>
+              <w:spacing w:before="100" w:beforeAutospacing="1" w:after="100" w:afterAutospacing="1" w:line="240" w:lineRule="auto"/>
+              <w:rPr>
+                <w:rFonts w:ascii="Times New Roman" w:eastAsia="Times New Roman" w:hAnsi="Times New Roman" w:cs="Times New Roman"/>
+                <w:i/>
+                <w:sz w:val="24"/>
+                <w:szCs w:val="24"/>
+              </w:rPr>
+            </w:pPr>
+            <w:proofErr w:type="spellStart"/>
+            <w:r>
+              <w:rPr>
+                <w:rFonts w:ascii="Times New Roman" w:eastAsia="Times New Roman" w:hAnsi="Times New Roman" w:cs="Times New Roman"/>
+                <w:i/>
+                <w:sz w:val="24"/>
+                <w:szCs w:val="24"/>
+              </w:rPr>
+              <w:t>Ostrya</w:t>
+            </w:r>
+            <w:proofErr w:type="spellEnd"/>
+            <w:r>
+              <w:rPr>
+                <w:rFonts w:ascii="Times New Roman" w:eastAsia="Times New Roman" w:hAnsi="Times New Roman" w:cs="Times New Roman"/>
+                <w:i/>
+                <w:sz w:val="24"/>
+                <w:szCs w:val="24"/>
+              </w:rPr>
+              <w:t xml:space="preserve"> virginiana</w:t>
+            </w:r>
+          </w:p>
+        </w:tc>
+        <w:tc>
+          <w:tcPr>
+            <w:tcW w:w="0" w:type="auto"/>
+            <w:vAlign w:val="center"/>
+            <w:hideMark/>
+          </w:tcPr>
+          <w:p>
+            <w:pPr>
+              <w:spacing w:before="100" w:beforeAutospacing="1" w:after="100" w:afterAutospacing="1" w:line="240" w:lineRule="auto"/>
+              <w:rPr>
+                <w:rFonts w:ascii="Times New Roman" w:eastAsia="Times New Roman" w:hAnsi="Times New Roman" w:cs="Times New Roman"/>
+                <w:sz w:val="24"/>
+                <w:szCs w:val="24"/>
+              </w:rPr>
+            </w:pPr>
+            <w:r>
+              <w:rPr>
+                <w:rFonts w:ascii="Times New Roman" w:eastAsia="Times New Roman" w:hAnsi="Times New Roman" w:cs="Times New Roman"/>
+                <w:sz w:val="24"/>
+                <w:szCs w:val="24"/>
+              </w:rPr>
+              <w:t>5</w:t>
+            </w:r>
+          </w:p>
+        </w:tc>
+      </w:tr>
+      <w:tr>
+        <w:trPr>
+          <w:tblCellSpacing w:w="15" w:type="dxa"/>
+        </w:trPr>
+        <w:tc>
+          <w:tcPr>
+            <w:tcW w:w="0" w:type="auto"/>
+            <w:vAlign w:val="center"/>
+            <w:hideMark/>
+          </w:tcPr>
+          <w:p>
+            <w:pPr>
+              <w:spacing w:before="100" w:beforeAutospacing="1" w:after="100" w:afterAutospacing="1" w:line="240" w:lineRule="auto"/>
+              <w:rPr>
+                <w:rFonts w:ascii="Times New Roman" w:eastAsia="Times New Roman" w:hAnsi="Times New Roman" w:cs="Times New Roman"/>
+                <w:i/>
+                <w:sz w:val="24"/>
+                <w:szCs w:val="24"/>
+              </w:rPr>
+            </w:pPr>
+            <w:r>
+              <w:rPr>
+                <w:rFonts w:ascii="Times New Roman" w:eastAsia="Times New Roman" w:hAnsi="Times New Roman" w:cs="Times New Roman"/>
+                <w:i/>
+                <w:sz w:val="24"/>
+                <w:szCs w:val="24"/>
+              </w:rPr>
+              <w:t xml:space="preserve">Sassafras </w:t>
+            </w:r>
+            <w:proofErr w:type="spellStart"/>
+            <w:r>
+              <w:rPr>
+                <w:rFonts w:ascii="Times New Roman" w:eastAsia="Times New Roman" w:hAnsi="Times New Roman" w:cs="Times New Roman"/>
+                <w:i/>
+                <w:sz w:val="24"/>
+                <w:szCs w:val="24"/>
+              </w:rPr>
+              <w:t>albidum</w:t>
+            </w:r>
+            <w:proofErr w:type="spellEnd"/>
+          </w:p>
+        </w:tc>
+        <w:tc>
+          <w:tcPr>
+            <w:tcW w:w="0" w:type="auto"/>
+            <w:vAlign w:val="center"/>
+            <w:hideMark/>
+          </w:tcPr>
+          <w:p>
+            <w:pPr>
+              <w:spacing w:before="100" w:beforeAutospacing="1" w:after="100" w:afterAutospacing="1" w:line="240" w:lineRule="auto"/>
+              <w:rPr>
+                <w:rFonts w:ascii="Times New Roman" w:eastAsia="Times New Roman" w:hAnsi="Times New Roman" w:cs="Times New Roman"/>
+                <w:sz w:val="24"/>
+                <w:szCs w:val="24"/>
+              </w:rPr>
+            </w:pPr>
+            <w:r>
+              <w:rPr>
+                <w:rFonts w:ascii="Times New Roman" w:eastAsia="Times New Roman" w:hAnsi="Times New Roman" w:cs="Times New Roman"/>
+                <w:sz w:val="24"/>
+                <w:szCs w:val="24"/>
+              </w:rPr>
+              <w:t>5</w:t>
+            </w:r>
+          </w:p>
+        </w:tc>
+      </w:tr>
+      <w:tr>
+        <w:trPr>
+          <w:tblCellSpacing w:w="15" w:type="dxa"/>
+        </w:trPr>
+        <w:tc>
+          <w:tcPr>
+            <w:tcW w:w="0" w:type="auto"/>
+            <w:vAlign w:val="center"/>
+            <w:hideMark/>
+          </w:tcPr>
+          <w:p>
+            <w:pPr>
+              <w:spacing w:before="100" w:beforeAutospacing="1" w:after="100" w:afterAutospacing="1" w:line="240" w:lineRule="auto"/>
+              <w:rPr>
+                <w:rFonts w:ascii="Times New Roman" w:eastAsia="Times New Roman" w:hAnsi="Times New Roman" w:cs="Times New Roman"/>
+                <w:i/>
+                <w:sz w:val="24"/>
+                <w:szCs w:val="24"/>
+              </w:rPr>
+            </w:pPr>
+            <w:proofErr w:type="spellStart"/>
+            <w:r>
+              <w:rPr>
+                <w:rFonts w:ascii="Times New Roman" w:eastAsia="Times New Roman" w:hAnsi="Times New Roman" w:cs="Times New Roman"/>
+                <w:i/>
+                <w:sz w:val="24"/>
+                <w:szCs w:val="24"/>
+              </w:rPr>
+              <w:t>Carya</w:t>
+            </w:r>
+            <w:proofErr w:type="spellEnd"/>
+            <w:r>
+              <w:rPr>
+                <w:rFonts w:ascii="Times New Roman" w:eastAsia="Times New Roman" w:hAnsi="Times New Roman" w:cs="Times New Roman"/>
+                <w:i/>
+                <w:sz w:val="24"/>
+                <w:szCs w:val="24"/>
+              </w:rPr>
+              <w:t xml:space="preserve"> </w:t>
+            </w:r>
+            <w:proofErr w:type="spellStart"/>
+            <w:r>
+              <w:rPr>
+                <w:rFonts w:ascii="Times New Roman" w:eastAsia="Times New Roman" w:hAnsi="Times New Roman" w:cs="Times New Roman"/>
+                <w:i/>
+                <w:sz w:val="24"/>
+                <w:szCs w:val="24"/>
+              </w:rPr>
+              <w:t>sp</w:t>
+            </w:r>
+            <w:proofErr w:type="spellEnd"/>
+          </w:p>
+        </w:tc>
+        <w:tc>
+          <w:tcPr>
+            <w:tcW w:w="0" w:type="auto"/>
+            <w:vAlign w:val="center"/>
+            <w:hideMark/>
+          </w:tcPr>
+          <w:p>
+            <w:pPr>
+              <w:spacing w:before="100" w:beforeAutospacing="1" w:after="100" w:afterAutospacing="1" w:line="240" w:lineRule="auto"/>
+              <w:rPr>
+                <w:rFonts w:ascii="Times New Roman" w:eastAsia="Times New Roman" w:hAnsi="Times New Roman" w:cs="Times New Roman"/>
+                <w:sz w:val="24"/>
+                <w:szCs w:val="24"/>
+              </w:rPr>
+            </w:pPr>
+            <w:r>
+              <w:rPr>
+                <w:rFonts w:ascii="Times New Roman" w:eastAsia="Times New Roman" w:hAnsi="Times New Roman" w:cs="Times New Roman"/>
+                <w:sz w:val="24"/>
+                <w:szCs w:val="24"/>
+              </w:rPr>
+              <w:t>3</w:t>
+            </w:r>
+          </w:p>
+        </w:tc>
+      </w:tr>
+      <w:tr>
+        <w:trPr>
+          <w:tblCellSpacing w:w="15" w:type="dxa"/>
+        </w:trPr>
+        <w:tc>
+          <w:tcPr>
+            <w:tcW w:w="0" w:type="auto"/>
+            <w:vAlign w:val="center"/>
+            <w:hideMark/>
+          </w:tcPr>
+          <w:p>
+            <w:pPr>
+              <w:spacing w:before="100" w:beforeAutospacing="1" w:after="100" w:afterAutospacing="1" w:line="240" w:lineRule="auto"/>
+              <w:rPr>
+                <w:rFonts w:ascii="Times New Roman" w:eastAsia="Times New Roman" w:hAnsi="Times New Roman" w:cs="Times New Roman"/>
+                <w:i/>
+                <w:sz w:val="24"/>
+                <w:szCs w:val="24"/>
+              </w:rPr>
+            </w:pPr>
+            <w:r>
+              <w:rPr>
+                <w:rFonts w:ascii="Times New Roman" w:eastAsia="Times New Roman" w:hAnsi="Times New Roman" w:cs="Times New Roman"/>
+                <w:i/>
+                <w:sz w:val="24"/>
+                <w:szCs w:val="24"/>
+              </w:rPr>
+              <w:t>Nyssa sylvatica</w:t>
+            </w:r>
+          </w:p>
+        </w:tc>
+        <w:tc>
+          <w:tcPr>
+            <w:tcW w:w="0" w:type="auto"/>
+            <w:vAlign w:val="center"/>
+            <w:hideMark/>
+          </w:tcPr>
+          <w:p>
+            <w:pPr>
+              <w:spacing w:before="100" w:beforeAutospacing="1" w:after="100" w:afterAutospacing="1" w:line="240" w:lineRule="auto"/>
+              <w:rPr>
+                <w:rFonts w:ascii="Times New Roman" w:eastAsia="Times New Roman" w:hAnsi="Times New Roman" w:cs="Times New Roman"/>
+                <w:sz w:val="24"/>
+                <w:szCs w:val="24"/>
+              </w:rPr>
+            </w:pPr>
+            <w:r>
+              <w:rPr>
+                <w:rFonts w:ascii="Times New Roman" w:eastAsia="Times New Roman" w:hAnsi="Times New Roman" w:cs="Times New Roman"/>
+                <w:sz w:val="24"/>
+                <w:szCs w:val="24"/>
+              </w:rPr>
+              <w:t>3</w:t>
+            </w:r>
+          </w:p>
+        </w:tc>
+      </w:tr>
+      <w:tr>
+        <w:trPr>
+          <w:tblCellSpacing w:w="15" w:type="dxa"/>
+        </w:trPr>
+        <w:tc>
+          <w:tcPr>
+            <w:tcW w:w="0" w:type="auto"/>
+            <w:vAlign w:val="center"/>
+            <w:hideMark/>
+          </w:tcPr>
+          <w:p>
+            <w:pPr>
+              <w:spacing w:before="100" w:beforeAutospacing="1" w:after="100" w:afterAutospacing="1" w:line="240" w:lineRule="auto"/>
+              <w:rPr>
+                <w:rFonts w:ascii="Times New Roman" w:eastAsia="Times New Roman" w:hAnsi="Times New Roman" w:cs="Times New Roman"/>
+                <w:i/>
+                <w:sz w:val="24"/>
+                <w:szCs w:val="24"/>
+              </w:rPr>
+            </w:pPr>
+            <w:r>
+              <w:rPr>
+                <w:rFonts w:ascii="Times New Roman" w:eastAsia="Times New Roman" w:hAnsi="Times New Roman" w:cs="Times New Roman"/>
+                <w:i/>
+                <w:sz w:val="24"/>
+                <w:szCs w:val="24"/>
+              </w:rPr>
+              <w:t>Acer rubrum</w:t>
+            </w:r>
+          </w:p>
+        </w:tc>
+        <w:tc>
+          <w:tcPr>
+            <w:tcW w:w="0" w:type="auto"/>
+            <w:vAlign w:val="center"/>
+            <w:hideMark/>
+          </w:tcPr>
+          <w:p>
+            <w:pPr>
+              <w:spacing w:before="100" w:beforeAutospacing="1" w:after="100" w:afterAutospacing="1" w:line="240" w:lineRule="auto"/>
+              <w:rPr>
+                <w:rFonts w:ascii="Times New Roman" w:eastAsia="Times New Roman" w:hAnsi="Times New Roman" w:cs="Times New Roman"/>
+                <w:sz w:val="24"/>
+                <w:szCs w:val="24"/>
+              </w:rPr>
+            </w:pPr>
+            <w:r>
+              <w:rPr>
+                <w:rFonts w:ascii="Times New Roman" w:eastAsia="Times New Roman" w:hAnsi="Times New Roman" w:cs="Times New Roman"/>
+                <w:sz w:val="24"/>
+                <w:szCs w:val="24"/>
+              </w:rPr>
+              <w:t>2</w:t>
+            </w:r>
+          </w:p>
+        </w:tc>
+      </w:tr>
+      <w:tr>
+        <w:trPr>
+          <w:tblCellSpacing w:w="15" w:type="dxa"/>
+        </w:trPr>
+        <w:tc>
+          <w:tcPr>
+            <w:tcW w:w="0" w:type="auto"/>
+            <w:vAlign w:val="center"/>
+            <w:hideMark/>
+          </w:tcPr>
+          <w:p>
+            <w:pPr>
+              <w:spacing w:before="100" w:beforeAutospacing="1" w:after="100" w:afterAutospacing="1" w:line="240" w:lineRule="auto"/>
+              <w:rPr>
+                <w:rFonts w:ascii="Times New Roman" w:eastAsia="Times New Roman" w:hAnsi="Times New Roman" w:cs="Times New Roman"/>
+                <w:i/>
+                <w:sz w:val="24"/>
+                <w:szCs w:val="24"/>
+              </w:rPr>
+            </w:pPr>
+            <w:proofErr w:type="spellStart"/>
+            <w:r>
+              <w:rPr>
+                <w:rFonts w:ascii="Times New Roman" w:eastAsia="Times New Roman" w:hAnsi="Times New Roman" w:cs="Times New Roman"/>
+                <w:i/>
+                <w:sz w:val="24"/>
+                <w:szCs w:val="24"/>
+              </w:rPr>
+              <w:t>Albizia</w:t>
+            </w:r>
+            <w:proofErr w:type="spellEnd"/>
+            <w:r>
+              <w:rPr>
+                <w:rFonts w:ascii="Times New Roman" w:eastAsia="Times New Roman" w:hAnsi="Times New Roman" w:cs="Times New Roman"/>
+                <w:i/>
+                <w:sz w:val="24"/>
+                <w:szCs w:val="24"/>
+              </w:rPr>
+              <w:t xml:space="preserve"> </w:t>
+            </w:r>
+            <w:proofErr w:type="spellStart"/>
+            <w:r>
+              <w:rPr>
+                <w:rFonts w:ascii="Times New Roman" w:eastAsia="Times New Roman" w:hAnsi="Times New Roman" w:cs="Times New Roman"/>
+                <w:i/>
+                <w:sz w:val="24"/>
+                <w:szCs w:val="24"/>
+              </w:rPr>
+              <w:t>julibrissin</w:t>
+            </w:r>
+            <w:proofErr w:type="spellEnd"/>
+          </w:p>
+        </w:tc>
+        <w:tc>
+          <w:tcPr>
+            <w:tcW w:w="0" w:type="auto"/>
+            <w:vAlign w:val="center"/>
+            <w:hideMark/>
+          </w:tcPr>
+          <w:p>
+            <w:pPr>
+              <w:spacing w:before="100" w:beforeAutospacing="1" w:after="100" w:afterAutospacing="1" w:line="240" w:lineRule="auto"/>
+              <w:rPr>
+                <w:rFonts w:ascii="Times New Roman" w:eastAsia="Times New Roman" w:hAnsi="Times New Roman" w:cs="Times New Roman"/>
+                <w:sz w:val="24"/>
+                <w:szCs w:val="24"/>
+              </w:rPr>
+            </w:pPr>
+            <w:r>
+              <w:rPr>
+                <w:rFonts w:ascii="Times New Roman" w:eastAsia="Times New Roman" w:hAnsi="Times New Roman" w:cs="Times New Roman"/>
+                <w:sz w:val="24"/>
+                <w:szCs w:val="24"/>
+              </w:rPr>
+              <w:t>1</w:t>
+            </w:r>
+          </w:p>
+        </w:tc>
+      </w:tr>
+      <w:tr>
+        <w:trPr>
+          <w:tblCellSpacing w:w="15" w:type="dxa"/>
+        </w:trPr>
+        <w:tc>
+          <w:tcPr>
+            <w:tcW w:w="0" w:type="auto"/>
+            <w:vAlign w:val="center"/>
+            <w:hideMark/>
+          </w:tcPr>
+          <w:p>
+            <w:pPr>
+              <w:spacing w:before="100" w:beforeAutospacing="1" w:after="100" w:afterAutospacing="1" w:line="240" w:lineRule="auto"/>
+              <w:rPr>
+                <w:rFonts w:ascii="Times New Roman" w:eastAsia="Times New Roman" w:hAnsi="Times New Roman" w:cs="Times New Roman"/>
+                <w:i/>
+                <w:sz w:val="24"/>
+                <w:szCs w:val="24"/>
+              </w:rPr>
+            </w:pPr>
+            <w:proofErr w:type="spellStart"/>
+            <w:r>
+              <w:rPr>
+                <w:rFonts w:ascii="Times New Roman" w:eastAsia="Times New Roman" w:hAnsi="Times New Roman" w:cs="Times New Roman"/>
+                <w:i/>
+                <w:sz w:val="24"/>
+                <w:szCs w:val="24"/>
+              </w:rPr>
+              <w:t>Carya</w:t>
+            </w:r>
+            <w:proofErr w:type="spellEnd"/>
+            <w:r>
+              <w:rPr>
+                <w:rFonts w:ascii="Times New Roman" w:eastAsia="Times New Roman" w:hAnsi="Times New Roman" w:cs="Times New Roman"/>
+                <w:i/>
+                <w:sz w:val="24"/>
+                <w:szCs w:val="24"/>
+              </w:rPr>
+              <w:t xml:space="preserve"> pallida</w:t>
+            </w:r>
+          </w:p>
+        </w:tc>
+        <w:tc>
+          <w:tcPr>
+            <w:tcW w:w="0" w:type="auto"/>
+            <w:vAlign w:val="center"/>
+            <w:hideMark/>
+          </w:tcPr>
+          <w:p>
+            <w:pPr>
+              <w:spacing w:before="100" w:beforeAutospacing="1" w:after="100" w:afterAutospacing="1" w:line="240" w:lineRule="auto"/>
+              <w:rPr>
+                <w:rFonts w:ascii="Times New Roman" w:eastAsia="Times New Roman" w:hAnsi="Times New Roman" w:cs="Times New Roman"/>
+                <w:sz w:val="24"/>
+                <w:szCs w:val="24"/>
+              </w:rPr>
+            </w:pPr>
+            <w:r>
+              <w:rPr>
+                <w:rFonts w:ascii="Times New Roman" w:eastAsia="Times New Roman" w:hAnsi="Times New Roman" w:cs="Times New Roman"/>
+                <w:sz w:val="24"/>
+                <w:szCs w:val="24"/>
+              </w:rPr>
+              <w:t>1</w:t>
+            </w:r>
+          </w:p>
+        </w:tc>
+      </w:tr>
+      <w:tr>
+        <w:trPr>
+          <w:tblCellSpacing w:w="15" w:type="dxa"/>
+        </w:trPr>
+        <w:tc>
+          <w:tcPr>
+            <w:tcW w:w="0" w:type="auto"/>
+            <w:vAlign w:val="center"/>
+            <w:hideMark/>
+          </w:tcPr>
+          <w:p>
+            <w:pPr>
+              <w:spacing w:before="100" w:beforeAutospacing="1" w:after="100" w:afterAutospacing="1" w:line="240" w:lineRule="auto"/>
+              <w:rPr>
+                <w:rFonts w:ascii="Times New Roman" w:eastAsia="Times New Roman" w:hAnsi="Times New Roman" w:cs="Times New Roman"/>
+                <w:i/>
+                <w:sz w:val="24"/>
+                <w:szCs w:val="24"/>
+              </w:rPr>
+            </w:pPr>
+            <w:r>
+              <w:rPr>
+                <w:rFonts w:ascii="Times New Roman" w:eastAsia="Times New Roman" w:hAnsi="Times New Roman" w:cs="Times New Roman"/>
+                <w:i/>
+                <w:sz w:val="24"/>
+                <w:szCs w:val="24"/>
+              </w:rPr>
+              <w:t xml:space="preserve">Gleditsia </w:t>
+            </w:r>
+            <w:proofErr w:type="spellStart"/>
+            <w:r>
+              <w:rPr>
+                <w:rFonts w:ascii="Times New Roman" w:eastAsia="Times New Roman" w:hAnsi="Times New Roman" w:cs="Times New Roman"/>
+                <w:i/>
+                <w:sz w:val="24"/>
+                <w:szCs w:val="24"/>
+              </w:rPr>
+              <w:t>triacanthos</w:t>
+            </w:r>
+            <w:proofErr w:type="spellEnd"/>
+          </w:p>
+        </w:tc>
+        <w:tc>
+          <w:tcPr>
+            <w:tcW w:w="0" w:type="auto"/>
+            <w:vAlign w:val="center"/>
+            <w:hideMark/>
+          </w:tcPr>
+          <w:p>
+            <w:pPr>
+              <w:spacing w:before="100" w:beforeAutospacing="1" w:after="100" w:afterAutospacing="1" w:line="240" w:lineRule="auto"/>
+              <w:rPr>
+                <w:rFonts w:ascii="Times New Roman" w:eastAsia="Times New Roman" w:hAnsi="Times New Roman" w:cs="Times New Roman"/>
+                <w:sz w:val="24"/>
+                <w:szCs w:val="24"/>
+              </w:rPr>
+            </w:pPr>
+            <w:r>
+              <w:rPr>
+                <w:rFonts w:ascii="Times New Roman" w:eastAsia="Times New Roman" w:hAnsi="Times New Roman" w:cs="Times New Roman"/>
+                <w:sz w:val="24"/>
+                <w:szCs w:val="24"/>
+              </w:rPr>
+              <w:t>1</w:t>
+            </w:r>
+          </w:p>
+        </w:tc>
+      </w:tr>
+      <w:tr>
+        <w:trPr>
+          <w:tblCellSpacing w:w="15" w:type="dxa"/>
+        </w:trPr>
+        <w:tc>
+          <w:tcPr>
+            <w:tcW w:w="0" w:type="auto"/>
+            <w:vAlign w:val="center"/>
+            <w:hideMark/>
+          </w:tcPr>
+          <w:p>
+            <w:pPr>
+              <w:spacing w:before="100" w:beforeAutospacing="1" w:after="100" w:afterAutospacing="1" w:line="240" w:lineRule="auto"/>
+              <w:rPr>
+                <w:rFonts w:ascii="Times New Roman" w:eastAsia="Times New Roman" w:hAnsi="Times New Roman" w:cs="Times New Roman"/>
+                <w:i/>
+                <w:sz w:val="24"/>
+                <w:szCs w:val="24"/>
+              </w:rPr>
+            </w:pPr>
+            <w:r>
+              <w:rPr>
+                <w:rFonts w:ascii="Times New Roman" w:eastAsia="Times New Roman" w:hAnsi="Times New Roman" w:cs="Times New Roman"/>
+                <w:i/>
+                <w:sz w:val="24"/>
+                <w:szCs w:val="24"/>
+              </w:rPr>
+              <w:t>Liquidambar benzoin</w:t>
+            </w:r>
+          </w:p>
+        </w:tc>
+        <w:tc>
+          <w:tcPr>
+            <w:tcW w:w="0" w:type="auto"/>
+            <w:vAlign w:val="center"/>
+            <w:hideMark/>
+          </w:tcPr>
+          <w:p>
+            <w:pPr>
+              <w:spacing w:before="100" w:beforeAutospacing="1" w:after="100" w:afterAutospacing="1" w:line="240" w:lineRule="auto"/>
+              <w:rPr>
+                <w:rFonts w:ascii="Times New Roman" w:eastAsia="Times New Roman" w:hAnsi="Times New Roman" w:cs="Times New Roman"/>
+                <w:sz w:val="24"/>
+                <w:szCs w:val="24"/>
+              </w:rPr>
+            </w:pPr>
+            <w:r>
+              <w:rPr>
+                <w:rFonts w:ascii="Times New Roman" w:eastAsia="Times New Roman" w:hAnsi="Times New Roman" w:cs="Times New Roman"/>
+                <w:sz w:val="24"/>
+                <w:szCs w:val="24"/>
+              </w:rPr>
+              <w:t>1</w:t>
+            </w:r>
+          </w:p>
+        </w:tc>
+      </w:tr>
+      <w:tr>
+        <w:trPr>
+          <w:tblCellSpacing w:w="15" w:type="dxa"/>
+        </w:trPr>
+        <w:tc>
+          <w:tcPr>
+            <w:tcW w:w="0" w:type="auto"/>
+            <w:vAlign w:val="center"/>
+            <w:hideMark/>
+          </w:tcPr>
+          <w:p>
+            <w:pPr>
+              <w:spacing w:before="100" w:beforeAutospacing="1" w:after="100" w:afterAutospacing="1" w:line="240" w:lineRule="auto"/>
+              <w:rPr>
+                <w:rFonts w:ascii="Times New Roman" w:eastAsia="Times New Roman" w:hAnsi="Times New Roman" w:cs="Times New Roman"/>
+                <w:i/>
+                <w:sz w:val="24"/>
+                <w:szCs w:val="24"/>
+              </w:rPr>
+            </w:pPr>
+            <w:r>
+              <w:rPr>
+                <w:rFonts w:ascii="Times New Roman" w:eastAsia="Times New Roman" w:hAnsi="Times New Roman" w:cs="Times New Roman"/>
+                <w:i/>
+                <w:sz w:val="24"/>
+                <w:szCs w:val="24"/>
+              </w:rPr>
+              <w:t xml:space="preserve">Paulownia </w:t>
+            </w:r>
+            <w:proofErr w:type="spellStart"/>
+            <w:r>
+              <w:rPr>
+                <w:rFonts w:ascii="Times New Roman" w:eastAsia="Times New Roman" w:hAnsi="Times New Roman" w:cs="Times New Roman"/>
+                <w:i/>
+                <w:sz w:val="24"/>
+                <w:szCs w:val="24"/>
+              </w:rPr>
+              <w:t>tomentosa</w:t>
+            </w:r>
+            <w:proofErr w:type="spellEnd"/>
+          </w:p>
+        </w:tc>
+        <w:tc>
+          <w:tcPr>
+            <w:tcW w:w="0" w:type="auto"/>
+            <w:vAlign w:val="center"/>
+            <w:hideMark/>
+          </w:tcPr>
+          <w:p>
+            <w:pPr>
+              <w:spacing w:before="100" w:beforeAutospacing="1" w:after="100" w:afterAutospacing="1" w:line="240" w:lineRule="auto"/>
+              <w:rPr>
+                <w:rFonts w:ascii="Times New Roman" w:eastAsia="Times New Roman" w:hAnsi="Times New Roman" w:cs="Times New Roman"/>
+                <w:sz w:val="24"/>
+                <w:szCs w:val="24"/>
+              </w:rPr>
+            </w:pPr>
+            <w:r>
+              <w:rPr>
+                <w:rFonts w:ascii="Times New Roman" w:eastAsia="Times New Roman" w:hAnsi="Times New Roman" w:cs="Times New Roman"/>
+                <w:sz w:val="24"/>
+                <w:szCs w:val="24"/>
+              </w:rPr>
+              <w:t>1</w:t>
+            </w:r>
+          </w:p>
+        </w:tc>
+      </w:tr>
+      <w:tr>
+        <w:trPr>
+          <w:tblCellSpacing w:w="15" w:type="dxa"/>
+        </w:trPr>
+        <w:tc>
+          <w:tcPr>
+            <w:tcW w:w="0" w:type="auto"/>
+            <w:vAlign w:val="center"/>
+            <w:hideMark/>
+          </w:tcPr>
+          <w:p>
+            <w:pPr>
+              <w:spacing w:before="100" w:beforeAutospacing="1" w:after="100" w:afterAutospacing="1" w:line="240" w:lineRule="auto"/>
+              <w:rPr>
+                <w:rFonts w:ascii="Times New Roman" w:eastAsia="Times New Roman" w:hAnsi="Times New Roman" w:cs="Times New Roman"/>
+                <w:i/>
+                <w:sz w:val="24"/>
+                <w:szCs w:val="24"/>
+              </w:rPr>
+            </w:pPr>
+            <w:r>
+              <w:rPr>
+                <w:rFonts w:ascii="Times New Roman" w:eastAsia="Times New Roman" w:hAnsi="Times New Roman" w:cs="Times New Roman"/>
+                <w:i/>
+                <w:sz w:val="24"/>
+                <w:szCs w:val="24"/>
+              </w:rPr>
+              <w:t>Pinus virginiana</w:t>
+            </w:r>
+          </w:p>
+        </w:tc>
+        <w:tc>
+          <w:tcPr>
+            <w:tcW w:w="0" w:type="auto"/>
+            <w:vAlign w:val="center"/>
+            <w:hideMark/>
+          </w:tcPr>
+          <w:p>
+            <w:pPr>
+              <w:spacing w:before="100" w:beforeAutospacing="1" w:after="100" w:afterAutospacing="1" w:line="240" w:lineRule="auto"/>
+              <w:rPr>
+                <w:rFonts w:ascii="Times New Roman" w:eastAsia="Times New Roman" w:hAnsi="Times New Roman" w:cs="Times New Roman"/>
+                <w:sz w:val="24"/>
+                <w:szCs w:val="24"/>
+              </w:rPr>
+            </w:pPr>
+            <w:r>
+              <w:rPr>
+                <w:rFonts w:ascii="Times New Roman" w:eastAsia="Times New Roman" w:hAnsi="Times New Roman" w:cs="Times New Roman"/>
+                <w:sz w:val="24"/>
+                <w:szCs w:val="24"/>
+              </w:rPr>
+              <w:t>1</w:t>
+            </w:r>
+          </w:p>
+        </w:tc>
+      </w:tr>
+    </w:tbl>
+    <w:p>
+      <w:pPr>
+        <w:spacing w:before="100" w:beforeAutospacing="1" w:after="100" w:afterAutospacing="1" w:line="240" w:lineRule="auto"/>
+        <w:rPr>
+          <w:rFonts w:ascii="Times New Roman" w:eastAsia="Times New Roman" w:hAnsi="Times New Roman" w:cs="Times New Roman"/>
+          <w:sz w:val="24"/>
+          <w:szCs w:val="24"/>
+        </w:rPr>
+      </w:pPr>
+      <w:r>
+        <w:rPr>
+          <w:rFonts w:ascii="Times New Roman" w:eastAsia="Times New Roman" w:hAnsi="Times New Roman" w:cs="Times New Roman"/>
+          <w:i/>
+          <w:iCs/>
+          <w:sz w:val="24"/>
+          <w:szCs w:val="24"/>
+        </w:rPr>
+        <w:t>Note.</w:t>
+      </w:r>
+      <w:r>
+        <w:rPr>
+          <w:rFonts w:ascii="Times New Roman" w:eastAsia="Times New Roman" w:hAnsi="Times New Roman" w:cs="Times New Roman"/>
+          <w:sz w:val="24"/>
+          <w:szCs w:val="24"/>
+        </w:rPr>
+        <w:t xml:space="preserve"> Species are ordered from greatest to least number of individuals.</w:t>
+      </w:r>
+    </w:p>
+    <w:p>
+      <w:pPr>
+        <w:spacing w:before="100" w:beforeAutospacing="1" w:after="100" w:afterAutospacing="1" w:line="240" w:lineRule="auto"/>
+        <w:rPr>
+          <w:rFonts w:ascii="Times New Roman" w:eastAsia="Times New Roman" w:hAnsi="Times New Roman" w:cs="Times New Roman"/>
+          <w:sz w:val="24"/>
+          <w:szCs w:val="24"/>
+        </w:rPr>
+      </w:pPr>
+    </w:p>
+    <w:p>
+      <w:pPr>
+        <w:spacing w:before="100" w:beforeAutospacing="1" w:after="100" w:afterAutospacing="1" w:line="240" w:lineRule="auto"/>
+        <w:rPr>
+          <w:rFonts w:ascii="Times New Roman" w:eastAsia="Times New Roman" w:hAnsi="Times New Roman" w:cs="Times New Roman"/>
+          <w:sz w:val="24"/>
+          <w:szCs w:val="24"/>
+        </w:rPr>
+      </w:pPr>
     </w:p>
     <w:p>
       <w:pPr>
@@ -424,10 +5670,9 @@
           <w:sz w:val="27"/>
           <w:szCs w:val="27"/>
         </w:rPr>
-        <w:lastRenderedPageBreak/>
         <w:t>2.3.</w:t>
       </w:r>
-      <w:commentRangeStart w:id="1"/>
+      <w:commentRangeStart w:id="3"/>
       <w:r>
         <w:rPr>
           <w:rFonts w:ascii="Times New Roman" w:eastAsia="Times New Roman" w:hAnsi="Times New Roman" w:cs="Times New Roman"/>
@@ -438,13 +5683,13 @@
         </w:rPr>
         <w:t xml:space="preserve"> Species and Phylogenetic Diversity</w:t>
       </w:r>
-      <w:commentRangeEnd w:id="1"/>
+      <w:commentRangeEnd w:id="3"/>
       <w:r>
         <w:rPr>
           <w:sz w:val="16"/>
           <w:szCs w:val="16"/>
         </w:rPr>
-        <w:commentReference w:id="1"/>
+        <w:commentReference w:id="3"/>
       </w:r>
     </w:p>
     <w:p>
@@ -480,6 +5725,7 @@
           <w:sz w:val="24"/>
           <w:szCs w:val="24"/>
         </w:rPr>
+        <w:lastRenderedPageBreak/>
         <w:t>Species richness “</w:t>
       </w:r>
       <w:proofErr w:type="spellStart"/>
@@ -549,7 +5795,7 @@
             </w:rPr>
             <m:t> = - </m:t>
           </m:r>
-          <w:bookmarkStart w:id="2" w:name="_Hlk238204770"/>
+          <w:bookmarkStart w:id="4" w:name="_Hlk238204770"/>
           <m:nary>
             <m:naryPr>
               <m:chr m:val="∑"/>
@@ -634,7 +5880,7 @@
           </m:nary>
         </m:oMath>
       </m:oMathPara>
-      <w:bookmarkEnd w:id="2"/>
+      <w:bookmarkEnd w:id="4"/>
     </w:p>
     <w:p>
       <w:pPr>
@@ -916,7 +6162,7 @@
         </w:rPr>
         <w:t xml:space="preserve">Three phylogenetic measures were </w:t>
       </w:r>
-      <w:commentRangeStart w:id="3"/>
+      <w:commentRangeStart w:id="5"/>
       <w:r>
         <w:rPr>
           <w:rFonts w:ascii="Times New Roman" w:eastAsia="Times New Roman" w:hAnsi="Times New Roman" w:cs="Times New Roman"/>
@@ -925,13 +6171,13 @@
         </w:rPr>
         <w:t>calculated:</w:t>
       </w:r>
-      <w:commentRangeEnd w:id="3"/>
+      <w:commentRangeEnd w:id="5"/>
       <w:r>
         <w:rPr>
           <w:sz w:val="16"/>
           <w:szCs w:val="16"/>
         </w:rPr>
-        <w:commentReference w:id="3"/>
+        <w:commentReference w:id="5"/>
       </w:r>
       <w:r>
         <w:rPr>
@@ -1034,8 +6280,54 @@
           <w:sz w:val="24"/>
           <w:szCs w:val="24"/>
         </w:rPr>
-        <w:t xml:space="preserve">Drone-based hyperspectral imagery was collected over the study area in June 2024 using a Headwall Micro A-series visible and near-infrared push-broom imaging sensor. The sensor recorded reflectance from approximately 396 to 1002 nm across 328 spectral bands at an </w:t>
-      </w:r>
+        <w:t xml:space="preserve">Drone-based hyperspectral imagery was collected over the study area in June 2024 using a Headwall Micro A-series visible and near-infrared push-broom imaging sensor. The sensor recorded reflectance from approximately 396 to 1002 nm across 328 spectral bands at an approximate spectral resolution of 2 nm and a spatial resolution of 10 cm. The sensor was mounted on a DJI </w:t>
+      </w:r>
+      <w:proofErr w:type="spellStart"/>
+      <w:r>
+        <w:rPr>
+          <w:rFonts w:ascii="Times New Roman" w:eastAsia="Times New Roman" w:hAnsi="Times New Roman" w:cs="Times New Roman"/>
+          <w:sz w:val="24"/>
+          <w:szCs w:val="24"/>
+        </w:rPr>
+        <w:t>Matrice</w:t>
+      </w:r>
+      <w:proofErr w:type="spellEnd"/>
+      <w:r>
+        <w:rPr>
+          <w:rFonts w:ascii="Times New Roman" w:eastAsia="Times New Roman" w:hAnsi="Times New Roman" w:cs="Times New Roman"/>
+          <w:sz w:val="24"/>
+          <w:szCs w:val="24"/>
+        </w:rPr>
+        <w:t xml:space="preserve"> 600 unmanned aerial system and incorporated an APX-15 Global Positioning System/Inertial Measurement Unit for georeferencing (Figure).</w:t>
+      </w:r>
+    </w:p>
+    <w:p>
+      <w:pPr>
+        <w:spacing w:before="100" w:beforeAutospacing="1" w:after="100" w:afterAutospacing="1" w:line="240" w:lineRule="auto"/>
+        <w:rPr>
+          <w:rFonts w:ascii="Times New Roman" w:eastAsia="Times New Roman" w:hAnsi="Times New Roman" w:cs="Times New Roman"/>
+          <w:sz w:val="24"/>
+          <w:szCs w:val="24"/>
+        </w:rPr>
+      </w:pPr>
+      <w:r>
+        <w:rPr>
+          <w:rFonts w:ascii="Times New Roman" w:eastAsia="Times New Roman" w:hAnsi="Times New Roman" w:cs="Times New Roman"/>
+          <w:sz w:val="24"/>
+          <w:szCs w:val="24"/>
+        </w:rPr>
+        <w:t>Reference standards were used during image acquisition and radiometric processing to account for illumination conditions and convert measured radiance to reflectance. The hyperspectral imagery was orthorectified and georeferenced to the World Geodetic System 1984 Universal Transverse Mercator coordinate system, Zone 16.</w:t>
+      </w:r>
+    </w:p>
+    <w:p>
+      <w:pPr>
+        <w:spacing w:before="100" w:beforeAutospacing="1" w:after="100" w:afterAutospacing="1" w:line="240" w:lineRule="auto"/>
+        <w:rPr>
+          <w:rFonts w:ascii="Times New Roman" w:eastAsia="Times New Roman" w:hAnsi="Times New Roman" w:cs="Times New Roman"/>
+          <w:sz w:val="24"/>
+          <w:szCs w:val="24"/>
+        </w:rPr>
+      </w:pPr>
       <w:r>
         <w:rPr>
           <w:rFonts w:ascii="Times New Roman" w:eastAsia="Times New Roman" w:hAnsi="Times New Roman" w:cs="Times New Roman"/>
@@ -1043,60 +6335,6 @@
           <w:szCs w:val="24"/>
         </w:rPr>
         <w:lastRenderedPageBreak/>
-        <w:t xml:space="preserve">approximate spectral resolution of 2 nm and a spatial resolution of 10 cm. The sensor was mounted on a DJI </w:t>
-      </w:r>
-      <w:proofErr w:type="spellStart"/>
-      <w:r>
-        <w:rPr>
-          <w:rFonts w:ascii="Times New Roman" w:eastAsia="Times New Roman" w:hAnsi="Times New Roman" w:cs="Times New Roman"/>
-          <w:sz w:val="24"/>
-          <w:szCs w:val="24"/>
-        </w:rPr>
-        <w:t>Matrice</w:t>
-      </w:r>
-      <w:proofErr w:type="spellEnd"/>
-      <w:r>
-        <w:rPr>
-          <w:rFonts w:ascii="Times New Roman" w:eastAsia="Times New Roman" w:hAnsi="Times New Roman" w:cs="Times New Roman"/>
-          <w:sz w:val="24"/>
-          <w:szCs w:val="24"/>
-        </w:rPr>
-        <w:t xml:space="preserve"> 600 unmanned aerial system and incorporated an APX-15 Global Positioning System/Inertial Measurement Unit for georeferencing (Figure).</w:t>
-      </w:r>
-    </w:p>
-    <w:p>
-      <w:pPr>
-        <w:spacing w:before="100" w:beforeAutospacing="1" w:after="100" w:afterAutospacing="1" w:line="240" w:lineRule="auto"/>
-        <w:rPr>
-          <w:rFonts w:ascii="Times New Roman" w:eastAsia="Times New Roman" w:hAnsi="Times New Roman" w:cs="Times New Roman"/>
-          <w:sz w:val="24"/>
-          <w:szCs w:val="24"/>
-        </w:rPr>
-      </w:pPr>
-      <w:r>
-        <w:rPr>
-          <w:rFonts w:ascii="Times New Roman" w:eastAsia="Times New Roman" w:hAnsi="Times New Roman" w:cs="Times New Roman"/>
-          <w:sz w:val="24"/>
-          <w:szCs w:val="24"/>
-        </w:rPr>
-        <w:t>Reference standards were used during image acquisition and radiometric processing to account for illumination conditions and convert measured radiance to reflectance. The hyperspectral imagery was orthorectified and georeferenced to the World Geodetic System 1984 Universal Transverse Mercator coordinate system, Zone 16.</w:t>
-      </w:r>
-    </w:p>
-    <w:p>
-      <w:pPr>
-        <w:spacing w:before="100" w:beforeAutospacing="1" w:after="100" w:afterAutospacing="1" w:line="240" w:lineRule="auto"/>
-        <w:rPr>
-          <w:rFonts w:ascii="Times New Roman" w:eastAsia="Times New Roman" w:hAnsi="Times New Roman" w:cs="Times New Roman"/>
-          <w:sz w:val="24"/>
-          <w:szCs w:val="24"/>
-        </w:rPr>
-      </w:pPr>
-      <w:r>
-        <w:rPr>
-          <w:rFonts w:ascii="Times New Roman" w:eastAsia="Times New Roman" w:hAnsi="Times New Roman" w:cs="Times New Roman"/>
-          <w:sz w:val="24"/>
-          <w:szCs w:val="24"/>
-        </w:rPr>
         <w:t>The resulting hyperspectral imagery was spatially partitioned into 10, 20, and 50m quadrats. Hyperspectral tiles affected by substantial illumination distortions, including cloud-shadow interference, were removed prior to pixel selection. Within the remaining imagery, pixels were selected based on their spatial position within overlapping scan lines to reduce the influence of scan-angle-related distortions. Quadrats with insufficient valid hyperspectral coverage following these quality-control procedures were excluded from subsequent analyses.</w:t>
       </w:r>
     </w:p>
@@ -1369,8 +6607,36 @@
           <w:sz w:val="24"/>
           <w:szCs w:val="24"/>
         </w:rPr>
-        <w:t xml:space="preserve">Principal component analysis (PCA) was used to reduce the dimensionality of the hyperspectral data and to provide a common spectral coordinate system for calculating spectral heterogeneity. </w:t>
-      </w:r>
+        <w:t>Principal component analysis (PCA) was used to reduce the dimensionality of the hyperspectral data and to provide a common spectral coordinate system for calculating spectral heterogeneity. A common PCA basis was constructed from the 10 m spectral data and subsequently applied to spectra from all three quadrat grains. Using a common PCA space allowed spectral heterogeneity to be compared across spatial scales without fitting separate PCA models to each quadrat size.</w:t>
+      </w:r>
+    </w:p>
+    <w:p>
+      <w:pPr>
+        <w:spacing w:before="100" w:beforeAutospacing="1" w:after="100" w:afterAutospacing="1" w:line="240" w:lineRule="auto"/>
+        <w:rPr>
+          <w:rFonts w:ascii="Times New Roman" w:eastAsia="Times New Roman" w:hAnsi="Times New Roman" w:cs="Times New Roman"/>
+          <w:sz w:val="24"/>
+          <w:szCs w:val="24"/>
+        </w:rPr>
+      </w:pPr>
+      <w:r>
+        <w:rPr>
+          <w:rFonts w:ascii="Times New Roman" w:eastAsia="Times New Roman" w:hAnsi="Times New Roman" w:cs="Times New Roman"/>
+          <w:sz w:val="24"/>
+          <w:szCs w:val="24"/>
+        </w:rPr>
+        <w:t>Up to 450 retained sunlit pixels were sampled from each 10 m quadrat for construction of the PCA basis. Sampling was conducted using deterministic random seeds based on quadrat identifiers so that the PCA input could be reproduced. The PCA input contained 121 spectral bands.</w:t>
+      </w:r>
+    </w:p>
+    <w:p>
+      <w:pPr>
+        <w:spacing w:before="100" w:beforeAutospacing="1" w:after="100" w:afterAutospacing="1" w:line="240" w:lineRule="auto"/>
+        <w:rPr>
+          <w:rFonts w:ascii="Times New Roman" w:eastAsia="Times New Roman" w:hAnsi="Times New Roman" w:cs="Times New Roman"/>
+          <w:sz w:val="24"/>
+          <w:szCs w:val="24"/>
+        </w:rPr>
+      </w:pPr>
       <w:r>
         <w:rPr>
           <w:rFonts w:ascii="Times New Roman" w:eastAsia="Times New Roman" w:hAnsi="Times New Roman" w:cs="Times New Roman"/>
@@ -1378,46 +6644,10 @@
           <w:szCs w:val="24"/>
         </w:rPr>
         <w:lastRenderedPageBreak/>
-        <w:t>A common PCA basis was constructed from the 10 m spectral data and subsequently applied to spectra from all three quadrat grains. Using a common PCA space allowed spectral heterogeneity to be compared across spatial scales without fitting separate PCA models to each quadrat size.</w:t>
-      </w:r>
-    </w:p>
-    <w:p>
-      <w:pPr>
-        <w:spacing w:before="100" w:beforeAutospacing="1" w:after="100" w:afterAutospacing="1" w:line="240" w:lineRule="auto"/>
-        <w:rPr>
-          <w:rFonts w:ascii="Times New Roman" w:eastAsia="Times New Roman" w:hAnsi="Times New Roman" w:cs="Times New Roman"/>
-          <w:sz w:val="24"/>
-          <w:szCs w:val="24"/>
-        </w:rPr>
-      </w:pPr>
-      <w:r>
-        <w:rPr>
-          <w:rFonts w:ascii="Times New Roman" w:eastAsia="Times New Roman" w:hAnsi="Times New Roman" w:cs="Times New Roman"/>
-          <w:sz w:val="24"/>
-          <w:szCs w:val="24"/>
-        </w:rPr>
-        <w:t>Up to 450 retained sunlit pixels were sampled from each 10 m quadrat for construction of the PCA basis. Sampling was conducted using deterministic random seeds based on quadrat identifiers so that the PCA input could be reproduced. The PCA input contained 121 spectral bands.</w:t>
-      </w:r>
-    </w:p>
-    <w:p>
-      <w:pPr>
-        <w:spacing w:before="100" w:beforeAutospacing="1" w:after="100" w:afterAutospacing="1" w:line="240" w:lineRule="auto"/>
-        <w:rPr>
-          <w:rFonts w:ascii="Times New Roman" w:eastAsia="Times New Roman" w:hAnsi="Times New Roman" w:cs="Times New Roman"/>
-          <w:sz w:val="24"/>
-          <w:szCs w:val="24"/>
-        </w:rPr>
-      </w:pPr>
-      <w:r>
-        <w:rPr>
-          <w:rFonts w:ascii="Times New Roman" w:eastAsia="Times New Roman" w:hAnsi="Times New Roman" w:cs="Times New Roman"/>
-          <w:sz w:val="24"/>
-          <w:szCs w:val="24"/>
-        </w:rPr>
         <w:t>Two PCA bases were constructed. The first was calculated directly from the retained reflectance spectra and is referred to as the raw PCA. The second was calculated after vector normalization of each pixel spectrum and referred to as standardized PCA. For each spectral vector (x), containing reflectance values across the 121 spectral bands, the Euclidean norm was calculated as</w:t>
       </w:r>
     </w:p>
-    <w:bookmarkStart w:id="4" w:name="_Hlk238208603"/>
+    <w:bookmarkStart w:id="6" w:name="_Hlk238208603"/>
     <w:p>
       <w:pPr>
         <w:spacing w:before="100" w:beforeAutospacing="1" w:after="100" w:afterAutospacing="1" w:line="240" w:lineRule="auto"/>
@@ -1565,7 +6795,7 @@
         </m:oMath>
       </m:oMathPara>
     </w:p>
-    <w:bookmarkEnd w:id="4"/>
+    <w:bookmarkEnd w:id="6"/>
     <w:p>
       <w:pPr>
         <w:spacing w:before="100" w:beforeAutospacing="1" w:after="100" w:afterAutospacing="1" w:line="240" w:lineRule="auto"/>
@@ -1594,7 +6824,7 @@
         </w:rPr>
       </w:pPr>
     </w:p>
-    <w:bookmarkStart w:id="5" w:name="_Hlk238209750"/>
+    <w:bookmarkStart w:id="7" w:name="_Hlk238209750"/>
     <w:p>
       <w:pPr>
         <w:spacing w:before="100" w:beforeAutospacing="1" w:after="100" w:afterAutospacing="1" w:line="240" w:lineRule="auto"/>
@@ -1706,7 +6936,7 @@
         </m:oMath>
       </m:oMathPara>
     </w:p>
-    <w:bookmarkEnd w:id="5"/>
+    <w:bookmarkEnd w:id="7"/>
     <w:p>
       <w:pPr>
         <w:spacing w:before="100" w:beforeAutospacing="1" w:after="100" w:afterAutospacing="1" w:line="240" w:lineRule="auto"/>
@@ -1803,7 +7033,7 @@
         </w:rPr>
         <w:t xml:space="preserve">2.7. </w:t>
       </w:r>
-      <w:commentRangeStart w:id="6"/>
+      <w:commentRangeStart w:id="8"/>
       <w:r>
         <w:rPr>
           <w:rFonts w:ascii="Times New Roman" w:eastAsia="Times New Roman" w:hAnsi="Times New Roman" w:cs="Times New Roman"/>
@@ -1814,31 +7044,30 @@
         </w:rPr>
         <w:t>Spectral Heterogeneity</w:t>
       </w:r>
-      <w:commentRangeEnd w:id="6"/>
+      <w:commentRangeEnd w:id="8"/>
       <w:r>
         <w:rPr>
           <w:sz w:val="16"/>
           <w:szCs w:val="16"/>
         </w:rPr>
-        <w:commentReference w:id="6"/>
-      </w:r>
-    </w:p>
-    <w:p>
-      <w:pPr>
-        <w:spacing w:before="100" w:beforeAutospacing="1" w:after="100" w:afterAutospacing="1" w:line="240" w:lineRule="auto"/>
-        <w:rPr>
-          <w:rFonts w:ascii="Times New Roman" w:eastAsia="Times New Roman" w:hAnsi="Times New Roman" w:cs="Times New Roman"/>
-          <w:sz w:val="24"/>
-          <w:szCs w:val="24"/>
-        </w:rPr>
-      </w:pPr>
-      <w:r>
-        <w:rPr>
-          <w:rFonts w:ascii="Times New Roman" w:eastAsia="Times New Roman" w:hAnsi="Times New Roman" w:cs="Times New Roman"/>
-          <w:sz w:val="24"/>
-          <w:szCs w:val="24"/>
-        </w:rPr>
-        <w:lastRenderedPageBreak/>
+        <w:commentReference w:id="8"/>
+      </w:r>
+    </w:p>
+    <w:p>
+      <w:pPr>
+        <w:spacing w:before="100" w:beforeAutospacing="1" w:after="100" w:afterAutospacing="1" w:line="240" w:lineRule="auto"/>
+        <w:rPr>
+          <w:rFonts w:ascii="Times New Roman" w:eastAsia="Times New Roman" w:hAnsi="Times New Roman" w:cs="Times New Roman"/>
+          <w:sz w:val="24"/>
+          <w:szCs w:val="24"/>
+        </w:rPr>
+      </w:pPr>
+      <w:r>
+        <w:rPr>
+          <w:rFonts w:ascii="Times New Roman" w:eastAsia="Times New Roman" w:hAnsi="Times New Roman" w:cs="Times New Roman"/>
+          <w:sz w:val="24"/>
+          <w:szCs w:val="24"/>
+        </w:rPr>
         <w:t>Spectral heterogeneity was quantified using PCA-based measures of spectral dispersion. The PCA-based metrics were alpha-hull area, mean Euclidean distance from the quadrat spectral centroid, and spectral Rao's Q. Each metric was calculated in both the raw PCA space and the vector-normalized PCA space. The vector-normalized metrics were used as the primary PCA-based measures because they were designed to reduce the influence of overall spectral magnitude.</w:t>
       </w:r>
     </w:p>
@@ -1879,6 +7108,7 @@
           <w:sz w:val="24"/>
           <w:szCs w:val="24"/>
         </w:rPr>
+        <w:lastRenderedPageBreak/>
         <w:t>For each quadrat, retained spectra were projected into PC1, PC2, and PC3. A spectral centroid was calculated from the mean score of the retained pixels on each principal component. The Euclidean distance between each pixel and the quadrat centroid was then calculated as</w:t>
       </w:r>
     </w:p>
@@ -2016,7 +7246,7 @@
                         </w:rPr>
                         <m:t>(</m:t>
                       </m:r>
-                      <w:bookmarkStart w:id="7" w:name="_Hlk238208841"/>
+                      <w:bookmarkStart w:id="9" w:name="_Hlk238208841"/>
                       <m:sSub>
                         <m:sSubPr>
                           <m:ctrlPr>
@@ -2050,7 +7280,7 @@
                           </m:r>
                         </m:sub>
                       </m:sSub>
-                      <w:bookmarkEnd w:id="7"/>
+                      <w:bookmarkEnd w:id="9"/>
                       <m:r>
                         <w:rPr>
                           <w:rFonts w:ascii="Cambria Math" w:eastAsia="Times New Roman" w:hAnsi="Cambria Math" w:cs="Times New Roman"/>
@@ -2059,7 +7289,7 @@
                         </w:rPr>
                         <m:t>​-</m:t>
                       </m:r>
-                      <w:bookmarkStart w:id="8" w:name="_Hlk238209039"/>
+                      <w:bookmarkStart w:id="10" w:name="_Hlk238209039"/>
                       <m:sSub>
                         <m:sSubPr>
                           <m:ctrlPr>
@@ -2087,7 +7317,7 @@
                               </m:ctrlPr>
                             </m:accPr>
                             <m:e>
-                              <w:bookmarkStart w:id="9" w:name="_Hlk238208916"/>
+                              <w:bookmarkStart w:id="11" w:name="_Hlk238208916"/>
                               <m:r>
                                 <w:rPr>
                                   <w:rFonts w:ascii="Cambria Math" w:eastAsia="Times New Roman" w:hAnsi="Cambria Math" w:cs="Times New Roman"/>
@@ -2096,7 +7326,7 @@
                                 </w:rPr>
                                 <m:t>z</m:t>
                               </m:r>
-                              <w:bookmarkEnd w:id="9"/>
+                              <w:bookmarkEnd w:id="11"/>
                             </m:e>
                           </m:acc>
                           <m:r>
@@ -2119,7 +7349,7 @@
                           </m:r>
                         </m:sub>
                       </m:sSub>
-                      <w:bookmarkEnd w:id="8"/>
+                      <w:bookmarkEnd w:id="10"/>
                       <m:r>
                         <w:rPr>
                           <w:rFonts w:ascii="Cambria Math" w:eastAsia="Times New Roman" w:hAnsi="Cambria Math" w:cs="Times New Roman"/>
@@ -2420,7 +7650,7 @@
               </m:ctrlPr>
             </m:accPr>
             <m:e>
-              <w:bookmarkStart w:id="10" w:name="_Hlk238209818"/>
+              <w:bookmarkStart w:id="12" w:name="_Hlk238209818"/>
               <m:sSubSup>
                 <m:sSubSupPr>
                   <m:ctrlPr>
@@ -2467,7 +7697,7 @@
                   </m:r>
                 </m:sup>
               </m:sSubSup>
-              <w:bookmarkEnd w:id="10"/>
+              <w:bookmarkEnd w:id="12"/>
             </m:e>
           </m:acc>
         </m:oMath>
@@ -2602,62 +7832,70 @@
           <w:sz w:val="24"/>
           <w:szCs w:val="24"/>
         </w:rPr>
+        <w:t xml:space="preserve">Alpha-hull area was calculated from the PC1 and PC2 scores of retained pixels to quantify the area of spectral space occupied within each quadrat. Alpha-hulls were calculated using the </w:t>
+      </w:r>
+      <w:proofErr w:type="spellStart"/>
+      <w:r>
+        <w:rPr>
+          <w:rFonts w:ascii="Times New Roman" w:eastAsia="Times New Roman" w:hAnsi="Times New Roman" w:cs="Times New Roman"/>
+          <w:sz w:val="24"/>
+          <w:szCs w:val="24"/>
+        </w:rPr>
+        <w:t>alphahull</w:t>
+      </w:r>
+      <w:proofErr w:type="spellEnd"/>
+      <w:r>
+        <w:rPr>
+          <w:rFonts w:ascii="Times New Roman" w:eastAsia="Times New Roman" w:hAnsi="Times New Roman" w:cs="Times New Roman"/>
+          <w:sz w:val="24"/>
+          <w:szCs w:val="24"/>
+        </w:rPr>
+        <w:t xml:space="preserve"> R package with an alpha parameter of 1.</w:t>
+      </w:r>
+    </w:p>
+    <w:p>
+      <w:pPr>
+        <w:spacing w:before="100" w:beforeAutospacing="1" w:after="100" w:afterAutospacing="1" w:line="240" w:lineRule="auto"/>
+        <w:rPr>
+          <w:rFonts w:ascii="Times New Roman" w:eastAsia="Times New Roman" w:hAnsi="Times New Roman" w:cs="Times New Roman"/>
+          <w:sz w:val="24"/>
+          <w:szCs w:val="24"/>
+        </w:rPr>
+      </w:pPr>
+      <w:r>
+        <w:rPr>
+          <w:rFonts w:ascii="Times New Roman" w:eastAsia="Times New Roman" w:hAnsi="Times New Roman" w:cs="Times New Roman"/>
+          <w:sz w:val="24"/>
+          <w:szCs w:val="24"/>
+        </w:rPr>
+        <w:t>For quadrats containing more pixels than could be processed using the full pixel set, pixels were sampled according to the predefined sampling procedure. The number of pixels used and the calculation method were retained as metadata for each quadrat. Alpha-hull area was calculated in both raw PCA space and vector-normalized PCA space.</w:t>
+      </w:r>
+    </w:p>
+    <w:p>
+      <w:pPr>
+        <w:spacing w:before="100" w:beforeAutospacing="1" w:after="100" w:afterAutospacing="1" w:line="240" w:lineRule="auto"/>
+        <w:rPr>
+          <w:rFonts w:ascii="Times New Roman" w:eastAsia="Times New Roman" w:hAnsi="Times New Roman" w:cs="Times New Roman"/>
+          <w:sz w:val="24"/>
+          <w:szCs w:val="24"/>
+        </w:rPr>
+      </w:pPr>
+      <w:r>
+        <w:rPr>
+          <w:rFonts w:ascii="Times New Roman" w:eastAsia="Times New Roman" w:hAnsi="Times New Roman" w:cs="Times New Roman"/>
+          <w:sz w:val="24"/>
+          <w:szCs w:val="24"/>
+        </w:rPr>
+        <w:t xml:space="preserve">For quadrats containing more pixels than could be processed using the full pixel set, pixels were sampled according to the predefined sampling procedure. The number of pixels used and the </w:t>
+      </w:r>
+      <w:r>
+        <w:rPr>
+          <w:rFonts w:ascii="Times New Roman" w:eastAsia="Times New Roman" w:hAnsi="Times New Roman" w:cs="Times New Roman"/>
+          <w:sz w:val="24"/>
+          <w:szCs w:val="24"/>
+        </w:rPr>
         <w:lastRenderedPageBreak/>
-        <w:t xml:space="preserve">Alpha-hull area was calculated from the PC1 and PC2 scores of retained pixels to quantify the area of spectral space occupied within each quadrat. Alpha-hulls were calculated using the </w:t>
-      </w:r>
-      <w:proofErr w:type="spellStart"/>
-      <w:r>
-        <w:rPr>
-          <w:rFonts w:ascii="Times New Roman" w:eastAsia="Times New Roman" w:hAnsi="Times New Roman" w:cs="Times New Roman"/>
-          <w:sz w:val="24"/>
-          <w:szCs w:val="24"/>
-        </w:rPr>
-        <w:t>alphahull</w:t>
-      </w:r>
-      <w:proofErr w:type="spellEnd"/>
-      <w:r>
-        <w:rPr>
-          <w:rFonts w:ascii="Times New Roman" w:eastAsia="Times New Roman" w:hAnsi="Times New Roman" w:cs="Times New Roman"/>
-          <w:sz w:val="24"/>
-          <w:szCs w:val="24"/>
-        </w:rPr>
-        <w:t xml:space="preserve"> R package with an alpha parameter of 1.</w:t>
-      </w:r>
-    </w:p>
-    <w:p>
-      <w:pPr>
-        <w:spacing w:before="100" w:beforeAutospacing="1" w:after="100" w:afterAutospacing="1" w:line="240" w:lineRule="auto"/>
-        <w:rPr>
-          <w:rFonts w:ascii="Times New Roman" w:eastAsia="Times New Roman" w:hAnsi="Times New Roman" w:cs="Times New Roman"/>
-          <w:sz w:val="24"/>
-          <w:szCs w:val="24"/>
-        </w:rPr>
-      </w:pPr>
-      <w:r>
-        <w:rPr>
-          <w:rFonts w:ascii="Times New Roman" w:eastAsia="Times New Roman" w:hAnsi="Times New Roman" w:cs="Times New Roman"/>
-          <w:sz w:val="24"/>
-          <w:szCs w:val="24"/>
-        </w:rPr>
-        <w:t>For quadrats containing more pixels than could be processed using the full pixel set, pixels were sampled according to the predefined sampling procedure. The number of pixels used and the calculation method were retained as metadata for each quadrat. Alpha-hull area was calculated in both raw PCA space and vector-normalized PCA space.</w:t>
-      </w:r>
-    </w:p>
-    <w:p>
-      <w:pPr>
-        <w:spacing w:before="100" w:beforeAutospacing="1" w:after="100" w:afterAutospacing="1" w:line="240" w:lineRule="auto"/>
-        <w:rPr>
-          <w:rFonts w:ascii="Times New Roman" w:eastAsia="Times New Roman" w:hAnsi="Times New Roman" w:cs="Times New Roman"/>
-          <w:sz w:val="24"/>
-          <w:szCs w:val="24"/>
-        </w:rPr>
-      </w:pPr>
-      <w:r>
-        <w:rPr>
-          <w:rFonts w:ascii="Times New Roman" w:eastAsia="Times New Roman" w:hAnsi="Times New Roman" w:cs="Times New Roman"/>
-          <w:sz w:val="24"/>
-          <w:szCs w:val="24"/>
-        </w:rPr>
-        <w:t>For quadrats containing more pixels than could be processed using the full pixel set, pixels were sampled according to the predefined sampling procedure. The number of pixels used and the calculation method were retained as metadata for each quadrat. Alpha-hull area was calculated in both raw PCA space and vector-normalized PCA space using an alpha parameter of alpha = 1.  The alpha-hull workflow used all unique retained PC1-PC2 points when n &lt;= 10,000. For quadrats containing more than 10,000 unique points, 10,000 points were sampled using a deterministic quadrat-specific seed.</w:t>
+        <w:t>calculation method were retained as metadata for each quadrat. Alpha-hull area was calculated in both raw PCA space and vector-normalized PCA space using an alpha parameter of alpha = 1.  The alpha-hull workflow used all unique retained PC1-PC2 points when n &lt;= 10,000. For quadrats containing more than 10,000 unique points, 10,000 points were sampled using a deterministic quadrat-specific seed.</w:t>
       </w:r>
     </w:p>
     <w:p>
@@ -2799,8 +8037,89 @@
           <w:sz w:val="24"/>
           <w:szCs w:val="24"/>
         </w:rPr>
-        <w:t xml:space="preserve">Relationships between spectral heterogeneity and biodiversity were evaluated independently at the 10, 20, and 50 m spatial grains. Seven biodiversity measures were considered, including </w:t>
-      </w:r>
+        <w:t>Relationships between spectral heterogeneity and biodiversity were evaluated independently at the 10, 20, and 50 m spatial grains. Seven biodiversity measures were considered, including species richness, Shannon diversity, Simpson diversity, species evenness, Faith's phylogenetic diversity, phylogenetic Rao's Q, and abundance-weighted Faith's phylogenetic diversity.</w:t>
+      </w:r>
+    </w:p>
+    <w:p>
+      <w:pPr>
+        <w:spacing w:before="100" w:beforeAutospacing="1" w:after="100" w:afterAutospacing="1" w:line="240" w:lineRule="auto"/>
+        <w:rPr>
+          <w:rFonts w:ascii="Times New Roman" w:eastAsia="Times New Roman" w:hAnsi="Times New Roman" w:cs="Times New Roman"/>
+          <w:sz w:val="24"/>
+          <w:szCs w:val="24"/>
+        </w:rPr>
+      </w:pPr>
+      <w:r>
+        <w:rPr>
+          <w:rFonts w:ascii="Times New Roman" w:eastAsia="Times New Roman" w:hAnsi="Times New Roman" w:cs="Times New Roman"/>
+          <w:sz w:val="24"/>
+          <w:szCs w:val="24"/>
+        </w:rPr>
+        <w:t>Six PCA-based spectral heterogeneity measures were evaluated in the broad spectral-biodiversity analysis, including raw PCA alpha-hull area, raw PCA Rao's Q, raw PCA mean Euclidean distance, vector-normalized PCA alpha-hull area, vector-normalized PCA Rao's Q, and vector-normalized PCA mean Euclidean distance.</w:t>
+      </w:r>
+    </w:p>
+    <w:p>
+      <w:pPr>
+        <w:spacing w:before="100" w:beforeAutospacing="1" w:after="100" w:afterAutospacing="1" w:line="240" w:lineRule="auto"/>
+        <w:rPr>
+          <w:rFonts w:ascii="Times New Roman" w:eastAsia="Times New Roman" w:hAnsi="Times New Roman" w:cs="Times New Roman"/>
+          <w:sz w:val="24"/>
+          <w:szCs w:val="24"/>
+        </w:rPr>
+      </w:pPr>
+      <w:r>
+        <w:rPr>
+          <w:rFonts w:ascii="Times New Roman" w:eastAsia="Times New Roman" w:hAnsi="Times New Roman" w:cs="Times New Roman"/>
+          <w:sz w:val="24"/>
+          <w:szCs w:val="24"/>
+        </w:rPr>
+        <w:t>For each combination of spatial scale, spectral metric, and biodiversity metric, a simple linear regression was fitted with spectral heterogeneity as the response variable and biodiversity as the explanatory variable. Pearson's correlation coefficient, coefficient of determination (r</w:t>
+      </w:r>
+      <w:r>
+        <w:rPr>
+          <w:rFonts w:ascii="Times New Roman" w:eastAsia="Times New Roman" w:hAnsi="Times New Roman" w:cs="Times New Roman"/>
+          <w:sz w:val="24"/>
+          <w:szCs w:val="24"/>
+          <w:vertAlign w:val="superscript"/>
+        </w:rPr>
+        <w:t>2</w:t>
+      </w:r>
+      <w:r>
+        <w:rPr>
+          <w:rFonts w:ascii="Times New Roman" w:eastAsia="Times New Roman" w:hAnsi="Times New Roman" w:cs="Times New Roman"/>
+          <w:sz w:val="24"/>
+          <w:szCs w:val="24"/>
+        </w:rPr>
+        <w:t xml:space="preserve">), F statistic, model </w:t>
+      </w:r>
+      <w:r>
+        <w:rPr>
+          <w:rFonts w:ascii="Times New Roman" w:eastAsia="Times New Roman" w:hAnsi="Times New Roman" w:cs="Times New Roman"/>
+          <w:i/>
+          <w:iCs/>
+          <w:sz w:val="24"/>
+          <w:szCs w:val="24"/>
+        </w:rPr>
+        <w:t>p</w:t>
+      </w:r>
+      <w:r>
+        <w:rPr>
+          <w:rFonts w:ascii="Times New Roman" w:eastAsia="Times New Roman" w:hAnsi="Times New Roman" w:cs="Times New Roman"/>
+          <w:sz w:val="24"/>
+          <w:szCs w:val="24"/>
+        </w:rPr>
+        <w:t>-value, slope, intercept, and sample size were calculated for each relationship.</w:t>
+      </w:r>
+    </w:p>
+    <w:p>
+      <w:pPr>
+        <w:spacing w:before="100" w:beforeAutospacing="1" w:after="100" w:afterAutospacing="1" w:line="240" w:lineRule="auto"/>
+        <w:rPr>
+          <w:rFonts w:ascii="Times New Roman" w:eastAsia="Times New Roman" w:hAnsi="Times New Roman" w:cs="Times New Roman"/>
+          <w:sz w:val="24"/>
+          <w:szCs w:val="24"/>
+        </w:rPr>
+      </w:pPr>
       <w:r>
         <w:rPr>
           <w:rFonts w:ascii="Times New Roman" w:eastAsia="Times New Roman" w:hAnsi="Times New Roman" w:cs="Times New Roman"/>
@@ -2808,95 +8127,6 @@
           <w:szCs w:val="24"/>
         </w:rPr>
         <w:lastRenderedPageBreak/>
-        <w:t>species richness, Shannon diversity, Simpson diversity, species evenness, Faith's phylogenetic diversity, phylogenetic Rao's Q, and abundance-weighted Faith's phylogenetic diversity.</w:t>
-      </w:r>
-    </w:p>
-    <w:p>
-      <w:pPr>
-        <w:spacing w:before="100" w:beforeAutospacing="1" w:after="100" w:afterAutospacing="1" w:line="240" w:lineRule="auto"/>
-        <w:rPr>
-          <w:rFonts w:ascii="Times New Roman" w:eastAsia="Times New Roman" w:hAnsi="Times New Roman" w:cs="Times New Roman"/>
-          <w:sz w:val="24"/>
-          <w:szCs w:val="24"/>
-        </w:rPr>
-      </w:pPr>
-      <w:r>
-        <w:rPr>
-          <w:rFonts w:ascii="Times New Roman" w:eastAsia="Times New Roman" w:hAnsi="Times New Roman" w:cs="Times New Roman"/>
-          <w:sz w:val="24"/>
-          <w:szCs w:val="24"/>
-        </w:rPr>
-        <w:t>Six PCA-based spectral heterogeneity measures were evaluated in the broad spectral-biodiversity analysis, including raw PCA alpha-hull area, raw PCA Rao's Q, raw PCA mean Euclidean distance, vector-normalized PCA alpha-hull area, vector-normalized PCA Rao's Q, and vector-normalized PCA mean Euclidean distance.</w:t>
-      </w:r>
-    </w:p>
-    <w:p>
-      <w:pPr>
-        <w:spacing w:before="100" w:beforeAutospacing="1" w:after="100" w:afterAutospacing="1" w:line="240" w:lineRule="auto"/>
-        <w:rPr>
-          <w:rFonts w:ascii="Times New Roman" w:eastAsia="Times New Roman" w:hAnsi="Times New Roman" w:cs="Times New Roman"/>
-          <w:sz w:val="24"/>
-          <w:szCs w:val="24"/>
-        </w:rPr>
-      </w:pPr>
-      <w:r>
-        <w:rPr>
-          <w:rFonts w:ascii="Times New Roman" w:eastAsia="Times New Roman" w:hAnsi="Times New Roman" w:cs="Times New Roman"/>
-          <w:sz w:val="24"/>
-          <w:szCs w:val="24"/>
-        </w:rPr>
-        <w:t>For each combination of spatial scale, spectral metric, and biodiversity metric, a simple linear regression was fitted with spectral heterogeneity as the response variable and biodiversity as the explanatory variable. Pearson's correlation coefficient, coefficient of determination (r</w:t>
-      </w:r>
-      <w:r>
-        <w:rPr>
-          <w:rFonts w:ascii="Times New Roman" w:eastAsia="Times New Roman" w:hAnsi="Times New Roman" w:cs="Times New Roman"/>
-          <w:sz w:val="24"/>
-          <w:szCs w:val="24"/>
-          <w:vertAlign w:val="superscript"/>
-        </w:rPr>
-        <w:t>2</w:t>
-      </w:r>
-      <w:r>
-        <w:rPr>
-          <w:rFonts w:ascii="Times New Roman" w:eastAsia="Times New Roman" w:hAnsi="Times New Roman" w:cs="Times New Roman"/>
-          <w:sz w:val="24"/>
-          <w:szCs w:val="24"/>
-        </w:rPr>
-        <w:t xml:space="preserve">), F statistic, model </w:t>
-      </w:r>
-      <w:r>
-        <w:rPr>
-          <w:rFonts w:ascii="Times New Roman" w:eastAsia="Times New Roman" w:hAnsi="Times New Roman" w:cs="Times New Roman"/>
-          <w:i/>
-          <w:iCs/>
-          <w:sz w:val="24"/>
-          <w:szCs w:val="24"/>
-        </w:rPr>
-        <w:t>p</w:t>
-      </w:r>
-      <w:r>
-        <w:rPr>
-          <w:rFonts w:ascii="Times New Roman" w:eastAsia="Times New Roman" w:hAnsi="Times New Roman" w:cs="Times New Roman"/>
-          <w:sz w:val="24"/>
-          <w:szCs w:val="24"/>
-        </w:rPr>
-        <w:t>-value, slope, intercept, and sample size were calculated for each relationship.</w:t>
-      </w:r>
-    </w:p>
-    <w:p>
-      <w:pPr>
-        <w:spacing w:before="100" w:beforeAutospacing="1" w:after="100" w:afterAutospacing="1" w:line="240" w:lineRule="auto"/>
-        <w:rPr>
-          <w:rFonts w:ascii="Times New Roman" w:eastAsia="Times New Roman" w:hAnsi="Times New Roman" w:cs="Times New Roman"/>
-          <w:sz w:val="24"/>
-          <w:szCs w:val="24"/>
-        </w:rPr>
-      </w:pPr>
-      <w:r>
-        <w:rPr>
-          <w:rFonts w:ascii="Times New Roman" w:eastAsia="Times New Roman" w:hAnsi="Times New Roman" w:cs="Times New Roman"/>
-          <w:sz w:val="24"/>
-          <w:szCs w:val="24"/>
-        </w:rPr>
         <w:t>Each relationship was evaluated using complete cases for the corresponding pair of variables. No missing values were imputed. Thus, sample size could vary among relationships because of upstream spectral exclusions, missing biodiversity measurements, insufficient retained pixels, or conditions preventing calculation of a particular spectral metric.</w:t>
       </w:r>
     </w:p>
@@ -2958,7 +8188,7 @@
         </w:rPr>
         <w:t xml:space="preserve">Pairwise correlations were calculated using complete cases. </w:t>
       </w:r>
-      <w:commentRangeStart w:id="11"/>
+      <w:commentRangeStart w:id="13"/>
       <w:r>
         <w:rPr>
           <w:rFonts w:ascii="Times New Roman" w:eastAsia="Times New Roman" w:hAnsi="Times New Roman" w:cs="Times New Roman"/>
@@ -2967,13 +8197,13 @@
         </w:rPr>
         <w:t>Species composition was also characterized from species presence and absence data using clustering and silhouette-based summaries. Species composition groups were used as contextual variables in subsequent analyses of biodiversity and spectral heterogeneity.</w:t>
       </w:r>
-      <w:commentRangeEnd w:id="11"/>
+      <w:commentRangeEnd w:id="13"/>
       <w:r>
         <w:rPr>
           <w:sz w:val="16"/>
           <w:szCs w:val="16"/>
         </w:rPr>
-        <w:commentReference w:id="11"/>
+        <w:commentReference w:id="13"/>
       </w:r>
     </w:p>
     <w:p>
@@ -3024,7 +8254,7 @@
           <w:szCs w:val="27"/>
         </w:rPr>
       </w:pPr>
-      <w:commentRangeStart w:id="12"/>
+      <w:commentRangeStart w:id="14"/>
       <w:r>
         <w:rPr>
           <w:rFonts w:ascii="Times New Roman" w:eastAsia="Times New Roman" w:hAnsi="Times New Roman" w:cs="Times New Roman"/>
@@ -3035,13 +8265,13 @@
         </w:rPr>
         <w:t>2.12. Relationships Among Spectral Metrics and Environmental Drivers</w:t>
       </w:r>
-      <w:commentRangeEnd w:id="12"/>
+      <w:commentRangeEnd w:id="14"/>
       <w:r>
         <w:rPr>
           <w:sz w:val="16"/>
           <w:szCs w:val="16"/>
         </w:rPr>
-        <w:commentReference w:id="12"/>
+        <w:commentReference w:id="14"/>
       </w:r>
     </w:p>
     <w:p>
@@ -3077,16 +8307,7 @@
           <w:sz w:val="24"/>
           <w:szCs w:val="24"/>
         </w:rPr>
-        <w:t xml:space="preserve">Spectral heterogeneity was also evaluated in relation to environmental and canopy-context variables, including elevation, terrain-related variables, regional spectral brightness, species composition, species count, and crown-equivalent abundance. These analyses were used to </w:t>
-      </w:r>
-      <w:r>
-        <w:rPr>
-          <w:rFonts w:ascii="Times New Roman" w:eastAsia="Times New Roman" w:hAnsi="Times New Roman" w:cs="Times New Roman"/>
-          <w:sz w:val="24"/>
-          <w:szCs w:val="24"/>
-        </w:rPr>
-        <w:lastRenderedPageBreak/>
-        <w:t>characterize environmental, illumination, and compositional factors associated with variation in spectral heterogeneity.</w:t>
+        <w:t>Spectral heterogeneity was also evaluated in relation to environmental and canopy-context variables, including elevation, terrain-related variables, regional spectral brightness, species composition, species count, and crown-equivalent abundance. These analyses were used to characterize environmental, illumination, and compositional factors associated with variation in spectral heterogeneity.</w:t>
       </w:r>
     </w:p>
     <w:p>
@@ -3163,6 +8384,7 @@
           <w:sz w:val="24"/>
           <w:szCs w:val="24"/>
         </w:rPr>
+        <w:lastRenderedPageBreak/>
         <w:t xml:space="preserve">For the second diagnostic, PCA loading structures were compared between the raw and vector-normalized PCA bases. PC1 loadings were oriented so that their mean loading was positive and were compared with a uniform brightness vector defined as </w:t>
       </w:r>
       <m:oMath>
@@ -3387,7 +8609,6 @@
           <w:sz w:val="24"/>
           <w:szCs w:val="24"/>
         </w:rPr>
-        <w:lastRenderedPageBreak/>
         <w:t>Moran's I was calculated within each spatial grain, with significance evaluated using 199 permutations. Variable-level spatial autocorrelation was evaluated for standardized PCA alpha-hull area, standardized PCA mean Euclidean distance, standardized PCA Rao's Q, phylogenetic Rao's Q, abundance-weighted Faith's phylogenetic diversity, and Shannon diversity. Residual spatial autocorrelation was evaluated after fitting scale-specific linear models between each standardized spectral metric and each phylogenetic metric.</w:t>
       </w:r>
       <w:r>
@@ -3565,7 +8786,16 @@
           <w:sz w:val="24"/>
           <w:szCs w:val="24"/>
         </w:rPr>
-        <w:t xml:space="preserve">. Spectral smoothing was conducted using </w:t>
+        <w:t xml:space="preserve">. Spectral </w:t>
+      </w:r>
+      <w:r>
+        <w:rPr>
+          <w:rFonts w:ascii="Times New Roman" w:eastAsia="Times New Roman" w:hAnsi="Times New Roman" w:cs="Times New Roman"/>
+          <w:sz w:val="24"/>
+          <w:szCs w:val="24"/>
+        </w:rPr>
+        <w:lastRenderedPageBreak/>
+        <w:t xml:space="preserve">smoothing was conducted using </w:t>
       </w:r>
       <w:r>
         <w:rPr>
@@ -4052,257 +9282,257 @@
           <w:sz w:val="27"/>
           <w:szCs w:val="27"/>
         </w:rPr>
+        <w:t>3.2 Relationships Among Biodiversity Metrics</w:t>
+      </w:r>
+    </w:p>
+    <w:p>
+      <w:pPr>
+        <w:spacing w:before="100" w:beforeAutospacing="1" w:after="100" w:afterAutospacing="1" w:line="240" w:lineRule="auto"/>
+        <w:rPr>
+          <w:rFonts w:ascii="Times New Roman" w:eastAsia="Times New Roman" w:hAnsi="Times New Roman" w:cs="Times New Roman"/>
+          <w:sz w:val="24"/>
+          <w:szCs w:val="24"/>
+        </w:rPr>
+      </w:pPr>
+      <w:r>
+        <w:rPr>
+          <w:rFonts w:ascii="Times New Roman" w:eastAsia="Times New Roman" w:hAnsi="Times New Roman" w:cs="Times New Roman"/>
+          <w:sz w:val="24"/>
+          <w:szCs w:val="24"/>
+        </w:rPr>
+        <w:t>Biodiversity metrics separated into two broad patterns based on their relationships with one another</w:t>
+      </w:r>
+      <w:r>
+        <w:rPr>
+          <w:rFonts w:ascii="Times New Roman" w:eastAsia="Times New Roman" w:hAnsi="Times New Roman" w:cs="Times New Roman"/>
+          <w:sz w:val="24"/>
+          <w:szCs w:val="24"/>
+        </w:rPr>
+        <w:t xml:space="preserve"> (Table)</w:t>
+      </w:r>
+      <w:r>
+        <w:rPr>
+          <w:rFonts w:ascii="Times New Roman" w:eastAsia="Times New Roman" w:hAnsi="Times New Roman" w:cs="Times New Roman"/>
+          <w:sz w:val="24"/>
+          <w:szCs w:val="24"/>
+        </w:rPr>
+        <w:t xml:space="preserve">. Shannon diversity and Simpson diversity were highly correlated at all three quadrat scales, with </w:t>
+      </w:r>
+      <w:r>
+        <w:rPr>
+          <w:rFonts w:ascii="Times New Roman" w:eastAsia="Times New Roman" w:hAnsi="Times New Roman" w:cs="Times New Roman"/>
+          <w:i/>
+          <w:iCs/>
+          <w:sz w:val="24"/>
+          <w:szCs w:val="24"/>
+        </w:rPr>
+        <w:t>r</w:t>
+      </w:r>
+      <w:r>
+        <w:rPr>
+          <w:rFonts w:ascii="Times New Roman" w:eastAsia="Times New Roman" w:hAnsi="Times New Roman" w:cs="Times New Roman"/>
+          <w:sz w:val="24"/>
+          <w:szCs w:val="24"/>
+        </w:rPr>
+        <w:t xml:space="preserve"> = 0.969 at 10 m, </w:t>
+      </w:r>
+      <w:r>
+        <w:rPr>
+          <w:rFonts w:ascii="Times New Roman" w:eastAsia="Times New Roman" w:hAnsi="Times New Roman" w:cs="Times New Roman"/>
+          <w:i/>
+          <w:iCs/>
+          <w:sz w:val="24"/>
+          <w:szCs w:val="24"/>
+        </w:rPr>
+        <w:t>r</w:t>
+      </w:r>
+      <w:r>
+        <w:rPr>
+          <w:rFonts w:ascii="Times New Roman" w:eastAsia="Times New Roman" w:hAnsi="Times New Roman" w:cs="Times New Roman"/>
+          <w:sz w:val="24"/>
+          <w:szCs w:val="24"/>
+        </w:rPr>
+        <w:t xml:space="preserve"> = 0.949 at 20 m, and </w:t>
+      </w:r>
+      <w:r>
+        <w:rPr>
+          <w:rFonts w:ascii="Times New Roman" w:eastAsia="Times New Roman" w:hAnsi="Times New Roman" w:cs="Times New Roman"/>
+          <w:i/>
+          <w:iCs/>
+          <w:sz w:val="24"/>
+          <w:szCs w:val="24"/>
+        </w:rPr>
+        <w:t>r</w:t>
+      </w:r>
+      <w:r>
+        <w:rPr>
+          <w:rFonts w:ascii="Times New Roman" w:eastAsia="Times New Roman" w:hAnsi="Times New Roman" w:cs="Times New Roman"/>
+          <w:sz w:val="24"/>
+          <w:szCs w:val="24"/>
+        </w:rPr>
+        <w:t xml:space="preserve"> = 0.939 at 50 m. Species richness was also strongly associated with Shannon diversity, with correlation coefficients of </w:t>
+      </w:r>
+      <w:r>
+        <w:rPr>
+          <w:rFonts w:ascii="Times New Roman" w:eastAsia="Times New Roman" w:hAnsi="Times New Roman" w:cs="Times New Roman"/>
+          <w:i/>
+          <w:iCs/>
+          <w:sz w:val="24"/>
+          <w:szCs w:val="24"/>
+        </w:rPr>
+        <w:t>r</w:t>
+      </w:r>
+      <w:r>
+        <w:rPr>
+          <w:rFonts w:ascii="Times New Roman" w:eastAsia="Times New Roman" w:hAnsi="Times New Roman" w:cs="Times New Roman"/>
+          <w:sz w:val="24"/>
+          <w:szCs w:val="24"/>
+        </w:rPr>
+        <w:t xml:space="preserve"> = 0.824, 0.856, and 0.847 at 10, 20, and 50 m, respectively.</w:t>
+      </w:r>
+    </w:p>
+    <w:p>
+      <w:pPr>
+        <w:spacing w:before="100" w:beforeAutospacing="1" w:after="100" w:afterAutospacing="1" w:line="240" w:lineRule="auto"/>
+        <w:rPr>
+          <w:rFonts w:ascii="Times New Roman" w:eastAsia="Times New Roman" w:hAnsi="Times New Roman" w:cs="Times New Roman"/>
+          <w:sz w:val="24"/>
+          <w:szCs w:val="24"/>
+        </w:rPr>
+      </w:pPr>
+      <w:r>
+        <w:rPr>
+          <w:rFonts w:ascii="Times New Roman" w:eastAsia="Times New Roman" w:hAnsi="Times New Roman" w:cs="Times New Roman"/>
+          <w:sz w:val="24"/>
+          <w:szCs w:val="24"/>
+        </w:rPr>
+        <w:t xml:space="preserve">Faith's PD was positively related to species richness across all scales, although the relationship was weaker than that between the conventional species-diversity metrics. Correlation coefficients increased from </w:t>
+      </w:r>
+      <w:r>
+        <w:rPr>
+          <w:rFonts w:ascii="Times New Roman" w:eastAsia="Times New Roman" w:hAnsi="Times New Roman" w:cs="Times New Roman"/>
+          <w:i/>
+          <w:iCs/>
+          <w:sz w:val="24"/>
+          <w:szCs w:val="24"/>
+        </w:rPr>
+        <w:t>r</w:t>
+      </w:r>
+      <w:r>
+        <w:rPr>
+          <w:rFonts w:ascii="Times New Roman" w:eastAsia="Times New Roman" w:hAnsi="Times New Roman" w:cs="Times New Roman"/>
+          <w:sz w:val="24"/>
+          <w:szCs w:val="24"/>
+        </w:rPr>
+        <w:t xml:space="preserve"> = 0.710 at 10 m to </w:t>
+      </w:r>
+      <w:r>
+        <w:rPr>
+          <w:rFonts w:ascii="Times New Roman" w:eastAsia="Times New Roman" w:hAnsi="Times New Roman" w:cs="Times New Roman"/>
+          <w:i/>
+          <w:iCs/>
+          <w:sz w:val="24"/>
+          <w:szCs w:val="24"/>
+        </w:rPr>
+        <w:t>r</w:t>
+      </w:r>
+      <w:r>
+        <w:rPr>
+          <w:rFonts w:ascii="Times New Roman" w:eastAsia="Times New Roman" w:hAnsi="Times New Roman" w:cs="Times New Roman"/>
+          <w:sz w:val="24"/>
+          <w:szCs w:val="24"/>
+        </w:rPr>
+        <w:t xml:space="preserve"> = 0.727 at 20 m and </w:t>
+      </w:r>
+      <w:r>
+        <w:rPr>
+          <w:rFonts w:ascii="Times New Roman" w:eastAsia="Times New Roman" w:hAnsi="Times New Roman" w:cs="Times New Roman"/>
+          <w:i/>
+          <w:iCs/>
+          <w:sz w:val="24"/>
+          <w:szCs w:val="24"/>
+        </w:rPr>
+        <w:t>r</w:t>
+      </w:r>
+      <w:r>
+        <w:rPr>
+          <w:rFonts w:ascii="Times New Roman" w:eastAsia="Times New Roman" w:hAnsi="Times New Roman" w:cs="Times New Roman"/>
+          <w:sz w:val="24"/>
+          <w:szCs w:val="24"/>
+        </w:rPr>
+        <w:t xml:space="preserve"> = 0.761 at 50 m. Phylogenetic Rao's Q was also strongly associated with abundance-weighted Faith's PD, with </w:t>
+      </w:r>
+      <w:r>
+        <w:rPr>
+          <w:rFonts w:ascii="Times New Roman" w:eastAsia="Times New Roman" w:hAnsi="Times New Roman" w:cs="Times New Roman"/>
+          <w:i/>
+          <w:iCs/>
+          <w:sz w:val="24"/>
+          <w:szCs w:val="24"/>
+        </w:rPr>
+        <w:t>r</w:t>
+      </w:r>
+      <w:r>
+        <w:rPr>
+          <w:rFonts w:ascii="Times New Roman" w:eastAsia="Times New Roman" w:hAnsi="Times New Roman" w:cs="Times New Roman"/>
+          <w:sz w:val="24"/>
+          <w:szCs w:val="24"/>
+        </w:rPr>
+        <w:t xml:space="preserve"> = 0.750 at 10 m, </w:t>
+      </w:r>
+      <w:r>
+        <w:rPr>
+          <w:rFonts w:ascii="Times New Roman" w:eastAsia="Times New Roman" w:hAnsi="Times New Roman" w:cs="Times New Roman"/>
+          <w:i/>
+          <w:iCs/>
+          <w:sz w:val="24"/>
+          <w:szCs w:val="24"/>
+        </w:rPr>
+        <w:t>r</w:t>
+      </w:r>
+      <w:r>
+        <w:rPr>
+          <w:rFonts w:ascii="Times New Roman" w:eastAsia="Times New Roman" w:hAnsi="Times New Roman" w:cs="Times New Roman"/>
+          <w:sz w:val="24"/>
+          <w:szCs w:val="24"/>
+        </w:rPr>
+        <w:t xml:space="preserve"> = 0.742 at 20 m, and </w:t>
+      </w:r>
+      <w:r>
+        <w:rPr>
+          <w:rFonts w:ascii="Times New Roman" w:eastAsia="Times New Roman" w:hAnsi="Times New Roman" w:cs="Times New Roman"/>
+          <w:i/>
+          <w:iCs/>
+          <w:sz w:val="24"/>
+          <w:szCs w:val="24"/>
+        </w:rPr>
+        <w:t>r</w:t>
+      </w:r>
+      <w:r>
+        <w:rPr>
+          <w:rFonts w:ascii="Times New Roman" w:eastAsia="Times New Roman" w:hAnsi="Times New Roman" w:cs="Times New Roman"/>
+          <w:sz w:val="24"/>
+          <w:szCs w:val="24"/>
+        </w:rPr>
+        <w:t xml:space="preserve"> = 0.688 at 50 m.</w:t>
+      </w:r>
+    </w:p>
+    <w:p>
+      <w:pPr>
+        <w:spacing w:before="100" w:beforeAutospacing="1" w:after="100" w:afterAutospacing="1" w:line="240" w:lineRule="auto"/>
+        <w:rPr>
+          <w:rFonts w:ascii="Times New Roman" w:eastAsia="Times New Roman" w:hAnsi="Times New Roman" w:cs="Times New Roman"/>
+          <w:sz w:val="24"/>
+          <w:szCs w:val="24"/>
+        </w:rPr>
+      </w:pPr>
+      <w:r>
+        <w:rPr>
+          <w:rFonts w:ascii="Times New Roman" w:eastAsia="Times New Roman" w:hAnsi="Times New Roman" w:cs="Times New Roman"/>
+          <w:sz w:val="24"/>
+          <w:szCs w:val="24"/>
+        </w:rPr>
         <w:lastRenderedPageBreak/>
-        <w:t>3.2 Relationships Among Biodiversity Metrics</w:t>
-      </w:r>
-    </w:p>
-    <w:p>
-      <w:pPr>
-        <w:spacing w:before="100" w:beforeAutospacing="1" w:after="100" w:afterAutospacing="1" w:line="240" w:lineRule="auto"/>
-        <w:rPr>
-          <w:rFonts w:ascii="Times New Roman" w:eastAsia="Times New Roman" w:hAnsi="Times New Roman" w:cs="Times New Roman"/>
-          <w:sz w:val="24"/>
-          <w:szCs w:val="24"/>
-        </w:rPr>
-      </w:pPr>
-      <w:r>
-        <w:rPr>
-          <w:rFonts w:ascii="Times New Roman" w:eastAsia="Times New Roman" w:hAnsi="Times New Roman" w:cs="Times New Roman"/>
-          <w:sz w:val="24"/>
-          <w:szCs w:val="24"/>
-        </w:rPr>
-        <w:t>Biodiversity metrics separated into two broad patterns based on their relationships with one another</w:t>
-      </w:r>
-      <w:r>
-        <w:rPr>
-          <w:rFonts w:ascii="Times New Roman" w:eastAsia="Times New Roman" w:hAnsi="Times New Roman" w:cs="Times New Roman"/>
-          <w:sz w:val="24"/>
-          <w:szCs w:val="24"/>
-        </w:rPr>
-        <w:t xml:space="preserve"> (Table)</w:t>
-      </w:r>
-      <w:r>
-        <w:rPr>
-          <w:rFonts w:ascii="Times New Roman" w:eastAsia="Times New Roman" w:hAnsi="Times New Roman" w:cs="Times New Roman"/>
-          <w:sz w:val="24"/>
-          <w:szCs w:val="24"/>
-        </w:rPr>
-        <w:t xml:space="preserve">. Shannon diversity and Simpson diversity were highly correlated at all three quadrat scales, with </w:t>
-      </w:r>
-      <w:r>
-        <w:rPr>
-          <w:rFonts w:ascii="Times New Roman" w:eastAsia="Times New Roman" w:hAnsi="Times New Roman" w:cs="Times New Roman"/>
-          <w:i/>
-          <w:iCs/>
-          <w:sz w:val="24"/>
-          <w:szCs w:val="24"/>
-        </w:rPr>
-        <w:t>r</w:t>
-      </w:r>
-      <w:r>
-        <w:rPr>
-          <w:rFonts w:ascii="Times New Roman" w:eastAsia="Times New Roman" w:hAnsi="Times New Roman" w:cs="Times New Roman"/>
-          <w:sz w:val="24"/>
-          <w:szCs w:val="24"/>
-        </w:rPr>
-        <w:t xml:space="preserve"> = 0.969 at 10 m, </w:t>
-      </w:r>
-      <w:r>
-        <w:rPr>
-          <w:rFonts w:ascii="Times New Roman" w:eastAsia="Times New Roman" w:hAnsi="Times New Roman" w:cs="Times New Roman"/>
-          <w:i/>
-          <w:iCs/>
-          <w:sz w:val="24"/>
-          <w:szCs w:val="24"/>
-        </w:rPr>
-        <w:t>r</w:t>
-      </w:r>
-      <w:r>
-        <w:rPr>
-          <w:rFonts w:ascii="Times New Roman" w:eastAsia="Times New Roman" w:hAnsi="Times New Roman" w:cs="Times New Roman"/>
-          <w:sz w:val="24"/>
-          <w:szCs w:val="24"/>
-        </w:rPr>
-        <w:t xml:space="preserve"> = 0.949 at 20 m, and </w:t>
-      </w:r>
-      <w:r>
-        <w:rPr>
-          <w:rFonts w:ascii="Times New Roman" w:eastAsia="Times New Roman" w:hAnsi="Times New Roman" w:cs="Times New Roman"/>
-          <w:i/>
-          <w:iCs/>
-          <w:sz w:val="24"/>
-          <w:szCs w:val="24"/>
-        </w:rPr>
-        <w:t>r</w:t>
-      </w:r>
-      <w:r>
-        <w:rPr>
-          <w:rFonts w:ascii="Times New Roman" w:eastAsia="Times New Roman" w:hAnsi="Times New Roman" w:cs="Times New Roman"/>
-          <w:sz w:val="24"/>
-          <w:szCs w:val="24"/>
-        </w:rPr>
-        <w:t xml:space="preserve"> = 0.939 at 50 m. Species richness was also strongly associated with Shannon diversity, with correlation coefficients of </w:t>
-      </w:r>
-      <w:r>
-        <w:rPr>
-          <w:rFonts w:ascii="Times New Roman" w:eastAsia="Times New Roman" w:hAnsi="Times New Roman" w:cs="Times New Roman"/>
-          <w:i/>
-          <w:iCs/>
-          <w:sz w:val="24"/>
-          <w:szCs w:val="24"/>
-        </w:rPr>
-        <w:t>r</w:t>
-      </w:r>
-      <w:r>
-        <w:rPr>
-          <w:rFonts w:ascii="Times New Roman" w:eastAsia="Times New Roman" w:hAnsi="Times New Roman" w:cs="Times New Roman"/>
-          <w:sz w:val="24"/>
-          <w:szCs w:val="24"/>
-        </w:rPr>
-        <w:t xml:space="preserve"> = 0.824, 0.856, and 0.847 at 10, 20, and 50 m, respectively.</w:t>
-      </w:r>
-    </w:p>
-    <w:p>
-      <w:pPr>
-        <w:spacing w:before="100" w:beforeAutospacing="1" w:after="100" w:afterAutospacing="1" w:line="240" w:lineRule="auto"/>
-        <w:rPr>
-          <w:rFonts w:ascii="Times New Roman" w:eastAsia="Times New Roman" w:hAnsi="Times New Roman" w:cs="Times New Roman"/>
-          <w:sz w:val="24"/>
-          <w:szCs w:val="24"/>
-        </w:rPr>
-      </w:pPr>
-      <w:r>
-        <w:rPr>
-          <w:rFonts w:ascii="Times New Roman" w:eastAsia="Times New Roman" w:hAnsi="Times New Roman" w:cs="Times New Roman"/>
-          <w:sz w:val="24"/>
-          <w:szCs w:val="24"/>
-        </w:rPr>
-        <w:t xml:space="preserve">Faith's PD was positively related to species richness across all scales, although the relationship was weaker than that between the conventional species-diversity metrics. Correlation coefficients increased from </w:t>
-      </w:r>
-      <w:r>
-        <w:rPr>
-          <w:rFonts w:ascii="Times New Roman" w:eastAsia="Times New Roman" w:hAnsi="Times New Roman" w:cs="Times New Roman"/>
-          <w:i/>
-          <w:iCs/>
-          <w:sz w:val="24"/>
-          <w:szCs w:val="24"/>
-        </w:rPr>
-        <w:t>r</w:t>
-      </w:r>
-      <w:r>
-        <w:rPr>
-          <w:rFonts w:ascii="Times New Roman" w:eastAsia="Times New Roman" w:hAnsi="Times New Roman" w:cs="Times New Roman"/>
-          <w:sz w:val="24"/>
-          <w:szCs w:val="24"/>
-        </w:rPr>
-        <w:t xml:space="preserve"> = 0.710 at 10 m to </w:t>
-      </w:r>
-      <w:r>
-        <w:rPr>
-          <w:rFonts w:ascii="Times New Roman" w:eastAsia="Times New Roman" w:hAnsi="Times New Roman" w:cs="Times New Roman"/>
-          <w:i/>
-          <w:iCs/>
-          <w:sz w:val="24"/>
-          <w:szCs w:val="24"/>
-        </w:rPr>
-        <w:t>r</w:t>
-      </w:r>
-      <w:r>
-        <w:rPr>
-          <w:rFonts w:ascii="Times New Roman" w:eastAsia="Times New Roman" w:hAnsi="Times New Roman" w:cs="Times New Roman"/>
-          <w:sz w:val="24"/>
-          <w:szCs w:val="24"/>
-        </w:rPr>
-        <w:t xml:space="preserve"> = 0.727 at 20 m and </w:t>
-      </w:r>
-      <w:r>
-        <w:rPr>
-          <w:rFonts w:ascii="Times New Roman" w:eastAsia="Times New Roman" w:hAnsi="Times New Roman" w:cs="Times New Roman"/>
-          <w:i/>
-          <w:iCs/>
-          <w:sz w:val="24"/>
-          <w:szCs w:val="24"/>
-        </w:rPr>
-        <w:t>r</w:t>
-      </w:r>
-      <w:r>
-        <w:rPr>
-          <w:rFonts w:ascii="Times New Roman" w:eastAsia="Times New Roman" w:hAnsi="Times New Roman" w:cs="Times New Roman"/>
-          <w:sz w:val="24"/>
-          <w:szCs w:val="24"/>
-        </w:rPr>
-        <w:t xml:space="preserve"> = 0.761 at 50 m. Phylogenetic Rao's Q was also strongly associated with abundance-weighted Faith's PD, with </w:t>
-      </w:r>
-      <w:r>
-        <w:rPr>
-          <w:rFonts w:ascii="Times New Roman" w:eastAsia="Times New Roman" w:hAnsi="Times New Roman" w:cs="Times New Roman"/>
-          <w:i/>
-          <w:iCs/>
-          <w:sz w:val="24"/>
-          <w:szCs w:val="24"/>
-        </w:rPr>
-        <w:t>r</w:t>
-      </w:r>
-      <w:r>
-        <w:rPr>
-          <w:rFonts w:ascii="Times New Roman" w:eastAsia="Times New Roman" w:hAnsi="Times New Roman" w:cs="Times New Roman"/>
-          <w:sz w:val="24"/>
-          <w:szCs w:val="24"/>
-        </w:rPr>
-        <w:t xml:space="preserve"> = 0.750 at 10 m, </w:t>
-      </w:r>
-      <w:r>
-        <w:rPr>
-          <w:rFonts w:ascii="Times New Roman" w:eastAsia="Times New Roman" w:hAnsi="Times New Roman" w:cs="Times New Roman"/>
-          <w:i/>
-          <w:iCs/>
-          <w:sz w:val="24"/>
-          <w:szCs w:val="24"/>
-        </w:rPr>
-        <w:t>r</w:t>
-      </w:r>
-      <w:r>
-        <w:rPr>
-          <w:rFonts w:ascii="Times New Roman" w:eastAsia="Times New Roman" w:hAnsi="Times New Roman" w:cs="Times New Roman"/>
-          <w:sz w:val="24"/>
-          <w:szCs w:val="24"/>
-        </w:rPr>
-        <w:t xml:space="preserve"> = 0.742 at 20 m, and </w:t>
-      </w:r>
-      <w:r>
-        <w:rPr>
-          <w:rFonts w:ascii="Times New Roman" w:eastAsia="Times New Roman" w:hAnsi="Times New Roman" w:cs="Times New Roman"/>
-          <w:i/>
-          <w:iCs/>
-          <w:sz w:val="24"/>
-          <w:szCs w:val="24"/>
-        </w:rPr>
-        <w:t>r</w:t>
-      </w:r>
-      <w:r>
-        <w:rPr>
-          <w:rFonts w:ascii="Times New Roman" w:eastAsia="Times New Roman" w:hAnsi="Times New Roman" w:cs="Times New Roman"/>
-          <w:sz w:val="24"/>
-          <w:szCs w:val="24"/>
-        </w:rPr>
-        <w:t xml:space="preserve"> = 0.688 at 50 m.</w:t>
-      </w:r>
-    </w:p>
-    <w:p>
-      <w:pPr>
-        <w:spacing w:before="100" w:beforeAutospacing="1" w:after="100" w:afterAutospacing="1" w:line="240" w:lineRule="auto"/>
-        <w:rPr>
-          <w:rFonts w:ascii="Times New Roman" w:eastAsia="Times New Roman" w:hAnsi="Times New Roman" w:cs="Times New Roman"/>
-          <w:sz w:val="24"/>
-          <w:szCs w:val="24"/>
-        </w:rPr>
-      </w:pPr>
-      <w:r>
-        <w:rPr>
-          <w:rFonts w:ascii="Times New Roman" w:eastAsia="Times New Roman" w:hAnsi="Times New Roman" w:cs="Times New Roman"/>
-          <w:sz w:val="24"/>
-          <w:szCs w:val="24"/>
-        </w:rPr>
         <w:t xml:space="preserve">In contrast, abundance-weighted Faith's PD became increasingly independent of Shannon diversity with increasing quadrat size. The relationship declined from </w:t>
       </w:r>
       <w:r>
@@ -4956,225 +10186,326 @@
           <w:sz w:val="24"/>
           <w:szCs w:val="24"/>
         </w:rPr>
+        <w:t>The strongest spectral-biodiversity relationships occurred at the 50 m scale. Standardized PCA alpha hull showed positive relationships with abundance-weighted Faith's PD (</w:t>
+      </w:r>
+      <w:r>
+        <w:rPr>
+          <w:rFonts w:ascii="Times New Roman" w:eastAsia="Times New Roman" w:hAnsi="Times New Roman" w:cs="Times New Roman"/>
+          <w:i/>
+          <w:iCs/>
+          <w:sz w:val="24"/>
+          <w:szCs w:val="24"/>
+        </w:rPr>
+        <w:t>r</w:t>
+      </w:r>
+      <w:r>
+        <w:rPr>
+          <w:rFonts w:ascii="Times New Roman" w:eastAsia="Times New Roman" w:hAnsi="Times New Roman" w:cs="Times New Roman"/>
+          <w:sz w:val="24"/>
+          <w:szCs w:val="24"/>
+        </w:rPr>
+        <w:t xml:space="preserve"> = 0.497, </w:t>
+      </w:r>
+      <w:r>
+        <w:rPr>
+          <w:rFonts w:ascii="Times New Roman" w:eastAsia="Times New Roman" w:hAnsi="Times New Roman" w:cs="Times New Roman"/>
+          <w:i/>
+          <w:iCs/>
+          <w:sz w:val="24"/>
+          <w:szCs w:val="24"/>
+        </w:rPr>
+        <w:t>R</w:t>
+      </w:r>
+      <w:r>
+        <w:rPr>
+          <w:rFonts w:ascii="Times New Roman" w:eastAsia="Times New Roman" w:hAnsi="Times New Roman" w:cs="Times New Roman"/>
+          <w:sz w:val="24"/>
+          <w:szCs w:val="24"/>
+        </w:rPr>
+        <w:t>² = 0.247) and phylogenetic Rao's Q (</w:t>
+      </w:r>
+      <w:r>
+        <w:rPr>
+          <w:rFonts w:ascii="Times New Roman" w:eastAsia="Times New Roman" w:hAnsi="Times New Roman" w:cs="Times New Roman"/>
+          <w:i/>
+          <w:iCs/>
+          <w:sz w:val="24"/>
+          <w:szCs w:val="24"/>
+        </w:rPr>
+        <w:t>r</w:t>
+      </w:r>
+      <w:r>
+        <w:rPr>
+          <w:rFonts w:ascii="Times New Roman" w:eastAsia="Times New Roman" w:hAnsi="Times New Roman" w:cs="Times New Roman"/>
+          <w:sz w:val="24"/>
+          <w:szCs w:val="24"/>
+        </w:rPr>
+        <w:t xml:space="preserve"> = 0.487, </w:t>
+      </w:r>
+      <w:r>
+        <w:rPr>
+          <w:rFonts w:ascii="Times New Roman" w:eastAsia="Times New Roman" w:hAnsi="Times New Roman" w:cs="Times New Roman"/>
+          <w:i/>
+          <w:iCs/>
+          <w:sz w:val="24"/>
+          <w:szCs w:val="24"/>
+        </w:rPr>
+        <w:t>R</w:t>
+      </w:r>
+      <w:r>
+        <w:rPr>
+          <w:rFonts w:ascii="Times New Roman" w:eastAsia="Times New Roman" w:hAnsi="Times New Roman" w:cs="Times New Roman"/>
+          <w:sz w:val="24"/>
+          <w:szCs w:val="24"/>
+        </w:rPr>
+        <w:t>² = 0.238). Standardized PCA mean distance showed similarly strong relationships with phylogenetic Rao's Q (</w:t>
+      </w:r>
+      <w:r>
+        <w:rPr>
+          <w:rFonts w:ascii="Times New Roman" w:eastAsia="Times New Roman" w:hAnsi="Times New Roman" w:cs="Times New Roman"/>
+          <w:i/>
+          <w:iCs/>
+          <w:sz w:val="24"/>
+          <w:szCs w:val="24"/>
+        </w:rPr>
+        <w:t>r</w:t>
+      </w:r>
+      <w:r>
+        <w:rPr>
+          <w:rFonts w:ascii="Times New Roman" w:eastAsia="Times New Roman" w:hAnsi="Times New Roman" w:cs="Times New Roman"/>
+          <w:sz w:val="24"/>
+          <w:szCs w:val="24"/>
+        </w:rPr>
+        <w:t xml:space="preserve"> = 0.444, </w:t>
+      </w:r>
+      <w:r>
+        <w:rPr>
+          <w:rFonts w:ascii="Times New Roman" w:eastAsia="Times New Roman" w:hAnsi="Times New Roman" w:cs="Times New Roman"/>
+          <w:i/>
+          <w:iCs/>
+          <w:sz w:val="24"/>
+          <w:szCs w:val="24"/>
+        </w:rPr>
+        <w:t>R</w:t>
+      </w:r>
+      <w:r>
+        <w:rPr>
+          <w:rFonts w:ascii="Times New Roman" w:eastAsia="Times New Roman" w:hAnsi="Times New Roman" w:cs="Times New Roman"/>
+          <w:sz w:val="24"/>
+          <w:szCs w:val="24"/>
+        </w:rPr>
+        <w:t>² = 0.197) and abundance-weighted Faith's PD (</w:t>
+      </w:r>
+      <w:r>
+        <w:rPr>
+          <w:rFonts w:ascii="Times New Roman" w:eastAsia="Times New Roman" w:hAnsi="Times New Roman" w:cs="Times New Roman"/>
+          <w:i/>
+          <w:iCs/>
+          <w:sz w:val="24"/>
+          <w:szCs w:val="24"/>
+        </w:rPr>
+        <w:t>r</w:t>
+      </w:r>
+      <w:r>
+        <w:rPr>
+          <w:rFonts w:ascii="Times New Roman" w:eastAsia="Times New Roman" w:hAnsi="Times New Roman" w:cs="Times New Roman"/>
+          <w:sz w:val="24"/>
+          <w:szCs w:val="24"/>
+        </w:rPr>
+        <w:t xml:space="preserve"> = 0.419, </w:t>
+      </w:r>
+      <w:r>
+        <w:rPr>
+          <w:rFonts w:ascii="Times New Roman" w:eastAsia="Times New Roman" w:hAnsi="Times New Roman" w:cs="Times New Roman"/>
+          <w:i/>
+          <w:iCs/>
+          <w:sz w:val="24"/>
+          <w:szCs w:val="24"/>
+        </w:rPr>
+        <w:t>R</w:t>
+      </w:r>
+      <w:r>
+        <w:rPr>
+          <w:rFonts w:ascii="Times New Roman" w:eastAsia="Times New Roman" w:hAnsi="Times New Roman" w:cs="Times New Roman"/>
+          <w:sz w:val="24"/>
+          <w:szCs w:val="24"/>
+        </w:rPr>
+        <w:t>² = 0.175). Standardized PCA Rao's Q showed weaker but positive relationships with phylogenetic Rao's Q (</w:t>
+      </w:r>
+      <w:r>
+        <w:rPr>
+          <w:rFonts w:ascii="Times New Roman" w:eastAsia="Times New Roman" w:hAnsi="Times New Roman" w:cs="Times New Roman"/>
+          <w:i/>
+          <w:iCs/>
+          <w:sz w:val="24"/>
+          <w:szCs w:val="24"/>
+        </w:rPr>
+        <w:t>r</w:t>
+      </w:r>
+      <w:r>
+        <w:rPr>
+          <w:rFonts w:ascii="Times New Roman" w:eastAsia="Times New Roman" w:hAnsi="Times New Roman" w:cs="Times New Roman"/>
+          <w:sz w:val="24"/>
+          <w:szCs w:val="24"/>
+        </w:rPr>
+        <w:t xml:space="preserve"> = 0.352, </w:t>
+      </w:r>
+      <w:r>
+        <w:rPr>
+          <w:rFonts w:ascii="Times New Roman" w:eastAsia="Times New Roman" w:hAnsi="Times New Roman" w:cs="Times New Roman"/>
+          <w:i/>
+          <w:iCs/>
+          <w:sz w:val="24"/>
+          <w:szCs w:val="24"/>
+        </w:rPr>
+        <w:t>R</w:t>
+      </w:r>
+      <w:r>
+        <w:rPr>
+          <w:rFonts w:ascii="Times New Roman" w:eastAsia="Times New Roman" w:hAnsi="Times New Roman" w:cs="Times New Roman"/>
+          <w:sz w:val="24"/>
+          <w:szCs w:val="24"/>
+        </w:rPr>
+        <w:t>² = 0.124) and abundance-weighted Faith's PD (</w:t>
+      </w:r>
+      <w:r>
+        <w:rPr>
+          <w:rFonts w:ascii="Times New Roman" w:eastAsia="Times New Roman" w:hAnsi="Times New Roman" w:cs="Times New Roman"/>
+          <w:i/>
+          <w:iCs/>
+          <w:sz w:val="24"/>
+          <w:szCs w:val="24"/>
+        </w:rPr>
+        <w:t>r</w:t>
+      </w:r>
+      <w:r>
+        <w:rPr>
+          <w:rFonts w:ascii="Times New Roman" w:eastAsia="Times New Roman" w:hAnsi="Times New Roman" w:cs="Times New Roman"/>
+          <w:sz w:val="24"/>
+          <w:szCs w:val="24"/>
+        </w:rPr>
+        <w:t xml:space="preserve"> = 0.272, </w:t>
+      </w:r>
+      <w:r>
+        <w:rPr>
+          <w:rFonts w:ascii="Times New Roman" w:eastAsia="Times New Roman" w:hAnsi="Times New Roman" w:cs="Times New Roman"/>
+          <w:i/>
+          <w:iCs/>
+          <w:sz w:val="24"/>
+          <w:szCs w:val="24"/>
+        </w:rPr>
+        <w:t>R</w:t>
+      </w:r>
+      <w:r>
+        <w:rPr>
+          <w:rFonts w:ascii="Times New Roman" w:eastAsia="Times New Roman" w:hAnsi="Times New Roman" w:cs="Times New Roman"/>
+          <w:sz w:val="24"/>
+          <w:szCs w:val="24"/>
+        </w:rPr>
+        <w:t>² = 0.074)</w:t>
+      </w:r>
+      <w:r>
+        <w:rPr>
+          <w:rFonts w:ascii="Times New Roman" w:eastAsia="Times New Roman" w:hAnsi="Times New Roman" w:cs="Times New Roman"/>
+          <w:sz w:val="24"/>
+          <w:szCs w:val="24"/>
+        </w:rPr>
+        <w:t xml:space="preserve"> (</w:t>
+      </w:r>
+      <w:bookmarkStart w:id="15" w:name="_GoBack"/>
+      <w:bookmarkEnd w:id="15"/>
+      <w:r>
+        <w:rPr>
+          <w:rFonts w:ascii="Times New Roman" w:eastAsia="Times New Roman" w:hAnsi="Times New Roman" w:cs="Times New Roman"/>
+          <w:sz w:val="24"/>
+          <w:szCs w:val="24"/>
+        </w:rPr>
+        <w:t>Figure X)</w:t>
+      </w:r>
+      <w:r>
+        <w:rPr>
+          <w:rFonts w:ascii="Times New Roman" w:eastAsia="Times New Roman" w:hAnsi="Times New Roman" w:cs="Times New Roman"/>
+          <w:sz w:val="24"/>
+          <w:szCs w:val="24"/>
+        </w:rPr>
+        <w:t>.</w:t>
+      </w:r>
+    </w:p>
+    <w:p>
+      <w:pPr>
+        <w:spacing w:before="100" w:beforeAutospacing="1" w:after="100" w:afterAutospacing="1" w:line="240" w:lineRule="auto"/>
+        <w:rPr>
+          <w:rFonts w:ascii="Times New Roman" w:eastAsia="Times New Roman" w:hAnsi="Times New Roman" w:cs="Times New Roman"/>
+          <w:sz w:val="24"/>
+          <w:szCs w:val="24"/>
+        </w:rPr>
+      </w:pPr>
+      <w:r>
+        <w:rPr>
+          <w:rFonts w:ascii="Times New Roman" w:eastAsia="Times New Roman" w:hAnsi="Times New Roman" w:cs="Times New Roman"/>
+          <w:sz w:val="24"/>
+          <w:szCs w:val="24"/>
+        </w:rPr>
         <w:lastRenderedPageBreak/>
-        <w:t>The strongest spectral-biodiversity relationships occurred at the 50 m scale. Standardized PCA alpha hull showed positive relationships with abundance-weighted Faith's PD (</w:t>
-      </w:r>
-      <w:r>
-        <w:rPr>
-          <w:rFonts w:ascii="Times New Roman" w:eastAsia="Times New Roman" w:hAnsi="Times New Roman" w:cs="Times New Roman"/>
-          <w:i/>
-          <w:iCs/>
-          <w:sz w:val="24"/>
-          <w:szCs w:val="24"/>
-        </w:rPr>
-        <w:t>r</w:t>
-      </w:r>
-      <w:r>
-        <w:rPr>
-          <w:rFonts w:ascii="Times New Roman" w:eastAsia="Times New Roman" w:hAnsi="Times New Roman" w:cs="Times New Roman"/>
-          <w:sz w:val="24"/>
-          <w:szCs w:val="24"/>
-        </w:rPr>
-        <w:t xml:space="preserve"> = 0.497, </w:t>
-      </w:r>
-      <w:r>
-        <w:rPr>
-          <w:rFonts w:ascii="Times New Roman" w:eastAsia="Times New Roman" w:hAnsi="Times New Roman" w:cs="Times New Roman"/>
-          <w:i/>
-          <w:iCs/>
-          <w:sz w:val="24"/>
-          <w:szCs w:val="24"/>
-        </w:rPr>
-        <w:t>R</w:t>
-      </w:r>
-      <w:r>
-        <w:rPr>
-          <w:rFonts w:ascii="Times New Roman" w:eastAsia="Times New Roman" w:hAnsi="Times New Roman" w:cs="Times New Roman"/>
-          <w:sz w:val="24"/>
-          <w:szCs w:val="24"/>
-        </w:rPr>
-        <w:t>² = 0.247) and phylogenetic Rao's Q (</w:t>
-      </w:r>
-      <w:r>
-        <w:rPr>
-          <w:rFonts w:ascii="Times New Roman" w:eastAsia="Times New Roman" w:hAnsi="Times New Roman" w:cs="Times New Roman"/>
-          <w:i/>
-          <w:iCs/>
-          <w:sz w:val="24"/>
-          <w:szCs w:val="24"/>
-        </w:rPr>
-        <w:t>r</w:t>
-      </w:r>
-      <w:r>
-        <w:rPr>
-          <w:rFonts w:ascii="Times New Roman" w:eastAsia="Times New Roman" w:hAnsi="Times New Roman" w:cs="Times New Roman"/>
-          <w:sz w:val="24"/>
-          <w:szCs w:val="24"/>
-        </w:rPr>
-        <w:t xml:space="preserve"> = 0.487, </w:t>
-      </w:r>
-      <w:r>
-        <w:rPr>
-          <w:rFonts w:ascii="Times New Roman" w:eastAsia="Times New Roman" w:hAnsi="Times New Roman" w:cs="Times New Roman"/>
-          <w:i/>
-          <w:iCs/>
-          <w:sz w:val="24"/>
-          <w:szCs w:val="24"/>
-        </w:rPr>
-        <w:t>R</w:t>
-      </w:r>
-      <w:r>
-        <w:rPr>
-          <w:rFonts w:ascii="Times New Roman" w:eastAsia="Times New Roman" w:hAnsi="Times New Roman" w:cs="Times New Roman"/>
-          <w:sz w:val="24"/>
-          <w:szCs w:val="24"/>
-        </w:rPr>
-        <w:t>² = 0.238). Standardized PCA mean distance showed similarly strong relationships with phylogenetic Rao's Q (</w:t>
-      </w:r>
-      <w:r>
-        <w:rPr>
-          <w:rFonts w:ascii="Times New Roman" w:eastAsia="Times New Roman" w:hAnsi="Times New Roman" w:cs="Times New Roman"/>
-          <w:i/>
-          <w:iCs/>
-          <w:sz w:val="24"/>
-          <w:szCs w:val="24"/>
-        </w:rPr>
-        <w:t>r</w:t>
-      </w:r>
-      <w:r>
-        <w:rPr>
-          <w:rFonts w:ascii="Times New Roman" w:eastAsia="Times New Roman" w:hAnsi="Times New Roman" w:cs="Times New Roman"/>
-          <w:sz w:val="24"/>
-          <w:szCs w:val="24"/>
-        </w:rPr>
-        <w:t xml:space="preserve"> = 0.444, </w:t>
-      </w:r>
-      <w:r>
-        <w:rPr>
-          <w:rFonts w:ascii="Times New Roman" w:eastAsia="Times New Roman" w:hAnsi="Times New Roman" w:cs="Times New Roman"/>
-          <w:i/>
-          <w:iCs/>
-          <w:sz w:val="24"/>
-          <w:szCs w:val="24"/>
-        </w:rPr>
-        <w:t>R</w:t>
-      </w:r>
-      <w:r>
-        <w:rPr>
-          <w:rFonts w:ascii="Times New Roman" w:eastAsia="Times New Roman" w:hAnsi="Times New Roman" w:cs="Times New Roman"/>
-          <w:sz w:val="24"/>
-          <w:szCs w:val="24"/>
-        </w:rPr>
-        <w:t>² = 0.197) and abundance-weighted Faith's PD (</w:t>
-      </w:r>
-      <w:r>
-        <w:rPr>
-          <w:rFonts w:ascii="Times New Roman" w:eastAsia="Times New Roman" w:hAnsi="Times New Roman" w:cs="Times New Roman"/>
-          <w:i/>
-          <w:iCs/>
-          <w:sz w:val="24"/>
-          <w:szCs w:val="24"/>
-        </w:rPr>
-        <w:t>r</w:t>
-      </w:r>
-      <w:r>
-        <w:rPr>
-          <w:rFonts w:ascii="Times New Roman" w:eastAsia="Times New Roman" w:hAnsi="Times New Roman" w:cs="Times New Roman"/>
-          <w:sz w:val="24"/>
-          <w:szCs w:val="24"/>
-        </w:rPr>
-        <w:t xml:space="preserve"> = 0.419, </w:t>
-      </w:r>
-      <w:r>
-        <w:rPr>
-          <w:rFonts w:ascii="Times New Roman" w:eastAsia="Times New Roman" w:hAnsi="Times New Roman" w:cs="Times New Roman"/>
-          <w:i/>
-          <w:iCs/>
-          <w:sz w:val="24"/>
-          <w:szCs w:val="24"/>
-        </w:rPr>
-        <w:t>R</w:t>
-      </w:r>
-      <w:r>
-        <w:rPr>
-          <w:rFonts w:ascii="Times New Roman" w:eastAsia="Times New Roman" w:hAnsi="Times New Roman" w:cs="Times New Roman"/>
-          <w:sz w:val="24"/>
-          <w:szCs w:val="24"/>
-        </w:rPr>
-        <w:t>² = 0.175). Standardized PCA Rao's Q showed weaker but positive relationships with phylogenetic Rao's Q (</w:t>
-      </w:r>
-      <w:r>
-        <w:rPr>
-          <w:rFonts w:ascii="Times New Roman" w:eastAsia="Times New Roman" w:hAnsi="Times New Roman" w:cs="Times New Roman"/>
-          <w:i/>
-          <w:iCs/>
-          <w:sz w:val="24"/>
-          <w:szCs w:val="24"/>
-        </w:rPr>
-        <w:t>r</w:t>
-      </w:r>
-      <w:r>
-        <w:rPr>
-          <w:rFonts w:ascii="Times New Roman" w:eastAsia="Times New Roman" w:hAnsi="Times New Roman" w:cs="Times New Roman"/>
-          <w:sz w:val="24"/>
-          <w:szCs w:val="24"/>
-        </w:rPr>
-        <w:t xml:space="preserve"> = 0.352, </w:t>
-      </w:r>
-      <w:r>
-        <w:rPr>
-          <w:rFonts w:ascii="Times New Roman" w:eastAsia="Times New Roman" w:hAnsi="Times New Roman" w:cs="Times New Roman"/>
-          <w:i/>
-          <w:iCs/>
-          <w:sz w:val="24"/>
-          <w:szCs w:val="24"/>
-        </w:rPr>
-        <w:t>R</w:t>
-      </w:r>
-      <w:r>
-        <w:rPr>
-          <w:rFonts w:ascii="Times New Roman" w:eastAsia="Times New Roman" w:hAnsi="Times New Roman" w:cs="Times New Roman"/>
-          <w:sz w:val="24"/>
-          <w:szCs w:val="24"/>
-        </w:rPr>
-        <w:t>² = 0.124) and abundance-weighted Faith's PD (</w:t>
-      </w:r>
-      <w:r>
-        <w:rPr>
-          <w:rFonts w:ascii="Times New Roman" w:eastAsia="Times New Roman" w:hAnsi="Times New Roman" w:cs="Times New Roman"/>
-          <w:i/>
-          <w:iCs/>
-          <w:sz w:val="24"/>
-          <w:szCs w:val="24"/>
-        </w:rPr>
-        <w:t>r</w:t>
-      </w:r>
-      <w:r>
-        <w:rPr>
-          <w:rFonts w:ascii="Times New Roman" w:eastAsia="Times New Roman" w:hAnsi="Times New Roman" w:cs="Times New Roman"/>
-          <w:sz w:val="24"/>
-          <w:szCs w:val="24"/>
-        </w:rPr>
-        <w:t xml:space="preserve"> = 0.272, </w:t>
-      </w:r>
-      <w:r>
-        <w:rPr>
-          <w:rFonts w:ascii="Times New Roman" w:eastAsia="Times New Roman" w:hAnsi="Times New Roman" w:cs="Times New Roman"/>
-          <w:i/>
-          <w:iCs/>
-          <w:sz w:val="24"/>
-          <w:szCs w:val="24"/>
-        </w:rPr>
-        <w:t>R</w:t>
-      </w:r>
-      <w:r>
-        <w:rPr>
-          <w:rFonts w:ascii="Times New Roman" w:eastAsia="Times New Roman" w:hAnsi="Times New Roman" w:cs="Times New Roman"/>
-          <w:sz w:val="24"/>
-          <w:szCs w:val="24"/>
-        </w:rPr>
-        <w:t>² = 0.074).</w:t>
-      </w:r>
+        <w:drawing>
+          <wp:inline distT="0" distB="0" distL="0" distR="0" wp14:anchorId="6D3C8242" wp14:editId="27E04152">
+            <wp:extent cx="5571641" cy="4713937"/>
+            <wp:effectExtent l="0" t="0" r="0" b="0"/>
+            <wp:docPr id="1" name="Picture 1" descr="C:\Users\PaintRock\OneDrive - Alabama A&amp;M University\PaintRock RemoteSens\Spectral_Diversity\Documents\Tables and Figures\10_vector_normalized_spectral_biodiversity_abundance_weighted_faith_by_scale.png"/>
+            <wp:cNvGraphicFramePr>
+              <a:graphicFrameLocks xmlns:a="http://schemas.openxmlformats.org/drawingml/2006/main" noChangeAspect="1"/>
+            </wp:cNvGraphicFramePr>
+            <a:graphic xmlns:a="http://schemas.openxmlformats.org/drawingml/2006/main">
+              <a:graphicData uri="http://schemas.openxmlformats.org/drawingml/2006/picture">
+                <pic:pic xmlns:pic="http://schemas.openxmlformats.org/drawingml/2006/picture">
+                  <pic:nvPicPr>
+                    <pic:cNvPr id="0" name="Picture 1" descr="C:\Users\PaintRock\OneDrive - Alabama A&amp;M University\PaintRock RemoteSens\Spectral_Diversity\Documents\Tables and Figures\10_vector_normalized_spectral_biodiversity_abundance_weighted_faith_by_scale.png"/>
+                    <pic:cNvPicPr>
+                      <a:picLocks noChangeAspect="1" noChangeArrowheads="1"/>
+                    </pic:cNvPicPr>
+                  </pic:nvPicPr>
+                  <pic:blipFill>
+                    <a:blip r:embed="rId8" cstate="print">
+                      <a:extLst>
+                        <a:ext uri="{28A0092B-C50C-407E-A947-70E740481C1C}">
+                          <a14:useLocalDpi xmlns:a14="http://schemas.microsoft.com/office/drawing/2010/main" val="0"/>
+                        </a:ext>
+                      </a:extLst>
+                    </a:blip>
+                    <a:srcRect/>
+                    <a:stretch>
+                      <a:fillRect/>
+                    </a:stretch>
+                  </pic:blipFill>
+                  <pic:spPr bwMode="auto">
+                    <a:xfrm>
+                      <a:off x="0" y="0"/>
+                      <a:ext cx="5590788" cy="4730136"/>
+                    </a:xfrm>
+                    <a:prstGeom prst="rect">
+                      <a:avLst/>
+                    </a:prstGeom>
+                    <a:noFill/>
+                    <a:ln>
+                      <a:noFill/>
+                    </a:ln>
+                  </pic:spPr>
+                </pic:pic>
+              </a:graphicData>
+            </a:graphic>
+          </wp:inline>
+        </w:drawing>
+      </w:r>
+    </w:p>
+    <w:p>
+      <w:pPr>
+        <w:spacing w:before="100" w:beforeAutospacing="1" w:after="100" w:afterAutospacing="1" w:line="240" w:lineRule="auto"/>
+        <w:rPr>
+          <w:rFonts w:ascii="Times New Roman" w:eastAsia="Times New Roman" w:hAnsi="Times New Roman" w:cs="Times New Roman"/>
+          <w:sz w:val="24"/>
+          <w:szCs w:val="24"/>
+        </w:rPr>
+      </w:pPr>
     </w:p>
     <w:p>
       <w:pPr>
@@ -5392,6 +10723,7 @@
           <w:sz w:val="24"/>
           <w:szCs w:val="24"/>
         </w:rPr>
+        <w:lastRenderedPageBreak/>
         <w:t xml:space="preserve">At 50 m, Shannon diversity remained effectively unrelated to all three PCA metrics, with </w:t>
       </w:r>
       <w:r>
@@ -5631,7 +10963,23 @@
           <w:sz w:val="24"/>
           <w:szCs w:val="24"/>
         </w:rPr>
-        <w:t>The relationship between PC1 and mean reflectance also differed substantially between the two PCA representations. At 50 m, raw PC1 was strongly correlated with mean reflectance at both the pixel level (</w:t>
+        <w:t xml:space="preserve">The relationship between PC1 and mean reflectance also differed substantially between the two PCA representations. </w:t>
+      </w:r>
+      <w:r>
+        <w:rPr>
+          <w:rFonts w:ascii="Times New Roman" w:eastAsia="Times New Roman" w:hAnsi="Times New Roman" w:cs="Times New Roman"/>
+          <w:sz w:val="24"/>
+          <w:szCs w:val="24"/>
+        </w:rPr>
+        <w:t>Figure X shows</w:t>
+      </w:r>
+      <w:r>
+        <w:rPr>
+          <w:rFonts w:ascii="Times New Roman" w:eastAsia="Times New Roman" w:hAnsi="Times New Roman" w:cs="Times New Roman"/>
+          <w:sz w:val="24"/>
+          <w:szCs w:val="24"/>
+        </w:rPr>
+        <w:t xml:space="preserve"> 50 m, raw PC1 was strongly correlated with mean reflectance at both the pixel level (</w:t>
       </w:r>
       <w:r>
         <w:rPr>
@@ -5703,16 +11051,286 @@
           <w:sz w:val="24"/>
           <w:szCs w:val="24"/>
         </w:rPr>
-        <w:t xml:space="preserve">² = 0.856). </w:t>
-      </w:r>
-      <w:r>
-        <w:rPr>
-          <w:rFonts w:ascii="Times New Roman" w:eastAsia="Times New Roman" w:hAnsi="Times New Roman" w:cs="Times New Roman"/>
-          <w:sz w:val="24"/>
-          <w:szCs w:val="24"/>
+        <w:t xml:space="preserve">² = 0.856). Standardized PC1 showed substantially weaker relationships with mean reflectance, with </w:t>
+      </w:r>
+      <w:r>
+        <w:rPr>
+          <w:rFonts w:ascii="Times New Roman" w:eastAsia="Times New Roman" w:hAnsi="Times New Roman" w:cs="Times New Roman"/>
+          <w:sz w:val="24"/>
+          <w:szCs w:val="24"/>
+        </w:rPr>
+        <w:t>(</w:t>
+      </w:r>
+      <w:r>
+        <w:rPr>
+          <w:rFonts w:ascii="Times New Roman" w:eastAsia="Times New Roman" w:hAnsi="Times New Roman" w:cs="Times New Roman"/>
+          <w:i/>
+          <w:iCs/>
+          <w:sz w:val="24"/>
+          <w:szCs w:val="24"/>
+        </w:rPr>
+        <w:t>r</w:t>
+      </w:r>
+      <w:r>
+        <w:rPr>
+          <w:rFonts w:ascii="Times New Roman" w:eastAsia="Times New Roman" w:hAnsi="Times New Roman" w:cs="Times New Roman"/>
+          <w:sz w:val="24"/>
+          <w:szCs w:val="24"/>
+        </w:rPr>
+        <w:t xml:space="preserve"> = -0.118</w:t>
+      </w:r>
+      <w:r>
+        <w:rPr>
+          <w:rFonts w:ascii="Times New Roman" w:eastAsia="Times New Roman" w:hAnsi="Times New Roman" w:cs="Times New Roman"/>
+          <w:sz w:val="24"/>
+          <w:szCs w:val="24"/>
+        </w:rPr>
+        <w:t>,</w:t>
+      </w:r>
+      <w:r>
+        <w:rPr>
+          <w:rFonts w:ascii="Times New Roman" w:eastAsia="Times New Roman" w:hAnsi="Times New Roman" w:cs="Times New Roman"/>
+          <w:sz w:val="24"/>
+          <w:szCs w:val="24"/>
+        </w:rPr>
+        <w:t xml:space="preserve"> </w:t>
+      </w:r>
+      <w:r>
+        <w:rPr>
+          <w:rFonts w:ascii="Times New Roman" w:eastAsia="Times New Roman" w:hAnsi="Times New Roman" w:cs="Times New Roman"/>
+          <w:i/>
+          <w:iCs/>
+          <w:sz w:val="24"/>
+          <w:szCs w:val="24"/>
+        </w:rPr>
+        <w:t>R</w:t>
+      </w:r>
+      <w:r>
+        <w:rPr>
+          <w:rFonts w:ascii="Times New Roman" w:eastAsia="Times New Roman" w:hAnsi="Times New Roman" w:cs="Times New Roman"/>
+          <w:sz w:val="24"/>
+          <w:szCs w:val="24"/>
+        </w:rPr>
+        <w:t xml:space="preserve">² = 0.014) at the pixel level and </w:t>
+      </w:r>
+      <w:r>
+        <w:rPr>
+          <w:rFonts w:ascii="Times New Roman" w:eastAsia="Times New Roman" w:hAnsi="Times New Roman" w:cs="Times New Roman"/>
+          <w:sz w:val="24"/>
+          <w:szCs w:val="24"/>
+        </w:rPr>
+        <w:t>(</w:t>
+      </w:r>
+      <w:r>
+        <w:rPr>
+          <w:rFonts w:ascii="Times New Roman" w:eastAsia="Times New Roman" w:hAnsi="Times New Roman" w:cs="Times New Roman"/>
+          <w:i/>
+          <w:iCs/>
+          <w:sz w:val="24"/>
+          <w:szCs w:val="24"/>
+        </w:rPr>
+        <w:t>r</w:t>
+      </w:r>
+      <w:r>
+        <w:rPr>
+          <w:rFonts w:ascii="Times New Roman" w:eastAsia="Times New Roman" w:hAnsi="Times New Roman" w:cs="Times New Roman"/>
+          <w:sz w:val="24"/>
+          <w:szCs w:val="24"/>
+        </w:rPr>
+        <w:t xml:space="preserve"> = -0.348</w:t>
+      </w:r>
+      <w:r>
+        <w:rPr>
+          <w:rFonts w:ascii="Times New Roman" w:eastAsia="Times New Roman" w:hAnsi="Times New Roman" w:cs="Times New Roman"/>
+          <w:sz w:val="24"/>
+          <w:szCs w:val="24"/>
+        </w:rPr>
+        <w:t>,</w:t>
+      </w:r>
+      <w:r>
+        <w:rPr>
+          <w:rFonts w:ascii="Times New Roman" w:eastAsia="Times New Roman" w:hAnsi="Times New Roman" w:cs="Times New Roman"/>
+          <w:sz w:val="24"/>
+          <w:szCs w:val="24"/>
+        </w:rPr>
+        <w:t xml:space="preserve"> </w:t>
+      </w:r>
+      <w:r>
+        <w:rPr>
+          <w:rFonts w:ascii="Times New Roman" w:eastAsia="Times New Roman" w:hAnsi="Times New Roman" w:cs="Times New Roman"/>
+          <w:i/>
+          <w:iCs/>
+          <w:sz w:val="24"/>
+          <w:szCs w:val="24"/>
+        </w:rPr>
+        <w:t>R</w:t>
+      </w:r>
+      <w:r>
+        <w:rPr>
+          <w:rFonts w:ascii="Times New Roman" w:eastAsia="Times New Roman" w:hAnsi="Times New Roman" w:cs="Times New Roman"/>
+          <w:sz w:val="24"/>
+          <w:szCs w:val="24"/>
+        </w:rPr>
+        <w:t>² = 0.121) at the quadrat-mean level.</w:t>
+      </w:r>
+    </w:p>
+    <w:p>
+      <w:pPr>
+        <w:pStyle w:val="NormalWeb"/>
+      </w:pPr>
+      <w:r>
+        <w:rPr>
+          <w:noProof/>
         </w:rPr>
         <w:lastRenderedPageBreak/>
-        <w:t xml:space="preserve">Standardized PC1 showed substantially weaker relationships with mean reflectance, with </w:t>
+        <w:drawing>
+          <wp:inline distT="0" distB="0" distL="0" distR="0" wp14:anchorId="5C6C83F5" wp14:editId="00D3B277">
+            <wp:extent cx="5447654" cy="4086647"/>
+            <wp:effectExtent l="0" t="0" r="0" b="0"/>
+            <wp:docPr id="3" name="Picture 3" descr="C:\Users\PaintRock\OneDrive - Alabama A&amp;M University\PaintRock RemoteSens\Spectral_Diversity\Documents\Tables and Figures\09_pc1_mean_reflectance_raw_vs_vector_normalized_50m.png"/>
+            <wp:cNvGraphicFramePr>
+              <a:graphicFrameLocks xmlns:a="http://schemas.openxmlformats.org/drawingml/2006/main" noChangeAspect="1"/>
+            </wp:cNvGraphicFramePr>
+            <a:graphic xmlns:a="http://schemas.openxmlformats.org/drawingml/2006/main">
+              <a:graphicData uri="http://schemas.openxmlformats.org/drawingml/2006/picture">
+                <pic:pic xmlns:pic="http://schemas.openxmlformats.org/drawingml/2006/picture">
+                  <pic:nvPicPr>
+                    <pic:cNvPr id="0" name="Picture 3" descr="C:\Users\PaintRock\OneDrive - Alabama A&amp;M University\PaintRock RemoteSens\Spectral_Diversity\Documents\Tables and Figures\09_pc1_mean_reflectance_raw_vs_vector_normalized_50m.png"/>
+                    <pic:cNvPicPr>
+                      <a:picLocks noChangeAspect="1" noChangeArrowheads="1"/>
+                    </pic:cNvPicPr>
+                  </pic:nvPicPr>
+                  <pic:blipFill>
+                    <a:blip r:embed="rId9" cstate="print">
+                      <a:extLst>
+                        <a:ext uri="{28A0092B-C50C-407E-A947-70E740481C1C}">
+                          <a14:useLocalDpi xmlns:a14="http://schemas.microsoft.com/office/drawing/2010/main" val="0"/>
+                        </a:ext>
+                      </a:extLst>
+                    </a:blip>
+                    <a:srcRect/>
+                    <a:stretch>
+                      <a:fillRect/>
+                    </a:stretch>
+                  </pic:blipFill>
+                  <pic:spPr bwMode="auto">
+                    <a:xfrm>
+                      <a:off x="0" y="0"/>
+                      <a:ext cx="5506877" cy="4131074"/>
+                    </a:xfrm>
+                    <a:prstGeom prst="rect">
+                      <a:avLst/>
+                    </a:prstGeom>
+                    <a:noFill/>
+                    <a:ln>
+                      <a:noFill/>
+                    </a:ln>
+                  </pic:spPr>
+                </pic:pic>
+              </a:graphicData>
+            </a:graphic>
+          </wp:inline>
+        </w:drawing>
+      </w:r>
+    </w:p>
+    <w:p>
+      <w:pPr>
+        <w:spacing w:before="100" w:beforeAutospacing="1" w:after="100" w:afterAutospacing="1" w:line="240" w:lineRule="auto"/>
+        <w:rPr>
+          <w:rFonts w:ascii="Times New Roman" w:eastAsia="Times New Roman" w:hAnsi="Times New Roman" w:cs="Times New Roman"/>
+          <w:sz w:val="24"/>
+          <w:szCs w:val="24"/>
+        </w:rPr>
+      </w:pPr>
+      <w:r>
+        <w:rPr>
+          <w:rFonts w:ascii="Times New Roman" w:eastAsia="Times New Roman" w:hAnsi="Times New Roman" w:cs="Times New Roman"/>
+          <w:sz w:val="24"/>
+          <w:szCs w:val="24"/>
+        </w:rPr>
+        <w:t>The loading patterns also differed between PCA representations. In the standardized PCA, PC1 showed its greatest departures from a uniform spectral response in the near-infrared wavelengths from approximately 843</w:t>
+      </w:r>
+      <w:r>
+        <w:rPr>
+          <w:rFonts w:ascii="Times New Roman" w:eastAsia="Times New Roman" w:hAnsi="Times New Roman" w:cs="Times New Roman"/>
+          <w:sz w:val="24"/>
+          <w:szCs w:val="24"/>
+        </w:rPr>
+        <w:t>-</w:t>
+      </w:r>
+      <w:r>
+        <w:rPr>
+          <w:rFonts w:ascii="Times New Roman" w:eastAsia="Times New Roman" w:hAnsi="Times New Roman" w:cs="Times New Roman"/>
+          <w:sz w:val="24"/>
+          <w:szCs w:val="24"/>
+        </w:rPr>
+        <w:t>903 nm, whereas PC2 showed more concentrated nonuniform structure from approximately 753</w:t>
+      </w:r>
+      <w:r>
+        <w:rPr>
+          <w:rFonts w:ascii="Times New Roman" w:eastAsia="Times New Roman" w:hAnsi="Times New Roman" w:cs="Times New Roman"/>
+          <w:sz w:val="24"/>
+          <w:szCs w:val="24"/>
+        </w:rPr>
+        <w:t>-</w:t>
+      </w:r>
+      <w:r>
+        <w:rPr>
+          <w:rFonts w:ascii="Times New Roman" w:eastAsia="Times New Roman" w:hAnsi="Times New Roman" w:cs="Times New Roman"/>
+          <w:sz w:val="24"/>
+          <w:szCs w:val="24"/>
+        </w:rPr>
+        <w:t>813 nm. The 753</w:t>
+      </w:r>
+      <w:r>
+        <w:rPr>
+          <w:rFonts w:ascii="Times New Roman" w:eastAsia="Times New Roman" w:hAnsi="Times New Roman" w:cs="Times New Roman"/>
+          <w:sz w:val="24"/>
+          <w:szCs w:val="24"/>
+        </w:rPr>
+        <w:t>-</w:t>
+      </w:r>
+      <w:r>
+        <w:rPr>
+          <w:rFonts w:ascii="Times New Roman" w:eastAsia="Times New Roman" w:hAnsi="Times New Roman" w:cs="Times New Roman"/>
+          <w:sz w:val="24"/>
+          <w:szCs w:val="24"/>
+        </w:rPr>
+        <w:t>778 nm region represented the portion of PC2 least associated with the broad PC1 brightness pattern. In the raw PCA, PC1 departures were concentrated toward the violet-blue edge and longer near-infrared wavelengths, while PC2 emphasized blue-green, red, red-edge, and near-infrared regions</w:t>
+      </w:r>
+      <w:r>
+        <w:rPr>
+          <w:rFonts w:ascii="Times New Roman" w:eastAsia="Times New Roman" w:hAnsi="Times New Roman" w:cs="Times New Roman"/>
+          <w:sz w:val="24"/>
+          <w:szCs w:val="24"/>
+        </w:rPr>
+        <w:t xml:space="preserve"> (Figure)</w:t>
+      </w:r>
+      <w:r>
+        <w:rPr>
+          <w:rFonts w:ascii="Times New Roman" w:eastAsia="Times New Roman" w:hAnsi="Times New Roman" w:cs="Times New Roman"/>
+          <w:sz w:val="24"/>
+          <w:szCs w:val="24"/>
+        </w:rPr>
+        <w:t>.</w:t>
+      </w:r>
+    </w:p>
+    <w:p>
+      <w:pPr>
+        <w:spacing w:before="100" w:beforeAutospacing="1" w:after="100" w:afterAutospacing="1" w:line="240" w:lineRule="auto"/>
+        <w:rPr>
+          <w:rFonts w:ascii="Times New Roman" w:eastAsia="Times New Roman" w:hAnsi="Times New Roman" w:cs="Times New Roman"/>
+          <w:sz w:val="24"/>
+          <w:szCs w:val="24"/>
+        </w:rPr>
+      </w:pPr>
+      <w:r>
+        <w:rPr>
+          <w:rFonts w:ascii="Times New Roman" w:eastAsia="Times New Roman" w:hAnsi="Times New Roman" w:cs="Times New Roman"/>
+          <w:sz w:val="24"/>
+          <w:szCs w:val="24"/>
+        </w:rPr>
+        <w:t xml:space="preserve">The vector-normalized PCA metrics generally showed stronger relationships with phylogenetic biodiversity than the corresponding raw PCA metrics. At 10 m, raw PCA alpha hull showed a correlation of </w:t>
       </w:r>
       <w:r>
         <w:rPr>
@@ -5730,25 +11348,7 @@
           <w:sz w:val="24"/>
           <w:szCs w:val="24"/>
         </w:rPr>
-        <w:t xml:space="preserve"> = -0.118 (</w:t>
-      </w:r>
-      <w:r>
-        <w:rPr>
-          <w:rFonts w:ascii="Times New Roman" w:eastAsia="Times New Roman" w:hAnsi="Times New Roman" w:cs="Times New Roman"/>
-          <w:i/>
-          <w:iCs/>
-          <w:sz w:val="24"/>
-          <w:szCs w:val="24"/>
-        </w:rPr>
-        <w:t>R</w:t>
-      </w:r>
-      <w:r>
-        <w:rPr>
-          <w:rFonts w:ascii="Times New Roman" w:eastAsia="Times New Roman" w:hAnsi="Times New Roman" w:cs="Times New Roman"/>
-          <w:sz w:val="24"/>
-          <w:szCs w:val="24"/>
-        </w:rPr>
-        <w:t xml:space="preserve">² = 0.014) at the pixel level and </w:t>
+        <w:t xml:space="preserve"> = 0.057 with abundance-weighted Faith's PD, compared with </w:t>
       </w:r>
       <w:r>
         <w:rPr>
@@ -5766,125 +11366,7 @@
           <w:sz w:val="24"/>
           <w:szCs w:val="24"/>
         </w:rPr>
-        <w:t xml:space="preserve"> = -0.348 (</w:t>
-      </w:r>
-      <w:r>
-        <w:rPr>
-          <w:rFonts w:ascii="Times New Roman" w:eastAsia="Times New Roman" w:hAnsi="Times New Roman" w:cs="Times New Roman"/>
-          <w:i/>
-          <w:iCs/>
-          <w:sz w:val="24"/>
-          <w:szCs w:val="24"/>
-        </w:rPr>
-        <w:t>R</w:t>
-      </w:r>
-      <w:r>
-        <w:rPr>
-          <w:rFonts w:ascii="Times New Roman" w:eastAsia="Times New Roman" w:hAnsi="Times New Roman" w:cs="Times New Roman"/>
-          <w:sz w:val="24"/>
-          <w:szCs w:val="24"/>
-        </w:rPr>
-        <w:t>² = 0.121) at the quadrat-mean level.</w:t>
-      </w:r>
-    </w:p>
-    <w:p>
-      <w:pPr>
-        <w:spacing w:before="100" w:beforeAutospacing="1" w:after="100" w:afterAutospacing="1" w:line="240" w:lineRule="auto"/>
-        <w:rPr>
-          <w:rFonts w:ascii="Times New Roman" w:eastAsia="Times New Roman" w:hAnsi="Times New Roman" w:cs="Times New Roman"/>
-          <w:sz w:val="24"/>
-          <w:szCs w:val="24"/>
-        </w:rPr>
-      </w:pPr>
-      <w:r>
-        <w:rPr>
-          <w:rFonts w:ascii="Times New Roman" w:eastAsia="Times New Roman" w:hAnsi="Times New Roman" w:cs="Times New Roman"/>
-          <w:sz w:val="24"/>
-          <w:szCs w:val="24"/>
-        </w:rPr>
-        <w:t>The loading patterns also differed between PCA representations. In the standardized PCA, PC1 showed its greatest departures from a uniform spectral response in the near-infrared wavelengths from approximately 843</w:t>
-      </w:r>
-      <w:r>
-        <w:rPr>
-          <w:rFonts w:ascii="Times New Roman" w:eastAsia="Times New Roman" w:hAnsi="Times New Roman" w:cs="Times New Roman"/>
-          <w:sz w:val="24"/>
-          <w:szCs w:val="24"/>
-        </w:rPr>
-        <w:t>-</w:t>
-      </w:r>
-      <w:r>
-        <w:rPr>
-          <w:rFonts w:ascii="Times New Roman" w:eastAsia="Times New Roman" w:hAnsi="Times New Roman" w:cs="Times New Roman"/>
-          <w:sz w:val="24"/>
-          <w:szCs w:val="24"/>
-        </w:rPr>
-        <w:t>903 nm, whereas PC2 showed more concentrated nonuniform structure from approximately 753</w:t>
-      </w:r>
-      <w:r>
-        <w:rPr>
-          <w:rFonts w:ascii="Times New Roman" w:eastAsia="Times New Roman" w:hAnsi="Times New Roman" w:cs="Times New Roman"/>
-          <w:sz w:val="24"/>
-          <w:szCs w:val="24"/>
-        </w:rPr>
-        <w:t>-</w:t>
-      </w:r>
-      <w:r>
-        <w:rPr>
-          <w:rFonts w:ascii="Times New Roman" w:eastAsia="Times New Roman" w:hAnsi="Times New Roman" w:cs="Times New Roman"/>
-          <w:sz w:val="24"/>
-          <w:szCs w:val="24"/>
-        </w:rPr>
-        <w:t>813 nm. The 753</w:t>
-      </w:r>
-      <w:r>
-        <w:rPr>
-          <w:rFonts w:ascii="Times New Roman" w:eastAsia="Times New Roman" w:hAnsi="Times New Roman" w:cs="Times New Roman"/>
-          <w:sz w:val="24"/>
-          <w:szCs w:val="24"/>
-        </w:rPr>
-        <w:t>-</w:t>
-      </w:r>
-      <w:r>
-        <w:rPr>
-          <w:rFonts w:ascii="Times New Roman" w:eastAsia="Times New Roman" w:hAnsi="Times New Roman" w:cs="Times New Roman"/>
-          <w:sz w:val="24"/>
-          <w:szCs w:val="24"/>
-        </w:rPr>
-        <w:t>778 nm region represented the portion of PC2 least associated with the broad PC1 brightness pattern. In the raw PCA, PC1 departures were concentrated toward the violet-blue edge and longer near-infrared wavelengths, while PC2 emphasized blue-green, red, red-edge, and near-infrared regions</w:t>
-      </w:r>
-      <w:r>
-        <w:rPr>
-          <w:rFonts w:ascii="Times New Roman" w:eastAsia="Times New Roman" w:hAnsi="Times New Roman" w:cs="Times New Roman"/>
-          <w:sz w:val="24"/>
-          <w:szCs w:val="24"/>
-        </w:rPr>
-        <w:t xml:space="preserve"> (Figure)</w:t>
-      </w:r>
-      <w:r>
-        <w:rPr>
-          <w:rFonts w:ascii="Times New Roman" w:eastAsia="Times New Roman" w:hAnsi="Times New Roman" w:cs="Times New Roman"/>
-          <w:sz w:val="24"/>
-          <w:szCs w:val="24"/>
-        </w:rPr>
-        <w:t>.</w:t>
-      </w:r>
-    </w:p>
-    <w:p>
-      <w:pPr>
-        <w:spacing w:before="100" w:beforeAutospacing="1" w:after="100" w:afterAutospacing="1" w:line="240" w:lineRule="auto"/>
-        <w:rPr>
-          <w:rFonts w:ascii="Times New Roman" w:eastAsia="Times New Roman" w:hAnsi="Times New Roman" w:cs="Times New Roman"/>
-          <w:sz w:val="24"/>
-          <w:szCs w:val="24"/>
-        </w:rPr>
-      </w:pPr>
-      <w:r>
-        <w:rPr>
-          <w:rFonts w:ascii="Times New Roman" w:eastAsia="Times New Roman" w:hAnsi="Times New Roman" w:cs="Times New Roman"/>
-          <w:sz w:val="24"/>
-          <w:szCs w:val="24"/>
-        </w:rPr>
-        <w:t xml:space="preserve">The vector-normalized PCA metrics generally showed stronger relationships with phylogenetic biodiversity than the corresponding raw PCA metrics. At 10 m, raw PCA alpha hull showed a correlation of </w:t>
+        <w:t xml:space="preserve"> = 0.188 for standardized PCA alpha hull. Raw PCA mean distance was correlated with phylogenetic Rao's Q at </w:t>
       </w:r>
       <w:r>
         <w:rPr>
@@ -5902,7 +11384,7 @@
           <w:sz w:val="24"/>
           <w:szCs w:val="24"/>
         </w:rPr>
-        <w:t xml:space="preserve"> = 0.057 with abundance-weighted Faith's PD, compared with </w:t>
+        <w:t xml:space="preserve"> = 0.053, compared with </w:t>
       </w:r>
       <w:r>
         <w:rPr>
@@ -5920,7 +11402,25 @@
           <w:sz w:val="24"/>
           <w:szCs w:val="24"/>
         </w:rPr>
-        <w:t xml:space="preserve"> = 0.188 for standardized PCA alpha hull. Raw PCA mean distance was correlated with phylogenetic Rao's Q at </w:t>
+        <w:t xml:space="preserve"> = 0.140 for standardized PCA mean distance.</w:t>
+      </w:r>
+    </w:p>
+    <w:p>
+      <w:pPr>
+        <w:spacing w:before="100" w:beforeAutospacing="1" w:after="100" w:afterAutospacing="1" w:line="240" w:lineRule="auto"/>
+        <w:rPr>
+          <w:rFonts w:ascii="Times New Roman" w:eastAsia="Times New Roman" w:hAnsi="Times New Roman" w:cs="Times New Roman"/>
+          <w:sz w:val="24"/>
+          <w:szCs w:val="24"/>
+        </w:rPr>
+      </w:pPr>
+      <w:r>
+        <w:rPr>
+          <w:rFonts w:ascii="Times New Roman" w:eastAsia="Times New Roman" w:hAnsi="Times New Roman" w:cs="Times New Roman"/>
+          <w:sz w:val="24"/>
+          <w:szCs w:val="24"/>
+        </w:rPr>
+        <w:t xml:space="preserve">At 20 m, the difference between PCA representations was more pronounced. Raw PCA alpha hull was correlated with abundance-weighted Faith's PD at </w:t>
       </w:r>
       <w:r>
         <w:rPr>
@@ -5938,7 +11438,7 @@
           <w:sz w:val="24"/>
           <w:szCs w:val="24"/>
         </w:rPr>
-        <w:t xml:space="preserve"> = 0.053, compared with </w:t>
+        <w:t xml:space="preserve"> = 0.217, compared with </w:t>
       </w:r>
       <w:r>
         <w:rPr>
@@ -5956,25 +11456,7 @@
           <w:sz w:val="24"/>
           <w:szCs w:val="24"/>
         </w:rPr>
-        <w:t xml:space="preserve"> = 0.140 for standardized PCA mean distance.</w:t>
-      </w:r>
-    </w:p>
-    <w:p>
-      <w:pPr>
-        <w:spacing w:before="100" w:beforeAutospacing="1" w:after="100" w:afterAutospacing="1" w:line="240" w:lineRule="auto"/>
-        <w:rPr>
-          <w:rFonts w:ascii="Times New Roman" w:eastAsia="Times New Roman" w:hAnsi="Times New Roman" w:cs="Times New Roman"/>
-          <w:sz w:val="24"/>
-          <w:szCs w:val="24"/>
-        </w:rPr>
-      </w:pPr>
-      <w:r>
-        <w:rPr>
-          <w:rFonts w:ascii="Times New Roman" w:eastAsia="Times New Roman" w:hAnsi="Times New Roman" w:cs="Times New Roman"/>
-          <w:sz w:val="24"/>
-          <w:szCs w:val="24"/>
-        </w:rPr>
-        <w:t xml:space="preserve">At 20 m, the difference between PCA representations was more pronounced. Raw PCA alpha hull was correlated with abundance-weighted Faith's PD at </w:t>
+        <w:t xml:space="preserve"> = 0.384 for standardized PCA alpha hull. Raw PCA mean distance showed a correlation of </w:t>
       </w:r>
       <w:r>
         <w:rPr>
@@ -5992,7 +11474,7 @@
           <w:sz w:val="24"/>
           <w:szCs w:val="24"/>
         </w:rPr>
-        <w:t xml:space="preserve"> = 0.217, compared with </w:t>
+        <w:t xml:space="preserve"> = 0.164 with abundance-weighted Faith's PD, compared with </w:t>
       </w:r>
       <w:r>
         <w:rPr>
@@ -6010,42 +11492,6 @@
           <w:sz w:val="24"/>
           <w:szCs w:val="24"/>
         </w:rPr>
-        <w:t xml:space="preserve"> = 0.384 for standardized PCA alpha hull. Raw PCA mean distance showed a correlation of </w:t>
-      </w:r>
-      <w:r>
-        <w:rPr>
-          <w:rFonts w:ascii="Times New Roman" w:eastAsia="Times New Roman" w:hAnsi="Times New Roman" w:cs="Times New Roman"/>
-          <w:i/>
-          <w:iCs/>
-          <w:sz w:val="24"/>
-          <w:szCs w:val="24"/>
-        </w:rPr>
-        <w:t>r</w:t>
-      </w:r>
-      <w:r>
-        <w:rPr>
-          <w:rFonts w:ascii="Times New Roman" w:eastAsia="Times New Roman" w:hAnsi="Times New Roman" w:cs="Times New Roman"/>
-          <w:sz w:val="24"/>
-          <w:szCs w:val="24"/>
-        </w:rPr>
-        <w:t xml:space="preserve"> = 0.164 with abundance-weighted Faith's PD, compared with </w:t>
-      </w:r>
-      <w:r>
-        <w:rPr>
-          <w:rFonts w:ascii="Times New Roman" w:eastAsia="Times New Roman" w:hAnsi="Times New Roman" w:cs="Times New Roman"/>
-          <w:i/>
-          <w:iCs/>
-          <w:sz w:val="24"/>
-          <w:szCs w:val="24"/>
-        </w:rPr>
-        <w:t>r</w:t>
-      </w:r>
-      <w:r>
-        <w:rPr>
-          <w:rFonts w:ascii="Times New Roman" w:eastAsia="Times New Roman" w:hAnsi="Times New Roman" w:cs="Times New Roman"/>
-          <w:sz w:val="24"/>
-          <w:szCs w:val="24"/>
-        </w:rPr>
         <w:t xml:space="preserve"> = 0.301 for standardized PCA mean distance. Raw and standardized PCA Rao's Q showed similarly weak relationships with abundance-weighted Faith's PD at this scale.</w:t>
       </w:r>
     </w:p>
@@ -6064,6 +11510,7 @@
           <w:sz w:val="24"/>
           <w:szCs w:val="24"/>
         </w:rPr>
+        <w:lastRenderedPageBreak/>
         <w:t xml:space="preserve">At 50 m, both PCA representations showed positive relationships with phylogenetic biodiversity, although standardized PCA alpha hull and mean distance remained stronger. Raw PCA alpha hull was correlated with abundance-weighted Faith's PD at </w:t>
       </w:r>
       <w:r>
@@ -6290,16 +11737,7 @@
           <w:sz w:val="24"/>
           <w:szCs w:val="24"/>
         </w:rPr>
-        <w:t xml:space="preserve">The standardized PCA metrics showed relationships with brightness, spectral-region brightness, and elevation that varied among metrics and quadrat scales. Standardized PCA alpha hull showed the strongest driver relationships. At 10 m, alpha hull was positively correlated with </w:t>
-      </w:r>
-      <w:r>
-        <w:rPr>
-          <w:rFonts w:ascii="Times New Roman" w:eastAsia="Times New Roman" w:hAnsi="Times New Roman" w:cs="Times New Roman"/>
-          <w:sz w:val="24"/>
-          <w:szCs w:val="24"/>
-        </w:rPr>
-        <w:lastRenderedPageBreak/>
-        <w:t>green brightness (</w:t>
+        <w:t>The standardized PCA metrics showed relationships with brightness, spectral-region brightness, and elevation that varied among metrics and quadrat scales. Standardized PCA alpha hull showed the strongest driver relationships. At 10 m, alpha hull was positively correlated with green brightness (</w:t>
       </w:r>
       <w:r>
         <w:rPr>
@@ -6736,6 +12174,7 @@
           <w:sz w:val="24"/>
           <w:szCs w:val="24"/>
         </w:rPr>
+        <w:lastRenderedPageBreak/>
         <w:t>Squaring the biodiversity metrics produced relatively small changes in the observed relationships and did not alter the overall rank order of the strongest associations.</w:t>
       </w:r>
       <w:r>
@@ -7130,7 +12569,6 @@
           <w:sz w:val="24"/>
           <w:szCs w:val="24"/>
         </w:rPr>
-        <w:lastRenderedPageBreak/>
         <w:t>Overall, the biodiversity-squared transformation produced modest changes in correlation strength, particularly among weaker relationships at the finer spatial grains, while the strongest relationships at 50 m remained largely consistent with the untransformed results.</w:t>
       </w:r>
     </w:p>
@@ -7406,7 +12844,16 @@
           <w:sz w:val="24"/>
           <w:szCs w:val="24"/>
         </w:rPr>
-        <w:t xml:space="preserve"> = 0.068. Standardized PCA mean distance with phylogenetic Rao's Q had </w:t>
+        <w:t xml:space="preserve"> = 0.068. Standardized PCA mean distance </w:t>
+      </w:r>
+      <w:r>
+        <w:rPr>
+          <w:rFonts w:ascii="Times New Roman" w:eastAsia="Times New Roman" w:hAnsi="Times New Roman" w:cs="Times New Roman"/>
+          <w:sz w:val="24"/>
+          <w:szCs w:val="24"/>
+        </w:rPr>
+        <w:lastRenderedPageBreak/>
+        <w:t xml:space="preserve">with phylogenetic Rao's Q had </w:t>
       </w:r>
       <w:r>
         <w:rPr>
@@ -7555,7 +13002,6 @@
           <w:sz w:val="24"/>
           <w:szCs w:val="24"/>
         </w:rPr>
-        <w:lastRenderedPageBreak/>
         <w:t>In contrast, Shannon diversity showed little relationship with any of the standardized PCA spectral metrics across scales, including near-zero correlations at 50 m. The increasing separation between Shannon diversity and abundance-weighted phylogenetic metrics with increasing spatial grain further distinguished the two biodiversity components. The strongest 50 m phylogenetic relationships also showed relatively weak residual spatial structure, whereas the corresponding Shannon-diversity relationships retained stronger spatial structure. Together, these patterns characterized a clear increase in the correspondence between spectral heterogeneity and phylogenetic biodiversity from 10 m to 50 m.</w:t>
       </w:r>
     </w:p>
@@ -7638,7 +13084,16 @@
           <w:sz w:val="24"/>
           <w:szCs w:val="24"/>
         </w:rPr>
-        <w:t>At 10 m, each quadrat captured a small portion of the canopy. Individual crowns, leaf angle, and local canopy structure could strongly shape the spectral values within that quadrat. Because fewer crowns and canopy conditions contributed to each 10 m quadrat, a small number of unusual pixels could strongly influence the spectral heterogeneity value. As a result, spectral heterogeneity at this scale likely reflected fine-scale canopy variation that was not directly tied to community composition.</w:t>
+        <w:t xml:space="preserve">At 10 m, each quadrat captured a small portion of the canopy. Individual crowns, leaf angle, and local canopy structure could strongly shape the spectral values within that quadrat. Because fewer crowns and canopy conditions contributed to each 10 m quadrat, a small number of unusual pixels could strongly influence the spectral heterogeneity value. As a result, spectral heterogeneity at this scale likely reflected fine-scale canopy variation that was not directly tied to </w:t>
+      </w:r>
+      <w:r>
+        <w:rPr>
+          <w:rFonts w:ascii="Times New Roman" w:eastAsia="Times New Roman" w:hAnsi="Times New Roman" w:cs="Times New Roman"/>
+          <w:sz w:val="24"/>
+          <w:szCs w:val="24"/>
+        </w:rPr>
+        <w:lastRenderedPageBreak/>
+        <w:t>community composition.</w:t>
       </w:r>
       <w:r>
         <w:rPr>
@@ -7839,99 +13294,107 @@
           <w:sz w:val="27"/>
           <w:szCs w:val="27"/>
         </w:rPr>
+        <w:t>4.2 Metric sensitivity to extreme spectral values may influence the phylogenetic signal</w:t>
+      </w:r>
+    </w:p>
+    <w:p>
+      <w:pPr>
+        <w:rPr>
+          <w:rFonts w:ascii="Times New Roman" w:eastAsia="Times New Roman" w:hAnsi="Times New Roman" w:cs="Times New Roman"/>
+          <w:sz w:val="24"/>
+          <w:szCs w:val="24"/>
+        </w:rPr>
+      </w:pPr>
+      <w:r>
+        <w:rPr>
+          <w:rFonts w:ascii="Times New Roman" w:eastAsia="Times New Roman" w:hAnsi="Times New Roman" w:cs="Times New Roman"/>
+          <w:sz w:val="24"/>
+          <w:szCs w:val="24"/>
+        </w:rPr>
+        <w:t>The differences among alpha hull, mean distance, and Rao's Q provide a useful way to interpret why some representations of spectral heterogeneity were more strongly related to phylogenetic diversity than others. All three metrics are calculated from the same underlying pixel reflectance information after transformation into PCA space, so their differences arise largely from how those spectral observations are weighted and summarized.</w:t>
+      </w:r>
+      <w:r>
+        <w:rPr>
+          <w:rFonts w:ascii="Times New Roman" w:eastAsia="Times New Roman" w:hAnsi="Times New Roman" w:cs="Times New Roman"/>
+          <w:sz w:val="24"/>
+          <w:szCs w:val="24"/>
+        </w:rPr>
+        <w:t xml:space="preserve"> </w:t>
+      </w:r>
+    </w:p>
+    <w:p>
+      <w:pPr>
+        <w:rPr>
+          <w:rFonts w:ascii="Times New Roman" w:eastAsia="Times New Roman" w:hAnsi="Times New Roman" w:cs="Times New Roman"/>
+          <w:sz w:val="24"/>
+          <w:szCs w:val="24"/>
+        </w:rPr>
+      </w:pPr>
+      <w:r>
+        <w:rPr>
+          <w:rFonts w:ascii="Times New Roman" w:eastAsia="Times New Roman" w:hAnsi="Times New Roman" w:cs="Times New Roman"/>
+          <w:sz w:val="24"/>
+          <w:szCs w:val="24"/>
+        </w:rPr>
+        <w:t>Mean distance gives each pixel's distance from the spectral centroid a linear contribution to the quadrat-level measure. This makes it relatively responsive to the overall dispersion of the spectral distribution without giving extreme observations disproportionate influence. Rao's Q uses squared distance, so pixels that are far from the centroid contribute increasingly more to the final value. Alpha hull takes a different approach by describing the occupied boundary of spectral space. It is therefore influenced strongly by the outer portions of the distribution rather than by the average position of the pixels.</w:t>
+      </w:r>
+    </w:p>
+    <w:p>
+      <w:pPr>
+        <w:rPr>
+          <w:rFonts w:ascii="Times New Roman" w:eastAsia="Times New Roman" w:hAnsi="Times New Roman" w:cs="Times New Roman"/>
+          <w:sz w:val="24"/>
+          <w:szCs w:val="24"/>
+        </w:rPr>
+      </w:pPr>
+      <w:r>
+        <w:rPr>
+          <w:rFonts w:ascii="Times New Roman" w:eastAsia="Times New Roman" w:hAnsi="Times New Roman" w:cs="Times New Roman"/>
+          <w:sz w:val="24"/>
+          <w:szCs w:val="24"/>
+        </w:rPr>
+        <w:t xml:space="preserve">This distinction is important when interpreting the stronger performance of alpha hull and the </w:t>
+      </w:r>
+      <w:r>
+        <w:rPr>
+          <w:rFonts w:ascii="Times New Roman" w:eastAsia="Times New Roman" w:hAnsi="Times New Roman" w:cs="Times New Roman"/>
+          <w:sz w:val="24"/>
+          <w:szCs w:val="24"/>
+        </w:rPr>
+        <w:t xml:space="preserve">relatively </w:t>
+      </w:r>
+      <w:r>
+        <w:rPr>
+          <w:rFonts w:ascii="Times New Roman" w:eastAsia="Times New Roman" w:hAnsi="Times New Roman" w:cs="Times New Roman"/>
+          <w:sz w:val="24"/>
+          <w:szCs w:val="24"/>
+        </w:rPr>
+        <w:t>weaker performance of Rao's Q. Spectrally unusual pixels are not necessarily biologically unimportant. They may represent leaves, crowns, or canopy conditions associated with species that differ from the dominant vegetation. In that sense, retaining information from the outer portion of the spectral distribution could help preserve differences in community composition that would be reduced by a metric focused primarily on the average spectral condition.</w:t>
+      </w:r>
+      <w:r>
+        <w:rPr>
+          <w:rFonts w:ascii="Times New Roman" w:eastAsia="Times New Roman" w:hAnsi="Times New Roman" w:cs="Times New Roman"/>
+          <w:sz w:val="24"/>
+          <w:szCs w:val="24"/>
+        </w:rPr>
+        <w:t xml:space="preserve"> </w:t>
+      </w:r>
+      <w:r>
+        <w:rPr>
+          <w:rFonts w:ascii="Times New Roman" w:eastAsia="Times New Roman" w:hAnsi="Times New Roman" w:cs="Times New Roman"/>
+          <w:sz w:val="24"/>
+          <w:szCs w:val="24"/>
+        </w:rPr>
+        <w:t xml:space="preserve">At the same time, spectral extremes are not inherently biological. They can also arise </w:t>
+      </w:r>
+      <w:r>
+        <w:rPr>
+          <w:rFonts w:ascii="Times New Roman" w:eastAsia="Times New Roman" w:hAnsi="Times New Roman" w:cs="Times New Roman"/>
+          <w:sz w:val="24"/>
+          <w:szCs w:val="24"/>
+        </w:rPr>
         <w:lastRenderedPageBreak/>
-        <w:t>4.2 Metric sensitivity to extreme spectral values may influence the phylogenetic signal</w:t>
-      </w:r>
-    </w:p>
-    <w:p>
-      <w:pPr>
-        <w:rPr>
-          <w:rFonts w:ascii="Times New Roman" w:eastAsia="Times New Roman" w:hAnsi="Times New Roman" w:cs="Times New Roman"/>
-          <w:sz w:val="24"/>
-          <w:szCs w:val="24"/>
-        </w:rPr>
-      </w:pPr>
-      <w:r>
-        <w:rPr>
-          <w:rFonts w:ascii="Times New Roman" w:eastAsia="Times New Roman" w:hAnsi="Times New Roman" w:cs="Times New Roman"/>
-          <w:sz w:val="24"/>
-          <w:szCs w:val="24"/>
-        </w:rPr>
-        <w:t>The differences among alpha hull, mean distance, and Rao's Q provide a useful way to interpret why some representations of spectral heterogeneity were more strongly related to phylogenetic diversity than others. All three metrics are calculated from the same underlying pixel reflectance information after transformation into PCA space, so their differences arise largely from how those spectral observations are weighted and summarized.</w:t>
-      </w:r>
-      <w:r>
-        <w:rPr>
-          <w:rFonts w:ascii="Times New Roman" w:eastAsia="Times New Roman" w:hAnsi="Times New Roman" w:cs="Times New Roman"/>
-          <w:sz w:val="24"/>
-          <w:szCs w:val="24"/>
-        </w:rPr>
-        <w:t xml:space="preserve"> </w:t>
-      </w:r>
-    </w:p>
-    <w:p>
-      <w:pPr>
-        <w:rPr>
-          <w:rFonts w:ascii="Times New Roman" w:eastAsia="Times New Roman" w:hAnsi="Times New Roman" w:cs="Times New Roman"/>
-          <w:sz w:val="24"/>
-          <w:szCs w:val="24"/>
-        </w:rPr>
-      </w:pPr>
-      <w:r>
-        <w:rPr>
-          <w:rFonts w:ascii="Times New Roman" w:eastAsia="Times New Roman" w:hAnsi="Times New Roman" w:cs="Times New Roman"/>
-          <w:sz w:val="24"/>
-          <w:szCs w:val="24"/>
-        </w:rPr>
-        <w:t>Mean distance gives each pixel's distance from the spectral centroid a linear contribution to the quadrat-level measure. This makes it relatively responsive to the overall dispersion of the spectral distribution without giving extreme observations disproportionate influence. Rao's Q uses squared distance, so pixels that are far from the centroid contribute increasingly more to the final value. Alpha hull takes a different approach by describing the occupied boundary of spectral space. It is therefore influenced strongly by the outer portions of the distribution rather than by the average position of the pixels.</w:t>
-      </w:r>
-    </w:p>
-    <w:p>
-      <w:pPr>
-        <w:rPr>
-          <w:rFonts w:ascii="Times New Roman" w:eastAsia="Times New Roman" w:hAnsi="Times New Roman" w:cs="Times New Roman"/>
-          <w:sz w:val="24"/>
-          <w:szCs w:val="24"/>
-        </w:rPr>
-      </w:pPr>
-      <w:r>
-        <w:rPr>
-          <w:rFonts w:ascii="Times New Roman" w:eastAsia="Times New Roman" w:hAnsi="Times New Roman" w:cs="Times New Roman"/>
-          <w:sz w:val="24"/>
-          <w:szCs w:val="24"/>
-        </w:rPr>
-        <w:t xml:space="preserve">This distinction is important when interpreting the stronger performance of alpha hull and the </w:t>
-      </w:r>
-      <w:r>
-        <w:rPr>
-          <w:rFonts w:ascii="Times New Roman" w:eastAsia="Times New Roman" w:hAnsi="Times New Roman" w:cs="Times New Roman"/>
-          <w:sz w:val="24"/>
-          <w:szCs w:val="24"/>
-        </w:rPr>
-        <w:t xml:space="preserve">relatively </w:t>
-      </w:r>
-      <w:r>
-        <w:rPr>
-          <w:rFonts w:ascii="Times New Roman" w:eastAsia="Times New Roman" w:hAnsi="Times New Roman" w:cs="Times New Roman"/>
-          <w:sz w:val="24"/>
-          <w:szCs w:val="24"/>
-        </w:rPr>
-        <w:t>weaker performance of Rao's Q. Spectrally unusual pixels are not necessarily biologically unimportant. They may represent leaves, crowns, or canopy conditions associated with species that differ from the dominant vegetation. In that sense, retaining information from the outer portion of the spectral distribution could help preserve differences in community composition that would be reduced by a metric focused primarily on the average spectral condition.</w:t>
-      </w:r>
-      <w:r>
-        <w:rPr>
-          <w:rFonts w:ascii="Times New Roman" w:eastAsia="Times New Roman" w:hAnsi="Times New Roman" w:cs="Times New Roman"/>
-          <w:sz w:val="24"/>
-          <w:szCs w:val="24"/>
-        </w:rPr>
-        <w:t xml:space="preserve"> </w:t>
-      </w:r>
-      <w:r>
-        <w:rPr>
-          <w:rFonts w:ascii="Times New Roman" w:eastAsia="Times New Roman" w:hAnsi="Times New Roman" w:cs="Times New Roman"/>
-          <w:sz w:val="24"/>
-          <w:szCs w:val="24"/>
-        </w:rPr>
-        <w:t xml:space="preserve">At the same time, spectral extremes are not inherently biological. They can also arise from </w:t>
+        <w:t xml:space="preserve">from </w:t>
       </w:r>
       <w:r>
         <w:rPr>
@@ -8083,106 +13546,114 @@
           <w:sz w:val="27"/>
           <w:szCs w:val="27"/>
         </w:rPr>
+        <w:t>4.3 Why spectral heterogeneity may be more closely related to phylogenetic diversity</w:t>
+      </w:r>
+    </w:p>
+    <w:p>
+      <w:pPr>
+        <w:rPr>
+          <w:rFonts w:ascii="Times New Roman" w:eastAsia="Times New Roman" w:hAnsi="Times New Roman" w:cs="Times New Roman"/>
+          <w:sz w:val="24"/>
+          <w:szCs w:val="24"/>
+        </w:rPr>
+      </w:pPr>
+      <w:r>
+        <w:rPr>
+          <w:rFonts w:ascii="Times New Roman" w:eastAsia="Times New Roman" w:hAnsi="Times New Roman" w:cs="Times New Roman"/>
+          <w:sz w:val="24"/>
+          <w:szCs w:val="24"/>
+        </w:rPr>
+        <w:t>The stronger relationship with phylogenetic diversity can be understood in terms of the biological constraints that shape vegetation spectra. Trees have evolved under a common requirement to capture light efficiently and maintain photosynthetic function. Leaves therefore share a broad set of characteristics that produce the familiar vegetation spectral signature. Most healthy leaves absorb strongly in portions of the visible spectrum and reflect strongly in the near-infrared, resulting in broadly similar spectral shapes across tree species.</w:t>
+      </w:r>
+      <w:r>
+        <w:rPr>
+          <w:rFonts w:ascii="Times New Roman" w:eastAsia="Times New Roman" w:hAnsi="Times New Roman" w:cs="Times New Roman"/>
+          <w:sz w:val="24"/>
+          <w:szCs w:val="24"/>
+        </w:rPr>
+        <w:t xml:space="preserve"> </w:t>
+      </w:r>
+      <w:r>
+        <w:rPr>
+          <w:rFonts w:ascii="Times New Roman" w:eastAsia="Times New Roman" w:hAnsi="Times New Roman" w:cs="Times New Roman"/>
+          <w:sz w:val="24"/>
+          <w:szCs w:val="24"/>
+        </w:rPr>
+        <w:t xml:space="preserve">This shared physiological constraint places limits on how different tree species can appear spectrally. Consequently, adding more species to a community does not necessarily produce a proportional increase </w:t>
+      </w:r>
+      <w:r>
+        <w:rPr>
+          <w:rFonts w:ascii="Times New Roman" w:eastAsia="Times New Roman" w:hAnsi="Times New Roman" w:cs="Times New Roman"/>
+          <w:sz w:val="24"/>
+          <w:szCs w:val="24"/>
+        </w:rPr>
+        <w:t>to</w:t>
+      </w:r>
+      <w:r>
+        <w:rPr>
+          <w:rFonts w:ascii="Times New Roman" w:eastAsia="Times New Roman" w:hAnsi="Times New Roman" w:cs="Times New Roman"/>
+          <w:sz w:val="24"/>
+          <w:szCs w:val="24"/>
+        </w:rPr>
+        <w:t xml:space="preserve"> spectral heterogeneity. Several species</w:t>
+      </w:r>
+      <w:r>
+        <w:rPr>
+          <w:rFonts w:ascii="Times New Roman" w:eastAsia="Times New Roman" w:hAnsi="Times New Roman" w:cs="Times New Roman"/>
+          <w:sz w:val="24"/>
+          <w:szCs w:val="24"/>
+        </w:rPr>
+        <w:t>, especially those with similar ancestral lineages,</w:t>
+      </w:r>
+      <w:r>
+        <w:rPr>
+          <w:rFonts w:ascii="Times New Roman" w:eastAsia="Times New Roman" w:hAnsi="Times New Roman" w:cs="Times New Roman"/>
+          <w:sz w:val="24"/>
+          <w:szCs w:val="24"/>
+        </w:rPr>
+        <w:t xml:space="preserve"> can occupy a quadrat while remaining relatively similar in their broad spectral characteristics. This provides one explanation for why species richness and Shannon diversity showed little relationship with the spectral metrics.</w:t>
+      </w:r>
+    </w:p>
+    <w:p>
+      <w:pPr>
+        <w:rPr>
+          <w:rFonts w:ascii="Times New Roman" w:eastAsia="Times New Roman" w:hAnsi="Times New Roman" w:cs="Times New Roman"/>
+          <w:sz w:val="24"/>
+          <w:szCs w:val="24"/>
+        </w:rPr>
+      </w:pPr>
+      <w:r>
+        <w:rPr>
+          <w:rFonts w:ascii="Times New Roman" w:eastAsia="Times New Roman" w:hAnsi="Times New Roman" w:cs="Times New Roman"/>
+          <w:sz w:val="24"/>
+          <w:szCs w:val="24"/>
+        </w:rPr>
+        <w:t>Evolutionary differences can nevertheless produce variation within those shared constraints. Species differ in pigments, water content, leaf structure, phenology, leaf morphology, and canopy architecture. Some of these characteristics are influenced by evolutionary history and may be more similar among closely related species than among species separated by greater evolutionary distances. A community containing species from more distantly related lineages may therefore have a greater opportunity to contain differences in the traits that influence canopy reflectance.</w:t>
+      </w:r>
+      <w:r>
+        <w:rPr>
+          <w:rFonts w:ascii="Times New Roman" w:eastAsia="Times New Roman" w:hAnsi="Times New Roman" w:cs="Times New Roman"/>
+          <w:sz w:val="24"/>
+          <w:szCs w:val="24"/>
+        </w:rPr>
+        <w:t xml:space="preserve"> </w:t>
+      </w:r>
+      <w:r>
+        <w:rPr>
+          <w:rFonts w:ascii="Times New Roman" w:eastAsia="Times New Roman" w:hAnsi="Times New Roman" w:cs="Times New Roman"/>
+          <w:sz w:val="24"/>
+          <w:szCs w:val="24"/>
+        </w:rPr>
+        <w:t xml:space="preserve">This does not imply that phylogenetically distant species are always spectrally more </w:t>
+      </w:r>
+      <w:r>
+        <w:rPr>
+          <w:rFonts w:ascii="Times New Roman" w:eastAsia="Times New Roman" w:hAnsi="Times New Roman" w:cs="Times New Roman"/>
+          <w:sz w:val="24"/>
+          <w:szCs w:val="24"/>
+        </w:rPr>
         <w:lastRenderedPageBreak/>
-        <w:t>4.3 Why spectral heterogeneity may be more closely related to phylogenetic diversity</w:t>
-      </w:r>
-    </w:p>
-    <w:p>
-      <w:pPr>
-        <w:rPr>
-          <w:rFonts w:ascii="Times New Roman" w:eastAsia="Times New Roman" w:hAnsi="Times New Roman" w:cs="Times New Roman"/>
-          <w:sz w:val="24"/>
-          <w:szCs w:val="24"/>
-        </w:rPr>
-      </w:pPr>
-      <w:r>
-        <w:rPr>
-          <w:rFonts w:ascii="Times New Roman" w:eastAsia="Times New Roman" w:hAnsi="Times New Roman" w:cs="Times New Roman"/>
-          <w:sz w:val="24"/>
-          <w:szCs w:val="24"/>
-        </w:rPr>
-        <w:t>The stronger relationship with phylogenetic diversity can be understood in terms of the biological constraints that shape vegetation spectra. Trees have evolved under a common requirement to capture light efficiently and maintain photosynthetic function. Leaves therefore share a broad set of characteristics that produce the familiar vegetation spectral signature. Most healthy leaves absorb strongly in portions of the visible spectrum and reflect strongly in the near-infrared, resulting in broadly similar spectral shapes across tree species.</w:t>
-      </w:r>
-      <w:r>
-        <w:rPr>
-          <w:rFonts w:ascii="Times New Roman" w:eastAsia="Times New Roman" w:hAnsi="Times New Roman" w:cs="Times New Roman"/>
-          <w:sz w:val="24"/>
-          <w:szCs w:val="24"/>
-        </w:rPr>
-        <w:t xml:space="preserve"> </w:t>
-      </w:r>
-      <w:r>
-        <w:rPr>
-          <w:rFonts w:ascii="Times New Roman" w:eastAsia="Times New Roman" w:hAnsi="Times New Roman" w:cs="Times New Roman"/>
-          <w:sz w:val="24"/>
-          <w:szCs w:val="24"/>
-        </w:rPr>
-        <w:t xml:space="preserve">This shared physiological constraint places limits on how different tree species can appear spectrally. Consequently, adding more species to a community does not necessarily produce a proportional increase </w:t>
-      </w:r>
-      <w:r>
-        <w:rPr>
-          <w:rFonts w:ascii="Times New Roman" w:eastAsia="Times New Roman" w:hAnsi="Times New Roman" w:cs="Times New Roman"/>
-          <w:sz w:val="24"/>
-          <w:szCs w:val="24"/>
-        </w:rPr>
-        <w:t>to</w:t>
-      </w:r>
-      <w:r>
-        <w:rPr>
-          <w:rFonts w:ascii="Times New Roman" w:eastAsia="Times New Roman" w:hAnsi="Times New Roman" w:cs="Times New Roman"/>
-          <w:sz w:val="24"/>
-          <w:szCs w:val="24"/>
-        </w:rPr>
-        <w:t xml:space="preserve"> spectral heterogeneity. Several species</w:t>
-      </w:r>
-      <w:r>
-        <w:rPr>
-          <w:rFonts w:ascii="Times New Roman" w:eastAsia="Times New Roman" w:hAnsi="Times New Roman" w:cs="Times New Roman"/>
-          <w:sz w:val="24"/>
-          <w:szCs w:val="24"/>
-        </w:rPr>
-        <w:t>, especially those with similar ancestral lineages,</w:t>
-      </w:r>
-      <w:r>
-        <w:rPr>
-          <w:rFonts w:ascii="Times New Roman" w:eastAsia="Times New Roman" w:hAnsi="Times New Roman" w:cs="Times New Roman"/>
-          <w:sz w:val="24"/>
-          <w:szCs w:val="24"/>
-        </w:rPr>
-        <w:t xml:space="preserve"> can occupy a quadrat while remaining relatively similar in their broad spectral characteristics. This provides one explanation for why species richness and Shannon diversity showed little relationship with the spectral metrics.</w:t>
-      </w:r>
-    </w:p>
-    <w:p>
-      <w:pPr>
-        <w:rPr>
-          <w:rFonts w:ascii="Times New Roman" w:eastAsia="Times New Roman" w:hAnsi="Times New Roman" w:cs="Times New Roman"/>
-          <w:sz w:val="24"/>
-          <w:szCs w:val="24"/>
-        </w:rPr>
-      </w:pPr>
-      <w:r>
-        <w:rPr>
-          <w:rFonts w:ascii="Times New Roman" w:eastAsia="Times New Roman" w:hAnsi="Times New Roman" w:cs="Times New Roman"/>
-          <w:sz w:val="24"/>
-          <w:szCs w:val="24"/>
-        </w:rPr>
-        <w:t>Evolutionary differences can nevertheless produce variation within those shared constraints. Species differ in pigments, water content, leaf structure, phenology, leaf morphology, and canopy architecture. Some of these characteristics are influenced by evolutionary history and may be more similar among closely related species than among species separated by greater evolutionary distances. A community containing species from more distantly related lineages may therefore have a greater opportunity to contain differences in the traits that influence canopy reflectance.</w:t>
-      </w:r>
-      <w:r>
-        <w:rPr>
-          <w:rFonts w:ascii="Times New Roman" w:eastAsia="Times New Roman" w:hAnsi="Times New Roman" w:cs="Times New Roman"/>
-          <w:sz w:val="24"/>
-          <w:szCs w:val="24"/>
-        </w:rPr>
-        <w:t xml:space="preserve"> </w:t>
-      </w:r>
-      <w:r>
-        <w:rPr>
-          <w:rFonts w:ascii="Times New Roman" w:eastAsia="Times New Roman" w:hAnsi="Times New Roman" w:cs="Times New Roman"/>
-          <w:sz w:val="24"/>
-          <w:szCs w:val="24"/>
-        </w:rPr>
-        <w:t xml:space="preserve">This does not imply that phylogenetically distant species are always spectrally more different, or that evolutionary distance directly determines reflectance. Trait evolution is not perfectly conserved, and environmental conditions can produce substantial variation within and among species. Rather, phylogenetic diversity provides information about the evolutionary structure of the community that conventional diversity measures do not retain. If some of the traits contributing to spectral differences have an evolutionary component, phylogenetic metrics can capture that component while richness and Shannon diversity </w:t>
+        <w:t xml:space="preserve">different, or that evolutionary distance directly determines reflectance. Trait evolution is not perfectly conserved, and environmental conditions can produce substantial variation within and among species. Rather, phylogenetic diversity provides information about the evolutionary structure of the community that conventional diversity measures do not retain. If some of the traits contributing to spectral differences have an evolutionary component, phylogenetic metrics can capture that component while richness and Shannon diversity </w:t>
       </w:r>
       <w:r>
         <w:rPr>
@@ -8281,7 +13752,41 @@
           <w:sz w:val="24"/>
           <w:szCs w:val="24"/>
         </w:rPr>
-        <w:t xml:space="preserve">The contrasting relationships among biodiversity metrics suggest that spectral heterogeneity is more closely associated with the evolutionary composition of the canopy than with species number or abundance structure alone. Species richness, Shannon diversity, and Simpson </w:t>
+        <w:t>The contrasting relationships among biodiversity metrics suggest that spectral heterogeneity is more closely associated with the evolutionary composition of the canopy than with species number or abundance structure alone. Species richness, Shannon diversity, and Simpson diversity can distinguish communities based on the number and distribution of species, but they do not account for how those species are related. Consequently, communities with similar richness or evenness can differ in the evolutionary distance among species present.</w:t>
+      </w:r>
+    </w:p>
+    <w:p>
+      <w:pPr>
+        <w:rPr>
+          <w:rFonts w:ascii="Times New Roman" w:eastAsia="Times New Roman" w:hAnsi="Times New Roman" w:cs="Times New Roman"/>
+          <w:sz w:val="24"/>
+          <w:szCs w:val="24"/>
+        </w:rPr>
+      </w:pPr>
+      <w:r>
+        <w:rPr>
+          <w:rFonts w:ascii="Times New Roman" w:eastAsia="Times New Roman" w:hAnsi="Times New Roman" w:cs="Times New Roman"/>
+          <w:sz w:val="24"/>
+          <w:szCs w:val="24"/>
+        </w:rPr>
+        <w:t>The stronger relationships with phylogenetic metrics suggest that these differences in evolutionary composition may be more relevant to the spectral signal. Species that are more distantly related may differ in leaf and canopy traits that influence reflectance, creating greater spectral separation within canopy communities. In contrast, communities composed of more closely related species may contain substantial species diversity while remaining relatively similar in their spectral characteristics. Phylogenetic diversity can capture this distinction, whereas conventional diversity metrics do not. This distinction provides a plausible explanation for the stronger relationships between spectral heterogeneity and phylogenetic diversity. Although tree species share broad spectral characteristics because of common physiological requirements for photosynthesis, differences in traits such as pigments, water content, leaf structure, and canopy architecture can produce variation in reflectance among species. If some of this trait variation is associated with evolutionary history, communities containing more phylogenetically distinct species may occupy a broader or more differentiated spectral space than communities composed of more closely related species. The spectral signal would therefore reflect differences in evolutionary composition without necessarily increasing with species richness.</w:t>
+      </w:r>
+    </w:p>
+    <w:p>
+      <w:pPr>
+        <w:rPr>
+          <w:rFonts w:ascii="Times New Roman" w:eastAsia="Times New Roman" w:hAnsi="Times New Roman" w:cs="Times New Roman"/>
+          <w:sz w:val="24"/>
+          <w:szCs w:val="24"/>
+        </w:rPr>
+      </w:pPr>
+      <w:r>
+        <w:rPr>
+          <w:rFonts w:ascii="Times New Roman" w:eastAsia="Times New Roman" w:hAnsi="Times New Roman" w:cs="Times New Roman"/>
+          <w:sz w:val="24"/>
+          <w:szCs w:val="24"/>
+        </w:rPr>
+        <w:t xml:space="preserve">The abundance-weighted phylogenetic metrics further align this interpretation with the remotely sensed signal because they account for the amount of canopy contributed by different species. This may be particularly important at broader spatial grains, where the increasing separation </w:t>
       </w:r>
       <w:r>
         <w:rPr>
@@ -8290,97 +13795,7 @@
           <w:szCs w:val="24"/>
         </w:rPr>
         <w:lastRenderedPageBreak/>
-        <w:t xml:space="preserve">diversity can distinguish communities based on the number and distribution of species, but they do not account for how those species are related. Consequently, communities with similar richness or evenness can differ in the evolutionary distance among species </w:t>
-      </w:r>
-      <w:r>
-        <w:rPr>
-          <w:rFonts w:ascii="Times New Roman" w:eastAsia="Times New Roman" w:hAnsi="Times New Roman" w:cs="Times New Roman"/>
-          <w:sz w:val="24"/>
-          <w:szCs w:val="24"/>
-        </w:rPr>
-        <w:t>present.</w:t>
-      </w:r>
-    </w:p>
-    <w:p>
-      <w:pPr>
-        <w:rPr>
-          <w:rFonts w:ascii="Times New Roman" w:eastAsia="Times New Roman" w:hAnsi="Times New Roman" w:cs="Times New Roman"/>
-          <w:sz w:val="24"/>
-          <w:szCs w:val="24"/>
-        </w:rPr>
-      </w:pPr>
-      <w:r>
-        <w:rPr>
-          <w:rFonts w:ascii="Times New Roman" w:eastAsia="Times New Roman" w:hAnsi="Times New Roman" w:cs="Times New Roman"/>
-          <w:sz w:val="24"/>
-          <w:szCs w:val="24"/>
-        </w:rPr>
-        <w:t>The stronger relationships with phylogenetic metrics suggest that these differences in evolutionary composition may be more relevant to the spectral signal. Species that are more distantly related may differ in leaf and canopy traits that influence reflectance, creating greater spectral separation within canopy communities. In contrast, communities composed of more closely related species may contain substantial species diversity while remaining relatively similar in their spectral characteristics. Phylogenetic diversity can capture this distinction, whereas conventional diversity metrics do not.</w:t>
-      </w:r>
-      <w:r>
-        <w:rPr>
-          <w:rFonts w:ascii="Times New Roman" w:eastAsia="Times New Roman" w:hAnsi="Times New Roman" w:cs="Times New Roman"/>
-          <w:sz w:val="24"/>
-          <w:szCs w:val="24"/>
-        </w:rPr>
-        <w:t xml:space="preserve"> </w:t>
-      </w:r>
-      <w:r>
-        <w:rPr>
-          <w:rFonts w:ascii="Times New Roman" w:eastAsia="Times New Roman" w:hAnsi="Times New Roman" w:cs="Times New Roman"/>
-          <w:sz w:val="24"/>
-          <w:szCs w:val="24"/>
-        </w:rPr>
-        <w:t>This distinction provides a plausible explanation for the stronger relationships between spectral heterogeneity and phylogenetic diversity. Although tree species share broad spectral characteristics because of common physiological requirements for photosynthesis, differences in traits such as pigments, water content, leaf structure, and canopy architecture can produce variation in reflectance among species. If some of this trait variation is associated with evolutionary history, communities containing more phylogenetically distinct species may occupy a broader or more differentiated spectral space than communities composed of more closely related species. The spectral signal would therefore reflect differences in evolutionary composition without necessarily increasing with species richness.</w:t>
-      </w:r>
-    </w:p>
-    <w:p>
-      <w:pPr>
-        <w:rPr>
-          <w:rFonts w:ascii="Times New Roman" w:eastAsia="Times New Roman" w:hAnsi="Times New Roman" w:cs="Times New Roman"/>
-          <w:sz w:val="24"/>
-          <w:szCs w:val="24"/>
-        </w:rPr>
-      </w:pPr>
-      <w:r>
-        <w:rPr>
-          <w:rFonts w:ascii="Times New Roman" w:eastAsia="Times New Roman" w:hAnsi="Times New Roman" w:cs="Times New Roman"/>
-          <w:sz w:val="24"/>
-          <w:szCs w:val="24"/>
-        </w:rPr>
-        <w:t xml:space="preserve">The abundance-weighted phylogenetic metrics further align this interpretation with the remotely sensed signal because they account for the amount of canopy contributed by different species. This may be particularly important at broader spatial grains, where the increasing separation between abundance-weighted Faith's PD and Shannon diversity indicates that the two metrics are capturing increasingly distinct aspects of community composition. The stronger spectral relationships with the phylogenetic metrics at these scales therefore suggest that spectral heterogeneity is more responsive to differences in the evolutionary composition of the canopy than to </w:t>
-      </w:r>
-      <w:r>
-        <w:rPr>
-          <w:rFonts w:ascii="Times New Roman" w:eastAsia="Times New Roman" w:hAnsi="Times New Roman" w:cs="Times New Roman"/>
-          <w:sz w:val="24"/>
-          <w:szCs w:val="24"/>
-        </w:rPr>
-        <w:t>the number of species</w:t>
-      </w:r>
-      <w:r>
-        <w:rPr>
-          <w:rFonts w:ascii="Times New Roman" w:eastAsia="Times New Roman" w:hAnsi="Times New Roman" w:cs="Times New Roman"/>
-          <w:sz w:val="24"/>
-          <w:szCs w:val="24"/>
-        </w:rPr>
-        <w:t xml:space="preserve"> or</w:t>
-      </w:r>
-      <w:r>
-        <w:rPr>
-          <w:rFonts w:ascii="Times New Roman" w:eastAsia="Times New Roman" w:hAnsi="Times New Roman" w:cs="Times New Roman"/>
-          <w:sz w:val="24"/>
-          <w:szCs w:val="24"/>
-        </w:rPr>
-        <w:t xml:space="preserve"> species</w:t>
-      </w:r>
-      <w:r>
-        <w:rPr>
-          <w:rFonts w:ascii="Times New Roman" w:eastAsia="Times New Roman" w:hAnsi="Times New Roman" w:cs="Times New Roman"/>
-          <w:sz w:val="24"/>
-          <w:szCs w:val="24"/>
-        </w:rPr>
-        <w:t xml:space="preserve"> abundance evenness alone.</w:t>
+        <w:t>between abundance-weighted Faith's PD and Shannon diversity indicates that the two metrics are capturing increasingly distinct aspects of community composition. The stronger spectral relationships with the phylogenetic metrics at these scales therefore suggest that spectral heterogeneity is more responsive to differences in the evolutionary composition of the canopy than to the number of species or species abundance evenness alone.</w:t>
       </w:r>
     </w:p>
     <w:p>
@@ -8474,7 +13889,7 @@
           <w:sz w:val="24"/>
           <w:szCs w:val="24"/>
         </w:rPr>
-        <w:t>This makes the observed relationships with spectral-region brightness important for interpretation. The positive relationships between alpha hull and green brightness</w:t>
+        <w:t>This makes the observed relationships with spectral-region brightness important for interpretation. The positive relationships between alpha hull and green brightness suggest that variation in the visible portion of the spectrum contributes to differences in the occupied spectral space. This variation may reflect differences in leaf pigments and leaf conditions, while also incorporating changes in illumination and canopy structure. In contrast, the consistently negative relationships between near-infrared brightness and both alpha hull and mean distance suggest that changes in the structural component of canopy reflectance also influence spectral heterogeneity.</w:t>
       </w:r>
       <w:r>
         <w:rPr>
@@ -8490,50 +13905,9 @@
           <w:sz w:val="24"/>
           <w:szCs w:val="24"/>
         </w:rPr>
-        <w:t xml:space="preserve">suggest that variation in the visible portion of the spectrum contributes to differences in the occupied spectral space. This variation may reflect differences in leaf pigments and </w:t>
-      </w:r>
-      <w:r>
-        <w:rPr>
-          <w:rFonts w:ascii="Times New Roman" w:eastAsia="Times New Roman" w:hAnsi="Times New Roman" w:cs="Times New Roman"/>
-          <w:sz w:val="24"/>
-          <w:szCs w:val="24"/>
-        </w:rPr>
-        <w:t>leaf conditions</w:t>
-      </w:r>
-      <w:r>
-        <w:rPr>
-          <w:rFonts w:ascii="Times New Roman" w:eastAsia="Times New Roman" w:hAnsi="Times New Roman" w:cs="Times New Roman"/>
-          <w:sz w:val="24"/>
-          <w:szCs w:val="24"/>
-        </w:rPr>
-        <w:t>, while also incorporating changes in illumination and canopy structure. In contrast, the consistently negative relationships between near-infrared brightness and both alpha hull and mean distance suggest that changes in the structural component of canopy reflectance also influence spectral heterogeneity.</w:t>
-      </w:r>
-      <w:r>
-        <w:rPr>
-          <w:rFonts w:ascii="Times New Roman" w:eastAsia="Times New Roman" w:hAnsi="Times New Roman" w:cs="Times New Roman"/>
-          <w:sz w:val="24"/>
-          <w:szCs w:val="24"/>
-        </w:rPr>
-        <w:t xml:space="preserve"> </w:t>
-      </w:r>
-      <w:r>
-        <w:rPr>
-          <w:rFonts w:ascii="Times New Roman" w:eastAsia="Times New Roman" w:hAnsi="Times New Roman" w:cs="Times New Roman"/>
-          <w:sz w:val="24"/>
-          <w:szCs w:val="24"/>
-        </w:rPr>
-        <w:t xml:space="preserve">The near-infrared relationships are particularly relevant because NIR reflectance </w:t>
-      </w:r>
-      <w:r>
-        <w:rPr>
-          <w:rFonts w:ascii="Times New Roman" w:eastAsia="Times New Roman" w:hAnsi="Times New Roman" w:cs="Times New Roman"/>
-          <w:sz w:val="24"/>
-          <w:szCs w:val="24"/>
-        </w:rPr>
-        <w:lastRenderedPageBreak/>
-        <w:t xml:space="preserve">is strongly influenced by leaf and canopy </w:t>
-      </w:r>
-      <w:commentRangeStart w:id="13"/>
+        <w:t xml:space="preserve">The near-infrared relationships are particularly relevant because NIR reflectance is strongly influenced by leaf and canopy </w:t>
+      </w:r>
+      <w:commentRangeStart w:id="16"/>
       <w:r>
         <w:rPr>
           <w:rFonts w:ascii="Times New Roman" w:eastAsia="Times New Roman" w:hAnsi="Times New Roman" w:cs="Times New Roman"/>
@@ -8542,30 +13916,22 @@
         </w:rPr>
         <w:t>structure</w:t>
       </w:r>
-      <w:commentRangeEnd w:id="13"/>
-      <w:r>
-        <w:rPr>
-          <w:rFonts w:ascii="Times New Roman" w:eastAsia="Times New Roman" w:hAnsi="Times New Roman" w:cs="Times New Roman"/>
-          <w:sz w:val="24"/>
-          <w:szCs w:val="24"/>
-        </w:rPr>
-        <w:commentReference w:id="13"/>
-      </w:r>
-      <w:r>
-        <w:rPr>
-          <w:rFonts w:ascii="Times New Roman" w:eastAsia="Times New Roman" w:hAnsi="Times New Roman" w:cs="Times New Roman"/>
-          <w:sz w:val="24"/>
-          <w:szCs w:val="24"/>
-        </w:rPr>
-        <w:t>. Differences in crown structure, leaf arrangement, canopy density, and shadow can therefore alter the spectral distribution independently of species composition. The fact that NIR brightness was related to spectral heterogeneity across all three scales indicates that the spectral metrics are responding to structural variation as wel</w:t>
-      </w:r>
-      <w:r>
-        <w:rPr>
-          <w:rFonts w:ascii="Times New Roman" w:eastAsia="Times New Roman" w:hAnsi="Times New Roman" w:cs="Times New Roman"/>
-          <w:sz w:val="24"/>
-          <w:szCs w:val="24"/>
-        </w:rPr>
-        <w:t>l.</w:t>
+      <w:commentRangeEnd w:id="16"/>
+      <w:r>
+        <w:rPr>
+          <w:rFonts w:ascii="Times New Roman" w:eastAsia="Times New Roman" w:hAnsi="Times New Roman" w:cs="Times New Roman"/>
+          <w:sz w:val="24"/>
+          <w:szCs w:val="24"/>
+        </w:rPr>
+        <w:commentReference w:id="16"/>
+      </w:r>
+      <w:r>
+        <w:rPr>
+          <w:rFonts w:ascii="Times New Roman" w:eastAsia="Times New Roman" w:hAnsi="Times New Roman" w:cs="Times New Roman"/>
+          <w:sz w:val="24"/>
+          <w:szCs w:val="24"/>
+        </w:rPr>
+        <w:t>. Differences in crown structure, leaf arrangement, canopy density, and shadow can therefore alter the spectral distribution independently of species composition. The fact that NIR brightness was related to spectral heterogeneity across all three scales indicates that the spectral metrics are responding to structural variation as well.</w:t>
       </w:r>
     </w:p>
     <w:p>
@@ -8621,6 +13987,7 @@
           <w:sz w:val="27"/>
           <w:szCs w:val="27"/>
         </w:rPr>
+        <w:lastRenderedPageBreak/>
         <w:t>4.6 Vector normalization suggests that spectral shape contains more biodiversity information than overall brightness</w:t>
       </w:r>
     </w:p>
@@ -8705,7 +14072,6 @@
           <w:sz w:val="24"/>
           <w:szCs w:val="24"/>
         </w:rPr>
-        <w:lastRenderedPageBreak/>
         <w:t>The improvement is particularly informative because it occurred alongside a substantial reduction in the association between PC1 and mean reflectance. The result does not demonstrate that spectral shape is exclusively biological, since environmental and structural factors can also alter spectral shape. It does, however, suggest that removing much of the broad brightness component allowed other spectral differences to contribute more strongly to the PCA representation used to calculate heterogeneity.</w:t>
       </w:r>
     </w:p>
@@ -8796,6 +14162,7 @@
           <w:sz w:val="24"/>
           <w:szCs w:val="24"/>
         </w:rPr>
+        <w:lastRenderedPageBreak/>
         <w:t>At small scales, a quadrat may contain only a limited number of individuals and species, while spectral heterogeneity can still vary substantially because of individual crowns, crown boundaries</w:t>
       </w:r>
       <w:r>
@@ -8914,7 +14281,130 @@
           <w:sz w:val="24"/>
           <w:szCs w:val="24"/>
         </w:rPr>
-        <w:t xml:space="preserve">Taken together, the results suggest a common explanation for several patterns that initially appear separate. At small scales, spectral heterogeneity is strongly influenced by individual pixels, crowns, and local canopy conditions. At larger scales, these local differences become part </w:t>
+        <w:t xml:space="preserve">Taken together, the results suggest a common explanation for several patterns that initially appear separate. At small scales, spectral heterogeneity is strongly influenced by individual pixels, crowns, and local canopy conditions. At larger scales, these local differences become part of a broader distribution of canopy spectra, allowing variation associated with community composition to become more </w:t>
+      </w:r>
+      <w:r>
+        <w:rPr>
+          <w:rFonts w:ascii="Times New Roman" w:eastAsia="Times New Roman" w:hAnsi="Times New Roman" w:cs="Times New Roman"/>
+          <w:sz w:val="24"/>
+          <w:szCs w:val="24"/>
+        </w:rPr>
+        <w:t>apparent</w:t>
+      </w:r>
+      <w:r>
+        <w:rPr>
+          <w:rFonts w:ascii="Times New Roman" w:eastAsia="Times New Roman" w:hAnsi="Times New Roman" w:cs="Times New Roman"/>
+          <w:sz w:val="24"/>
+          <w:szCs w:val="24"/>
+        </w:rPr>
+        <w:t>. The extent to which that biological signal is retained then depends on the spectral metric and on how the underlying reflectance values are weighted.</w:t>
+      </w:r>
+      <w:r>
+        <w:rPr>
+          <w:rFonts w:ascii="Times New Roman" w:eastAsia="Times New Roman" w:hAnsi="Times New Roman" w:cs="Times New Roman"/>
+          <w:sz w:val="24"/>
+          <w:szCs w:val="24"/>
+        </w:rPr>
+        <w:t xml:space="preserve"> The resulting spectral differences may be subtle at the level of individual species but become more apparent when multiple individuals and species are integrated across a larger quadrat.</w:t>
+      </w:r>
+    </w:p>
+    <w:p>
+      <w:pPr>
+        <w:rPr>
+          <w:rFonts w:ascii="Times New Roman" w:eastAsia="Times New Roman" w:hAnsi="Times New Roman" w:cs="Times New Roman"/>
+          <w:sz w:val="24"/>
+          <w:szCs w:val="24"/>
+        </w:rPr>
+      </w:pPr>
+      <w:r>
+        <w:rPr>
+          <w:rFonts w:ascii="Times New Roman" w:eastAsia="Times New Roman" w:hAnsi="Times New Roman" w:cs="Times New Roman"/>
+          <w:sz w:val="24"/>
+          <w:szCs w:val="24"/>
+        </w:rPr>
+        <w:t xml:space="preserve">This framework also explains why phylogenetic diversity can show stronger relationships than conventional </w:t>
+      </w:r>
+      <w:r>
+        <w:rPr>
+          <w:rFonts w:ascii="Times New Roman" w:eastAsia="Times New Roman" w:hAnsi="Times New Roman" w:cs="Times New Roman"/>
+          <w:sz w:val="24"/>
+          <w:szCs w:val="24"/>
+        </w:rPr>
+        <w:t xml:space="preserve">species </w:t>
+      </w:r>
+      <w:r>
+        <w:rPr>
+          <w:rFonts w:ascii="Times New Roman" w:eastAsia="Times New Roman" w:hAnsi="Times New Roman" w:cs="Times New Roman"/>
+          <w:sz w:val="24"/>
+          <w:szCs w:val="24"/>
+        </w:rPr>
+        <w:t>diversity</w:t>
+      </w:r>
+      <w:r>
+        <w:rPr>
+          <w:rFonts w:ascii="Times New Roman" w:eastAsia="Times New Roman" w:hAnsi="Times New Roman" w:cs="Times New Roman"/>
+          <w:sz w:val="24"/>
+          <w:szCs w:val="24"/>
+        </w:rPr>
+        <w:t xml:space="preserve"> metrics</w:t>
+      </w:r>
+      <w:r>
+        <w:rPr>
+          <w:rFonts w:ascii="Times New Roman" w:eastAsia="Times New Roman" w:hAnsi="Times New Roman" w:cs="Times New Roman"/>
+          <w:sz w:val="24"/>
+          <w:szCs w:val="24"/>
+        </w:rPr>
+        <w:t xml:space="preserve">. Species share many of the spectral characteristics imposed by the basic requirements of photosynthesis, so simply adding species does not necessarily produce a large increase in spectral heterogeneity. Greater evolutionary differentiation, however, can be associated with differences in the traits and </w:t>
+      </w:r>
+      <w:r>
+        <w:rPr>
+          <w:rFonts w:ascii="Times New Roman" w:eastAsia="Times New Roman" w:hAnsi="Times New Roman" w:cs="Times New Roman"/>
+          <w:sz w:val="24"/>
+          <w:szCs w:val="24"/>
+        </w:rPr>
+        <w:t>s</w:t>
+      </w:r>
+      <w:r>
+        <w:rPr>
+          <w:rFonts w:ascii="Times New Roman" w:eastAsia="Times New Roman" w:hAnsi="Times New Roman" w:cs="Times New Roman"/>
+          <w:sz w:val="24"/>
+          <w:szCs w:val="24"/>
+        </w:rPr>
+        <w:t xml:space="preserve">tructures that influence reflectance. The stronger performance of alpha hull and mean distance is consistent with these relationships. Both </w:t>
+      </w:r>
+      <w:proofErr w:type="gramStart"/>
+      <w:r>
+        <w:rPr>
+          <w:rFonts w:ascii="Times New Roman" w:eastAsia="Times New Roman" w:hAnsi="Times New Roman" w:cs="Times New Roman"/>
+          <w:sz w:val="24"/>
+          <w:szCs w:val="24"/>
+        </w:rPr>
+        <w:t>metrics</w:t>
+      </w:r>
+      <w:proofErr w:type="gramEnd"/>
+      <w:r>
+        <w:rPr>
+          <w:rFonts w:ascii="Times New Roman" w:eastAsia="Times New Roman" w:hAnsi="Times New Roman" w:cs="Times New Roman"/>
+          <w:sz w:val="24"/>
+          <w:szCs w:val="24"/>
+        </w:rPr>
+        <w:t xml:space="preserve"> retain information about the overall spread of the spectral distribution, while Rao's Q places greater emphasis on the most extreme observations. If the biodiversity signal is distributed across the broader spectral composition of the canopy rather than concentrated exclusively in the most extreme pixels, a metric that emphasizes overall dispersion or spectral extent may provide a more stable representation of that signal.</w:t>
+      </w:r>
+      <w:r>
+        <w:rPr>
+          <w:rFonts w:ascii="Times New Roman" w:eastAsia="Times New Roman" w:hAnsi="Times New Roman" w:cs="Times New Roman"/>
+          <w:sz w:val="24"/>
+          <w:szCs w:val="24"/>
+        </w:rPr>
+        <w:t xml:space="preserve"> </w:t>
+      </w:r>
+      <w:r>
+        <w:rPr>
+          <w:rFonts w:ascii="Times New Roman" w:eastAsia="Times New Roman" w:hAnsi="Times New Roman" w:cs="Times New Roman"/>
+          <w:sz w:val="24"/>
+          <w:szCs w:val="24"/>
+        </w:rPr>
+        <w:t xml:space="preserve">The PCA results provide another part of the same explanation. When overall brightness dominated the spectral representation, variation associated with illumination and reflectance magnitude contributed strongly to the distances among pixels. Vector normalization reduced that dominance </w:t>
       </w:r>
       <w:r>
         <w:rPr>
@@ -8923,130 +14413,7 @@
           <w:szCs w:val="24"/>
         </w:rPr>
         <w:lastRenderedPageBreak/>
-        <w:t xml:space="preserve">of a broader distribution of canopy spectra, allowing variation associated with community composition to become more </w:t>
-      </w:r>
-      <w:r>
-        <w:rPr>
-          <w:rFonts w:ascii="Times New Roman" w:eastAsia="Times New Roman" w:hAnsi="Times New Roman" w:cs="Times New Roman"/>
-          <w:sz w:val="24"/>
-          <w:szCs w:val="24"/>
-        </w:rPr>
-        <w:t>apparent</w:t>
-      </w:r>
-      <w:r>
-        <w:rPr>
-          <w:rFonts w:ascii="Times New Roman" w:eastAsia="Times New Roman" w:hAnsi="Times New Roman" w:cs="Times New Roman"/>
-          <w:sz w:val="24"/>
-          <w:szCs w:val="24"/>
-        </w:rPr>
-        <w:t>. The extent to which that biological signal is retained then depends on the spectral metric and on how the underlying reflectance values are weighted.</w:t>
-      </w:r>
-      <w:r>
-        <w:rPr>
-          <w:rFonts w:ascii="Times New Roman" w:eastAsia="Times New Roman" w:hAnsi="Times New Roman" w:cs="Times New Roman"/>
-          <w:sz w:val="24"/>
-          <w:szCs w:val="24"/>
-        </w:rPr>
-        <w:t xml:space="preserve"> The resulting spectral differences may be subtle at the level of individual species but become more apparent when multiple individuals and species are integrated across a larger quadrat.</w:t>
-      </w:r>
-    </w:p>
-    <w:p>
-      <w:pPr>
-        <w:rPr>
-          <w:rFonts w:ascii="Times New Roman" w:eastAsia="Times New Roman" w:hAnsi="Times New Roman" w:cs="Times New Roman"/>
-          <w:sz w:val="24"/>
-          <w:szCs w:val="24"/>
-        </w:rPr>
-      </w:pPr>
-      <w:r>
-        <w:rPr>
-          <w:rFonts w:ascii="Times New Roman" w:eastAsia="Times New Roman" w:hAnsi="Times New Roman" w:cs="Times New Roman"/>
-          <w:sz w:val="24"/>
-          <w:szCs w:val="24"/>
-        </w:rPr>
-        <w:t xml:space="preserve">This framework also explains why phylogenetic diversity can show stronger relationships than conventional </w:t>
-      </w:r>
-      <w:r>
-        <w:rPr>
-          <w:rFonts w:ascii="Times New Roman" w:eastAsia="Times New Roman" w:hAnsi="Times New Roman" w:cs="Times New Roman"/>
-          <w:sz w:val="24"/>
-          <w:szCs w:val="24"/>
-        </w:rPr>
-        <w:t xml:space="preserve">species </w:t>
-      </w:r>
-      <w:r>
-        <w:rPr>
-          <w:rFonts w:ascii="Times New Roman" w:eastAsia="Times New Roman" w:hAnsi="Times New Roman" w:cs="Times New Roman"/>
-          <w:sz w:val="24"/>
-          <w:szCs w:val="24"/>
-        </w:rPr>
-        <w:t>diversity</w:t>
-      </w:r>
-      <w:r>
-        <w:rPr>
-          <w:rFonts w:ascii="Times New Roman" w:eastAsia="Times New Roman" w:hAnsi="Times New Roman" w:cs="Times New Roman"/>
-          <w:sz w:val="24"/>
-          <w:szCs w:val="24"/>
-        </w:rPr>
-        <w:t xml:space="preserve"> metrics</w:t>
-      </w:r>
-      <w:r>
-        <w:rPr>
-          <w:rFonts w:ascii="Times New Roman" w:eastAsia="Times New Roman" w:hAnsi="Times New Roman" w:cs="Times New Roman"/>
-          <w:sz w:val="24"/>
-          <w:szCs w:val="24"/>
-        </w:rPr>
-        <w:t xml:space="preserve">. Species share many of the spectral characteristics imposed by the basic requirements of photosynthesis, so simply adding species does not necessarily produce a large increase in spectral heterogeneity. Greater evolutionary differentiation, however, can be associated with differences in the traits and </w:t>
-      </w:r>
-      <w:r>
-        <w:rPr>
-          <w:rFonts w:ascii="Times New Roman" w:eastAsia="Times New Roman" w:hAnsi="Times New Roman" w:cs="Times New Roman"/>
-          <w:sz w:val="24"/>
-          <w:szCs w:val="24"/>
-        </w:rPr>
-        <w:t>s</w:t>
-      </w:r>
-      <w:r>
-        <w:rPr>
-          <w:rFonts w:ascii="Times New Roman" w:eastAsia="Times New Roman" w:hAnsi="Times New Roman" w:cs="Times New Roman"/>
-          <w:sz w:val="24"/>
-          <w:szCs w:val="24"/>
-        </w:rPr>
-        <w:t xml:space="preserve">tructures that influence reflectance. The stronger performance of alpha hull and mean distance is consistent with these relationships. Both </w:t>
-      </w:r>
-      <w:proofErr w:type="gramStart"/>
-      <w:r>
-        <w:rPr>
-          <w:rFonts w:ascii="Times New Roman" w:eastAsia="Times New Roman" w:hAnsi="Times New Roman" w:cs="Times New Roman"/>
-          <w:sz w:val="24"/>
-          <w:szCs w:val="24"/>
-        </w:rPr>
-        <w:t>metrics</w:t>
-      </w:r>
-      <w:proofErr w:type="gramEnd"/>
-      <w:r>
-        <w:rPr>
-          <w:rFonts w:ascii="Times New Roman" w:eastAsia="Times New Roman" w:hAnsi="Times New Roman" w:cs="Times New Roman"/>
-          <w:sz w:val="24"/>
-          <w:szCs w:val="24"/>
-        </w:rPr>
-        <w:t xml:space="preserve"> retain information about the overall spread of the spectral distribution, while Rao's Q places greater emphasis on the most extreme observations. If the biodiversity signal is distributed across the broader spectral composition of the canopy rather than concentrated exclusively in the most extreme pixels, a metric that emphasizes overall dispersion or spectral extent may provide a more stable representation of that signal.</w:t>
-      </w:r>
-      <w:r>
-        <w:rPr>
-          <w:rFonts w:ascii="Times New Roman" w:eastAsia="Times New Roman" w:hAnsi="Times New Roman" w:cs="Times New Roman"/>
-          <w:sz w:val="24"/>
-          <w:szCs w:val="24"/>
-        </w:rPr>
-        <w:t xml:space="preserve"> </w:t>
-      </w:r>
-      <w:r>
-        <w:rPr>
-          <w:rFonts w:ascii="Times New Roman" w:eastAsia="Times New Roman" w:hAnsi="Times New Roman" w:cs="Times New Roman"/>
-          <w:sz w:val="24"/>
-          <w:szCs w:val="24"/>
-        </w:rPr>
-        <w:t xml:space="preserve">The PCA results provide another part of the same explanation. When overall brightness dominated the spectral representation, variation associated with illumination and reflectance magnitude contributed strongly to the distances among pixels. Vector normalization reduced that dominance and strengthened the relationship with phylogenetic diversity, suggesting that the relative shape of the spectral signature contains information that is </w:t>
+        <w:t xml:space="preserve">and strengthened the relationship with phylogenetic diversity, suggesting that the relative shape of the spectral signature contains information that is </w:t>
       </w:r>
       <w:r>
         <w:rPr>
@@ -9225,58 +14592,66 @@
           <w:sz w:val="24"/>
           <w:szCs w:val="24"/>
         </w:rPr>
+        <w:t>Metric selection is similarly important. A spectral metric that is highly sensitive to extreme observations may detect biologically meaningful differences, but it may also amplify canopy or illumination artifacts. Conversely, a metric that strongly smooths the spectral distribution may be more stable but can lose information contained in less common canopy conditions. The results here suggest that alpha hull and mean distance provided a useful balance for detecting phylogenetic biodiversity, while Rao's Q was more sensitive to the extreme portion of the spectral distribution.</w:t>
+      </w:r>
+    </w:p>
+    <w:p>
+      <w:pPr>
+        <w:rPr>
+          <w:rFonts w:ascii="Times New Roman" w:eastAsia="Times New Roman" w:hAnsi="Times New Roman" w:cs="Times New Roman"/>
+          <w:sz w:val="24"/>
+          <w:szCs w:val="24"/>
+        </w:rPr>
+      </w:pPr>
+      <w:r>
+        <w:rPr>
+          <w:rFonts w:ascii="Times New Roman" w:eastAsia="Times New Roman" w:hAnsi="Times New Roman" w:cs="Times New Roman"/>
+          <w:sz w:val="24"/>
+          <w:szCs w:val="24"/>
+        </w:rPr>
+        <w:t>The moderate strength of the relationships also places an important limit on interpretation. Spectral heterogeneity does not provide a direct measurement of biodiversity. It represents an integrated response to leaf traits, canopy structure, illumination, environmental conditions, and species composition. The value of hyperspectral remote sensing is therefore not that it replaces field-based biodiversity measurements, but that it can provide spatially continuous information about ecological variation that is difficult to measure across large areas using field surveys alone.</w:t>
+      </w:r>
+    </w:p>
+    <w:p>
+      <w:pPr>
+        <w:rPr>
+          <w:rFonts w:ascii="Times New Roman" w:eastAsia="Times New Roman" w:hAnsi="Times New Roman" w:cs="Times New Roman"/>
+          <w:sz w:val="24"/>
+          <w:szCs w:val="24"/>
+        </w:rPr>
+      </w:pPr>
+      <w:r>
+        <w:rPr>
+          <w:rFonts w:ascii="Times New Roman" w:eastAsia="Times New Roman" w:hAnsi="Times New Roman" w:cs="Times New Roman"/>
+          <w:sz w:val="24"/>
+          <w:szCs w:val="24"/>
+        </w:rPr>
+        <w:t xml:space="preserve">Future work that combines spectral data with functional traits, species-level spectral </w:t>
+      </w:r>
+      <w:r>
+        <w:rPr>
+          <w:rFonts w:ascii="Times New Roman" w:eastAsia="Times New Roman" w:hAnsi="Times New Roman" w:cs="Times New Roman"/>
+          <w:sz w:val="24"/>
+          <w:szCs w:val="24"/>
+        </w:rPr>
+        <w:t>libraries</w:t>
+      </w:r>
+      <w:r>
+        <w:rPr>
+          <w:rFonts w:ascii="Times New Roman" w:eastAsia="Times New Roman" w:hAnsi="Times New Roman" w:cs="Times New Roman"/>
+          <w:sz w:val="24"/>
+          <w:szCs w:val="24"/>
+        </w:rPr>
+        <w:t xml:space="preserve">, canopy structure, environmental covariates, and spatially explicit validation would help determine which components of the observed spectral variation are most closely tied to evolutionary and functional diversity. In particular, linking phylogenetic differences to the </w:t>
+      </w:r>
+      <w:r>
+        <w:rPr>
+          <w:rFonts w:ascii="Times New Roman" w:eastAsia="Times New Roman" w:hAnsi="Times New Roman" w:cs="Times New Roman"/>
+          <w:sz w:val="24"/>
+          <w:szCs w:val="24"/>
+        </w:rPr>
         <w:lastRenderedPageBreak/>
-        <w:t>Metric selection is similarly important. A spectral metric that is highly sensitive to extreme observations may detect biologically meaningful differences, but it may also amplify canopy or illumination artifacts. Conversely, a metric that strongly smooths the spectral distribution may be more stable but can lose information contained in less common canopy conditions. The results here suggest that alpha hull and mean distance provided a useful balance for detecting phylogenetic biodiversity, while Rao's Q was more sensitive to the extreme portion of the spectral distribution.</w:t>
-      </w:r>
-    </w:p>
-    <w:p>
-      <w:pPr>
-        <w:rPr>
-          <w:rFonts w:ascii="Times New Roman" w:eastAsia="Times New Roman" w:hAnsi="Times New Roman" w:cs="Times New Roman"/>
-          <w:sz w:val="24"/>
-          <w:szCs w:val="24"/>
-        </w:rPr>
-      </w:pPr>
-      <w:r>
-        <w:rPr>
-          <w:rFonts w:ascii="Times New Roman" w:eastAsia="Times New Roman" w:hAnsi="Times New Roman" w:cs="Times New Roman"/>
-          <w:sz w:val="24"/>
-          <w:szCs w:val="24"/>
-        </w:rPr>
-        <w:t>The moderate strength of the relationships also places an important limit on interpretation. Spectral heterogeneity does not provide a direct measurement of biodiversity. It represents an integrated response to leaf traits, canopy structure, illumination, environmental conditions, and species composition. The value of hyperspectral remote sensing is therefore not that it replaces field-based biodiversity measurements, but that it can provide spatially continuous information about ecological variation that is difficult to measure across large areas using field surveys alone.</w:t>
-      </w:r>
-    </w:p>
-    <w:p>
-      <w:pPr>
-        <w:rPr>
-          <w:rFonts w:ascii="Times New Roman" w:eastAsia="Times New Roman" w:hAnsi="Times New Roman" w:cs="Times New Roman"/>
-          <w:sz w:val="24"/>
-          <w:szCs w:val="24"/>
-        </w:rPr>
-      </w:pPr>
-      <w:r>
-        <w:rPr>
-          <w:rFonts w:ascii="Times New Roman" w:eastAsia="Times New Roman" w:hAnsi="Times New Roman" w:cs="Times New Roman"/>
-          <w:sz w:val="24"/>
-          <w:szCs w:val="24"/>
-        </w:rPr>
-        <w:t xml:space="preserve">Future work that combines spectral data with functional traits, species-level spectral </w:t>
-      </w:r>
-      <w:r>
-        <w:rPr>
-          <w:rFonts w:ascii="Times New Roman" w:eastAsia="Times New Roman" w:hAnsi="Times New Roman" w:cs="Times New Roman"/>
-          <w:sz w:val="24"/>
-          <w:szCs w:val="24"/>
-        </w:rPr>
-        <w:t>libraries</w:t>
-      </w:r>
-      <w:r>
-        <w:rPr>
-          <w:rFonts w:ascii="Times New Roman" w:eastAsia="Times New Roman" w:hAnsi="Times New Roman" w:cs="Times New Roman"/>
-          <w:sz w:val="24"/>
-          <w:szCs w:val="24"/>
-        </w:rPr>
-        <w:t xml:space="preserve">, canopy structure, environmental covariates, and spatially explicit validation would help determine which components of the observed spectral variation are most closely tied to evolutionary and functional diversity. In particular, linking phylogenetic differences to the specific leaf and canopy traits responsible for spectral differences would provide a stronger mechanistic test of the </w:t>
+        <w:t xml:space="preserve">specific leaf and canopy traits responsible for spectral differences would provide a stronger mechanistic test of the </w:t>
       </w:r>
       <w:r>
         <w:rPr>
@@ -9364,8 +14739,6 @@
       <w:r>
         <w:t>hj</w:t>
       </w:r>
-      <w:bookmarkStart w:id="14" w:name="_GoBack"/>
-      <w:bookmarkEnd w:id="14"/>
     </w:p>
     <w:sectPr>
       <w:pgSz w:w="12240" w:h="15840"/>
@@ -9379,7 +14752,7 @@
 
 <file path=word/comments.xml><?xml version="1.0" encoding="utf-8"?>
 <w:comments xmlns:wpc="http://schemas.microsoft.com/office/word/2010/wordprocessingCanvas" xmlns:cx="http://schemas.microsoft.com/office/drawing/2014/chartex" xmlns:cx1="http://schemas.microsoft.com/office/drawing/2015/9/8/chartex" xmlns:cx2="http://schemas.microsoft.com/office/drawing/2015/10/21/chartex" xmlns:cx3="http://schemas.microsoft.com/office/drawing/2016/5/9/chartex" xmlns:cx4="http://schemas.microsoft.com/office/drawing/2016/5/10/chartex" xmlns:cx5="http://schemas.microsoft.com/office/drawing/2016/5/11/chartex" xmlns:cx6="http://schemas.microsoft.com/office/drawing/2016/5/12/chartex" xmlns:cx7="http://schemas.microsoft.com/office/drawing/2016/5/13/chartex" xmlns:cx8="http://schemas.microsoft.com/office/drawing/2016/5/14/chartex" xmlns:mc="http://schemas.openxmlformats.org/markup-compatibility/2006" xmlns:aink="http://schemas.microsoft.com/office/drawing/2016/ink" xmlns:am3d="http://schemas.microsoft.com/office/drawing/2017/model3d" xmlns:o="urn:schemas-microsoft-com:office:office" xmlns:r="http://schemas.openxmlformats.org/officeDocument/2006/relationships" xmlns:m="http://schemas.openxmlformats.org/officeDocument/2006/math" xmlns:v="urn:schemas-microsoft-com:vml" xmlns:wp14="http://schemas.microsoft.com/office/word/2010/wordprocessingDrawing" xmlns:wp="http://schemas.openxmlformats.org/drawingml/2006/wordprocessingDrawing" xmlns:w10="urn:schemas-microsoft-com:office:word" xmlns:w="http://schemas.openxmlformats.org/wordprocessingml/2006/main" xmlns:w14="http://schemas.microsoft.com/office/word/2010/wordml" xmlns:w15="http://schemas.microsoft.com/office/word/2012/wordml" xmlns:w16cid="http://schemas.microsoft.com/office/word/2016/wordml/cid" xmlns:w16se="http://schemas.microsoft.com/office/word/2015/wordml/symex" xmlns:wpg="http://schemas.microsoft.com/office/word/2010/wordprocessingGroup" xmlns:wpi="http://schemas.microsoft.com/office/word/2010/wordprocessingInk" xmlns:wne="http://schemas.microsoft.com/office/word/2006/wordml" xmlns:wps="http://schemas.microsoft.com/office/word/2010/wordprocessingShape" mc:Ignorable="w14 w15 w16se w16cid wp14">
-  <w:comment w:id="1" w:author="PaintRock" w:date="2026-08-12T13:59:00Z" w:initials="P">
+  <w:comment w:id="1" w:author="Evan Tenorio" w:date="2026-08-27T16:37:00Z" w:initials="P">
     <w:p>
       <w:pPr>
         <w:pStyle w:val="CommentText"/>
@@ -9391,6 +14764,22 @@
         <w:annotationRef/>
       </w:r>
       <w:r>
+        <w:t>ref</w:t>
+      </w:r>
+    </w:p>
+  </w:comment>
+  <w:comment w:id="3" w:author="PaintRock" w:date="2026-08-12T13:59:00Z" w:initials="P">
+    <w:p>
+      <w:pPr>
+        <w:pStyle w:val="CommentText"/>
+      </w:pPr>
+      <w:r>
+        <w:rPr>
+          <w:rStyle w:val="CommentReference"/>
+        </w:rPr>
+        <w:annotationRef/>
+      </w:r>
+      <w:r>
         <w:t xml:space="preserve">Included all measures but will narrow down to only what is used in the final </w:t>
       </w:r>
       <w:proofErr w:type="spellStart"/>
@@ -9400,7 +14789,7 @@
       <w:proofErr w:type="spellEnd"/>
     </w:p>
   </w:comment>
-  <w:comment w:id="3" w:author="Evan Tenorio" w:date="2026-08-21T11:46:00Z" w:initials="P">
+  <w:comment w:id="5" w:author="Evan Tenorio" w:date="2026-08-21T11:46:00Z" w:initials="P">
     <w:p>
       <w:pPr>
         <w:pStyle w:val="CommentText"/>
@@ -9416,7 +14805,7 @@
       </w:r>
     </w:p>
   </w:comment>
-  <w:comment w:id="6" w:author="PaintRock" w:date="2026-08-12T14:08:00Z" w:initials="P">
+  <w:comment w:id="8" w:author="PaintRock" w:date="2026-08-12T14:08:00Z" w:initials="P">
     <w:p>
       <w:pPr>
         <w:pStyle w:val="CommentText"/>
@@ -9432,7 +14821,7 @@
       </w:r>
     </w:p>
   </w:comment>
-  <w:comment w:id="11" w:author="Evan Tenorio" w:date="2026-08-21T15:35:00Z" w:initials="P">
+  <w:comment w:id="13" w:author="Evan Tenorio" w:date="2026-08-21T15:35:00Z" w:initials="P">
     <w:p>
       <w:pPr>
         <w:pStyle w:val="CommentText"/>
@@ -9448,7 +14837,7 @@
       </w:r>
     </w:p>
   </w:comment>
-  <w:comment w:id="12" w:author="Evan Tenorio" w:date="2026-08-21T15:39:00Z" w:initials="P">
+  <w:comment w:id="14" w:author="Evan Tenorio" w:date="2026-08-21T15:39:00Z" w:initials="P">
     <w:p>
       <w:pPr>
         <w:pStyle w:val="CommentText"/>
@@ -9464,7 +14853,7 @@
       </w:r>
     </w:p>
   </w:comment>
-  <w:comment w:id="13" w:author="Evan Tenorio" w:date="2026-08-27T13:46:00Z" w:initials="P">
+  <w:comment w:id="16" w:author="Evan Tenorio" w:date="2026-08-27T13:46:00Z" w:initials="P">
     <w:p>
       <w:pPr>
         <w:pStyle w:val="CommentText"/>
@@ -9485,7 +14874,8 @@
 
 <file path=word/commentsExtended.xml><?xml version="1.0" encoding="utf-8"?>
 <w15:commentsEx xmlns:wpc="http://schemas.microsoft.com/office/word/2010/wordprocessingCanvas" xmlns:cx="http://schemas.microsoft.com/office/drawing/2014/chartex" xmlns:cx1="http://schemas.microsoft.com/office/drawing/2015/9/8/chartex" xmlns:cx2="http://schemas.microsoft.com/office/drawing/2015/10/21/chartex" xmlns:cx3="http://schemas.microsoft.com/office/drawing/2016/5/9/chartex" xmlns:cx4="http://schemas.microsoft.com/office/drawing/2016/5/10/chartex" xmlns:cx5="http://schemas.microsoft.com/office/drawing/2016/5/11/chartex" xmlns:cx6="http://schemas.microsoft.com/office/drawing/2016/5/12/chartex" xmlns:cx7="http://schemas.microsoft.com/office/drawing/2016/5/13/chartex" xmlns:cx8="http://schemas.microsoft.com/office/drawing/2016/5/14/chartex" xmlns:mc="http://schemas.openxmlformats.org/markup-compatibility/2006" xmlns:aink="http://schemas.microsoft.com/office/drawing/2016/ink" xmlns:am3d="http://schemas.microsoft.com/office/drawing/2017/model3d" xmlns:o="urn:schemas-microsoft-com:office:office" xmlns:r="http://schemas.openxmlformats.org/officeDocument/2006/relationships" xmlns:m="http://schemas.openxmlformats.org/officeDocument/2006/math" xmlns:v="urn:schemas-microsoft-com:vml" xmlns:wp14="http://schemas.microsoft.com/office/word/2010/wordprocessingDrawing" xmlns:wp="http://schemas.openxmlformats.org/drawingml/2006/wordprocessingDrawing" xmlns:w10="urn:schemas-microsoft-com:office:word" xmlns:w="http://schemas.openxmlformats.org/wordprocessingml/2006/main" xmlns:w14="http://schemas.microsoft.com/office/word/2010/wordml" xmlns:w15="http://schemas.microsoft.com/office/word/2012/wordml" xmlns:w16cid="http://schemas.microsoft.com/office/word/2016/wordml/cid" xmlns:w16se="http://schemas.microsoft.com/office/word/2015/wordml/symex" xmlns:wpg="http://schemas.microsoft.com/office/word/2010/wordprocessingGroup" xmlns:wpi="http://schemas.microsoft.com/office/word/2010/wordprocessingInk" xmlns:wne="http://schemas.microsoft.com/office/word/2006/wordml" xmlns:wps="http://schemas.microsoft.com/office/word/2010/wordprocessingShape" mc:Ignorable="w14 w15 w16se w16cid wp14">
-  <w15:commentEx w15:paraId="3C353913" w15:done="0"/>
+  <w15:commentEx w15:paraId="43DF31C3" w15:done="0"/>
+  <w15:commentEx w15:paraId="3C353913" w15:done="1"/>
   <w15:commentEx w15:paraId="60DB68CA" w15:done="0"/>
   <w15:commentEx w15:paraId="5C4FF3E2" w15:done="1"/>
   <w15:commentEx w15:paraId="024C1187" w15:done="0"/>
@@ -9496,6 +14886,7 @@
 
 <file path=word/commentsIds.xml><?xml version="1.0" encoding="utf-8"?>
 <w16cid:commentsIds xmlns:wpc="http://schemas.microsoft.com/office/word/2010/wordprocessingCanvas" xmlns:cx="http://schemas.microsoft.com/office/drawing/2014/chartex" xmlns:cx1="http://schemas.microsoft.com/office/drawing/2015/9/8/chartex" xmlns:cx2="http://schemas.microsoft.com/office/drawing/2015/10/21/chartex" xmlns:cx3="http://schemas.microsoft.com/office/drawing/2016/5/9/chartex" xmlns:cx4="http://schemas.microsoft.com/office/drawing/2016/5/10/chartex" xmlns:cx5="http://schemas.microsoft.com/office/drawing/2016/5/11/chartex" xmlns:cx6="http://schemas.microsoft.com/office/drawing/2016/5/12/chartex" xmlns:cx7="http://schemas.microsoft.com/office/drawing/2016/5/13/chartex" xmlns:cx8="http://schemas.microsoft.com/office/drawing/2016/5/14/chartex" xmlns:mc="http://schemas.openxmlformats.org/markup-compatibility/2006" xmlns:aink="http://schemas.microsoft.com/office/drawing/2016/ink" xmlns:am3d="http://schemas.microsoft.com/office/drawing/2017/model3d" xmlns:o="urn:schemas-microsoft-com:office:office" xmlns:r="http://schemas.openxmlformats.org/officeDocument/2006/relationships" xmlns:m="http://schemas.openxmlformats.org/officeDocument/2006/math" xmlns:v="urn:schemas-microsoft-com:vml" xmlns:wp14="http://schemas.microsoft.com/office/word/2010/wordprocessingDrawing" xmlns:wp="http://schemas.openxmlformats.org/drawingml/2006/wordprocessingDrawing" xmlns:w10="urn:schemas-microsoft-com:office:word" xmlns:w="http://schemas.openxmlformats.org/wordprocessingml/2006/main" xmlns:w14="http://schemas.microsoft.com/office/word/2010/wordml" xmlns:w15="http://schemas.microsoft.com/office/word/2012/wordml" xmlns:w16cid="http://schemas.microsoft.com/office/word/2016/wordml/cid" xmlns:w16se="http://schemas.microsoft.com/office/word/2015/wordml/symex" xmlns:wpg="http://schemas.microsoft.com/office/word/2010/wordprocessingGroup" xmlns:wpi="http://schemas.microsoft.com/office/word/2010/wordprocessingInk" xmlns:wne="http://schemas.microsoft.com/office/word/2006/wordml" xmlns:wps="http://schemas.microsoft.com/office/word/2010/wordprocessingShape" mc:Ignorable="w14 w15 w16se w16cid wp14">
+  <w16cid:commentId w16cid:paraId="43DF31C3" w16cid:durableId="2E3AE634"/>
   <w16cid:commentId w16cid:paraId="3C353913" w16cid:durableId="2E26FAAE"/>
   <w16cid:commentId w16cid:paraId="60DB68CA" w16cid:durableId="2E32B910"/>
   <w16cid:commentId w16cid:paraId="5C4FF3E2" w16cid:durableId="2E26FCDD"/>
@@ -9505,13 +14896,110 @@
 </w16cid:commentsIds>
 </file>
 
+<file path=word/numbering.xml><?xml version="1.0" encoding="utf-8"?>
+<w:numbering xmlns:wpc="http://schemas.microsoft.com/office/word/2010/wordprocessingCanvas" xmlns:cx="http://schemas.microsoft.com/office/drawing/2014/chartex" xmlns:cx1="http://schemas.microsoft.com/office/drawing/2015/9/8/chartex" xmlns:cx2="http://schemas.microsoft.com/office/drawing/2015/10/21/chartex" xmlns:cx3="http://schemas.microsoft.com/office/drawing/2016/5/9/chartex" xmlns:cx4="http://schemas.microsoft.com/office/drawing/2016/5/10/chartex" xmlns:cx5="http://schemas.microsoft.com/office/drawing/2016/5/11/chartex" xmlns:cx6="http://schemas.microsoft.com/office/drawing/2016/5/12/chartex" xmlns:cx7="http://schemas.microsoft.com/office/drawing/2016/5/13/chartex" xmlns:cx8="http://schemas.microsoft.com/office/drawing/2016/5/14/chartex" xmlns:mc="http://schemas.openxmlformats.org/markup-compatibility/2006" xmlns:aink="http://schemas.microsoft.com/office/drawing/2016/ink" xmlns:am3d="http://schemas.microsoft.com/office/drawing/2017/model3d" xmlns:o="urn:schemas-microsoft-com:office:office" xmlns:r="http://schemas.openxmlformats.org/officeDocument/2006/relationships" xmlns:m="http://schemas.openxmlformats.org/officeDocument/2006/math" xmlns:v="urn:schemas-microsoft-com:vml" xmlns:wp14="http://schemas.microsoft.com/office/word/2010/wordprocessingDrawing" xmlns:wp="http://schemas.openxmlformats.org/drawingml/2006/wordprocessingDrawing" xmlns:w10="urn:schemas-microsoft-com:office:word" xmlns:w="http://schemas.openxmlformats.org/wordprocessingml/2006/main" xmlns:w14="http://schemas.microsoft.com/office/word/2010/wordml" xmlns:w15="http://schemas.microsoft.com/office/word/2012/wordml" xmlns:w16cid="http://schemas.microsoft.com/office/word/2016/wordml/cid" xmlns:w16se="http://schemas.microsoft.com/office/word/2015/wordml/symex" xmlns:wpg="http://schemas.microsoft.com/office/word/2010/wordprocessingGroup" xmlns:wpi="http://schemas.microsoft.com/office/word/2010/wordprocessingInk" xmlns:wne="http://schemas.microsoft.com/office/word/2006/wordml" xmlns:wps="http://schemas.microsoft.com/office/word/2010/wordprocessingShape" mc:Ignorable="w14 w15 w16se w16cid wp14">
+  <w:abstractNum w:abstractNumId="0" w15:restartNumberingAfterBreak="0">
+    <w:nsid w:val="6556716E"/>
+    <w:multiLevelType w:val="hybridMultilevel"/>
+    <w:tmpl w:val="A4222ED0"/>
+    <w:lvl w:ilvl="0" w:tplc="0409000F">
+      <w:start w:val="1"/>
+      <w:numFmt w:val="decimal"/>
+      <w:lvlText w:val="%1."/>
+      <w:lvlJc w:val="left"/>
+      <w:pPr>
+        <w:ind w:left="720" w:hanging="360"/>
+      </w:pPr>
+      <w:rPr>
+        <w:rFonts w:hint="default"/>
+      </w:rPr>
+    </w:lvl>
+    <w:lvl w:ilvl="1" w:tplc="04090019" w:tentative="1">
+      <w:start w:val="1"/>
+      <w:numFmt w:val="lowerLetter"/>
+      <w:lvlText w:val="%2."/>
+      <w:lvlJc w:val="left"/>
+      <w:pPr>
+        <w:ind w:left="1440" w:hanging="360"/>
+      </w:pPr>
+    </w:lvl>
+    <w:lvl w:ilvl="2" w:tplc="0409001B" w:tentative="1">
+      <w:start w:val="1"/>
+      <w:numFmt w:val="lowerRoman"/>
+      <w:lvlText w:val="%3."/>
+      <w:lvlJc w:val="right"/>
+      <w:pPr>
+        <w:ind w:left="2160" w:hanging="180"/>
+      </w:pPr>
+    </w:lvl>
+    <w:lvl w:ilvl="3" w:tplc="0409000F" w:tentative="1">
+      <w:start w:val="1"/>
+      <w:numFmt w:val="decimal"/>
+      <w:lvlText w:val="%4."/>
+      <w:lvlJc w:val="left"/>
+      <w:pPr>
+        <w:ind w:left="2880" w:hanging="360"/>
+      </w:pPr>
+    </w:lvl>
+    <w:lvl w:ilvl="4" w:tplc="04090019" w:tentative="1">
+      <w:start w:val="1"/>
+      <w:numFmt w:val="lowerLetter"/>
+      <w:lvlText w:val="%5."/>
+      <w:lvlJc w:val="left"/>
+      <w:pPr>
+        <w:ind w:left="3600" w:hanging="360"/>
+      </w:pPr>
+    </w:lvl>
+    <w:lvl w:ilvl="5" w:tplc="0409001B" w:tentative="1">
+      <w:start w:val="1"/>
+      <w:numFmt w:val="lowerRoman"/>
+      <w:lvlText w:val="%6."/>
+      <w:lvlJc w:val="right"/>
+      <w:pPr>
+        <w:ind w:left="4320" w:hanging="180"/>
+      </w:pPr>
+    </w:lvl>
+    <w:lvl w:ilvl="6" w:tplc="0409000F" w:tentative="1">
+      <w:start w:val="1"/>
+      <w:numFmt w:val="decimal"/>
+      <w:lvlText w:val="%7."/>
+      <w:lvlJc w:val="left"/>
+      <w:pPr>
+        <w:ind w:left="5040" w:hanging="360"/>
+      </w:pPr>
+    </w:lvl>
+    <w:lvl w:ilvl="7" w:tplc="04090019" w:tentative="1">
+      <w:start w:val="1"/>
+      <w:numFmt w:val="lowerLetter"/>
+      <w:lvlText w:val="%8."/>
+      <w:lvlJc w:val="left"/>
+      <w:pPr>
+        <w:ind w:left="5760" w:hanging="360"/>
+      </w:pPr>
+    </w:lvl>
+    <w:lvl w:ilvl="8" w:tplc="0409001B" w:tentative="1">
+      <w:start w:val="1"/>
+      <w:numFmt w:val="lowerRoman"/>
+      <w:lvlText w:val="%9."/>
+      <w:lvlJc w:val="right"/>
+      <w:pPr>
+        <w:ind w:left="6480" w:hanging="180"/>
+      </w:pPr>
+    </w:lvl>
+  </w:abstractNum>
+  <w:num w:numId="1">
+    <w:abstractNumId w:val="0"/>
+  </w:num>
+</w:numbering>
+</file>
+
 <file path=word/people.xml><?xml version="1.0" encoding="utf-8"?>
 <w15:people xmlns:wpc="http://schemas.microsoft.com/office/word/2010/wordprocessingCanvas" xmlns:cx="http://schemas.microsoft.com/office/drawing/2014/chartex" xmlns:cx1="http://schemas.microsoft.com/office/drawing/2015/9/8/chartex" xmlns:cx2="http://schemas.microsoft.com/office/drawing/2015/10/21/chartex" xmlns:cx3="http://schemas.microsoft.com/office/drawing/2016/5/9/chartex" xmlns:cx4="http://schemas.microsoft.com/office/drawing/2016/5/10/chartex" xmlns:cx5="http://schemas.microsoft.com/office/drawing/2016/5/11/chartex" xmlns:cx6="http://schemas.microsoft.com/office/drawing/2016/5/12/chartex" xmlns:cx7="http://schemas.microsoft.com/office/drawing/2016/5/13/chartex" xmlns:cx8="http://schemas.microsoft.com/office/drawing/2016/5/14/chartex" xmlns:mc="http://schemas.openxmlformats.org/markup-compatibility/2006" xmlns:aink="http://schemas.microsoft.com/office/drawing/2016/ink" xmlns:am3d="http://schemas.microsoft.com/office/drawing/2017/model3d" xmlns:o="urn:schemas-microsoft-com:office:office" xmlns:r="http://schemas.openxmlformats.org/officeDocument/2006/relationships" xmlns:m="http://schemas.openxmlformats.org/officeDocument/2006/math" xmlns:v="urn:schemas-microsoft-com:vml" xmlns:wp14="http://schemas.microsoft.com/office/word/2010/wordprocessingDrawing" xmlns:wp="http://schemas.openxmlformats.org/drawingml/2006/wordprocessingDrawing" xmlns:w10="urn:schemas-microsoft-com:office:word" xmlns:w="http://schemas.openxmlformats.org/wordprocessingml/2006/main" xmlns:w14="http://schemas.microsoft.com/office/word/2010/wordml" xmlns:w15="http://schemas.microsoft.com/office/word/2012/wordml" xmlns:w16cid="http://schemas.microsoft.com/office/word/2016/wordml/cid" xmlns:w16se="http://schemas.microsoft.com/office/word/2015/wordml/symex" xmlns:wpg="http://schemas.microsoft.com/office/word/2010/wordprocessingGroup" xmlns:wpi="http://schemas.microsoft.com/office/word/2010/wordprocessingInk" xmlns:wne="http://schemas.microsoft.com/office/word/2006/wordml" xmlns:wps="http://schemas.microsoft.com/office/word/2010/wordprocessingShape" mc:Ignorable="w14 w15 w16se w16cid wp14">
+  <w15:person w15:author="Evan Tenorio">
+    <w15:presenceInfo w15:providerId="None" w15:userId="Evan Tenorio"/>
+  </w15:person>
   <w15:person w15:author="PaintRock">
     <w15:presenceInfo w15:providerId="Windows Live" w15:userId="6e4bbb5638bc275b"/>
-  </w15:person>
-  <w15:person w15:author="Evan Tenorio">
-    <w15:presenceInfo w15:providerId="None" w15:userId="Evan Tenorio"/>
   </w15:person>
 </w15:people>
 </file>
@@ -10138,6 +15626,17 @@
       <w:szCs w:val="26"/>
     </w:rPr>
   </w:style>
+  <w:style w:type="paragraph" w:styleId="ListParagraph">
+    <w:name w:val="List Paragraph"/>
+    <w:basedOn w:val="Normal"/>
+    <w:uiPriority w:val="34"/>
+    <w:qFormat/>
+    <w:rsid w:val="00D03406"/>
+    <w:pPr>
+      <w:ind w:left="720"/>
+      <w:contextualSpacing/>
+    </w:pPr>
+  </w:style>
 </w:styles>
 </file>
 
